--- a/paper/Optimized Multi-Scale Feature Fusion with BGL-YOLO11 for Aerial Object Detection.docx
+++ b/paper/Optimized Multi-Scale Feature Fusion with BGL-YOLO11 for Aerial Object Detection.docx
@@ -22,20 +22,21 @@
       <w:pPr>
         <w:pStyle w:val="MDPI13authornames"/>
         <w:rPr>
+          <w:rFonts w:eastAsiaTheme="minorEastAsia"/>
+          <w:lang w:eastAsia="zh-CN"/>
+        </w:rPr>
+      </w:pPr>
+      <w:r>
+        <w:rPr>
           <w:rFonts w:eastAsiaTheme="minorEastAsia" w:hint="eastAsia"/>
           <w:lang w:eastAsia="zh-CN"/>
         </w:rPr>
-      </w:pPr>
-      <w:r>
-        <w:rPr>
-          <w:rFonts w:eastAsiaTheme="minorEastAsia" w:hint="eastAsia"/>
-          <w:lang w:eastAsia="zh-CN"/>
-        </w:rPr>
         <w:t>Donghai Peng</w:t>
       </w:r>
       <w:r>
         <w:t xml:space="preserve"> </w:t>
       </w:r>
+      <w:proofErr w:type="gramStart"/>
       <w:r>
         <w:rPr>
           <w:vertAlign w:val="superscript"/>
@@ -50,6 +51,7 @@
         </w:rPr>
         <w:t>,*</w:t>
       </w:r>
+      <w:proofErr w:type="gramEnd"/>
       <w:r>
         <w:t xml:space="preserve">, </w:t>
       </w:r>
@@ -266,10 +268,12 @@
         <w:t xml:space="preserve">School of Information </w:t>
       </w:r>
       <w:proofErr w:type="spellStart"/>
+      <w:proofErr w:type="gramStart"/>
       <w:r>
         <w:t>Engineering,Shaoguan</w:t>
       </w:r>
       <w:proofErr w:type="spellEnd"/>
+      <w:proofErr w:type="gramEnd"/>
       <w:r>
         <w:t xml:space="preserve"> University, </w:t>
       </w:r>
@@ -279,7 +283,15 @@
       </w:r>
       <w:proofErr w:type="spellEnd"/>
       <w:r>
-        <w:t xml:space="preserve"> 512005,China; semhaq@163.com</w:t>
+        <w:t xml:space="preserve"> </w:t>
+      </w:r>
+      <w:proofErr w:type="gramStart"/>
+      <w:r>
+        <w:t>512005,China</w:t>
+      </w:r>
+      <w:proofErr w:type="gramEnd"/>
+      <w:r>
+        <w:t>; semhaq@163.com</w:t>
       </w:r>
     </w:p>
     <w:p>
@@ -299,19 +311,29 @@
         <w:t xml:space="preserve">School of Computer Science, Hunan University of Technology and </w:t>
       </w:r>
       <w:proofErr w:type="spellStart"/>
+      <w:proofErr w:type="gramStart"/>
       <w:r>
         <w:t>Business,Changsha</w:t>
       </w:r>
       <w:proofErr w:type="spellEnd"/>
-      <w:r>
-        <w:t xml:space="preserve"> 410205,China; semhaqx@gmail.com</w:t>
+      <w:proofErr w:type="gramEnd"/>
+      <w:r>
+        <w:t xml:space="preserve"> </w:t>
+      </w:r>
+      <w:proofErr w:type="gramStart"/>
+      <w:r>
+        <w:t>410205,China</w:t>
+      </w:r>
+      <w:proofErr w:type="gramEnd"/>
+      <w:r>
+        <w:t>; semhaqx@gmail.com</w:t>
       </w:r>
     </w:p>
     <w:p>
       <w:pPr>
         <w:pStyle w:val="MDPI16affiliation"/>
         <w:rPr>
-          <w:rFonts w:eastAsiaTheme="minorEastAsia" w:hint="eastAsia"/>
+          <w:rFonts w:eastAsiaTheme="minorEastAsia"/>
           <w:lang w:eastAsia="zh-CN"/>
         </w:rPr>
       </w:pPr>
@@ -325,6 +347,7 @@
         <w:tab/>
         <w:t xml:space="preserve">Correspondence: </w:t>
       </w:r>
+      <w:proofErr w:type="gramStart"/>
       <w:r>
         <w:rPr>
           <w:rFonts w:eastAsiaTheme="minorEastAsia"/>
@@ -332,6 +355,7 @@
         </w:rPr>
         <w:t>semhaq@163.com;</w:t>
       </w:r>
+      <w:proofErr w:type="gramEnd"/>
     </w:p>
     <w:p>
       <w:pPr>
@@ -370,7 +394,15 @@
       </w:r>
       <w:proofErr w:type="spellEnd"/>
       <w:r>
-        <w:t xml:space="preserve">), Global-Local Spatial Attention Module (GLSA), and Lightweight Adaptive Weight </w:t>
+        <w:t xml:space="preserve">), Global-Local </w:t>
+      </w:r>
+      <w:proofErr w:type="gramStart"/>
+      <w:r>
+        <w:t>Spatial Attention</w:t>
+      </w:r>
+      <w:proofErr w:type="gramEnd"/>
+      <w:r>
+        <w:t xml:space="preserve"> Module (GLSA), and Lightweight Adaptive Weight </w:t>
       </w:r>
       <w:proofErr w:type="spellStart"/>
       <w:r>
@@ -471,23 +503,39 @@
       <w:pPr>
         <w:pStyle w:val="MDPI31text"/>
         <w:rPr>
-          <w:rFonts w:eastAsiaTheme="minorEastAsia" w:hint="eastAsia"/>
-          <w:lang w:eastAsia="zh-CN"/>
-        </w:rPr>
-      </w:pPr>
-      <w:r>
-        <w:rPr>
           <w:rFonts w:eastAsiaTheme="minorEastAsia"/>
           <w:lang w:eastAsia="zh-CN"/>
         </w:rPr>
-        <w:t>With the rapid development of deep learning and computer vision technologies, object detection has become a crucial task in numerous real-world applications, ranging from autonomous driving and surveillance to aerial monitoring via Unmanned Aerial Vehicles (UAVs). YOLO (You Only Look Once) models, due to their remarkable ability to balance speed and accuracy, have become the de facto standard for real-time object detection. In particular, YOLO models have gained widespread adoption across various domains, including intelligent transportation systems, security surveillance, and even aerial imaging for environmental monitoring. However, despite the success of YOLO in these domains, significant challenges remain when applying traditional YOLO models to specialized tasks, such as UAV-based detection.</w:t>
+      </w:pPr>
+      <w:r>
+        <w:rPr>
+          <w:rFonts w:eastAsiaTheme="minorEastAsia"/>
+          <w:lang w:eastAsia="zh-CN"/>
+        </w:rPr>
+        <w:t xml:space="preserve">With the rapid development of deep learning and computer vision technologies, object detection has become a crucial task in numerous real-world applications, ranging from autonomous driving and surveillance to aerial monitoring via Unmanned Aerial Vehicles (UAVs). YOLO (You Only Look Once) models, due to their remarkable ability to balance speed and accuracy, have become the de facto standard for real-time object detection. </w:t>
+      </w:r>
+      <w:proofErr w:type="gramStart"/>
+      <w:r>
+        <w:rPr>
+          <w:rFonts w:eastAsiaTheme="minorEastAsia"/>
+          <w:lang w:eastAsia="zh-CN"/>
+        </w:rPr>
+        <w:t>In particular, YOLO</w:t>
+      </w:r>
+      <w:proofErr w:type="gramEnd"/>
+      <w:r>
+        <w:rPr>
+          <w:rFonts w:eastAsiaTheme="minorEastAsia"/>
+          <w:lang w:eastAsia="zh-CN"/>
+        </w:rPr>
+        <w:t xml:space="preserve"> models have gained widespread adoption across various domains, including intelligent transportation systems, security surveillance, and even aerial imaging for environmental monitoring. However, despite the success of YOLO in these domains, significant challenges remain when applying traditional YOLO models to specialized tasks, such as UAV-based detection.</w:t>
       </w:r>
     </w:p>
     <w:p>
       <w:pPr>
         <w:pStyle w:val="MDPI31text"/>
         <w:rPr>
-          <w:rFonts w:eastAsiaTheme="minorEastAsia" w:hint="eastAsia"/>
+          <w:rFonts w:eastAsiaTheme="minorEastAsia"/>
           <w:lang w:eastAsia="zh-CN"/>
         </w:rPr>
       </w:pPr>
@@ -511,15 +559,15 @@
       <w:pPr>
         <w:pStyle w:val="MDPI31text"/>
         <w:rPr>
-          <w:rFonts w:eastAsiaTheme="minorEastAsia" w:hint="eastAsia"/>
-          <w:lang w:eastAsia="zh-CN"/>
-        </w:rPr>
-      </w:pPr>
-      <w:r>
-        <w:rPr>
           <w:rFonts w:eastAsiaTheme="minorEastAsia"/>
           <w:lang w:eastAsia="zh-CN"/>
         </w:rPr>
+      </w:pPr>
+      <w:r>
+        <w:rPr>
+          <w:rFonts w:eastAsiaTheme="minorEastAsia"/>
+          <w:lang w:eastAsia="zh-CN"/>
+        </w:rPr>
         <w:t xml:space="preserve">While existing YOLO models excel in detecting large objects in relatively simple environments, they struggle with small target detection in UAV scenarios. This is primarily due to their inability to adapt well to the variations in scale and the complex backgrounds characteristic of aerial imagery. Additionally, models pretrained on general-purpose datasets like COCO tend to underperform when directly applied to domain-specific datasets, such as </w:t>
       </w:r>
       <w:proofErr w:type="spellStart"/>
@@ -543,15 +591,15 @@
       <w:pPr>
         <w:pStyle w:val="MDPI31text"/>
         <w:rPr>
-          <w:rFonts w:eastAsiaTheme="minorEastAsia" w:hint="eastAsia"/>
-          <w:lang w:eastAsia="zh-CN"/>
-        </w:rPr>
-      </w:pPr>
-      <w:r>
-        <w:rPr>
           <w:rFonts w:eastAsiaTheme="minorEastAsia"/>
           <w:lang w:eastAsia="zh-CN"/>
         </w:rPr>
+      </w:pPr>
+      <w:r>
+        <w:rPr>
+          <w:rFonts w:eastAsiaTheme="minorEastAsia"/>
+          <w:lang w:eastAsia="zh-CN"/>
+        </w:rPr>
         <w:t>Addressing these limitations has prompted extensive research into various techniques aimed at improving the performance of object detection models in UAV-based environments. One key area of focus has been multi-scale feature fusion. The ability to integrate features from different scales within the neural network allows models to detect objects of varying sizes more effectively. Traditional multi-scale fusion methods, such as Feature Pyramid Networks (FPN) and Pyramid Attention Networks (PAN), have been widely used to enhance detection across different resolutions by combining features from different layers of the network. However, despite their successes, these methods are limited in their ability to efficiently process features from multiple scales, particularly in the context of UAV imagery where fine-grained details are crucial for small target detection.</w:t>
       </w:r>
     </w:p>
@@ -559,15 +607,15 @@
       <w:pPr>
         <w:pStyle w:val="MDPI31text"/>
         <w:rPr>
-          <w:rFonts w:eastAsiaTheme="minorEastAsia" w:hint="eastAsia"/>
-          <w:lang w:eastAsia="zh-CN"/>
-        </w:rPr>
-      </w:pPr>
-      <w:r>
-        <w:rPr>
           <w:rFonts w:eastAsiaTheme="minorEastAsia"/>
           <w:lang w:eastAsia="zh-CN"/>
         </w:rPr>
+      </w:pPr>
+      <w:r>
+        <w:rPr>
+          <w:rFonts w:eastAsiaTheme="minorEastAsia"/>
+          <w:lang w:eastAsia="zh-CN"/>
+        </w:rPr>
         <w:t>The introduction of Bidirectional Feature Pyramid Networks (</w:t>
       </w:r>
       <w:proofErr w:type="spellStart"/>
@@ -607,16 +655,32 @@
       <w:pPr>
         <w:pStyle w:val="MDPI31text"/>
         <w:rPr>
-          <w:rFonts w:eastAsiaTheme="minorEastAsia" w:hint="eastAsia"/>
-          <w:lang w:eastAsia="zh-CN"/>
-        </w:rPr>
-      </w:pPr>
-      <w:r>
-        <w:rPr>
           <w:rFonts w:eastAsiaTheme="minorEastAsia"/>
           <w:lang w:eastAsia="zh-CN"/>
         </w:rPr>
-        <w:t>Along with multi-scale fusion, attention mechanisms have become an integral part of modern object detection architectures. Attention modules, such as Squeeze-and-Excitation Networks (</w:t>
+      </w:pPr>
+      <w:r>
+        <w:rPr>
+          <w:rFonts w:eastAsiaTheme="minorEastAsia"/>
+          <w:lang w:eastAsia="zh-CN"/>
+        </w:rPr>
+        <w:t xml:space="preserve">Along with multi-scale fusion, attention mechanisms have become an integral part of modern object detection </w:t>
+      </w:r>
+      <w:proofErr w:type="gramStart"/>
+      <w:r>
+        <w:rPr>
+          <w:rFonts w:eastAsiaTheme="minorEastAsia"/>
+          <w:lang w:eastAsia="zh-CN"/>
+        </w:rPr>
+        <w:t>architectures</w:t>
+      </w:r>
+      <w:proofErr w:type="gramEnd"/>
+      <w:r>
+        <w:rPr>
+          <w:rFonts w:eastAsiaTheme="minorEastAsia"/>
+          <w:lang w:eastAsia="zh-CN"/>
+        </w:rPr>
+        <w:t>. Attention modules, such as Squeeze-and-Excitation Networks (</w:t>
       </w:r>
       <w:proofErr w:type="spellStart"/>
       <w:r>
@@ -639,7 +703,7 @@
       <w:pPr>
         <w:pStyle w:val="MDPI31text"/>
         <w:rPr>
-          <w:rFonts w:eastAsiaTheme="minorEastAsia" w:hint="eastAsia"/>
+          <w:rFonts w:eastAsiaTheme="minorEastAsia"/>
           <w:lang w:eastAsia="zh-CN"/>
         </w:rPr>
       </w:pPr>
@@ -742,158 +806,91 @@
       <w:pPr>
         <w:pStyle w:val="MDPI37itemize"/>
         <w:spacing w:after="60"/>
+      </w:pPr>
+      <w:r>
+        <w:t>LAWDS for Lightweight Feature Enhancement: LAWDS is introduced to adaptively recalibrate and enhance multi-scale features without significantly increasing the model's parameter count. This lightweight enhancement ensures that small object detection is improved while maintaining real-time processing speeds, making it suitable for deployment in resource-constrained environments like UAVs.</w:t>
+      </w:r>
+    </w:p>
+    <w:p>
+      <w:pPr>
+        <w:pStyle w:val="MDPI31text"/>
+        <w:rPr>
+          <w:rFonts w:eastAsiaTheme="minorEastAsia"/>
+          <w:lang w:eastAsia="zh-CN"/>
+        </w:rPr>
+      </w:pPr>
+      <w:r>
+        <w:rPr>
+          <w:rFonts w:eastAsiaTheme="minorEastAsia"/>
+          <w:lang w:eastAsia="zh-CN"/>
+        </w:rPr>
+        <w:t xml:space="preserve">This paper conducts extensive experiments on the </w:t>
+      </w:r>
+      <w:proofErr w:type="spellStart"/>
+      <w:r>
+        <w:rPr>
+          <w:rFonts w:eastAsiaTheme="minorEastAsia"/>
+          <w:lang w:eastAsia="zh-CN"/>
+        </w:rPr>
+        <w:t>VisDrone</w:t>
+      </w:r>
+      <w:proofErr w:type="spellEnd"/>
+      <w:r>
+        <w:rPr>
+          <w:rFonts w:eastAsiaTheme="minorEastAsia"/>
+          <w:lang w:eastAsia="zh-CN"/>
+        </w:rPr>
+        <w:t xml:space="preserve"> dataset to evaluate the performance of BGL-YOLO11 compared to the baseline YOLOv11 model. We also perform an ablation study, testing various combinations of the proposed modules to determine their individual and collaborative contributions. The results demonstrate significant improvements in both mAP@0.5 and mAP@0.5:0.95, alongside enhanced small target recall and minimal increase in computational cost.</w:t>
+      </w:r>
+    </w:p>
+    <w:p>
+      <w:pPr>
+        <w:pStyle w:val="MDPI31text"/>
+        <w:rPr>
+          <w:rFonts w:eastAsiaTheme="minorEastAsia"/>
+          <w:lang w:eastAsia="zh-CN"/>
+        </w:rPr>
+      </w:pPr>
+      <w:r>
+        <w:rPr>
+          <w:rFonts w:eastAsiaTheme="minorEastAsia"/>
+          <w:lang w:eastAsia="zh-CN"/>
+        </w:rPr>
+        <w:t xml:space="preserve">Overall, BGL-YOLO11 shows strong promise for real-world applications in UAV-based scenarios, including </w:t>
+      </w:r>
+      <w:proofErr w:type="spellStart"/>
+      <w:r>
+        <w:rPr>
+          <w:rFonts w:eastAsiaTheme="minorEastAsia"/>
+          <w:lang w:eastAsia="zh-CN"/>
+        </w:rPr>
+        <w:t>urbaan</w:t>
+      </w:r>
+      <w:proofErr w:type="spellEnd"/>
+      <w:r>
+        <w:rPr>
+          <w:rFonts w:eastAsiaTheme="minorEastAsia"/>
+          <w:lang w:eastAsia="zh-CN"/>
+        </w:rPr>
+        <w:t xml:space="preserve"> surveillance, infrastructure monitoring, and other inspection tasks where accurate detection of small, occluded, or distant objects is crucial. The proposed model addresses several critical challenges in UAV-based object detection, offering a balance of high accuracy, efficiency, and robustness, with potential applications in a wide range of industries.</w:t>
+      </w:r>
+    </w:p>
+    <w:p>
+      <w:pPr>
+        <w:pStyle w:val="MDPI21heading1"/>
+        <w:rPr>
+          <w:rFonts w:eastAsiaTheme="minorEastAsia"/>
+          <w:lang w:eastAsia="zh-CN"/>
+        </w:rPr>
+      </w:pPr>
+      <w:r>
+        <w:t xml:space="preserve">2. </w:t>
+      </w:r>
+      <w:r>
         <w:rPr>
           <w:rFonts w:hint="eastAsia"/>
         </w:rPr>
-      </w:pPr>
-      <w:r>
-        <w:t>LAWDS for Lightweight Feature Enhancement: LAWDS is introduced to adaptively recalibrate and enhance multi-scale features without significantly increasing the model's parameter count. This lightweight enhancement ensures that small object detection is improved while maintaining real-time processing speeds, making it suitable for deployment in resource-constrained environments like UAVs.</w:t>
-      </w:r>
-    </w:p>
-    <w:p>
-      <w:pPr>
-        <w:pStyle w:val="MDPI31text"/>
-        <w:rPr>
-          <w:rFonts w:eastAsiaTheme="minorEastAsia" w:hint="eastAsia"/>
-          <w:lang w:eastAsia="zh-CN"/>
-        </w:rPr>
-      </w:pPr>
-      <w:r>
-        <w:rPr>
-          <w:rFonts w:eastAsiaTheme="minorEastAsia"/>
-          <w:lang w:eastAsia="zh-CN"/>
-        </w:rPr>
-        <w:t xml:space="preserve">This paper conducts extensive experiments on the </w:t>
-      </w:r>
-      <w:proofErr w:type="spellStart"/>
-      <w:r>
-        <w:rPr>
-          <w:rFonts w:eastAsiaTheme="minorEastAsia"/>
-          <w:lang w:eastAsia="zh-CN"/>
-        </w:rPr>
-        <w:t>VisDrone</w:t>
-      </w:r>
-      <w:proofErr w:type="spellEnd"/>
-      <w:r>
-        <w:rPr>
-          <w:rFonts w:eastAsiaTheme="minorEastAsia"/>
-          <w:lang w:eastAsia="zh-CN"/>
-        </w:rPr>
-        <w:t xml:space="preserve"> dataset to evaluate the performance of BGL-YOLO11 compared to the baseline YOLOv11 model. We also perform an ablation study, testing various combinations of the proposed modules to determine their individual and collaborative contributions. The results demonstrate significant improvements in both mAP@0.5 and mAP@0.5:0.95, alongside enhanced small target recall and minimal increase in computational cost.</w:t>
-      </w:r>
-    </w:p>
-    <w:p>
-      <w:pPr>
-        <w:pStyle w:val="MDPI31text"/>
-        <w:rPr>
-          <w:rFonts w:eastAsiaTheme="minorEastAsia"/>
-          <w:lang w:eastAsia="zh-CN"/>
-        </w:rPr>
-      </w:pPr>
-      <w:r>
-        <w:rPr>
-          <w:rFonts w:eastAsiaTheme="minorEastAsia"/>
-          <w:lang w:eastAsia="zh-CN"/>
-        </w:rPr>
-        <w:t xml:space="preserve">Overall, BGL-YOLO11 shows strong promise for real-world applications in UAV-based scenarios, including </w:t>
-      </w:r>
-      <w:proofErr w:type="spellStart"/>
-      <w:r>
-        <w:rPr>
-          <w:rFonts w:eastAsiaTheme="minorEastAsia"/>
-          <w:lang w:eastAsia="zh-CN"/>
-        </w:rPr>
-        <w:t>urbaan</w:t>
-      </w:r>
-      <w:proofErr w:type="spellEnd"/>
-      <w:r>
-        <w:rPr>
-          <w:rFonts w:eastAsiaTheme="minorEastAsia"/>
-          <w:lang w:eastAsia="zh-CN"/>
-        </w:rPr>
-        <w:t xml:space="preserve"> surveillance, infrastructure monitoring, and other inspection tasks where accurate detection of small, occluded, or distant objects is crucial. The proposed model addresses several critical challenges in UAV-based object detection, offering a balance of high accuracy, efficiency, and robustness, with potential applications in a wide range of industries.</w:t>
-      </w:r>
-    </w:p>
-    <w:p>
-      <w:pPr>
-        <w:pStyle w:val="MDPI21heading1"/>
-        <w:rPr>
-          <w:rFonts w:hint="eastAsia"/>
-        </w:rPr>
-      </w:pPr>
-      <w:r>
-        <w:t xml:space="preserve">2. </w:t>
-      </w:r>
-      <w:r>
-        <w:rPr>
-          <w:rFonts w:hint="eastAsia"/>
-        </w:rPr>
         <w:t>Related Work</w:t>
-      </w:r>
-    </w:p>
-    <w:p>
-      <w:pPr>
-        <w:pStyle w:val="MDPI31text"/>
-      </w:pPr>
-      <w:r>
-        <w:t>The Materials and Methods should be described with sufficient details to allow others to replicate and build on the published results. Please note that the publication of your manuscript implicates that you must make all materials</w:t>
-      </w:r>
-      <w:r>
-        <w:t>, data, computer code, and protocols associated with the publication available to readers. Please disclose at the submission stage any restrictions on the availability of materials or information. New methods and protocols should be described in detail while well-established methods can be briefly described and appropriately cited.</w:t>
-      </w:r>
-    </w:p>
-    <w:p>
-      <w:pPr>
-        <w:pStyle w:val="MDPI31text"/>
-      </w:pPr>
-      <w:bookmarkStart w:id="0" w:name="page2"/>
-      <w:bookmarkEnd w:id="0"/>
-      <w:r>
-        <w:t>Research manuscripts reporting large datasets that are deposited in a publicly available database should specify where the data have been deposited and provide the relevant accession numbers. If the accession numbers have not yet been obtained at the time of submission, please state that they will be provided during review. They must be provided prior to publication.</w:t>
-      </w:r>
-    </w:p>
-    <w:p>
-      <w:pPr>
-        <w:pStyle w:val="MDPI31text"/>
-      </w:pPr>
-      <w:proofErr w:type="spellStart"/>
-      <w:r>
-        <w:t>Interventionary</w:t>
-      </w:r>
-      <w:proofErr w:type="spellEnd"/>
-      <w:r>
-        <w:t xml:space="preserve"> studies involving animals or humans</w:t>
-      </w:r>
-      <w:r>
-        <w:t>, and other studies that require ethical approval, must list the authority that provided approval and the corresponding ethical approval code.</w:t>
-      </w:r>
-    </w:p>
-    <w:p>
-      <w:pPr>
-        <w:pStyle w:val="MDPI31text"/>
-      </w:pPr>
-      <w:r>
-        <w:t>In this section, where applicable, authors are required to disclose details of how generative artificial intelligence (GenAI) has been used in this paper (e.g., to generate text, data, or graphics, or to assist in study design, data collection, analysis, or interpretation). The use of GenAI for superficial text editing (e.g., grammar, spelling, punctuation, and formatting) does not need to be declared.</w:t>
-      </w:r>
-    </w:p>
-    <w:p>
-      <w:pPr>
-        <w:pStyle w:val="MDPI21heading1"/>
-      </w:pPr>
-      <w:r>
-        <w:t>3. Results</w:t>
-      </w:r>
-    </w:p>
-    <w:p>
-      <w:pPr>
-        <w:pStyle w:val="MDPI31text"/>
-      </w:pPr>
-      <w:r>
-        <w:lastRenderedPageBreak/>
-        <w:t>This section may be divided by subheadings. It should provide a concise and precise description of the experimental results</w:t>
-      </w:r>
-      <w:r>
-        <w:t>, their interpretation, as well as the experimental conclusions that can be drawn.</w:t>
       </w:r>
     </w:p>
     <w:p>
@@ -901,6 +898,954 @@
         <w:pStyle w:val="MDPI22heading2"/>
         <w:spacing w:before="240"/>
         <w:rPr>
+          <w:rFonts w:eastAsiaTheme="minorEastAsia" w:hint="eastAsia"/>
+          <w:lang w:eastAsia="zh-CN"/>
+        </w:rPr>
+      </w:pPr>
+      <w:r>
+        <w:rPr>
+          <w:rFonts w:eastAsiaTheme="minorEastAsia" w:hint="eastAsia"/>
+          <w:lang w:eastAsia="zh-CN"/>
+        </w:rPr>
+        <w:t xml:space="preserve">2.1. </w:t>
+      </w:r>
+      <w:r>
+        <w:rPr>
+          <w:rFonts w:eastAsiaTheme="minorEastAsia"/>
+          <w:lang w:eastAsia="zh-CN"/>
+        </w:rPr>
+        <w:t>YOLO Series and Evolution</w:t>
+      </w:r>
+    </w:p>
+    <w:p>
+      <w:pPr>
+        <w:pStyle w:val="MDPI31text"/>
+        <w:rPr>
+          <w:rFonts w:eastAsiaTheme="minorEastAsia" w:hint="eastAsia"/>
+          <w:lang w:eastAsia="zh-CN"/>
+        </w:rPr>
+      </w:pPr>
+      <w:r>
+        <w:rPr>
+          <w:rFonts w:eastAsiaTheme="minorEastAsia"/>
+          <w:lang w:eastAsia="zh-CN"/>
+        </w:rPr>
+        <w:t>The YOLO (You Only Look Once) series of object detection models have seen multiple iterations, each offering improvements in speed, accuracy, and efficiency. The most recent, YOLOv11, represents a significant advancement over previous versions, particularly in its ability to handle small targets in complex environments. YOLO models are widely known for their real-time performance, achieving a balance between high detection accuracy and computational efficiency, making them suitable for various applications such as surveillance, autonomous driving, and UAV-based monitoring.</w:t>
+      </w:r>
+    </w:p>
+    <w:p>
+      <w:pPr>
+        <w:pStyle w:val="MDPI31text"/>
+        <w:rPr>
+          <w:rFonts w:eastAsiaTheme="minorEastAsia" w:hint="eastAsia"/>
+          <w:lang w:eastAsia="zh-CN"/>
+        </w:rPr>
+      </w:pPr>
+      <w:r>
+        <w:rPr>
+          <w:rFonts w:eastAsiaTheme="minorEastAsia"/>
+          <w:lang w:eastAsia="zh-CN"/>
+        </w:rPr>
+        <w:t>While earlier versions such as YOLOv3 and YOLOv4 were successful in various detection tasks, YOLOv11 introduces key architectural updates that set it apart. Notably, the upgrade from C2f to the C3k2 module in the backbone network optimizes feature extraction, enhancing the ability to detect smaller and more challenging targets. YOLOv11 also integrates a novel C2PSA (Cross-Stage Partial Attention) module that improves feature representation, particularly for occluded and multi-scale objects, a critical feature in real-world applications where target sizes and appearances can vary dramatically.</w:t>
+      </w:r>
+    </w:p>
+    <w:p>
+      <w:pPr>
+        <w:pStyle w:val="MDPI31text"/>
+        <w:rPr>
+          <w:rFonts w:eastAsiaTheme="minorEastAsia" w:hint="eastAsia"/>
+          <w:lang w:eastAsia="zh-CN"/>
+        </w:rPr>
+      </w:pPr>
+      <w:r>
+        <w:rPr>
+          <w:rFonts w:eastAsiaTheme="minorEastAsia"/>
+          <w:lang w:eastAsia="zh-CN"/>
+        </w:rPr>
+        <w:t xml:space="preserve">Despite the improvements in detection accuracy, challenges persist in deploying YOLOv11 in environments where the objects are highly variable in scale, occluded, or obscured by complex backgrounds. Traditional multi-scale feature fusion methods, such as Feature Pyramid Networks (FPN) and Pyramid Attention Networks (PAN), have been effective but often fail to handle more intricate scenarios, such as UAV-based surveillance tasks, where the scale of targets may differ significantly due to altitude variations or perspective distortions. To address this, YOLOv11 incorporates </w:t>
+      </w:r>
+      <w:proofErr w:type="spellStart"/>
+      <w:r>
+        <w:rPr>
+          <w:rFonts w:eastAsiaTheme="minorEastAsia"/>
+          <w:lang w:eastAsia="zh-CN"/>
+        </w:rPr>
+        <w:t>BiFPN</w:t>
+      </w:r>
+      <w:proofErr w:type="spellEnd"/>
+      <w:r>
+        <w:rPr>
+          <w:rFonts w:eastAsiaTheme="minorEastAsia"/>
+          <w:lang w:eastAsia="zh-CN"/>
+        </w:rPr>
+        <w:t xml:space="preserve"> (Bidirectional Feature </w:t>
+      </w:r>
+      <w:r>
+        <w:rPr>
+          <w:rFonts w:eastAsiaTheme="minorEastAsia"/>
+          <w:lang w:eastAsia="zh-CN"/>
+        </w:rPr>
+        <w:lastRenderedPageBreak/>
+        <w:t>Pyramid Network), which improves multi-scale feature fusion by enabling bidirectional communication between feature maps, thus better capturing fine details of small targets.</w:t>
+      </w:r>
+    </w:p>
+    <w:p>
+      <w:pPr>
+        <w:pStyle w:val="MDPI22heading2"/>
+        <w:spacing w:before="240"/>
+        <w:rPr>
+          <w:rFonts w:eastAsiaTheme="minorEastAsia" w:hint="eastAsia"/>
+          <w:lang w:eastAsia="zh-CN"/>
+        </w:rPr>
+      </w:pPr>
+      <w:r>
+        <w:rPr>
+          <w:rFonts w:eastAsiaTheme="minorEastAsia"/>
+          <w:lang w:eastAsia="zh-CN"/>
+        </w:rPr>
+        <w:t>2.2. Enhancements and Modifications to YOLOv11</w:t>
+      </w:r>
+    </w:p>
+    <w:p>
+      <w:pPr>
+        <w:pStyle w:val="MDPI31text"/>
+        <w:rPr>
+          <w:rFonts w:eastAsiaTheme="minorEastAsia" w:hint="eastAsia"/>
+          <w:lang w:eastAsia="zh-CN"/>
+        </w:rPr>
+      </w:pPr>
+      <w:r>
+        <w:rPr>
+          <w:rFonts w:eastAsiaTheme="minorEastAsia"/>
+          <w:lang w:eastAsia="zh-CN"/>
+        </w:rPr>
+        <w:t>Although YOLOv11 provides a solid foundation for object detection tasks, several improvements have been explored in the literature to further enhance its performance, particularly for UAV-based applications that demand high accuracy under challenging conditions. One of the key challenges in UAV-based object detection is dealing with the wide range of object scales and cluttered backgrounds. To address these issues, recent work has focused on integrating advanced attention mechanisms and optimizing feature fusion processes to boost the model's robustness.</w:t>
+      </w:r>
+    </w:p>
+    <w:p>
+      <w:pPr>
+        <w:pStyle w:val="MDPI31text"/>
+        <w:rPr>
+          <w:rFonts w:eastAsiaTheme="minorEastAsia" w:hint="eastAsia"/>
+          <w:lang w:eastAsia="zh-CN"/>
+        </w:rPr>
+      </w:pPr>
+      <w:r>
+        <w:rPr>
+          <w:rFonts w:eastAsiaTheme="minorEastAsia"/>
+          <w:lang w:eastAsia="zh-CN"/>
+        </w:rPr>
+        <w:t xml:space="preserve">The integration of attention mechanisms, such as </w:t>
+      </w:r>
+      <w:proofErr w:type="spellStart"/>
+      <w:r>
+        <w:rPr>
+          <w:rFonts w:eastAsiaTheme="minorEastAsia"/>
+          <w:lang w:eastAsia="zh-CN"/>
+        </w:rPr>
+        <w:t>SENet</w:t>
+      </w:r>
+      <w:proofErr w:type="spellEnd"/>
+      <w:r>
+        <w:rPr>
+          <w:rFonts w:eastAsiaTheme="minorEastAsia"/>
+          <w:lang w:eastAsia="zh-CN"/>
+        </w:rPr>
+        <w:t xml:space="preserve"> (Squeeze-and-Excitation Networks) and CBAM (Convolutional Block Attention Module), has shown to improve the model's focus on relevant features while suppressing background noise, which is critical in environments with high levels of occlusion. However, while attention mechanisms improve accuracy, they often come at the cost of increased computational demand, making it difficult to deploy such models on resource-constrained devices like drones.</w:t>
+      </w:r>
+    </w:p>
+    <w:p>
+      <w:pPr>
+        <w:pStyle w:val="MDPI31text"/>
+        <w:rPr>
+          <w:rFonts w:eastAsiaTheme="minorEastAsia" w:hint="eastAsia"/>
+          <w:lang w:eastAsia="zh-CN"/>
+        </w:rPr>
+      </w:pPr>
+      <w:r>
+        <w:rPr>
+          <w:rFonts w:eastAsiaTheme="minorEastAsia"/>
+          <w:lang w:eastAsia="zh-CN"/>
+        </w:rPr>
+        <w:t xml:space="preserve">To mitigate these challenges, this study proposes BGL-YOLO11, an enhanced version of YOLOv11, which incorporates three primary modifications aimed at improving small object detection in complex environments. The model integrates </w:t>
+      </w:r>
+      <w:proofErr w:type="spellStart"/>
+      <w:r>
+        <w:rPr>
+          <w:rFonts w:eastAsiaTheme="minorEastAsia"/>
+          <w:lang w:eastAsia="zh-CN"/>
+        </w:rPr>
+        <w:t>BiFPN</w:t>
+      </w:r>
+      <w:proofErr w:type="spellEnd"/>
+      <w:r>
+        <w:rPr>
+          <w:rFonts w:eastAsiaTheme="minorEastAsia"/>
+          <w:lang w:eastAsia="zh-CN"/>
+        </w:rPr>
+        <w:t xml:space="preserve"> for efficient multi-scale feature fusion, GLSA (Global-Local Spatial Attention) to further enhance feature sensitivity in complex backgrounds, and LAWDS (Lightweight Adaptive Weight </w:t>
+      </w:r>
+      <w:proofErr w:type="spellStart"/>
+      <w:r>
+        <w:rPr>
+          <w:rFonts w:eastAsiaTheme="minorEastAsia"/>
+          <w:lang w:eastAsia="zh-CN"/>
+        </w:rPr>
+        <w:t>Downsampling</w:t>
+      </w:r>
+      <w:proofErr w:type="spellEnd"/>
+      <w:r>
+        <w:rPr>
+          <w:rFonts w:eastAsiaTheme="minorEastAsia"/>
+          <w:lang w:eastAsia="zh-CN"/>
+        </w:rPr>
+        <w:t>), which reduces computational overhead while maintaining accuracy.</w:t>
+      </w:r>
+    </w:p>
+    <w:p>
+      <w:pPr>
+        <w:pStyle w:val="MDPI31text"/>
+        <w:rPr>
+          <w:rFonts w:eastAsiaTheme="minorEastAsia" w:hint="eastAsia"/>
+          <w:lang w:eastAsia="zh-CN"/>
+        </w:rPr>
+      </w:pPr>
+      <w:r>
+        <w:rPr>
+          <w:rFonts w:eastAsiaTheme="minorEastAsia"/>
+          <w:lang w:eastAsia="zh-CN"/>
+        </w:rPr>
+        <w:t xml:space="preserve">The </w:t>
+      </w:r>
+      <w:proofErr w:type="spellStart"/>
+      <w:r>
+        <w:rPr>
+          <w:rFonts w:eastAsiaTheme="minorEastAsia"/>
+          <w:lang w:eastAsia="zh-CN"/>
+        </w:rPr>
+        <w:t>BiFPN</w:t>
+      </w:r>
+      <w:proofErr w:type="spellEnd"/>
+      <w:r>
+        <w:rPr>
+          <w:rFonts w:eastAsiaTheme="minorEastAsia"/>
+          <w:lang w:eastAsia="zh-CN"/>
+        </w:rPr>
+        <w:t xml:space="preserve"> module, as part of the neck network, allows for efficient and bidirectional feature fusion, which helps the model better capture fine-grained details and improves the detection of small targets. The GLSA module enhances the model's ability to adaptively focus on both global context and local details, which is crucial for detecting occluded or overlapping objects in aerial imagery. Lastly, LAWDS offers a lightweight approach to enhance multi-scale feature recalibration without significantly increasing the model’s parameter count, thus making it suitable for deployment in UAV-based systems.</w:t>
+      </w:r>
+    </w:p>
+    <w:p>
+      <w:pPr>
+        <w:pStyle w:val="MDPI31text"/>
+        <w:rPr>
+          <w:rFonts w:eastAsiaTheme="minorEastAsia"/>
+          <w:lang w:eastAsia="zh-CN"/>
+        </w:rPr>
+      </w:pPr>
+      <w:r>
+        <w:rPr>
+          <w:rFonts w:eastAsiaTheme="minorEastAsia"/>
+          <w:lang w:eastAsia="zh-CN"/>
+        </w:rPr>
+        <w:t>These modifications allow BGL-YOLO11 to outperform the original YOLOv11 model, particularly in detecting small targets in low-altitude aerial imagery, making it a promising solution for real-world UAV-based detection tasks.</w:t>
+      </w:r>
+    </w:p>
+    <w:p>
+      <w:pPr>
+        <w:pStyle w:val="MDPI31text"/>
+        <w:jc w:val="left"/>
+        <w:rPr>
+          <w:rFonts w:eastAsiaTheme="minorEastAsia"/>
+          <w:lang w:eastAsia="zh-CN"/>
+        </w:rPr>
+      </w:pPr>
+      <w:r>
+        <w:rPr>
+          <w:rFonts w:eastAsiaTheme="minorEastAsia"/>
+          <w:noProof/>
+          <w:snapToGrid/>
+          <w:lang w:eastAsia="zh-CN"/>
+        </w:rPr>
+        <w:drawing>
+          <wp:inline distT="0" distB="0" distL="0" distR="0" wp14:anchorId="5F2CFD01" wp14:editId="16C1D43A">
+            <wp:extent cx="3812394" cy="2102536"/>
+            <wp:effectExtent l="0" t="0" r="0" b="0"/>
+            <wp:docPr id="26735052" name="图片 1"/>
+            <wp:cNvGraphicFramePr>
+              <a:graphicFrameLocks xmlns:a="http://schemas.openxmlformats.org/drawingml/2006/main" noChangeAspect="1"/>
+            </wp:cNvGraphicFramePr>
+            <a:graphic xmlns:a="http://schemas.openxmlformats.org/drawingml/2006/main">
+              <a:graphicData uri="http://schemas.openxmlformats.org/drawingml/2006/picture">
+                <pic:pic xmlns:pic="http://schemas.openxmlformats.org/drawingml/2006/picture">
+                  <pic:nvPicPr>
+                    <pic:cNvPr id="26735052" name="图片 26735052"/>
+                    <pic:cNvPicPr/>
+                  </pic:nvPicPr>
+                  <pic:blipFill>
+                    <a:blip r:embed="rId7"/>
+                    <a:stretch>
+                      <a:fillRect/>
+                    </a:stretch>
+                  </pic:blipFill>
+                  <pic:spPr>
+                    <a:xfrm>
+                      <a:off x="0" y="0"/>
+                      <a:ext cx="3851724" cy="2124227"/>
+                    </a:xfrm>
+                    <a:prstGeom prst="rect">
+                      <a:avLst/>
+                    </a:prstGeom>
+                  </pic:spPr>
+                </pic:pic>
+              </a:graphicData>
+            </a:graphic>
+          </wp:inline>
+        </w:drawing>
+      </w:r>
+    </w:p>
+    <w:p>
+      <w:pPr>
+        <w:pStyle w:val="MDPI51figurecaption"/>
+      </w:pPr>
+      <w:r>
+        <w:rPr>
+          <w:b/>
+        </w:rPr>
+        <w:t xml:space="preserve">Figure 1. </w:t>
+      </w:r>
+      <w:r>
+        <w:t>The model architecture after improvement of YOLOv11.</w:t>
+      </w:r>
+    </w:p>
+    <w:p>
+      <w:pPr>
+        <w:pStyle w:val="MDPI23heading3"/>
+        <w:rPr>
+          <w:rFonts w:hint="eastAsia"/>
+        </w:rPr>
+      </w:pPr>
+      <w:r>
+        <w:t xml:space="preserve">2.2.1. </w:t>
+      </w:r>
+      <w:proofErr w:type="spellStart"/>
+      <w:r>
+        <w:t>BiFPN</w:t>
+      </w:r>
+      <w:proofErr w:type="spellEnd"/>
+      <w:r>
+        <w:t xml:space="preserve"> (Bidirectional Feature Pyramid Network)</w:t>
+      </w:r>
+    </w:p>
+    <w:p>
+      <w:pPr>
+        <w:pStyle w:val="MDPI31text"/>
+        <w:rPr>
+          <w:rFonts w:eastAsiaTheme="minorEastAsia"/>
+          <w:lang w:eastAsia="zh-CN"/>
+        </w:rPr>
+      </w:pPr>
+      <w:r>
+        <w:t>The Bidirectional Feature Pyramid Network (</w:t>
+      </w:r>
+      <w:proofErr w:type="spellStart"/>
+      <w:r>
+        <w:t>BiFPN</w:t>
+      </w:r>
+      <w:proofErr w:type="spellEnd"/>
+      <w:r>
+        <w:t>) is an enhanced version of the traditional Feature Pyramid Networks (FPN), specifically designed to improve multi-</w:t>
+      </w:r>
+      <w:r>
+        <w:lastRenderedPageBreak/>
+        <w:t>scale feature fusion. In object detection tasks, particularly in UAV-based detection, the ability to accurately capture features from various scales is crucial, as UAV imagery often contains small targets, large occlusions, and complex backgrounds.</w:t>
+      </w:r>
+    </w:p>
+    <w:p>
+      <w:pPr>
+        <w:pStyle w:val="MDPI31text"/>
+        <w:rPr>
+          <w:rFonts w:eastAsiaTheme="minorEastAsia" w:hint="eastAsia"/>
+          <w:lang w:eastAsia="zh-CN"/>
+        </w:rPr>
+      </w:pPr>
+      <w:r>
+        <w:rPr>
+          <w:rFonts w:eastAsiaTheme="minorEastAsia"/>
+          <w:lang w:eastAsia="zh-CN"/>
+        </w:rPr>
+        <w:t xml:space="preserve">As illustrated in Figure 2, </w:t>
+      </w:r>
+      <w:proofErr w:type="spellStart"/>
+      <w:r>
+        <w:rPr>
+          <w:rFonts w:eastAsiaTheme="minorEastAsia"/>
+          <w:lang w:eastAsia="zh-CN"/>
+        </w:rPr>
+        <w:t>BiFPN</w:t>
+      </w:r>
+      <w:proofErr w:type="spellEnd"/>
+      <w:r>
+        <w:rPr>
+          <w:rFonts w:eastAsiaTheme="minorEastAsia"/>
+          <w:lang w:eastAsia="zh-CN"/>
+        </w:rPr>
+        <w:t xml:space="preserve"> works by facilitating bidirectional communication between different levels of feature maps. This enables both fine-grained details and coarse features to be effectively combined, unlike traditional FPN, which uses a top-down approach. </w:t>
+      </w:r>
+      <w:proofErr w:type="spellStart"/>
+      <w:r>
+        <w:rPr>
+          <w:rFonts w:eastAsiaTheme="minorEastAsia"/>
+          <w:lang w:eastAsia="zh-CN"/>
+        </w:rPr>
+        <w:t>BiFPN</w:t>
+      </w:r>
+      <w:proofErr w:type="spellEnd"/>
+      <w:r>
+        <w:rPr>
+          <w:rFonts w:eastAsiaTheme="minorEastAsia"/>
+          <w:lang w:eastAsia="zh-CN"/>
+        </w:rPr>
+        <w:t xml:space="preserve"> achieves this by employing </w:t>
+      </w:r>
+      <w:proofErr w:type="spellStart"/>
+      <w:r>
+        <w:rPr>
+          <w:rFonts w:eastAsiaTheme="minorEastAsia"/>
+          <w:lang w:eastAsia="zh-CN"/>
+        </w:rPr>
+        <w:t>upsampling</w:t>
+      </w:r>
+      <w:proofErr w:type="spellEnd"/>
+      <w:r>
+        <w:rPr>
+          <w:rFonts w:eastAsiaTheme="minorEastAsia"/>
+          <w:lang w:eastAsia="zh-CN"/>
+        </w:rPr>
+        <w:t xml:space="preserve"> and </w:t>
+      </w:r>
+      <w:proofErr w:type="spellStart"/>
+      <w:r>
+        <w:rPr>
+          <w:rFonts w:eastAsiaTheme="minorEastAsia"/>
+          <w:lang w:eastAsia="zh-CN"/>
+        </w:rPr>
+        <w:t>downsampling</w:t>
+      </w:r>
+      <w:proofErr w:type="spellEnd"/>
+      <w:r>
+        <w:rPr>
+          <w:rFonts w:eastAsiaTheme="minorEastAsia"/>
+          <w:lang w:eastAsia="zh-CN"/>
+        </w:rPr>
+        <w:t xml:space="preserve"> strategies, allowing feature maps at various levels to interact, as shown in the diagram. Feature maps are concatenated (</w:t>
+      </w:r>
+      <w:proofErr w:type="spellStart"/>
+      <w:r>
+        <w:rPr>
+          <w:rFonts w:eastAsiaTheme="minorEastAsia"/>
+          <w:lang w:eastAsia="zh-CN"/>
+        </w:rPr>
+        <w:t>Concat+Conv</w:t>
+      </w:r>
+      <w:proofErr w:type="spellEnd"/>
+      <w:r>
+        <w:rPr>
+          <w:rFonts w:eastAsiaTheme="minorEastAsia"/>
+          <w:lang w:eastAsia="zh-CN"/>
+        </w:rPr>
+        <w:t>) and processed by convolutional operations to refine the representation, enhancing the model's ability to detect objects across multiple scales.</w:t>
+      </w:r>
+    </w:p>
+    <w:p>
+      <w:pPr>
+        <w:pStyle w:val="MDPI31text"/>
+        <w:rPr>
+          <w:rFonts w:eastAsiaTheme="minorEastAsia" w:hint="eastAsia"/>
+          <w:lang w:eastAsia="zh-CN"/>
+        </w:rPr>
+      </w:pPr>
+      <w:r>
+        <w:t xml:space="preserve">A key innovation in </w:t>
+      </w:r>
+      <w:proofErr w:type="spellStart"/>
+      <w:r>
+        <w:t>BiFPN</w:t>
+      </w:r>
+      <w:proofErr w:type="spellEnd"/>
+      <w:r>
+        <w:t xml:space="preserve"> is the introduction of learnable weights for feature maps. These weights are dynamically adjusted during training, allowing the model to focus on the most relevant features for the given task, while suppressing irrelevant information. This ability is particularly beneficial for small object detection, where features from lower-resolution feature maps might otherwise be underutilized.</w:t>
+      </w:r>
+    </w:p>
+    <w:p>
+      <w:pPr>
+        <w:pStyle w:val="MDPI31text"/>
+        <w:rPr>
+          <w:rFonts w:eastAsiaTheme="minorEastAsia"/>
+          <w:lang w:eastAsia="zh-CN"/>
+        </w:rPr>
+      </w:pPr>
+      <w:r>
+        <w:t xml:space="preserve">The weighted feature fusion in </w:t>
+      </w:r>
+      <w:proofErr w:type="spellStart"/>
+      <w:r>
+        <w:t>BiFPN</w:t>
+      </w:r>
+      <w:proofErr w:type="spellEnd"/>
+      <w:r>
+        <w:t xml:space="preserve"> can be represented by the following formula:</w:t>
+      </w:r>
+    </w:p>
+    <w:tbl>
+      <w:tblPr>
+        <w:tblW w:w="7859" w:type="dxa"/>
+        <w:tblInd w:w="2608" w:type="dxa"/>
+        <w:tblCellMar>
+          <w:left w:w="0" w:type="dxa"/>
+          <w:right w:w="0" w:type="dxa"/>
+        </w:tblCellMar>
+        <w:tblLook w:val="04A0" w:firstRow="1" w:lastRow="0" w:firstColumn="1" w:lastColumn="0" w:noHBand="0" w:noVBand="1"/>
+      </w:tblPr>
+      <w:tblGrid>
+        <w:gridCol w:w="7428"/>
+        <w:gridCol w:w="431"/>
+      </w:tblGrid>
+      <w:tr>
+        <w:tc>
+          <w:tcPr>
+            <w:tcW w:w="7428" w:type="dxa"/>
+          </w:tcPr>
+          <w:p>
+            <w:pPr>
+              <w:pStyle w:val="MDPI31text"/>
+              <w:ind w:left="0" w:firstLine="0"/>
+              <w:jc w:val="right"/>
+              <w:rPr>
+                <w:rFonts w:eastAsiaTheme="minorEastAsia" w:hint="eastAsia"/>
+                <w:i/>
+                <w:lang w:eastAsia="zh-CN"/>
+              </w:rPr>
+            </w:pPr>
+            <m:oMathPara>
+              <m:oMathParaPr>
+                <m:jc m:val="center"/>
+              </m:oMathParaPr>
+              <m:oMath>
+                <m:r>
+                  <w:rPr>
+                    <w:rFonts w:ascii="Cambria Math" w:hAnsi="Cambria Math"/>
+                  </w:rPr>
+                  <m:t>O</m:t>
+                </m:r>
+                <m:r>
+                  <m:rPr>
+                    <m:sty m:val="p"/>
+                  </m:rPr>
+                  <w:rPr>
+                    <w:rFonts w:ascii="Cambria Math" w:hAnsi="Cambria Math"/>
+                  </w:rPr>
+                  <m:t>=</m:t>
+                </m:r>
+                <m:nary>
+                  <m:naryPr>
+                    <m:chr m:val="∑"/>
+                    <m:limLoc m:val="undOvr"/>
+                    <m:ctrlPr>
+                      <w:rPr>
+                        <w:rFonts w:ascii="Cambria Math" w:hAnsi="Cambria Math"/>
+                      </w:rPr>
+                    </m:ctrlPr>
+                  </m:naryPr>
+                  <m:sub>
+                    <m:r>
+                      <w:rPr>
+                        <w:rFonts w:ascii="Cambria Math" w:hAnsi="Cambria Math"/>
+                      </w:rPr>
+                      <m:t>i</m:t>
+                    </m:r>
+                    <m:r>
+                      <m:rPr>
+                        <m:sty m:val="p"/>
+                      </m:rPr>
+                      <w:rPr>
+                        <w:rFonts w:ascii="Cambria Math" w:hAnsi="Cambria Math"/>
+                      </w:rPr>
+                      <m:t>=1</m:t>
+                    </m:r>
+                  </m:sub>
+                  <m:sup>
+                    <m:r>
+                      <w:rPr>
+                        <w:rFonts w:ascii="Cambria Math" w:hAnsi="Cambria Math"/>
+                      </w:rPr>
+                      <m:t>n</m:t>
+                    </m:r>
+                  </m:sup>
+                  <m:e>
+                    <m:sSub>
+                      <m:sSubPr>
+                        <m:ctrlPr>
+                          <w:rPr>
+                            <w:rFonts w:ascii="Cambria Math" w:hAnsi="Cambria Math"/>
+                          </w:rPr>
+                        </m:ctrlPr>
+                      </m:sSubPr>
+                      <m:e>
+                        <m:r>
+                          <w:rPr>
+                            <w:rFonts w:ascii="Cambria Math" w:hAnsi="Cambria Math"/>
+                          </w:rPr>
+                          <m:t>w</m:t>
+                        </m:r>
+                      </m:e>
+                      <m:sub>
+                        <m:r>
+                          <w:rPr>
+                            <w:rFonts w:ascii="Cambria Math" w:hAnsi="Cambria Math"/>
+                          </w:rPr>
+                          <m:t>i</m:t>
+                        </m:r>
+                      </m:sub>
+                    </m:sSub>
+                    <m:sSub>
+                      <m:sSubPr>
+                        <m:ctrlPr>
+                          <w:rPr>
+                            <w:rFonts w:ascii="Cambria Math" w:hAnsi="Cambria Math"/>
+                          </w:rPr>
+                        </m:ctrlPr>
+                      </m:sSubPr>
+                      <m:e>
+                        <m:r>
+                          <w:rPr>
+                            <w:rFonts w:ascii="Cambria Math" w:hAnsi="Cambria Math"/>
+                          </w:rPr>
+                          <m:t>F</m:t>
+                        </m:r>
+                      </m:e>
+                      <m:sub>
+                        <m:r>
+                          <w:rPr>
+                            <w:rFonts w:ascii="Cambria Math" w:hAnsi="Cambria Math"/>
+                          </w:rPr>
+                          <m:t>i</m:t>
+                        </m:r>
+                      </m:sub>
+                    </m:sSub>
+                  </m:e>
+                </m:nary>
+              </m:oMath>
+            </m:oMathPara>
+          </w:p>
+        </w:tc>
+        <w:tc>
+          <w:tcPr>
+            <w:tcW w:w="431" w:type="dxa"/>
+            <w:vAlign w:val="center"/>
+          </w:tcPr>
+          <w:p>
+            <w:pPr>
+              <w:pStyle w:val="MDPI3aequationnumber"/>
+            </w:pPr>
+            <w:r>
+              <w:t>(1)</w:t>
+            </w:r>
+          </w:p>
+        </w:tc>
+      </w:tr>
+    </w:tbl>
+    <w:p>
+      <w:pPr>
+        <w:pStyle w:val="MDPI31text"/>
+        <w:rPr>
+          <w:rFonts w:hint="eastAsia"/>
+        </w:rPr>
+      </w:pPr>
+      <w:r>
+        <w:t>Where</w:t>
+      </w:r>
+      <m:oMath>
+        <m:r>
+          <m:rPr>
+            <m:sty m:val="p"/>
+          </m:rPr>
+          <w:rPr>
+            <w:rFonts w:ascii="Cambria Math" w:hAnsi="Cambria Math"/>
+          </w:rPr>
+          <m:t xml:space="preserve"> </m:t>
+        </m:r>
+        <m:r>
+          <w:rPr>
+            <w:rFonts w:ascii="Cambria Math" w:hAnsi="Cambria Math"/>
+          </w:rPr>
+          <m:t>O</m:t>
+        </m:r>
+        <m:r>
+          <m:rPr>
+            <m:sty m:val="p"/>
+          </m:rPr>
+          <w:rPr>
+            <w:rFonts w:ascii="Cambria Math" w:hAnsi="Cambria Math"/>
+          </w:rPr>
+          <m:t xml:space="preserve"> </m:t>
+        </m:r>
+      </m:oMath>
+      <w:r>
+        <w:t xml:space="preserve">is the output feature map, </w:t>
+      </w:r>
+      <m:oMath>
+        <m:sSub>
+          <m:sSubPr>
+            <m:ctrlPr>
+              <w:rPr>
+                <w:rFonts w:ascii="Cambria Math" w:hAnsi="Cambria Math"/>
+              </w:rPr>
+            </m:ctrlPr>
+          </m:sSubPr>
+          <m:e>
+            <m:r>
+              <w:rPr>
+                <w:rFonts w:ascii="Cambria Math" w:hAnsi="Cambria Math"/>
+              </w:rPr>
+              <m:t>F</m:t>
+            </m:r>
+          </m:e>
+          <m:sub>
+            <m:r>
+              <w:rPr>
+                <w:rFonts w:ascii="Cambria Math" w:hAnsi="Cambria Math"/>
+              </w:rPr>
+              <m:t>i</m:t>
+            </m:r>
+          </m:sub>
+        </m:sSub>
+        <m:r>
+          <m:rPr>
+            <m:sty m:val="p"/>
+          </m:rPr>
+          <w:rPr>
+            <w:rFonts w:ascii="Cambria Math" w:hAnsi="Cambria Math"/>
+          </w:rPr>
+          <m:t xml:space="preserve"> </m:t>
+        </m:r>
+      </m:oMath>
+      <w:r>
+        <w:t>represents the input feature maps, and</w:t>
+      </w:r>
+      <m:oMath>
+        <m:r>
+          <m:rPr>
+            <m:sty m:val="p"/>
+          </m:rPr>
+          <w:rPr>
+            <w:rFonts w:ascii="Cambria Math" w:hAnsi="Cambria Math"/>
+          </w:rPr>
+          <m:t xml:space="preserve"> </m:t>
+        </m:r>
+        <m:sSub>
+          <m:sSubPr>
+            <m:ctrlPr>
+              <w:rPr>
+                <w:rFonts w:ascii="Cambria Math" w:hAnsi="Cambria Math"/>
+              </w:rPr>
+            </m:ctrlPr>
+          </m:sSubPr>
+          <m:e>
+            <m:r>
+              <w:rPr>
+                <w:rFonts w:ascii="Cambria Math" w:hAnsi="Cambria Math"/>
+              </w:rPr>
+              <m:t>w</m:t>
+            </m:r>
+          </m:e>
+          <m:sub>
+            <m:r>
+              <w:rPr>
+                <w:rFonts w:ascii="Cambria Math" w:hAnsi="Cambria Math"/>
+              </w:rPr>
+              <m:t>i</m:t>
+            </m:r>
+          </m:sub>
+        </m:sSub>
+        <m:r>
+          <m:rPr>
+            <m:sty m:val="p"/>
+          </m:rPr>
+          <w:rPr>
+            <w:rFonts w:ascii="Cambria Math" w:hAnsi="Cambria Math"/>
+          </w:rPr>
+          <m:t xml:space="preserve"> </m:t>
+        </m:r>
+      </m:oMath>
+      <w:r>
+        <w:t>are the learnable weights assigned to each feature map. The weights are normalized to maintain stability during training.</w:t>
+      </w:r>
+    </w:p>
+    <w:p>
+      <w:pPr>
+        <w:pStyle w:val="MDPI31text"/>
+        <w:rPr>
+          <w:rFonts w:eastAsiaTheme="minorEastAsia"/>
+          <w:lang w:eastAsia="zh-CN"/>
+        </w:rPr>
+      </w:pPr>
+      <w:proofErr w:type="spellStart"/>
+      <w:r>
+        <w:t>BiFPN</w:t>
+      </w:r>
+      <w:proofErr w:type="spellEnd"/>
+      <w:r>
+        <w:t xml:space="preserve"> brings several advantages to </w:t>
+      </w:r>
+      <w:proofErr w:type="gramStart"/>
+      <w:r>
+        <w:t>the YOLO11</w:t>
+      </w:r>
+      <w:proofErr w:type="gramEnd"/>
+      <w:r>
+        <w:t xml:space="preserve"> architecture:</w:t>
+      </w:r>
+    </w:p>
+    <w:p>
+      <w:pPr>
+        <w:pStyle w:val="MDPI37itemize"/>
+        <w:numPr>
+          <w:ilvl w:val="0"/>
+          <w:numId w:val="24"/>
+        </w:numPr>
+        <w:spacing w:before="60"/>
+      </w:pPr>
+      <w:r>
+        <w:t>Efficient Multi-Scale Feature Fusion: The bidirectional feature fusion enables the model to capture more fine-grained details and context, which is essential for detecting small objects in complex aerial images.</w:t>
+      </w:r>
+    </w:p>
+    <w:p>
+      <w:pPr>
+        <w:pStyle w:val="MDPI37itemize"/>
+      </w:pPr>
+      <w:r>
+        <w:t>Feature Prioritization</w:t>
+      </w:r>
+      <w:proofErr w:type="gramStart"/>
+      <w:r>
+        <w:t>: The learnable</w:t>
+      </w:r>
+      <w:proofErr w:type="gramEnd"/>
+      <w:r>
+        <w:t xml:space="preserve"> weights help the network prioritize more important features, leading to better detection accuracy, especially for small and occluded objects.</w:t>
+      </w:r>
+    </w:p>
+    <w:p>
+      <w:pPr>
+        <w:pStyle w:val="MDPI37itemize"/>
+        <w:spacing w:after="60"/>
+        <w:rPr>
+          <w:rFonts w:hint="eastAsia"/>
+        </w:rPr>
+      </w:pPr>
+      <w:r>
+        <w:t xml:space="preserve">Computational Efficiency: Despite the complexity of bidirectional fusion, </w:t>
+      </w:r>
+      <w:proofErr w:type="spellStart"/>
+      <w:r>
+        <w:t>BiFPN</w:t>
+      </w:r>
+      <w:proofErr w:type="spellEnd"/>
+      <w:r>
+        <w:t xml:space="preserve"> remains efficient, reducing the number of operations compared to traditional FPNs and making it suitable for real-time applications in UAV detection.</w:t>
+      </w:r>
+    </w:p>
+    <w:p>
+      <w:pPr>
+        <w:pStyle w:val="MDPI31text"/>
+        <w:rPr>
+          <w:rFonts w:eastAsiaTheme="minorEastAsia"/>
+          <w:lang w:eastAsia="zh-CN"/>
+        </w:rPr>
+      </w:pPr>
+      <w:r>
+        <w:t xml:space="preserve">By incorporating </w:t>
+      </w:r>
+      <w:proofErr w:type="spellStart"/>
+      <w:r>
+        <w:t>BiFPN</w:t>
+      </w:r>
+      <w:proofErr w:type="spellEnd"/>
+      <w:r>
+        <w:t xml:space="preserve"> into the YOLO11 framework, we significantly enhance the model's ability to handle small target detection and complex environments, making it better suited for practical deployment in UAV-based object detection tasks.</w:t>
+      </w:r>
+    </w:p>
+    <w:p>
+      <w:pPr>
+        <w:pStyle w:val="MDPI31text"/>
+        <w:rPr>
+          <w:rFonts w:eastAsiaTheme="minorEastAsia" w:hint="eastAsia"/>
+          <w:lang w:eastAsia="zh-CN"/>
+        </w:rPr>
+      </w:pPr>
+    </w:p>
+    <w:p>
+      <w:pPr>
+        <w:pStyle w:val="MDPI23heading3"/>
+        <w:rPr>
+          <w:rFonts w:hint="eastAsia"/>
+        </w:rPr>
+      </w:pPr>
+      <w:r>
+        <w:t>2.2.</w:t>
+      </w:r>
+      <w:r>
+        <w:rPr>
+          <w:rFonts w:eastAsiaTheme="minorEastAsia" w:hint="eastAsia"/>
+          <w:lang w:eastAsia="zh-CN"/>
+        </w:rPr>
+        <w:t>2</w:t>
+      </w:r>
+      <w:r>
+        <w:t xml:space="preserve">. </w:t>
+      </w:r>
+      <w:proofErr w:type="spellStart"/>
+      <w:r>
+        <w:t>BiFPN</w:t>
+      </w:r>
+      <w:proofErr w:type="spellEnd"/>
+      <w:r>
+        <w:t xml:space="preserve"> (Bidirectional Feature Pyramid Network)</w:t>
+      </w:r>
+    </w:p>
+    <w:p>
+      <w:pPr>
+        <w:pStyle w:val="MDPI31text"/>
+        <w:rPr>
+          <w:rFonts w:eastAsiaTheme="minorEastAsia" w:hint="eastAsia"/>
+          <w:lang w:eastAsia="zh-CN"/>
+        </w:rPr>
+      </w:pPr>
+    </w:p>
+    <w:p>
+      <w:pPr>
+        <w:pStyle w:val="MDPI21heading1"/>
+      </w:pPr>
+      <w:r>
+        <w:t>3. Results</w:t>
+      </w:r>
+    </w:p>
+    <w:p>
+      <w:pPr>
+        <w:pStyle w:val="MDPI31text"/>
+      </w:pPr>
+      <w:r>
+        <w:t>This section may be divided by subheadings. It should provide a concise and precise description of the experimental results</w:t>
+      </w:r>
+      <w:r>
+        <w:t>, their interpretation, as well as the experimental conclusions that can be drawn.</w:t>
+      </w:r>
+    </w:p>
+    <w:p>
+      <w:pPr>
+        <w:pStyle w:val="MDPI22heading2"/>
+        <w:spacing w:before="240"/>
+        <w:rPr>
           <w:noProof w:val="0"/>
         </w:rPr>
       </w:pPr>
@@ -936,8 +1881,13 @@
         <w:t>F</w:t>
       </w:r>
       <w:r>
-        <w:t>irst bullet;</w:t>
-      </w:r>
+        <w:t xml:space="preserve">irst </w:t>
+      </w:r>
+      <w:proofErr w:type="gramStart"/>
+      <w:r>
+        <w:t>bullet;</w:t>
+      </w:r>
+      <w:proofErr w:type="gramEnd"/>
     </w:p>
     <w:p>
       <w:pPr>
@@ -947,8 +1897,13 @@
         <w:t>S</w:t>
       </w:r>
       <w:r>
-        <w:t>econd bullet;</w:t>
-      </w:r>
+        <w:t xml:space="preserve">econd </w:t>
+      </w:r>
+      <w:proofErr w:type="gramStart"/>
+      <w:r>
+        <w:t>bullet;</w:t>
+      </w:r>
+      <w:proofErr w:type="gramEnd"/>
     </w:p>
     <w:p>
       <w:pPr>
@@ -967,20 +1922,30 @@
         <w:pStyle w:val="MDPI35textbeforelist"/>
       </w:pPr>
       <w:r>
+        <w:lastRenderedPageBreak/>
         <w:t>Numbered lists can be added as follows:</w:t>
       </w:r>
     </w:p>
     <w:p>
       <w:pPr>
         <w:pStyle w:val="MDPI37itemize"/>
+        <w:numPr>
+          <w:ilvl w:val="0"/>
+          <w:numId w:val="24"/>
+        </w:numPr>
         <w:spacing w:before="60"/>
       </w:pPr>
       <w:r>
         <w:t>F</w:t>
       </w:r>
       <w:r>
-        <w:t>irst item;</w:t>
-      </w:r>
+        <w:t xml:space="preserve">irst </w:t>
+      </w:r>
+      <w:proofErr w:type="gramStart"/>
+      <w:r>
+        <w:t>item;</w:t>
+      </w:r>
+      <w:proofErr w:type="gramEnd"/>
     </w:p>
     <w:p>
       <w:pPr>
@@ -990,8 +1955,13 @@
         <w:t>S</w:t>
       </w:r>
       <w:r>
-        <w:t>econd item;</w:t>
-      </w:r>
+        <w:t xml:space="preserve">econd </w:t>
+      </w:r>
+      <w:proofErr w:type="gramStart"/>
+      <w:r>
+        <w:t>item;</w:t>
+      </w:r>
+      <w:proofErr w:type="gramEnd"/>
     </w:p>
     <w:p>
       <w:pPr>
@@ -1070,7 +2040,7 @@
                     <pic:cNvPicPr/>
                   </pic:nvPicPr>
                   <pic:blipFill>
-                    <a:blip r:embed="rId7"/>
+                    <a:blip r:embed="rId8"/>
                     <a:stretch>
                       <a:fillRect/>
                     </a:stretch>
@@ -1376,8 +2346,8 @@
               <w:pStyle w:val="MDPI52figure"/>
               <w:spacing w:before="0"/>
             </w:pPr>
-            <w:bookmarkStart w:id="1" w:name="page3"/>
-            <w:bookmarkEnd w:id="1"/>
+            <w:bookmarkStart w:id="0" w:name="page3"/>
+            <w:bookmarkEnd w:id="0"/>
             <w:r>
               <w:rPr>
                 <w:noProof/>
@@ -1400,7 +2370,7 @@
                           </pic:cNvPicPr>
                         </pic:nvPicPr>
                         <pic:blipFill>
-                          <a:blip r:embed="rId8">
+                          <a:blip r:embed="rId9">
                             <a:extLst>
                               <a:ext uri="{28A0092B-C50C-407E-A947-70E740481C1C}">
                                 <a14:useLocalDpi xmlns:a14="http://schemas.microsoft.com/office/drawing/2010/main" val="0"/>
@@ -1466,7 +2436,7 @@
                           </pic:cNvPicPr>
                         </pic:nvPicPr>
                         <pic:blipFill>
-                          <a:blip r:embed="rId8">
+                          <a:blip r:embed="rId9">
                             <a:extLst>
                               <a:ext uri="{28A0092B-C50C-407E-A947-70E740481C1C}">
                                 <a14:useLocalDpi xmlns:a14="http://schemas.microsoft.com/office/drawing/2010/main" val="0"/>
@@ -1516,7 +2486,6 @@
               <w:pStyle w:val="MDPI42tablebody"/>
             </w:pPr>
             <w:r>
-              <w:lastRenderedPageBreak/>
               <w:t>(</w:t>
             </w:r>
             <w:r>
@@ -2679,8 +3648,13 @@
       <w:pPr>
         <w:pStyle w:val="MDPI32textnoindent"/>
       </w:pPr>
-      <w:r>
-        <w:t>the text following an equation need not be a new paragraph. Please punctuate equations as regular text.</w:t>
+      <w:proofErr w:type="gramStart"/>
+      <w:r>
+        <w:t>the</w:t>
+      </w:r>
+      <w:proofErr w:type="gramEnd"/>
+      <w:r>
+        <w:t xml:space="preserve"> text following an equation need not be a new paragraph. Please punctuate equations as regular text.</w:t>
       </w:r>
     </w:p>
     <w:p>
@@ -2753,8 +3727,13 @@
       <w:pPr>
         <w:pStyle w:val="MDPI32textnoindent"/>
       </w:pPr>
-      <w:r>
-        <w:t>the text following an equation need not be a new paragraph. Please punctuate equations as regular text.</w:t>
+      <w:proofErr w:type="gramStart"/>
+      <w:r>
+        <w:t>the</w:t>
+      </w:r>
+      <w:proofErr w:type="gramEnd"/>
+      <w:r>
+        <w:t xml:space="preserve"> text following an equation need not be a new paragraph. Please punctuate equations as regular text.</w:t>
       </w:r>
     </w:p>
     <w:p>
@@ -2810,7 +3789,15 @@
         <w:pStyle w:val="MDPI31text"/>
       </w:pPr>
       <w:r>
-        <w:t>The text continues here. Proofs must be formatted as follows:</w:t>
+        <w:t xml:space="preserve">The text continues here. </w:t>
+      </w:r>
+      <w:proofErr w:type="gramStart"/>
+      <w:r>
+        <w:t>Proofs</w:t>
+      </w:r>
+      <w:proofErr w:type="gramEnd"/>
+      <w:r>
+        <w:t xml:space="preserve"> must be formatted as follows:</w:t>
       </w:r>
     </w:p>
     <w:p>
@@ -2867,11 +3854,7 @@
         <w:t xml:space="preserve">interpreted from the perspective </w:t>
       </w:r>
       <w:r>
-        <w:t xml:space="preserve">of previous studies and of the working hypotheses. The findings and their </w:t>
-      </w:r>
-      <w:r>
-        <w:lastRenderedPageBreak/>
-        <w:t>implications should be discussed in the broadest context possible. Future research directions may also be highlighted.</w:t>
+        <w:t>of previous studies and of the working hypotheses. The findings and their implications should be discussed in the broadest context possible. Future research directions may also be highlighted.</w:t>
       </w:r>
     </w:p>
     <w:p>
@@ -2927,6 +3910,7 @@
         <w:rPr>
           <w:b/>
         </w:rPr>
+        <w:lastRenderedPageBreak/>
         <w:t>Supplementary Materials:</w:t>
       </w:r>
       <w:r>
@@ -2942,8 +3926,13 @@
         <w:t>https://www.mdpi.com/article/doi/s1</w:t>
       </w:r>
       <w:r>
-        <w:t>, Figure S1: title; Table S1: title; Video S1: title.</w:t>
-      </w:r>
+        <w:t xml:space="preserve">, Figure S1: title; Table S1: </w:t>
+      </w:r>
+      <w:proofErr w:type="gramStart"/>
+      <w:r>
+        <w:t>title; Video S1: title.</w:t>
+      </w:r>
+      <w:proofErr w:type="gramEnd"/>
     </w:p>
     <w:p>
       <w:pPr>
@@ -2964,7 +3953,7 @@
       <w:r>
         <w:t xml:space="preserve">Please turn to the </w:t>
       </w:r>
-      <w:hyperlink r:id="rId9" w:history="1">
+      <w:hyperlink r:id="rId10" w:history="1">
         <w:r>
           <w:rPr>
             <w:rStyle w:val="ab"/>
@@ -3013,7 +4002,15 @@
         <w:t>Data Availability Statement:</w:t>
       </w:r>
       <w:r>
-        <w:t xml:space="preserve"> We encourage all authors of articles published in MDPI journals to share their research data. In this section, please provide details regarding where data supporting reported results can be found, including links to publicly archived datasets analyzed or generated during the study. Where no new data were created, or where data is unavailable due to privacy or ethical restrictions, a statement is still required. Suggested Data Availability Statements are available in section “MDPI Research Data Policies” at https://www.mdpi.com/ethics.</w:t>
+        <w:t xml:space="preserve"> We encourage all authors of articles published in MDPI journals to share their research data. In this section, please provide details regarding where data supporting reported results can be found, including links to publicly archived datasets analyzed or generated during the study. Where no new data </w:t>
+      </w:r>
+      <w:proofErr w:type="gramStart"/>
+      <w:r>
+        <w:t>were</w:t>
+      </w:r>
+      <w:proofErr w:type="gramEnd"/>
+      <w:r>
+        <w:t xml:space="preserve"> created, or where data is unavailable due to privacy or ethical restrictions, a statement is still required. Suggested Data Availability Statements are available in section “MDPI Research Data Policies” at https://www.mdpi.com/ethics.</w:t>
       </w:r>
     </w:p>
     <w:p>
@@ -3033,7 +4030,15 @@
         <w:t xml:space="preserve">In this section, you can acknowledge </w:t>
       </w:r>
       <w:r>
-        <w:t>any support given which is not covered by the author contribution or funding sections. This may include administrative and technical support, or donations in kind (e.g., materials used for experiments).</w:t>
+        <w:t xml:space="preserve">any support given which is not covered by the </w:t>
+      </w:r>
+      <w:proofErr w:type="gramStart"/>
+      <w:r>
+        <w:t>author</w:t>
+      </w:r>
+      <w:proofErr w:type="gramEnd"/>
+      <w:r>
+        <w:t xml:space="preserve"> contribution or funding sections. This may include administrative and technical support, or donations in kind (e.g., materials used for experiments).</w:t>
       </w:r>
       <w:r>
         <w:t xml:space="preserve"> Where GenAI has been used for purposes such as generating text, data, or graphics, or for study design, data collection, analysis, or interpretation of data, please add “During the preparation of this manuscript/study, the author(s) used [tool name, version information] for the purposes of [description of use]. The authors have reviewed and edited the output and take full responsibility for the content of this publication.”</w:t>
@@ -3078,7 +4083,7 @@
           <w:szCs w:val="24"/>
         </w:rPr>
       </w:pPr>
-      <w:bookmarkStart w:id="2" w:name="_Hlk181004646"/>
+      <w:bookmarkStart w:id="1" w:name="_Hlk181004646"/>
       <w:r>
         <w:rPr>
           <w:szCs w:val="24"/>
@@ -3100,7 +4105,6 @@
           <w:sz w:val="18"/>
           <w:szCs w:val="18"/>
         </w:rPr>
-        <w:lastRenderedPageBreak/>
         <w:t>The following abbreviations are used in this manuscript:</w:t>
       </w:r>
     </w:p>
@@ -3273,8 +4277,17 @@
                 <w:sz w:val="18"/>
                 <w:szCs w:val="18"/>
               </w:rPr>
-              <w:t>Three letter acronym</w:t>
-            </w:r>
+              <w:t xml:space="preserve">Three letter </w:t>
+            </w:r>
+            <w:proofErr w:type="gramStart"/>
+            <w:r>
+              <w:rPr>
+                <w:sz w:val="18"/>
+                <w:szCs w:val="18"/>
+              </w:rPr>
+              <w:t>acronym</w:t>
+            </w:r>
+            <w:proofErr w:type="gramEnd"/>
           </w:p>
         </w:tc>
       </w:tr>
@@ -3364,7 +4377,11 @@
         <w:spacing w:line="280" w:lineRule="exact"/>
       </w:pPr>
       <w:r>
-        <w:t>The appendix is an optional section that can contain details and data supplemental to the main text—for example, explanations of experimental details that would disrupt the flow of the main text but nonetheless remain crucial to understanding and reproducing the research shown; figures of replicates for experiments of which representative data is shown in the main text can be added here if brief, or as Supplementary data. Mathematical proofs of results not central to the paper can be added as an appendix.</w:t>
+        <w:t xml:space="preserve">The appendix is an optional section that can contain details and data supplemental to the main text—for example, explanations of experimental details that would disrupt the flow of the main text but nonetheless remain crucial to understanding and </w:t>
+      </w:r>
+      <w:r>
+        <w:lastRenderedPageBreak/>
+        <w:t>reproducing the research shown; figures of replicates for experiments of which representative data is shown in the main text can be added here if brief, or as Supplementary data. Mathematical proofs of results not central to the paper can be added as an appendix.</w:t>
       </w:r>
     </w:p>
     <w:p>
@@ -3581,7 +4598,7 @@
           </w:p>
         </w:tc>
       </w:tr>
-      <w:bookmarkEnd w:id="2"/>
+      <w:bookmarkEnd w:id="1"/>
     </w:tbl>
     <w:p>
       <w:pPr>
@@ -3675,8 +4692,13 @@
       <w:r>
         <w:t xml:space="preserve"> are permitted </w:t>
       </w:r>
-      <w:r>
-        <w:t xml:space="preserve">provided that they also appear in the reference list here. </w:t>
+      <w:proofErr w:type="gramStart"/>
+      <w:r>
+        <w:t>provided that</w:t>
+      </w:r>
+      <w:proofErr w:type="gramEnd"/>
+      <w:r>
+        <w:t xml:space="preserve"> they also appear in the reference list here. </w:t>
       </w:r>
     </w:p>
     <w:p>
@@ -3699,8 +4721,13 @@
         <w:ind w:left="425"/>
       </w:pPr>
       <w:r>
-        <w:t>In the text, reference numbers should be placed in square brackets [ ]</w:t>
-      </w:r>
+        <w:t xml:space="preserve">In the text, reference numbers should be placed in square brackets </w:t>
+      </w:r>
+      <w:proofErr w:type="gramStart"/>
+      <w:r>
+        <w:t>[ ]</w:t>
+      </w:r>
+      <w:proofErr w:type="gramEnd"/>
       <w:r>
         <w:t xml:space="preserve"> and placed before the punctuation; for example </w:t>
       </w:r>
@@ -3906,11 +4933,11 @@
       </w:r>
     </w:p>
     <w:sectPr>
-      <w:headerReference w:type="even" r:id="rId10"/>
-      <w:headerReference w:type="default" r:id="rId11"/>
-      <w:footerReference w:type="default" r:id="rId12"/>
-      <w:headerReference w:type="first" r:id="rId13"/>
-      <w:footerReference w:type="first" r:id="rId14"/>
+      <w:headerReference w:type="even" r:id="rId11"/>
+      <w:headerReference w:type="default" r:id="rId12"/>
+      <w:footerReference w:type="default" r:id="rId13"/>
+      <w:headerReference w:type="first" r:id="rId14"/>
+      <w:footerReference w:type="first" r:id="rId15"/>
       <w:type w:val="continuous"/>
       <w:pgSz w:w="11906" w:h="16838" w:code="9"/>
       <w:pgMar w:top="1417" w:right="720" w:bottom="907" w:left="720" w:header="720" w:footer="612" w:gutter="0"/>
@@ -5690,6 +6717,12 @@
   </w:num>
   <w:num w:numId="23" w16cid:durableId="576676384">
     <w:abstractNumId w:val="0"/>
+  </w:num>
+  <w:num w:numId="24" w16cid:durableId="144326402">
+    <w:abstractNumId w:val="1"/>
+    <w:lvlOverride w:ilvl="0">
+      <w:startOverride w:val="1"/>
+    </w:lvlOverride>
   </w:num>
 </w:numbering>
 </file>
@@ -6099,7 +7132,6 @@
   <w:style w:type="character" w:default="1" w:styleId="a0">
     <w:name w:val="Default Paragraph Font"/>
     <w:uiPriority w:val="1"/>
-    <w:semiHidden/>
     <w:unhideWhenUsed/>
   </w:style>
   <w:style w:type="table" w:default="1" w:styleId="a1">

--- a/paper/Optimized Multi-Scale Feature Fusion with BGL-YOLO11 for Aerial Object Detection.docx
+++ b/paper/Optimized Multi-Scale Feature Fusion with BGL-YOLO11 for Aerial Object Detection.docx
@@ -36,7 +36,6 @@
       <w:r>
         <w:t xml:space="preserve"> </w:t>
       </w:r>
-      <w:proofErr w:type="gramStart"/>
       <w:r>
         <w:rPr>
           <w:vertAlign w:val="superscript"/>
@@ -51,7 +50,6 @@
         </w:rPr>
         <w:t>,*</w:t>
       </w:r>
-      <w:proofErr w:type="gramEnd"/>
       <w:r>
         <w:t xml:space="preserve">, </w:t>
       </w:r>
@@ -268,12 +266,10 @@
         <w:t xml:space="preserve">School of Information </w:t>
       </w:r>
       <w:proofErr w:type="spellStart"/>
-      <w:proofErr w:type="gramStart"/>
       <w:r>
         <w:t>Engineering,Shaoguan</w:t>
       </w:r>
       <w:proofErr w:type="spellEnd"/>
-      <w:proofErr w:type="gramEnd"/>
       <w:r>
         <w:t xml:space="preserve"> University, </w:t>
       </w:r>
@@ -283,15 +279,7 @@
       </w:r>
       <w:proofErr w:type="spellEnd"/>
       <w:r>
-        <w:t xml:space="preserve"> </w:t>
-      </w:r>
-      <w:proofErr w:type="gramStart"/>
-      <w:r>
-        <w:t>512005,China</w:t>
-      </w:r>
-      <w:proofErr w:type="gramEnd"/>
-      <w:r>
-        <w:t>; semhaq@163.com</w:t>
+        <w:t xml:space="preserve"> 512005,China; semhaq@163.com</w:t>
       </w:r>
     </w:p>
     <w:p>
@@ -311,22 +299,12 @@
         <w:t xml:space="preserve">School of Computer Science, Hunan University of Technology and </w:t>
       </w:r>
       <w:proofErr w:type="spellStart"/>
-      <w:proofErr w:type="gramStart"/>
       <w:r>
         <w:t>Business,Changsha</w:t>
       </w:r>
       <w:proofErr w:type="spellEnd"/>
-      <w:proofErr w:type="gramEnd"/>
-      <w:r>
-        <w:t xml:space="preserve"> </w:t>
-      </w:r>
-      <w:proofErr w:type="gramStart"/>
-      <w:r>
-        <w:t>410205,China</w:t>
-      </w:r>
-      <w:proofErr w:type="gramEnd"/>
-      <w:r>
-        <w:t>; semhaqx@gmail.com</w:t>
+      <w:r>
+        <w:t xml:space="preserve"> 410205,China; semhaqx@gmail.com</w:t>
       </w:r>
     </w:p>
     <w:p>
@@ -347,7 +325,6 @@
         <w:tab/>
         <w:t xml:space="preserve">Correspondence: </w:t>
       </w:r>
-      <w:proofErr w:type="gramStart"/>
       <w:r>
         <w:rPr>
           <w:rFonts w:eastAsiaTheme="minorEastAsia"/>
@@ -355,7 +332,6 @@
         </w:rPr>
         <w:t>semhaq@163.com;</w:t>
       </w:r>
-      <w:proofErr w:type="gramEnd"/>
     </w:p>
     <w:p>
       <w:pPr>
@@ -394,15 +370,7 @@
       </w:r>
       <w:proofErr w:type="spellEnd"/>
       <w:r>
-        <w:t xml:space="preserve">), Global-Local </w:t>
-      </w:r>
-      <w:proofErr w:type="gramStart"/>
-      <w:r>
-        <w:t>Spatial Attention</w:t>
-      </w:r>
-      <w:proofErr w:type="gramEnd"/>
-      <w:r>
-        <w:t xml:space="preserve"> Module (GLSA), and Lightweight Adaptive Weight </w:t>
+        <w:t xml:space="preserve">), Global-Local Spatial Attention Module (GLSA), and Lightweight Adaptive Weight </w:t>
       </w:r>
       <w:proofErr w:type="spellStart"/>
       <w:r>
@@ -512,23 +480,7 @@
           <w:rFonts w:eastAsiaTheme="minorEastAsia"/>
           <w:lang w:eastAsia="zh-CN"/>
         </w:rPr>
-        <w:t xml:space="preserve">With the rapid development of deep learning and computer vision technologies, object detection has become a crucial task in numerous real-world applications, ranging from autonomous driving and surveillance to aerial monitoring via Unmanned Aerial Vehicles (UAVs). YOLO (You Only Look Once) models, due to their remarkable ability to balance speed and accuracy, have become the de facto standard for real-time object detection. </w:t>
-      </w:r>
-      <w:proofErr w:type="gramStart"/>
-      <w:r>
-        <w:rPr>
-          <w:rFonts w:eastAsiaTheme="minorEastAsia"/>
-          <w:lang w:eastAsia="zh-CN"/>
-        </w:rPr>
-        <w:t>In particular, YOLO</w:t>
-      </w:r>
-      <w:proofErr w:type="gramEnd"/>
-      <w:r>
-        <w:rPr>
-          <w:rFonts w:eastAsiaTheme="minorEastAsia"/>
-          <w:lang w:eastAsia="zh-CN"/>
-        </w:rPr>
-        <w:t xml:space="preserve"> models have gained widespread adoption across various domains, including intelligent transportation systems, security surveillance, and even aerial imaging for environmental monitoring. However, despite the success of YOLO in these domains, significant challenges remain when applying traditional YOLO models to specialized tasks, such as UAV-based detection.</w:t>
+        <w:t>With the rapid development of deep learning and computer vision technologies, object detection has become a crucial task in numerous real-world applications, ranging from autonomous driving and surveillance to aerial monitoring via Unmanned Aerial Vehicles (UAVs). YOLO (You Only Look Once) models, due to their remarkable ability to balance speed and accuracy, have become the de facto standard for real-time object detection. In particular, YOLO models have gained widespread adoption across various domains, including intelligent transportation systems, security surveillance, and even aerial imaging for environmental monitoring. However, despite the success of YOLO in these domains, significant challenges remain when applying traditional YOLO models to specialized tasks, such as UAV-based detection.</w:t>
       </w:r>
     </w:p>
     <w:p>
@@ -664,23 +616,7 @@
           <w:rFonts w:eastAsiaTheme="minorEastAsia"/>
           <w:lang w:eastAsia="zh-CN"/>
         </w:rPr>
-        <w:t xml:space="preserve">Along with multi-scale fusion, attention mechanisms have become an integral part of modern object detection </w:t>
-      </w:r>
-      <w:proofErr w:type="gramStart"/>
-      <w:r>
-        <w:rPr>
-          <w:rFonts w:eastAsiaTheme="minorEastAsia"/>
-          <w:lang w:eastAsia="zh-CN"/>
-        </w:rPr>
-        <w:t>architectures</w:t>
-      </w:r>
-      <w:proofErr w:type="gramEnd"/>
-      <w:r>
-        <w:rPr>
-          <w:rFonts w:eastAsiaTheme="minorEastAsia"/>
-          <w:lang w:eastAsia="zh-CN"/>
-        </w:rPr>
-        <w:t>. Attention modules, such as Squeeze-and-Excitation Networks (</w:t>
+        <w:t>Along with multi-scale fusion, attention mechanisms have become an integral part of modern object detection architectures. Attention modules, such as Squeeze-and-Excitation Networks (</w:t>
       </w:r>
       <w:proofErr w:type="spellStart"/>
       <w:r>
@@ -898,15 +834,15 @@
         <w:pStyle w:val="MDPI22heading2"/>
         <w:spacing w:before="240"/>
         <w:rPr>
+          <w:rFonts w:eastAsiaTheme="minorEastAsia"/>
+          <w:lang w:eastAsia="zh-CN"/>
+        </w:rPr>
+      </w:pPr>
+      <w:r>
+        <w:rPr>
           <w:rFonts w:eastAsiaTheme="minorEastAsia" w:hint="eastAsia"/>
           <w:lang w:eastAsia="zh-CN"/>
         </w:rPr>
-      </w:pPr>
-      <w:r>
-        <w:rPr>
-          <w:rFonts w:eastAsiaTheme="minorEastAsia" w:hint="eastAsia"/>
-          <w:lang w:eastAsia="zh-CN"/>
-        </w:rPr>
         <w:t xml:space="preserve">2.1. </w:t>
       </w:r>
       <w:r>
@@ -921,7 +857,7 @@
       <w:pPr>
         <w:pStyle w:val="MDPI31text"/>
         <w:rPr>
-          <w:rFonts w:eastAsiaTheme="minorEastAsia" w:hint="eastAsia"/>
+          <w:rFonts w:eastAsiaTheme="minorEastAsia"/>
           <w:lang w:eastAsia="zh-CN"/>
         </w:rPr>
       </w:pPr>
@@ -937,7 +873,7 @@
       <w:pPr>
         <w:pStyle w:val="MDPI31text"/>
         <w:rPr>
-          <w:rFonts w:eastAsiaTheme="minorEastAsia" w:hint="eastAsia"/>
+          <w:rFonts w:eastAsiaTheme="minorEastAsia"/>
           <w:lang w:eastAsia="zh-CN"/>
         </w:rPr>
       </w:pPr>
@@ -953,7 +889,7 @@
       <w:pPr>
         <w:pStyle w:val="MDPI31text"/>
         <w:rPr>
-          <w:rFonts w:eastAsiaTheme="minorEastAsia" w:hint="eastAsia"/>
+          <w:rFonts w:eastAsiaTheme="minorEastAsia"/>
           <w:lang w:eastAsia="zh-CN"/>
         </w:rPr>
       </w:pPr>
@@ -978,15 +914,7 @@
           <w:rFonts w:eastAsiaTheme="minorEastAsia"/>
           <w:lang w:eastAsia="zh-CN"/>
         </w:rPr>
-        <w:t xml:space="preserve"> (Bidirectional Feature </w:t>
-      </w:r>
-      <w:r>
-        <w:rPr>
-          <w:rFonts w:eastAsiaTheme="minorEastAsia"/>
-          <w:lang w:eastAsia="zh-CN"/>
-        </w:rPr>
-        <w:lastRenderedPageBreak/>
-        <w:t>Pyramid Network), which improves multi-scale feature fusion by enabling bidirectional communication between feature maps, thus better capturing fine details of small targets.</w:t>
+        <w:t xml:space="preserve"> (Bidirectional Feature Pyramid Network), which improves multi-scale feature fusion by enabling bidirectional communication between feature maps, thus better capturing fine details of small targets.</w:t>
       </w:r>
     </w:p>
     <w:p>
@@ -994,7 +922,7 @@
         <w:pStyle w:val="MDPI22heading2"/>
         <w:spacing w:before="240"/>
         <w:rPr>
-          <w:rFonts w:eastAsiaTheme="minorEastAsia" w:hint="eastAsia"/>
+          <w:rFonts w:eastAsiaTheme="minorEastAsia"/>
           <w:lang w:eastAsia="zh-CN"/>
         </w:rPr>
       </w:pPr>
@@ -1010,7 +938,7 @@
       <w:pPr>
         <w:pStyle w:val="MDPI31text"/>
         <w:rPr>
-          <w:rFonts w:eastAsiaTheme="minorEastAsia" w:hint="eastAsia"/>
+          <w:rFonts w:eastAsiaTheme="minorEastAsia"/>
           <w:lang w:eastAsia="zh-CN"/>
         </w:rPr>
       </w:pPr>
@@ -1026,7 +954,7 @@
       <w:pPr>
         <w:pStyle w:val="MDPI31text"/>
         <w:rPr>
-          <w:rFonts w:eastAsiaTheme="minorEastAsia" w:hint="eastAsia"/>
+          <w:rFonts w:eastAsiaTheme="minorEastAsia"/>
           <w:lang w:eastAsia="zh-CN"/>
         </w:rPr>
       </w:pPr>
@@ -1058,7 +986,7 @@
       <w:pPr>
         <w:pStyle w:val="MDPI31text"/>
         <w:rPr>
-          <w:rFonts w:eastAsiaTheme="minorEastAsia" w:hint="eastAsia"/>
+          <w:rFonts w:eastAsiaTheme="minorEastAsia"/>
           <w:lang w:eastAsia="zh-CN"/>
         </w:rPr>
       </w:pPr>
@@ -1106,15 +1034,16 @@
       <w:pPr>
         <w:pStyle w:val="MDPI31text"/>
         <w:rPr>
-          <w:rFonts w:eastAsiaTheme="minorEastAsia" w:hint="eastAsia"/>
-          <w:lang w:eastAsia="zh-CN"/>
-        </w:rPr>
-      </w:pPr>
-      <w:r>
-        <w:rPr>
-          <w:rFonts w:eastAsiaTheme="minorEastAsia"/>
-          <w:lang w:eastAsia="zh-CN"/>
-        </w:rPr>
+          <w:rFonts w:eastAsiaTheme="minorEastAsia"/>
+          <w:lang w:eastAsia="zh-CN"/>
+        </w:rPr>
+      </w:pPr>
+      <w:r>
+        <w:rPr>
+          <w:rFonts w:eastAsiaTheme="minorEastAsia"/>
+          <w:lang w:eastAsia="zh-CN"/>
+        </w:rPr>
+        <w:lastRenderedPageBreak/>
         <w:t xml:space="preserve">The </w:t>
       </w:r>
       <w:proofErr w:type="spellStart"/>
@@ -1167,9 +1096,9 @@
           <w:lang w:eastAsia="zh-CN"/>
         </w:rPr>
         <w:drawing>
-          <wp:inline distT="0" distB="0" distL="0" distR="0" wp14:anchorId="5F2CFD01" wp14:editId="16C1D43A">
-            <wp:extent cx="3812394" cy="2102536"/>
-            <wp:effectExtent l="0" t="0" r="0" b="0"/>
+          <wp:inline distT="0" distB="0" distL="0" distR="0" wp14:anchorId="5F2CFD01" wp14:editId="1DF4322E">
+            <wp:extent cx="4445129" cy="2451490"/>
+            <wp:effectExtent l="0" t="0" r="0" b="6350"/>
             <wp:docPr id="26735052" name="图片 1"/>
             <wp:cNvGraphicFramePr>
               <a:graphicFrameLocks xmlns:a="http://schemas.openxmlformats.org/drawingml/2006/main" noChangeAspect="1"/>
@@ -1190,7 +1119,7 @@
                   <pic:spPr>
                     <a:xfrm>
                       <a:off x="0" y="0"/>
-                      <a:ext cx="3851724" cy="2124227"/>
+                      <a:ext cx="4501145" cy="2482383"/>
                     </a:xfrm>
                     <a:prstGeom prst="rect">
                       <a:avLst/>
@@ -1220,9 +1149,6 @@
     <w:p>
       <w:pPr>
         <w:pStyle w:val="MDPI23heading3"/>
-        <w:rPr>
-          <w:rFonts w:hint="eastAsia"/>
-        </w:rPr>
       </w:pPr>
       <w:r>
         <w:t xml:space="preserve">2.2.1. </w:t>
@@ -1253,18 +1179,14 @@
       </w:r>
       <w:proofErr w:type="spellEnd"/>
       <w:r>
-        <w:t>) is an enhanced version of the traditional Feature Pyramid Networks (FPN), specifically designed to improve multi-</w:t>
-      </w:r>
-      <w:r>
-        <w:lastRenderedPageBreak/>
-        <w:t>scale feature fusion. In object detection tasks, particularly in UAV-based detection, the ability to accurately capture features from various scales is crucial, as UAV imagery often contains small targets, large occlusions, and complex backgrounds.</w:t>
+        <w:t>) is an enhanced version of the traditional Feature Pyramid Networks (FPN), specifically designed to improve multi-scale feature fusion. In object detection tasks, particularly in UAV-based detection, the ability to accurately capture features from various scales is crucial, as UAV imagery often contains small targets, large occlusions, and complex backgrounds.</w:t>
       </w:r>
     </w:p>
     <w:p>
       <w:pPr>
         <w:pStyle w:val="MDPI31text"/>
         <w:rPr>
-          <w:rFonts w:eastAsiaTheme="minorEastAsia" w:hint="eastAsia"/>
+          <w:rFonts w:eastAsiaTheme="minorEastAsia"/>
           <w:lang w:eastAsia="zh-CN"/>
         </w:rPr>
       </w:pPr>
@@ -1360,7 +1282,7 @@
       <w:pPr>
         <w:pStyle w:val="MDPI31text"/>
         <w:rPr>
-          <w:rFonts w:eastAsiaTheme="minorEastAsia" w:hint="eastAsia"/>
+          <w:rFonts w:eastAsiaTheme="minorEastAsia"/>
           <w:lang w:eastAsia="zh-CN"/>
         </w:rPr>
       </w:pPr>
@@ -1421,7 +1343,7 @@
               <w:ind w:left="0" w:firstLine="0"/>
               <w:jc w:val="right"/>
               <w:rPr>
-                <w:rFonts w:eastAsiaTheme="minorEastAsia" w:hint="eastAsia"/>
+                <w:rFonts w:eastAsiaTheme="minorEastAsia"/>
                 <w:i/>
                 <w:lang w:eastAsia="zh-CN"/>
               </w:rPr>
@@ -1557,9 +1479,6 @@
     <w:p>
       <w:pPr>
         <w:pStyle w:val="MDPI31text"/>
-        <w:rPr>
-          <w:rFonts w:hint="eastAsia"/>
-        </w:rPr>
       </w:pPr>
       <w:r>
         <w:t>Where</w:t>
@@ -1691,19 +1610,12 @@
       </w:pPr>
       <w:proofErr w:type="spellStart"/>
       <w:r>
+        <w:lastRenderedPageBreak/>
         <w:t>BiFPN</w:t>
       </w:r>
       <w:proofErr w:type="spellEnd"/>
       <w:r>
-        <w:t xml:space="preserve"> brings several advantages to </w:t>
-      </w:r>
-      <w:proofErr w:type="gramStart"/>
-      <w:r>
-        <w:t>the YOLO11</w:t>
-      </w:r>
-      <w:proofErr w:type="gramEnd"/>
-      <w:r>
-        <w:t xml:space="preserve"> architecture:</w:t>
+        <w:t xml:space="preserve"> brings several advantages to the YOLO11 architecture:</w:t>
       </w:r>
     </w:p>
     <w:p>
@@ -1724,24 +1636,13 @@
         <w:pStyle w:val="MDPI37itemize"/>
       </w:pPr>
       <w:r>
-        <w:t>Feature Prioritization</w:t>
-      </w:r>
-      <w:proofErr w:type="gramStart"/>
-      <w:r>
-        <w:t>: The learnable</w:t>
-      </w:r>
-      <w:proofErr w:type="gramEnd"/>
-      <w:r>
-        <w:t xml:space="preserve"> weights help the network prioritize more important features, leading to better detection accuracy, especially for small and occluded objects.</w:t>
+        <w:t>Feature Prioritization: The learnable weights help the network prioritize more important features, leading to better detection accuracy, especially for small and occluded objects.</w:t>
       </w:r>
     </w:p>
     <w:p>
       <w:pPr>
         <w:pStyle w:val="MDPI37itemize"/>
         <w:spacing w:after="60"/>
-        <w:rPr>
-          <w:rFonts w:hint="eastAsia"/>
-        </w:rPr>
       </w:pPr>
       <w:r>
         <w:t xml:space="preserve">Computational Efficiency: Despite the complexity of bidirectional fusion, </w:t>
@@ -1778,17 +1679,112 @@
     <w:p>
       <w:pPr>
         <w:pStyle w:val="MDPI31text"/>
+        <w:jc w:val="left"/>
+        <w:rPr>
+          <w:rFonts w:eastAsiaTheme="minorEastAsia"/>
+          <w:lang w:eastAsia="zh-CN"/>
+        </w:rPr>
+      </w:pPr>
+      <w:r>
+        <w:rPr>
+          <w:rFonts w:eastAsiaTheme="minorEastAsia"/>
+          <w:noProof/>
+          <w:snapToGrid/>
+          <w:lang w:eastAsia="zh-CN"/>
+        </w:rPr>
+        <w:drawing>
+          <wp:inline distT="0" distB="0" distL="0" distR="0" wp14:anchorId="2FA8678E" wp14:editId="4EF8A6FE">
+            <wp:extent cx="3932481" cy="2572188"/>
+            <wp:effectExtent l="0" t="0" r="0" b="0"/>
+            <wp:docPr id="1756538684" name="图片 1"/>
+            <wp:cNvGraphicFramePr>
+              <a:graphicFrameLocks xmlns:a="http://schemas.openxmlformats.org/drawingml/2006/main" noChangeAspect="1"/>
+            </wp:cNvGraphicFramePr>
+            <a:graphic xmlns:a="http://schemas.openxmlformats.org/drawingml/2006/main">
+              <a:graphicData uri="http://schemas.openxmlformats.org/drawingml/2006/picture">
+                <pic:pic xmlns:pic="http://schemas.openxmlformats.org/drawingml/2006/picture">
+                  <pic:nvPicPr>
+                    <pic:cNvPr id="1756538684" name="图片 1756538684"/>
+                    <pic:cNvPicPr/>
+                  </pic:nvPicPr>
+                  <pic:blipFill>
+                    <a:blip r:embed="rId8"/>
+                    <a:stretch>
+                      <a:fillRect/>
+                    </a:stretch>
+                  </pic:blipFill>
+                  <pic:spPr>
+                    <a:xfrm>
+                      <a:off x="0" y="0"/>
+                      <a:ext cx="4031063" cy="2636669"/>
+                    </a:xfrm>
+                    <a:prstGeom prst="rect">
+                      <a:avLst/>
+                    </a:prstGeom>
+                  </pic:spPr>
+                </pic:pic>
+              </a:graphicData>
+            </a:graphic>
+          </wp:inline>
+        </w:drawing>
+      </w:r>
+    </w:p>
+    <w:p>
+      <w:pPr>
+        <w:pStyle w:val="MDPI51figurecaption"/>
         <w:rPr>
           <w:rFonts w:eastAsiaTheme="minorEastAsia" w:hint="eastAsia"/>
           <w:lang w:eastAsia="zh-CN"/>
         </w:rPr>
       </w:pPr>
+      <w:r>
+        <w:rPr>
+          <w:b/>
+        </w:rPr>
+        <w:t xml:space="preserve">Figure </w:t>
+      </w:r>
+      <w:r>
+        <w:rPr>
+          <w:rFonts w:eastAsiaTheme="minorEastAsia" w:hint="eastAsia"/>
+          <w:b/>
+          <w:lang w:eastAsia="zh-CN"/>
+        </w:rPr>
+        <w:t>2</w:t>
+      </w:r>
+      <w:r>
+        <w:rPr>
+          <w:b/>
+        </w:rPr>
+        <w:t xml:space="preserve">. </w:t>
+      </w:r>
+      <w:r>
+        <w:t>Structur</w:t>
+      </w:r>
+      <w:r>
+        <w:rPr>
+          <w:rFonts w:eastAsiaTheme="minorEastAsia" w:hint="eastAsia"/>
+          <w:lang w:eastAsia="zh-CN"/>
+        </w:rPr>
+        <w:t xml:space="preserve">e </w:t>
+      </w:r>
+      <w:r>
+        <w:t xml:space="preserve">of the </w:t>
+      </w:r>
+      <w:proofErr w:type="spellStart"/>
+      <w:r>
+        <w:t>BiFPN</w:t>
+      </w:r>
+      <w:proofErr w:type="spellEnd"/>
+      <w:r>
+        <w:t xml:space="preserve"> module.</w:t>
+      </w:r>
     </w:p>
     <w:p>
       <w:pPr>
         <w:pStyle w:val="MDPI23heading3"/>
         <w:rPr>
-          <w:rFonts w:hint="eastAsia"/>
+          <w:rFonts w:eastAsiaTheme="minorEastAsia"/>
+          <w:lang w:eastAsia="zh-CN"/>
         </w:rPr>
       </w:pPr>
       <w:r>
@@ -1804,41 +1800,1767 @@
       <w:r>
         <w:t xml:space="preserve">. </w:t>
       </w:r>
+      <w:r>
+        <w:rPr>
+          <w:rFonts w:eastAsiaTheme="minorEastAsia" w:hint="eastAsia"/>
+          <w:lang w:eastAsia="zh-CN"/>
+        </w:rPr>
+        <w:t>GLSA</w:t>
+      </w:r>
+      <w:r>
+        <w:t xml:space="preserve"> </w:t>
+      </w:r>
+      <w:r>
+        <w:t>(Global-Local Spatial Attention)</w:t>
+      </w:r>
+    </w:p>
+    <w:p>
+      <w:pPr>
+        <w:pStyle w:val="MDPI31text"/>
+        <w:rPr>
+          <w:rFonts w:eastAsiaTheme="minorEastAsia" w:hint="eastAsia"/>
+          <w:lang w:eastAsia="zh-CN"/>
+        </w:rPr>
+      </w:pPr>
+      <w:r>
+        <w:rPr>
+          <w:rFonts w:eastAsiaTheme="minorEastAsia"/>
+          <w:lang w:eastAsia="zh-CN"/>
+        </w:rPr>
+        <w:t xml:space="preserve">The Global-Local Spatial Attention (GLSA) module is introduced to address the limitations of traditional attention mechanisms in detecting small and occluded objects, particularly in UAV-based imagery. While existing attention mechanisms like </w:t>
+      </w:r>
       <w:proofErr w:type="spellStart"/>
       <w:r>
+        <w:rPr>
+          <w:rFonts w:eastAsiaTheme="minorEastAsia"/>
+          <w:lang w:eastAsia="zh-CN"/>
+        </w:rPr>
+        <w:t>SENet</w:t>
+      </w:r>
+      <w:proofErr w:type="spellEnd"/>
+      <w:r>
+        <w:rPr>
+          <w:rFonts w:eastAsiaTheme="minorEastAsia"/>
+          <w:lang w:eastAsia="zh-CN"/>
+        </w:rPr>
+        <w:t xml:space="preserve"> and CBAM focus on either spatial or channel-wise attention, they do not fully utilize both global context and local spatial details. This limitation results in suboptimal performance when detecting small objects in complex environments, especially those that are partially or fully occluded. These issues are further compounded by cluttered and dynamic backgrounds, which hinder the model’s ability to distinguish between objects of interest and background noise. GLSA, by contrast, models both global context and local spatial features simultaneously, allowing the network to effectively highlight relevant areas of an image while suppressing irrelevant background noise that often obscures important features.</w:t>
+      </w:r>
+    </w:p>
+    <w:p>
+      <w:pPr>
+        <w:pStyle w:val="MDPI31text"/>
+        <w:rPr>
+          <w:rFonts w:eastAsiaTheme="minorEastAsia" w:hint="eastAsia"/>
+          <w:lang w:eastAsia="zh-CN"/>
+        </w:rPr>
+      </w:pPr>
+      <w:r>
+        <w:rPr>
+          <w:rFonts w:eastAsiaTheme="minorEastAsia"/>
+          <w:lang w:eastAsia="zh-CN"/>
+        </w:rPr>
+        <w:t xml:space="preserve">The global context modeling in GLSA helps the network capture long-range dependencies and understand the broader scene. In UAV-based detection tasks, aerial imagery often includes large portions of background, which can significantly vary in terms of texture, color, and structure. By incorporating global context, GLSA provides the model with a better understanding of the entire image, enhancing its ability to distinguish between foreground objects and background clutter. This is particularly important in aerial views where background context plays a crucial role in correctly interpreting the spatial </w:t>
+      </w:r>
+      <w:r>
+        <w:rPr>
+          <w:rFonts w:eastAsiaTheme="minorEastAsia"/>
+          <w:lang w:eastAsia="zh-CN"/>
+        </w:rPr>
+        <w:lastRenderedPageBreak/>
+        <w:t>relationship between objects. The integration of global context allows the model to focus on the relevant spatial features that contribute to better object localization and classification, particularly when there are overlapping objects or dense scenes.</w:t>
+      </w:r>
+    </w:p>
+    <w:p>
+      <w:pPr>
+        <w:pStyle w:val="MDPI31text"/>
+        <w:rPr>
+          <w:rFonts w:eastAsiaTheme="minorEastAsia" w:hint="eastAsia"/>
+          <w:lang w:eastAsia="zh-CN"/>
+        </w:rPr>
+      </w:pPr>
+      <w:r>
+        <w:rPr>
+          <w:rFonts w:eastAsiaTheme="minorEastAsia"/>
+          <w:lang w:eastAsia="zh-CN"/>
+        </w:rPr>
+        <w:t>On the other hand, the local spatial attention mechanism within GLSA enhances the model’s ability to focus on specific regions in the image where small or occluded objects are located. In the presence of large variations in background or when objects are partially obstructed, traditional attention mechanisms may fail to capture fine-grained details. The local spatial attention, however, allows the model to zoom in on smaller, more intricate details, improving detection accuracy in highly complex environments. For example, in UAV surveillance of urban areas, objects such as pedestrians, vehicles, or infrastructure can often be hidden behind buildings or trees, and these occlusions can significantly reduce detection accuracy. The local spatial attention mechanism helps mitigate this challenge by giving more focus to the relevant regions that contain the target objects, even when they are occluded or small in scale.</w:t>
+      </w:r>
+    </w:p>
+    <w:p>
+      <w:pPr>
+        <w:pStyle w:val="MDPI31text"/>
+        <w:rPr>
+          <w:rFonts w:eastAsiaTheme="minorEastAsia" w:hint="eastAsia"/>
+          <w:lang w:eastAsia="zh-CN"/>
+        </w:rPr>
+      </w:pPr>
+      <w:r>
+        <w:rPr>
+          <w:rFonts w:eastAsiaTheme="minorEastAsia"/>
+          <w:lang w:eastAsia="zh-CN"/>
+        </w:rPr>
+        <w:t>By combining these two attention strategies, GLSA boosts the sensitivity of the model to small, occluded, or distant objects, ensuring that fine-grained details are captured. The dual focus on both global and local features allows GLSA to maintain robust performance even in environments where traditional models might struggle. The global context helps the model understand the overall scene, while the local spatial attention hones in on the crucial details that are typically harder to detect. This combination makes GLSA highly effective in handling the challenges posed by UAV-based object detection tasks, where both global context and precise localization of small objects are essential for accurate detection.</w:t>
+      </w:r>
+    </w:p>
+    <w:p>
+      <w:pPr>
+        <w:pStyle w:val="MDPI31text"/>
+        <w:rPr>
+          <w:rFonts w:eastAsiaTheme="minorEastAsia" w:hint="eastAsia"/>
+          <w:lang w:eastAsia="zh-CN"/>
+        </w:rPr>
+      </w:pPr>
+      <w:r>
+        <w:rPr>
+          <w:rFonts w:eastAsiaTheme="minorEastAsia"/>
+          <w:lang w:eastAsia="zh-CN"/>
+        </w:rPr>
+        <w:t>The integration of GLSA into the YOLO11 architecture allows the model to benefit from enhanced feature maps, which provide richer representations of the image content. This improvement in feature representation enhances the model's ability to detect small and occluded objects with higher accuracy, particularly in complex environments such as urban surveillance or infrastructure monitoring. In these applications, detecting small, hidden, or occluded objects is critical, and GLSA’s ability to prioritize important features while suppressing irrelevant noise leads to better detection results. This enhanced performance translates into more reliable and efficient detection systems for UAVs, enabling real-time applications where object detection must be both fast and accurate.</w:t>
+      </w:r>
+    </w:p>
+    <w:p>
+      <w:pPr>
+        <w:pStyle w:val="MDPI31text"/>
+        <w:rPr>
+          <w:rFonts w:eastAsiaTheme="minorEastAsia" w:hint="eastAsia"/>
+          <w:lang w:eastAsia="zh-CN"/>
+        </w:rPr>
+      </w:pPr>
+      <w:r>
+        <w:rPr>
+          <w:rFonts w:eastAsiaTheme="minorEastAsia"/>
+          <w:lang w:eastAsia="zh-CN"/>
+        </w:rPr>
+        <w:t>Moreover, the combination of global and local attention mechanisms in GLSA improves the model's adaptability to diverse environmental conditions. This adaptability is crucial for UAV-based object detection, where varying lighting, weather conditions, and dynamic backgrounds can all affect the quality of the images. By learning to focus on both broader contextual information and detailed spatial features, GLSA allows the model to be more robust to such environmental variations. This results in improved detection accuracy across a wide range of conditions, making GLSA a highly effective component for enhancing the performance of UAV-based detection systems.</w:t>
+      </w:r>
+    </w:p>
+    <w:p>
+      <w:pPr>
+        <w:pStyle w:val="MDPI31text"/>
+        <w:rPr>
+          <w:rFonts w:eastAsiaTheme="minorEastAsia" w:hint="eastAsia"/>
+          <w:lang w:eastAsia="zh-CN"/>
+        </w:rPr>
+      </w:pPr>
+      <w:r>
+        <w:rPr>
+          <w:rFonts w:eastAsiaTheme="minorEastAsia"/>
+          <w:lang w:eastAsia="zh-CN"/>
+        </w:rPr>
+        <w:t>The proposed GLSA module significantly enhances YOLO11’s ability to focus on key regions of interest, improving its overall detection performance in real-world scenarios. Its ability to jointly model global context and local spatial features allows it to handle complex, cluttered environments with high efficiency, ultimately making it a powerful tool for UAV applications. Whether it’s detecting small objects in urban surveillance or monitoring infrastructure in remote areas, GLSA provides the necessary improvements to ensure robust and reliable detection performance.</w:t>
+      </w:r>
+    </w:p>
+    <w:p>
+      <w:pPr>
+        <w:pStyle w:val="MDPI31text"/>
+        <w:rPr>
+          <w:rFonts w:eastAsiaTheme="minorEastAsia"/>
+          <w:lang w:eastAsia="zh-CN"/>
+        </w:rPr>
+      </w:pPr>
+      <w:r>
+        <w:t>The GLSA module combines global and local attention mechanisms. The input feature map</w:t>
+      </w:r>
+      <m:oMath>
+        <m:r>
+          <w:rPr>
+            <w:rFonts w:ascii="Cambria Math" w:hAnsi="Cambria Math"/>
+          </w:rPr>
+          <m:t xml:space="preserve"> </m:t>
+        </m:r>
+        <m:r>
+          <w:rPr>
+            <w:rFonts w:ascii="Cambria Math" w:eastAsiaTheme="minorEastAsia" w:hAnsi="Cambria Math" w:hint="eastAsia"/>
+            <w:lang w:eastAsia="zh-CN"/>
+          </w:rPr>
+          <m:t>F</m:t>
+        </m:r>
+        <m:r>
+          <w:rPr>
+            <w:rFonts w:ascii="Cambria Math" w:eastAsiaTheme="minorEastAsia" w:hAnsi="Cambria Math"/>
+            <w:lang w:eastAsia="zh-CN"/>
+          </w:rPr>
+          <m:t xml:space="preserve"> </m:t>
+        </m:r>
+      </m:oMath>
+      <w:r>
+        <w:t>is processed through two attention branches: the Global Spatial Attention (GSA) and the Local Spatial Attention (LSA). These branches produce</w:t>
+      </w:r>
+      <m:oMath>
+        <m:r>
+          <w:rPr>
+            <w:rFonts w:ascii="Cambria Math" w:hAnsi="Cambria Math"/>
+          </w:rPr>
+          <m:t xml:space="preserve"> </m:t>
+        </m:r>
+        <m:sSub>
+          <m:sSubPr>
+            <m:ctrlPr>
+              <w:rPr>
+                <w:rFonts w:ascii="Cambria Math" w:hAnsi="Cambria Math"/>
+                <w:i/>
+              </w:rPr>
+            </m:ctrlPr>
+          </m:sSubPr>
+          <m:e>
+            <m:r>
+              <w:rPr>
+                <w:rFonts w:ascii="Cambria Math" w:hAnsi="Cambria Math"/>
+              </w:rPr>
+              <m:t>F</m:t>
+            </m:r>
+          </m:e>
+          <m:sub>
+            <m:r>
+              <w:rPr>
+                <w:rFonts w:ascii="Cambria Math" w:hAnsi="Cambria Math"/>
+              </w:rPr>
+              <m:t>g</m:t>
+            </m:r>
+            <m:r>
+              <w:rPr>
+                <w:rFonts w:ascii="Cambria Math" w:eastAsiaTheme="minorEastAsia" w:hAnsi="Cambria Math"/>
+                <w:lang w:eastAsia="zh-CN"/>
+              </w:rPr>
+              <m:t>lobal</m:t>
+            </m:r>
+          </m:sub>
+        </m:sSub>
+        <m:r>
+          <w:rPr>
+            <w:rFonts w:ascii="Cambria Math" w:hAnsi="Cambria Math"/>
+          </w:rPr>
+          <m:t xml:space="preserve"> </m:t>
+        </m:r>
+      </m:oMath>
+      <w:r>
+        <w:t>and</w:t>
+      </w:r>
+      <m:oMath>
+        <m:r>
+          <w:rPr>
+            <w:rFonts w:ascii="Cambria Math" w:hAnsi="Cambria Math"/>
+          </w:rPr>
+          <m:t xml:space="preserve"> </m:t>
+        </m:r>
+        <m:sSub>
+          <m:sSubPr>
+            <m:ctrlPr>
+              <w:rPr>
+                <w:rFonts w:ascii="Cambria Math" w:hAnsi="Cambria Math"/>
+                <w:i/>
+              </w:rPr>
+            </m:ctrlPr>
+          </m:sSubPr>
+          <m:e>
+            <m:r>
+              <w:rPr>
+                <w:rFonts w:ascii="Cambria Math" w:hAnsi="Cambria Math"/>
+              </w:rPr>
+              <m:t>F</m:t>
+            </m:r>
+          </m:e>
+          <m:sub>
+            <m:r>
+              <w:rPr>
+                <w:rFonts w:ascii="Cambria Math" w:hAnsi="Cambria Math"/>
+              </w:rPr>
+              <m:t>l</m:t>
+            </m:r>
+            <m:r>
+              <w:rPr>
+                <w:rFonts w:ascii="Cambria Math" w:eastAsiaTheme="minorEastAsia" w:hAnsi="Cambria Math"/>
+                <w:lang w:eastAsia="zh-CN"/>
+              </w:rPr>
+              <m:t>ocal</m:t>
+            </m:r>
+          </m:sub>
+        </m:sSub>
+      </m:oMath>
+      <w:r>
+        <w:t>, respectively. The final output</w:t>
+      </w:r>
+      <m:oMath>
+        <m:r>
+          <w:rPr>
+            <w:rFonts w:ascii="Cambria Math" w:hAnsi="Cambria Math"/>
+          </w:rPr>
+          <m:t xml:space="preserve"> </m:t>
+        </m:r>
+        <m:sSub>
+          <m:sSubPr>
+            <m:ctrlPr>
+              <w:rPr>
+                <w:rFonts w:ascii="Cambria Math" w:eastAsiaTheme="minorEastAsia" w:hAnsi="Cambria Math"/>
+                <w:i/>
+                <w:lang w:eastAsia="zh-CN"/>
+              </w:rPr>
+            </m:ctrlPr>
+          </m:sSubPr>
+          <m:e>
+            <m:r>
+              <w:rPr>
+                <w:rFonts w:ascii="Cambria Math" w:eastAsiaTheme="minorEastAsia" w:hAnsi="Cambria Math" w:hint="eastAsia"/>
+                <w:lang w:eastAsia="zh-CN"/>
+              </w:rPr>
+              <m:t>F</m:t>
+            </m:r>
+          </m:e>
+          <m:sub>
+            <m:r>
+              <w:rPr>
+                <w:rFonts w:ascii="Cambria Math" w:eastAsiaTheme="minorEastAsia" w:hAnsi="Cambria Math"/>
+                <w:lang w:eastAsia="zh-CN"/>
+              </w:rPr>
+              <m:t>GLSA</m:t>
+            </m:r>
+          </m:sub>
+        </m:sSub>
+        <m:r>
+          <w:rPr>
+            <w:rFonts w:ascii="Cambria Math" w:eastAsiaTheme="minorEastAsia" w:hAnsi="Cambria Math"/>
+            <w:lang w:eastAsia="zh-CN"/>
+          </w:rPr>
+          <m:t xml:space="preserve"> </m:t>
+        </m:r>
+      </m:oMath>
+      <w:r>
+        <w:t>is a weighted combination of these two, formulated as:</w:t>
+      </w:r>
+    </w:p>
+    <w:tbl>
+      <w:tblPr>
+        <w:tblW w:w="7859" w:type="dxa"/>
+        <w:tblInd w:w="2608" w:type="dxa"/>
+        <w:tblCellMar>
+          <w:left w:w="0" w:type="dxa"/>
+          <w:right w:w="0" w:type="dxa"/>
+        </w:tblCellMar>
+        <w:tblLook w:val="04A0" w:firstRow="1" w:lastRow="0" w:firstColumn="1" w:lastColumn="0" w:noHBand="0" w:noVBand="1"/>
+      </w:tblPr>
+      <w:tblGrid>
+        <w:gridCol w:w="7428"/>
+        <w:gridCol w:w="431"/>
+      </w:tblGrid>
+      <w:tr>
+        <w:trPr>
+          <w:trHeight w:val="330"/>
+        </w:trPr>
+        <w:tc>
+          <w:tcPr>
+            <w:tcW w:w="7428" w:type="dxa"/>
+            <w:vAlign w:val="center"/>
+          </w:tcPr>
+          <w:p>
+            <w:pPr>
+              <w:pStyle w:val="MDPI31text"/>
+              <w:ind w:left="0" w:firstLine="0"/>
+              <w:jc w:val="right"/>
+              <w:rPr>
+                <w:rFonts w:eastAsiaTheme="minorEastAsia" w:hint="eastAsia"/>
+                <w:i/>
+                <w:lang w:eastAsia="zh-CN"/>
+              </w:rPr>
+            </w:pPr>
+            <m:oMathPara>
+              <m:oMath>
+                <m:sSub>
+                  <m:sSubPr>
+                    <m:ctrlPr>
+                      <w:rPr>
+                        <w:rFonts w:ascii="Cambria Math" w:hAnsi="Cambria Math"/>
+                      </w:rPr>
+                    </m:ctrlPr>
+                  </m:sSubPr>
+                  <m:e>
+                    <m:r>
+                      <w:rPr>
+                        <w:rFonts w:ascii="Cambria Math" w:hAnsi="Cambria Math"/>
+                      </w:rPr>
+                      <m:t>F</m:t>
+                    </m:r>
+                  </m:e>
+                  <m:sub>
+                    <m:r>
+                      <w:rPr>
+                        <w:rFonts w:ascii="Cambria Math" w:hAnsi="Cambria Math"/>
+                      </w:rPr>
+                      <m:t>G</m:t>
+                    </m:r>
+                    <m:r>
+                      <w:rPr>
+                        <w:rFonts w:ascii="Cambria Math" w:eastAsiaTheme="minorEastAsia" w:hAnsi="Cambria Math"/>
+                        <w:lang w:eastAsia="zh-CN"/>
+                      </w:rPr>
+                      <m:t>LSA</m:t>
+                    </m:r>
+                  </m:sub>
+                </m:sSub>
+                <m:r>
+                  <m:rPr>
+                    <m:sty m:val="p"/>
+                  </m:rPr>
+                  <w:rPr>
+                    <w:rFonts w:ascii="Cambria Math" w:hAnsi="Cambria Math"/>
+                  </w:rPr>
+                  <m:t>=c</m:t>
+                </m:r>
+                <m:r>
+                  <w:rPr>
+                    <w:rFonts w:ascii="Cambria Math" w:eastAsiaTheme="minorEastAsia" w:hAnsi="Cambria Math"/>
+                    <w:lang w:eastAsia="zh-CN"/>
+                  </w:rPr>
+                  <m:t>oncat(</m:t>
+                </m:r>
+                <m:sSub>
+                  <m:sSubPr>
+                    <m:ctrlPr>
+                      <w:rPr>
+                        <w:rFonts w:ascii="Cambria Math" w:hAnsi="Cambria Math"/>
+                        <w:i/>
+                      </w:rPr>
+                    </m:ctrlPr>
+                  </m:sSubPr>
+                  <m:e>
+                    <m:r>
+                      <w:rPr>
+                        <w:rFonts w:ascii="Cambria Math" w:hAnsi="Cambria Math"/>
+                      </w:rPr>
+                      <m:t>F</m:t>
+                    </m:r>
+                  </m:e>
+                  <m:sub>
+                    <m:r>
+                      <w:rPr>
+                        <w:rFonts w:ascii="Cambria Math" w:hAnsi="Cambria Math"/>
+                      </w:rPr>
+                      <m:t>g</m:t>
+                    </m:r>
+                    <m:r>
+                      <w:rPr>
+                        <w:rFonts w:ascii="Cambria Math" w:eastAsiaTheme="minorEastAsia" w:hAnsi="Cambria Math"/>
+                        <w:lang w:eastAsia="zh-CN"/>
+                      </w:rPr>
+                      <m:t>lobal</m:t>
+                    </m:r>
+                  </m:sub>
+                </m:sSub>
+                <m:r>
+                  <w:rPr>
+                    <w:rFonts w:ascii="Cambria Math" w:eastAsiaTheme="minorEastAsia" w:hAnsi="Cambria Math"/>
+                    <w:lang w:eastAsia="zh-CN"/>
+                  </w:rPr>
+                  <m:t>,</m:t>
+                </m:r>
+                <m:sSub>
+                  <m:sSubPr>
+                    <m:ctrlPr>
+                      <w:rPr>
+                        <w:rFonts w:ascii="Cambria Math" w:hAnsi="Cambria Math"/>
+                        <w:i/>
+                      </w:rPr>
+                    </m:ctrlPr>
+                  </m:sSubPr>
+                  <m:e>
+                    <m:r>
+                      <w:rPr>
+                        <w:rFonts w:ascii="Cambria Math" w:hAnsi="Cambria Math"/>
+                      </w:rPr>
+                      <m:t>F</m:t>
+                    </m:r>
+                  </m:e>
+                  <m:sub>
+                    <m:r>
+                      <w:rPr>
+                        <w:rFonts w:ascii="Cambria Math" w:hAnsi="Cambria Math"/>
+                      </w:rPr>
+                      <m:t>l</m:t>
+                    </m:r>
+                    <m:r>
+                      <w:rPr>
+                        <w:rFonts w:ascii="Cambria Math" w:eastAsiaTheme="minorEastAsia" w:hAnsi="Cambria Math"/>
+                        <w:lang w:eastAsia="zh-CN"/>
+                      </w:rPr>
+                      <m:t>ocal</m:t>
+                    </m:r>
+                  </m:sub>
+                </m:sSub>
+                <m:r>
+                  <w:rPr>
+                    <w:rFonts w:ascii="Cambria Math" w:eastAsiaTheme="minorEastAsia" w:hAnsi="Cambria Math"/>
+                    <w:lang w:eastAsia="zh-CN"/>
+                  </w:rPr>
+                  <m:t>)∙</m:t>
+                </m:r>
+                <m:sSub>
+                  <m:sSubPr>
+                    <m:ctrlPr>
+                      <w:rPr>
+                        <w:rFonts w:ascii="Cambria Math" w:eastAsiaTheme="minorEastAsia" w:hAnsi="Cambria Math"/>
+                        <w:i/>
+                        <w:lang w:eastAsia="zh-CN"/>
+                      </w:rPr>
+                    </m:ctrlPr>
+                  </m:sSubPr>
+                  <m:e>
+                    <m:r>
+                      <w:rPr>
+                        <w:rFonts w:ascii="Cambria Math" w:eastAsiaTheme="minorEastAsia" w:hAnsi="Cambria Math"/>
+                        <w:lang w:eastAsia="zh-CN"/>
+                      </w:rPr>
+                      <m:t>W</m:t>
+                    </m:r>
+                  </m:e>
+                  <m:sub>
+                    <m:r>
+                      <w:rPr>
+                        <w:rFonts w:ascii="Cambria Math" w:eastAsiaTheme="minorEastAsia" w:hAnsi="Cambria Math"/>
+                        <w:lang w:eastAsia="zh-CN"/>
+                      </w:rPr>
+                      <m:t>GLSA</m:t>
+                    </m:r>
+                  </m:sub>
+                </m:sSub>
+              </m:oMath>
+            </m:oMathPara>
+          </w:p>
+        </w:tc>
+        <w:tc>
+          <w:tcPr>
+            <w:tcW w:w="431" w:type="dxa"/>
+            <w:vAlign w:val="center"/>
+          </w:tcPr>
+          <w:p>
+            <w:pPr>
+              <w:pStyle w:val="MDPI3aequationnumber"/>
+            </w:pPr>
+            <w:r>
+              <w:t>(</w:t>
+            </w:r>
+            <w:r>
+              <w:rPr>
+                <w:rFonts w:eastAsiaTheme="minorEastAsia" w:hint="eastAsia"/>
+                <w:lang w:eastAsia="zh-CN"/>
+              </w:rPr>
+              <w:t>2</w:t>
+            </w:r>
+            <w:r>
+              <w:t>)</w:t>
+            </w:r>
+          </w:p>
+        </w:tc>
+      </w:tr>
+    </w:tbl>
+    <w:p>
+      <w:pPr>
+        <w:pStyle w:val="MDPI31text"/>
+        <w:rPr>
+          <w:rFonts w:eastAsiaTheme="minorEastAsia" w:hint="eastAsia"/>
+          <w:lang w:eastAsia="zh-CN"/>
+        </w:rPr>
+      </w:pPr>
+      <w:r>
+        <w:rPr>
+          <w:rFonts w:eastAsiaTheme="minorEastAsia" w:hint="eastAsia"/>
+          <w:lang w:eastAsia="zh-CN"/>
+        </w:rPr>
+        <w:t>Where</w:t>
+      </w:r>
+      <m:oMath>
+        <m:r>
+          <w:rPr>
+            <w:rFonts w:ascii="Cambria Math" w:hAnsi="Cambria Math"/>
+          </w:rPr>
+          <m:t xml:space="preserve"> </m:t>
+        </m:r>
+        <m:r>
+          <w:rPr>
+            <w:rFonts w:ascii="Cambria Math" w:eastAsiaTheme="minorEastAsia" w:hAnsi="Cambria Math" w:hint="eastAsia"/>
+            <w:lang w:eastAsia="zh-CN"/>
+          </w:rPr>
+          <m:t>F</m:t>
+        </m:r>
+        <m:r>
+          <w:rPr>
+            <w:rFonts w:ascii="Cambria Math" w:eastAsiaTheme="minorEastAsia" w:hAnsi="Cambria Math"/>
+            <w:lang w:eastAsia="zh-CN"/>
+          </w:rPr>
+          <m:t xml:space="preserve"> </m:t>
+        </m:r>
+      </m:oMath>
+      <w:r>
+        <w:rPr>
+          <w:rFonts w:eastAsiaTheme="minorEastAsia"/>
+          <w:lang w:eastAsia="zh-CN"/>
+        </w:rPr>
+        <w:t>is the input feature map,</w:t>
+      </w:r>
+      <w:r>
+        <w:t xml:space="preserve"> </w:t>
+      </w:r>
+      <m:oMath>
+        <m:sSub>
+          <m:sSubPr>
+            <m:ctrlPr>
+              <w:rPr>
+                <w:rFonts w:ascii="Cambria Math" w:hAnsi="Cambria Math"/>
+                <w:i/>
+              </w:rPr>
+            </m:ctrlPr>
+          </m:sSubPr>
+          <m:e>
+            <m:r>
+              <w:rPr>
+                <w:rFonts w:ascii="Cambria Math" w:hAnsi="Cambria Math"/>
+              </w:rPr>
+              <m:t>F</m:t>
+            </m:r>
+          </m:e>
+          <m:sub>
+            <m:r>
+              <w:rPr>
+                <w:rFonts w:ascii="Cambria Math" w:hAnsi="Cambria Math"/>
+              </w:rPr>
+              <m:t>g</m:t>
+            </m:r>
+            <m:r>
+              <w:rPr>
+                <w:rFonts w:ascii="Cambria Math" w:eastAsiaTheme="minorEastAsia" w:hAnsi="Cambria Math"/>
+                <w:lang w:eastAsia="zh-CN"/>
+              </w:rPr>
+              <m:t>lobal</m:t>
+            </m:r>
+          </m:sub>
+        </m:sSub>
+        <m:r>
+          <w:rPr>
+            <w:rFonts w:ascii="Cambria Math" w:hAnsi="Cambria Math"/>
+          </w:rPr>
+          <m:t xml:space="preserve"> </m:t>
+        </m:r>
+      </m:oMath>
+      <w:r>
+        <w:t>and</w:t>
+      </w:r>
+      <m:oMath>
+        <m:r>
+          <w:rPr>
+            <w:rFonts w:ascii="Cambria Math" w:hAnsi="Cambria Math"/>
+          </w:rPr>
+          <m:t xml:space="preserve"> </m:t>
+        </m:r>
+        <m:sSub>
+          <m:sSubPr>
+            <m:ctrlPr>
+              <w:rPr>
+                <w:rFonts w:ascii="Cambria Math" w:hAnsi="Cambria Math"/>
+                <w:i/>
+              </w:rPr>
+            </m:ctrlPr>
+          </m:sSubPr>
+          <m:e>
+            <m:r>
+              <w:rPr>
+                <w:rFonts w:ascii="Cambria Math" w:hAnsi="Cambria Math"/>
+              </w:rPr>
+              <m:t>F</m:t>
+            </m:r>
+          </m:e>
+          <m:sub>
+            <m:r>
+              <w:rPr>
+                <w:rFonts w:ascii="Cambria Math" w:hAnsi="Cambria Math"/>
+              </w:rPr>
+              <m:t>l</m:t>
+            </m:r>
+            <m:r>
+              <w:rPr>
+                <w:rFonts w:ascii="Cambria Math" w:eastAsiaTheme="minorEastAsia" w:hAnsi="Cambria Math"/>
+                <w:lang w:eastAsia="zh-CN"/>
+              </w:rPr>
+              <m:t>ocal</m:t>
+            </m:r>
+          </m:sub>
+        </m:sSub>
+        <m:r>
+          <w:rPr>
+            <w:rFonts w:ascii="Cambria Math" w:hAnsi="Cambria Math"/>
+          </w:rPr>
+          <m:t xml:space="preserve"> </m:t>
+        </m:r>
+      </m:oMath>
+      <w:r>
+        <w:rPr>
+          <w:rFonts w:eastAsiaTheme="minorEastAsia"/>
+          <w:lang w:eastAsia="zh-CN"/>
+        </w:rPr>
+        <w:t>are the outputs from the global and local attention mechanisms,</w:t>
+      </w:r>
+      <w:r>
+        <w:t xml:space="preserve"> </w:t>
+      </w:r>
+      <m:oMath>
+        <m:sSub>
+          <m:sSubPr>
+            <m:ctrlPr>
+              <w:rPr>
+                <w:rFonts w:ascii="Cambria Math" w:eastAsiaTheme="minorEastAsia" w:hAnsi="Cambria Math"/>
+                <w:i/>
+                <w:lang w:eastAsia="zh-CN"/>
+              </w:rPr>
+            </m:ctrlPr>
+          </m:sSubPr>
+          <m:e>
+            <m:r>
+              <w:rPr>
+                <w:rFonts w:ascii="Cambria Math" w:eastAsiaTheme="minorEastAsia" w:hAnsi="Cambria Math"/>
+                <w:lang w:eastAsia="zh-CN"/>
+              </w:rPr>
+              <m:t>W</m:t>
+            </m:r>
+          </m:e>
+          <m:sub>
+            <m:r>
+              <w:rPr>
+                <w:rFonts w:ascii="Cambria Math" w:eastAsiaTheme="minorEastAsia" w:hAnsi="Cambria Math"/>
+                <w:lang w:eastAsia="zh-CN"/>
+              </w:rPr>
+              <m:t>GLSA</m:t>
+            </m:r>
+          </m:sub>
+        </m:sSub>
+        <m:r>
+          <w:rPr>
+            <w:rFonts w:ascii="Cambria Math" w:eastAsiaTheme="minorEastAsia" w:hAnsi="Cambria Math"/>
+            <w:lang w:eastAsia="zh-CN"/>
+          </w:rPr>
+          <m:t xml:space="preserve"> </m:t>
+        </m:r>
+      </m:oMath>
+      <w:r>
+        <w:rPr>
+          <w:rFonts w:eastAsiaTheme="minorEastAsia"/>
+          <w:lang w:eastAsia="zh-CN"/>
+        </w:rPr>
+        <w:t>is the learnable weight matrix that combines both global and local features into the final output.</w:t>
+      </w:r>
+    </w:p>
+    <w:p>
+      <w:pPr>
+        <w:pStyle w:val="MDPI31text"/>
+        <w:rPr>
+          <w:rFonts w:eastAsiaTheme="minorEastAsia"/>
+          <w:lang w:eastAsia="zh-CN"/>
+        </w:rPr>
+      </w:pPr>
+      <w:r>
+        <w:rPr>
+          <w:rFonts w:eastAsiaTheme="minorEastAsia"/>
+          <w:lang w:eastAsia="zh-CN"/>
+        </w:rPr>
+        <w:t>This</w:t>
+      </w:r>
+      <m:oMath>
+        <m:sSub>
+          <m:sSubPr>
+            <m:ctrlPr>
+              <w:rPr>
+                <w:rFonts w:ascii="Cambria Math" w:hAnsi="Cambria Math"/>
+              </w:rPr>
+            </m:ctrlPr>
+          </m:sSubPr>
+          <m:e>
+            <m:r>
+              <w:rPr>
+                <w:rFonts w:ascii="Cambria Math" w:hAnsi="Cambria Math"/>
+              </w:rPr>
+              <m:t xml:space="preserve"> </m:t>
+            </m:r>
+            <m:r>
+              <w:rPr>
+                <w:rFonts w:ascii="Cambria Math" w:hAnsi="Cambria Math"/>
+              </w:rPr>
+              <m:t>F</m:t>
+            </m:r>
+          </m:e>
+          <m:sub>
+            <m:r>
+              <w:rPr>
+                <w:rFonts w:ascii="Cambria Math" w:hAnsi="Cambria Math"/>
+              </w:rPr>
+              <m:t>G</m:t>
+            </m:r>
+            <m:r>
+              <w:rPr>
+                <w:rFonts w:ascii="Cambria Math" w:eastAsiaTheme="minorEastAsia" w:hAnsi="Cambria Math"/>
+                <w:lang w:eastAsia="zh-CN"/>
+              </w:rPr>
+              <m:t>LSA</m:t>
+            </m:r>
+          </m:sub>
+        </m:sSub>
+        <m:r>
+          <w:rPr>
+            <w:rFonts w:ascii="Cambria Math" w:hAnsi="Cambria Math"/>
+          </w:rPr>
+          <m:t xml:space="preserve"> </m:t>
+        </m:r>
+      </m:oMath>
+      <w:r>
+        <w:rPr>
+          <w:rFonts w:eastAsiaTheme="minorEastAsia"/>
+          <w:lang w:eastAsia="zh-CN"/>
+        </w:rPr>
+        <w:t>output is then used to enhance the feature maps, improving detection performance for small, occluded, and distant objects in UAV imagery.</w:t>
+      </w:r>
+    </w:p>
+    <w:p>
+      <w:pPr>
+        <w:pStyle w:val="MDPI31text"/>
+        <w:rPr>
+          <w:rFonts w:eastAsiaTheme="minorEastAsia"/>
+          <w:lang w:eastAsia="zh-CN"/>
+        </w:rPr>
+      </w:pPr>
+    </w:p>
+    <w:p>
+      <w:pPr>
+        <w:pStyle w:val="MDPI31text"/>
+        <w:jc w:val="left"/>
+        <w:rPr>
+          <w:rFonts w:eastAsiaTheme="minorEastAsia"/>
+          <w:lang w:eastAsia="zh-CN"/>
+        </w:rPr>
+      </w:pPr>
+      <w:r>
+        <w:rPr>
+          <w:rFonts w:eastAsiaTheme="minorEastAsia"/>
+          <w:noProof/>
+          <w:lang w:eastAsia="zh-CN"/>
+        </w:rPr>
+        <w:drawing>
+          <wp:inline distT="0" distB="0" distL="0" distR="0" wp14:anchorId="196B8B20" wp14:editId="178D1AED">
+            <wp:extent cx="2768600" cy="3596119"/>
+            <wp:effectExtent l="0" t="0" r="0" b="4445"/>
+            <wp:docPr id="1508050221" name="图片 2"/>
+            <wp:cNvGraphicFramePr>
+              <a:graphicFrameLocks xmlns:a="http://schemas.openxmlformats.org/drawingml/2006/main" noChangeAspect="1"/>
+            </wp:cNvGraphicFramePr>
+            <a:graphic xmlns:a="http://schemas.openxmlformats.org/drawingml/2006/main">
+              <a:graphicData uri="http://schemas.openxmlformats.org/drawingml/2006/picture">
+                <pic:pic xmlns:pic="http://schemas.openxmlformats.org/drawingml/2006/picture">
+                  <pic:nvPicPr>
+                    <pic:cNvPr id="0" name="Picture 1"/>
+                    <pic:cNvPicPr>
+                      <a:picLocks noChangeAspect="1" noChangeArrowheads="1"/>
+                    </pic:cNvPicPr>
+                  </pic:nvPicPr>
+                  <pic:blipFill>
+                    <a:blip r:embed="rId9">
+                      <a:extLst>
+                        <a:ext uri="{28A0092B-C50C-407E-A947-70E740481C1C}">
+                          <a14:useLocalDpi xmlns:a14="http://schemas.microsoft.com/office/drawing/2010/main" val="0"/>
+                        </a:ext>
+                      </a:extLst>
+                    </a:blip>
+                    <a:srcRect/>
+                    <a:stretch>
+                      <a:fillRect/>
+                    </a:stretch>
+                  </pic:blipFill>
+                  <pic:spPr bwMode="auto">
+                    <a:xfrm>
+                      <a:off x="0" y="0"/>
+                      <a:ext cx="2771641" cy="3600069"/>
+                    </a:xfrm>
+                    <a:prstGeom prst="rect">
+                      <a:avLst/>
+                    </a:prstGeom>
+                    <a:noFill/>
+                    <a:ln>
+                      <a:noFill/>
+                    </a:ln>
+                  </pic:spPr>
+                </pic:pic>
+              </a:graphicData>
+            </a:graphic>
+          </wp:inline>
+        </w:drawing>
+      </w:r>
+    </w:p>
+    <w:p>
+      <w:pPr>
+        <w:pStyle w:val="MDPI51figurecaption"/>
+        <w:rPr>
+          <w:rFonts w:eastAsiaTheme="minorEastAsia" w:hint="eastAsia"/>
+          <w:lang w:eastAsia="zh-CN"/>
+        </w:rPr>
+      </w:pPr>
+      <w:r>
+        <w:rPr>
+          <w:b/>
+        </w:rPr>
+        <w:t xml:space="preserve">Figure </w:t>
+      </w:r>
+      <w:r>
+        <w:rPr>
+          <w:rFonts w:eastAsiaTheme="minorEastAsia" w:hint="eastAsia"/>
+          <w:b/>
+          <w:lang w:eastAsia="zh-CN"/>
+        </w:rPr>
+        <w:t>3</w:t>
+      </w:r>
+      <w:r>
+        <w:rPr>
+          <w:b/>
+        </w:rPr>
+        <w:t xml:space="preserve">. </w:t>
+      </w:r>
+      <w:r>
+        <w:t>Structur</w:t>
+      </w:r>
+      <w:r>
+        <w:rPr>
+          <w:rFonts w:eastAsiaTheme="minorEastAsia" w:hint="eastAsia"/>
+          <w:lang w:eastAsia="zh-CN"/>
+        </w:rPr>
+        <w:t xml:space="preserve">e </w:t>
+      </w:r>
+      <w:r>
+        <w:t xml:space="preserve">of the </w:t>
+      </w:r>
+      <w:r>
+        <w:rPr>
+          <w:rFonts w:eastAsiaTheme="minorEastAsia" w:hint="eastAsia"/>
+          <w:lang w:eastAsia="zh-CN"/>
+        </w:rPr>
+        <w:t>GLSA</w:t>
+      </w:r>
+      <w:r>
+        <w:t xml:space="preserve"> module.</w:t>
+      </w:r>
+    </w:p>
+    <w:p>
+      <w:pPr>
+        <w:pStyle w:val="MDPI23heading3"/>
+        <w:rPr>
+          <w:rFonts w:eastAsiaTheme="minorEastAsia"/>
+          <w:lang w:eastAsia="zh-CN"/>
+        </w:rPr>
+      </w:pPr>
+      <w:r>
+        <w:t>2.2.</w:t>
+      </w:r>
+      <w:r>
+        <w:rPr>
+          <w:rFonts w:eastAsiaTheme="minorEastAsia" w:hint="eastAsia"/>
+          <w:lang w:eastAsia="zh-CN"/>
+        </w:rPr>
+        <w:t>3</w:t>
+      </w:r>
+      <w:r>
+        <w:t xml:space="preserve">. </w:t>
+      </w:r>
+      <w:r>
+        <w:rPr>
+          <w:rFonts w:eastAsiaTheme="minorEastAsia" w:hint="eastAsia"/>
+          <w:lang w:eastAsia="zh-CN"/>
+        </w:rPr>
+        <w:t>LAWDS</w:t>
+      </w:r>
+      <w:r>
+        <w:t xml:space="preserve"> (</w:t>
+      </w:r>
+      <w:r>
+        <w:t xml:space="preserve">Lightweight Adaptive Weight </w:t>
+      </w:r>
+      <w:proofErr w:type="spellStart"/>
+      <w:r>
+        <w:t>Downsampling</w:t>
+      </w:r>
+      <w:proofErr w:type="spellEnd"/>
+      <w:r>
+        <w:t>)</w:t>
+      </w:r>
+    </w:p>
+    <w:p>
+      <w:pPr>
+        <w:pStyle w:val="MDPI31text"/>
+        <w:jc w:val="left"/>
+        <w:rPr>
+          <w:rFonts w:eastAsiaTheme="minorEastAsia" w:hint="eastAsia"/>
+          <w:lang w:eastAsia="zh-CN"/>
+        </w:rPr>
+      </w:pPr>
+      <w:r>
+        <w:rPr>
+          <w:rFonts w:eastAsiaTheme="minorEastAsia"/>
+          <w:lang w:eastAsia="zh-CN"/>
+        </w:rPr>
+        <w:t xml:space="preserve">The LAWDS (Lightweight Adaptive Weight </w:t>
+      </w:r>
+      <w:proofErr w:type="spellStart"/>
+      <w:r>
+        <w:rPr>
+          <w:rFonts w:eastAsiaTheme="minorEastAsia"/>
+          <w:lang w:eastAsia="zh-CN"/>
+        </w:rPr>
+        <w:t>Downsampling</w:t>
+      </w:r>
+      <w:proofErr w:type="spellEnd"/>
+      <w:r>
+        <w:rPr>
+          <w:rFonts w:eastAsiaTheme="minorEastAsia"/>
+          <w:lang w:eastAsia="zh-CN"/>
+        </w:rPr>
+        <w:t>) module is designed to improve small object detection in complex environments, specifically in UAV-based aerial imagery. Small, occluded, or distant objects are particularly challenging to detect in such scenarios. LAWDS addresses this issue by providing an adaptive recalibration and enhancement mechanism that operates across multiple scales while maintaining computational efficiency. This design is particularly advantageous for UAV applications, where lightweight models are required for real-time performance, especially on resource-constrained devices.</w:t>
+      </w:r>
+    </w:p>
+    <w:p>
+      <w:pPr>
+        <w:pStyle w:val="MDPI31text"/>
+        <w:jc w:val="left"/>
+        <w:rPr>
+          <w:rFonts w:eastAsiaTheme="minorEastAsia" w:hint="eastAsia"/>
+          <w:lang w:eastAsia="zh-CN"/>
+        </w:rPr>
+      </w:pPr>
+      <w:r>
+        <w:rPr>
+          <w:rFonts w:eastAsiaTheme="minorEastAsia"/>
+          <w:lang w:eastAsia="zh-CN"/>
+        </w:rPr>
+        <w:t>As shown in Figure X, the LAWDS module begins by passing the input feature map through an average pooling layer, reducing its spatial resolution. This is followed by a series of convolutional operations that capture multi-scale features. A key part of LAWDS is the adaptive weighting mechanism, which adjusts the contribution of each feature based on its relevance to detecting small objects. This helps focus the model’s attention on important features while suppressing irrelevant background noise.</w:t>
+      </w:r>
+    </w:p>
+    <w:p>
+      <w:pPr>
+        <w:pStyle w:val="MDPI31text"/>
+        <w:jc w:val="left"/>
+        <w:rPr>
+          <w:rFonts w:eastAsiaTheme="minorEastAsia"/>
+          <w:lang w:eastAsia="zh-CN"/>
+        </w:rPr>
+      </w:pPr>
+      <w:r>
+        <w:rPr>
+          <w:rFonts w:eastAsiaTheme="minorEastAsia"/>
+          <w:lang w:eastAsia="zh-CN"/>
+        </w:rPr>
+        <w:t>The core operation of the LAWDS module is governed by the following equation:</w:t>
+      </w:r>
+    </w:p>
+    <w:tbl>
+      <w:tblPr>
+        <w:tblW w:w="7859" w:type="dxa"/>
+        <w:tblInd w:w="2608" w:type="dxa"/>
+        <w:tblCellMar>
+          <w:left w:w="0" w:type="dxa"/>
+          <w:right w:w="0" w:type="dxa"/>
+        </w:tblCellMar>
+        <w:tblLook w:val="04A0" w:firstRow="1" w:lastRow="0" w:firstColumn="1" w:lastColumn="0" w:noHBand="0" w:noVBand="1"/>
+      </w:tblPr>
+      <w:tblGrid>
+        <w:gridCol w:w="7428"/>
+        <w:gridCol w:w="431"/>
+      </w:tblGrid>
+      <w:tr>
+        <w:trPr>
+          <w:trHeight w:val="330"/>
+        </w:trPr>
+        <w:tc>
+          <w:tcPr>
+            <w:tcW w:w="7428" w:type="dxa"/>
+            <w:vAlign w:val="center"/>
+          </w:tcPr>
+          <w:bookmarkStart w:id="0" w:name="_Hlk215240470"/>
+          <w:p>
+            <w:pPr>
+              <w:pStyle w:val="MDPI31text"/>
+              <w:ind w:left="0" w:firstLine="0"/>
+              <w:jc w:val="right"/>
+              <w:rPr>
+                <w:rFonts w:eastAsiaTheme="minorEastAsia" w:hint="eastAsia"/>
+                <w:i/>
+                <w:lang w:eastAsia="zh-CN"/>
+              </w:rPr>
+            </w:pPr>
+            <m:oMathPara>
+              <m:oMath>
+                <m:sSub>
+                  <m:sSubPr>
+                    <m:ctrlPr>
+                      <w:rPr>
+                        <w:rFonts w:ascii="Cambria Math" w:hAnsi="Cambria Math"/>
+                      </w:rPr>
+                    </m:ctrlPr>
+                  </m:sSubPr>
+                  <m:e>
+                    <m:r>
+                      <w:rPr>
+                        <w:rFonts w:ascii="Cambria Math" w:hAnsi="Cambria Math"/>
+                      </w:rPr>
+                      <m:t>F</m:t>
+                    </m:r>
+                  </m:e>
+                  <m:sub>
+                    <m:r>
+                      <w:rPr>
+                        <w:rFonts w:ascii="Cambria Math" w:hAnsi="Cambria Math"/>
+                      </w:rPr>
+                      <m:t>enh</m:t>
+                    </m:r>
+                    <m:r>
+                      <w:rPr>
+                        <w:rFonts w:ascii="Cambria Math" w:eastAsiaTheme="minorEastAsia" w:hAnsi="Cambria Math"/>
+                        <w:lang w:eastAsia="zh-CN"/>
+                      </w:rPr>
+                      <m:t>anced</m:t>
+                    </m:r>
+                  </m:sub>
+                </m:sSub>
+                <w:bookmarkEnd w:id="0"/>
+                <m:r>
+                  <m:rPr>
+                    <m:sty m:val="p"/>
+                  </m:rPr>
+                  <w:rPr>
+                    <w:rFonts w:ascii="Cambria Math" w:hAnsi="Cambria Math"/>
+                  </w:rPr>
+                  <m:t>=</m:t>
+                </m:r>
+                <m:r>
+                  <w:rPr>
+                    <w:rFonts w:ascii="Cambria Math" w:eastAsiaTheme="minorEastAsia" w:hAnsi="Cambria Math"/>
+                    <w:lang w:eastAsia="zh-CN"/>
+                  </w:rPr>
+                  <m:t>F</m:t>
+                </m:r>
+                <m:r>
+                  <m:rPr>
+                    <m:sty m:val="p"/>
+                  </m:rPr>
+                  <w:rPr>
+                    <w:rFonts w:ascii="Cambria Math" w:hAnsi="Cambria Math"/>
+                  </w:rPr>
+                  <m:t>∙</m:t>
+                </m:r>
+                <m:r>
+                  <m:rPr>
+                    <m:sty m:val="p"/>
+                  </m:rPr>
+                  <w:rPr>
+                    <w:rFonts w:ascii="Cambria Math" w:hAnsi="Cambria Math"/>
+                  </w:rPr>
+                  <m:t>(</m:t>
+                </m:r>
+                <m:r>
+                  <w:rPr>
+                    <w:rFonts w:ascii="Cambria Math" w:hAnsi="Cambria Math"/>
+                  </w:rPr>
+                  <m:t>σ</m:t>
+                </m:r>
+                <m:r>
+                  <m:rPr>
+                    <m:sty m:val="p"/>
+                  </m:rPr>
+                  <w:rPr>
+                    <w:rFonts w:ascii="Cambria Math" w:hAnsi="Cambria Math"/>
+                  </w:rPr>
+                  <m:t>(</m:t>
+                </m:r>
+                <m:r>
+                  <w:rPr>
+                    <w:rFonts w:ascii="Cambria Math" w:eastAsiaTheme="minorEastAsia" w:hAnsi="Cambria Math"/>
+                    <w:lang w:eastAsia="zh-CN"/>
+                  </w:rPr>
+                  <m:t>W∙F+b))</m:t>
+                </m:r>
+              </m:oMath>
+            </m:oMathPara>
+          </w:p>
+        </w:tc>
+        <w:tc>
+          <w:tcPr>
+            <w:tcW w:w="431" w:type="dxa"/>
+            <w:vAlign w:val="center"/>
+          </w:tcPr>
+          <w:p>
+            <w:pPr>
+              <w:pStyle w:val="MDPI3aequationnumber"/>
+            </w:pPr>
+            <w:r>
+              <w:t>(</w:t>
+            </w:r>
+            <w:r>
+              <w:rPr>
+                <w:rFonts w:eastAsiaTheme="minorEastAsia" w:hint="eastAsia"/>
+                <w:lang w:eastAsia="zh-CN"/>
+              </w:rPr>
+              <w:t>3</w:t>
+            </w:r>
+            <w:r>
+              <w:t>)</w:t>
+            </w:r>
+          </w:p>
+        </w:tc>
+      </w:tr>
+    </w:tbl>
+    <w:p>
+      <w:pPr>
+        <w:pStyle w:val="MDPI31text"/>
+        <w:jc w:val="left"/>
+        <w:rPr>
+          <w:rFonts w:eastAsiaTheme="minorEastAsia" w:hint="eastAsia"/>
+          <w:lang w:eastAsia="zh-CN"/>
+        </w:rPr>
+      </w:pPr>
+      <w:r>
+        <w:rPr>
+          <w:rFonts w:eastAsiaTheme="minorEastAsia" w:hint="eastAsia"/>
+          <w:lang w:eastAsia="zh-CN"/>
+        </w:rPr>
+        <w:t>Where</w:t>
+      </w:r>
+      <m:oMath>
+        <m:r>
+          <w:rPr>
+            <w:rFonts w:ascii="Cambria Math" w:eastAsiaTheme="minorEastAsia" w:hAnsi="Cambria Math"/>
+            <w:lang w:eastAsia="zh-CN"/>
+          </w:rPr>
+          <m:t xml:space="preserve"> </m:t>
+        </m:r>
+        <m:r>
+          <w:rPr>
+            <w:rFonts w:ascii="Cambria Math" w:eastAsiaTheme="minorEastAsia" w:hAnsi="Cambria Math"/>
+            <w:lang w:eastAsia="zh-CN"/>
+          </w:rPr>
+          <m:t>F</m:t>
+        </m:r>
+        <m:r>
+          <w:rPr>
+            <w:rFonts w:ascii="Cambria Math" w:eastAsiaTheme="minorEastAsia" w:hAnsi="Cambria Math"/>
+            <w:lang w:eastAsia="zh-CN"/>
+          </w:rPr>
+          <m:t xml:space="preserve"> </m:t>
+        </m:r>
+      </m:oMath>
+      <w:r>
+        <w:rPr>
+          <w:rFonts w:eastAsiaTheme="minorEastAsia"/>
+          <w:lang w:eastAsia="zh-CN"/>
+        </w:rPr>
+        <w:t>represents the input feature map, which is of size</w:t>
+      </w:r>
+      <m:oMath>
+        <m:r>
+          <w:rPr>
+            <w:rFonts w:ascii="Cambria Math" w:eastAsiaTheme="minorEastAsia" w:hAnsi="Cambria Math"/>
+            <w:lang w:eastAsia="zh-CN"/>
+          </w:rPr>
+          <m:t xml:space="preserve"> C×H×W </m:t>
+        </m:r>
+      </m:oMath>
+      <w:r>
+        <w:rPr>
+          <w:rFonts w:eastAsiaTheme="minorEastAsia"/>
+          <w:lang w:eastAsia="zh-CN"/>
+        </w:rPr>
+        <w:t>, where</w:t>
+      </w:r>
+      <m:oMath>
+        <m:r>
+          <w:rPr>
+            <w:rFonts w:ascii="Cambria Math" w:eastAsiaTheme="minorEastAsia" w:hAnsi="Cambria Math"/>
+            <w:lang w:eastAsia="zh-CN"/>
+          </w:rPr>
+          <m:t xml:space="preserve"> C</m:t>
+        </m:r>
+        <m:r>
+          <w:rPr>
+            <w:rFonts w:ascii="Cambria Math" w:eastAsiaTheme="minorEastAsia" w:hAnsi="Cambria Math"/>
+            <w:lang w:eastAsia="zh-CN"/>
+          </w:rPr>
+          <m:t xml:space="preserve"> </m:t>
+        </m:r>
+      </m:oMath>
+      <w:r>
+        <w:rPr>
+          <w:rFonts w:eastAsiaTheme="minorEastAsia"/>
+          <w:lang w:eastAsia="zh-CN"/>
+        </w:rPr>
+        <w:t>is the number of channels, and</w:t>
+      </w:r>
+      <m:oMath>
+        <m:r>
+          <w:rPr>
+            <w:rFonts w:ascii="Cambria Math" w:eastAsiaTheme="minorEastAsia" w:hAnsi="Cambria Math"/>
+            <w:lang w:eastAsia="zh-CN"/>
+          </w:rPr>
+          <m:t xml:space="preserve"> </m:t>
+        </m:r>
+        <m:r>
+          <w:rPr>
+            <w:rFonts w:ascii="Cambria Math" w:eastAsiaTheme="minorEastAsia" w:hAnsi="Cambria Math"/>
+            <w:lang w:eastAsia="zh-CN"/>
+          </w:rPr>
+          <m:t>H</m:t>
+        </m:r>
+        <m:r>
+          <w:rPr>
+            <w:rFonts w:ascii="Cambria Math" w:eastAsiaTheme="minorEastAsia" w:hAnsi="Cambria Math"/>
+            <w:lang w:eastAsia="zh-CN"/>
+          </w:rPr>
+          <m:t xml:space="preserve"> </m:t>
+        </m:r>
+      </m:oMath>
+      <w:r>
+        <w:rPr>
+          <w:rFonts w:eastAsiaTheme="minorEastAsia" w:hint="eastAsia"/>
+          <w:lang w:eastAsia="zh-CN"/>
+        </w:rPr>
+        <w:t>a</w:t>
+      </w:r>
+      <w:proofErr w:type="spellStart"/>
+      <w:r>
+        <w:rPr>
+          <w:rFonts w:eastAsiaTheme="minorEastAsia" w:hint="eastAsia"/>
+          <w:lang w:eastAsia="zh-CN"/>
+        </w:rPr>
+        <w:t>nd</w:t>
+      </w:r>
+      <w:proofErr w:type="spellEnd"/>
+      <m:oMath>
+        <m:r>
+          <w:rPr>
+            <w:rFonts w:ascii="Cambria Math" w:eastAsiaTheme="minorEastAsia" w:hAnsi="Cambria Math"/>
+            <w:lang w:eastAsia="zh-CN"/>
+          </w:rPr>
+          <m:t xml:space="preserve"> </m:t>
+        </m:r>
+        <m:r>
+          <w:rPr>
+            <w:rFonts w:ascii="Cambria Math" w:eastAsiaTheme="minorEastAsia" w:hAnsi="Cambria Math"/>
+            <w:lang w:eastAsia="zh-CN"/>
+          </w:rPr>
+          <m:t>W</m:t>
+        </m:r>
+        <m:r>
+          <w:rPr>
+            <w:rFonts w:ascii="Cambria Math" w:eastAsiaTheme="minorEastAsia" w:hAnsi="Cambria Math"/>
+            <w:lang w:eastAsia="zh-CN"/>
+          </w:rPr>
+          <m:t xml:space="preserve"> </m:t>
+        </m:r>
+      </m:oMath>
+      <w:r>
+        <w:rPr>
+          <w:rFonts w:eastAsiaTheme="minorEastAsia"/>
+          <w:lang w:eastAsia="zh-CN"/>
+        </w:rPr>
+        <w:t xml:space="preserve">are the height and width of the feature map, </w:t>
+      </w:r>
+      <w:r>
+        <w:rPr>
+          <w:rFonts w:eastAsiaTheme="minorEastAsia"/>
+          <w:lang w:eastAsia="zh-CN"/>
+        </w:rPr>
+        <w:lastRenderedPageBreak/>
+        <w:t>respectively</w:t>
+      </w:r>
+      <w:r>
+        <w:rPr>
+          <w:rFonts w:eastAsiaTheme="minorEastAsia" w:hint="eastAsia"/>
+          <w:lang w:eastAsia="zh-CN"/>
+        </w:rPr>
+        <w:t>,</w:t>
+      </w:r>
+      <w:r>
+        <w:rPr>
+          <w:rFonts w:eastAsia="宋体"/>
+          <w:snapToGrid/>
+          <w:szCs w:val="20"/>
+          <w:lang w:eastAsia="zh-CN" w:bidi="ar-SA"/>
+        </w:rPr>
+        <w:t xml:space="preserve"> </w:t>
+      </w:r>
+      <m:oMath>
+        <m:r>
+          <w:rPr>
+            <w:rFonts w:ascii="Cambria Math" w:eastAsiaTheme="minorEastAsia" w:hAnsi="Cambria Math"/>
+            <w:lang w:eastAsia="zh-CN"/>
+          </w:rPr>
+          <m:t xml:space="preserve">W </m:t>
+        </m:r>
+      </m:oMath>
+      <w:r>
+        <w:rPr>
+          <w:rFonts w:eastAsiaTheme="minorEastAsia"/>
+          <w:lang w:eastAsia="zh-CN"/>
+        </w:rPr>
+        <w:t>is the learnable weight matrix, which adjusts the contribution of each feature based on its relevance for detecting small or occluded objects</w:t>
+      </w:r>
+      <w:r>
+        <w:rPr>
+          <w:rFonts w:eastAsiaTheme="minorEastAsia" w:hint="eastAsia"/>
+          <w:lang w:eastAsia="zh-CN"/>
+        </w:rPr>
+        <w:t>,</w:t>
+      </w:r>
+      <m:oMath>
+        <m:r>
+          <w:rPr>
+            <w:rFonts w:ascii="Cambria Math" w:eastAsiaTheme="minorEastAsia" w:hAnsi="Cambria Math"/>
+            <w:lang w:eastAsia="zh-CN"/>
+          </w:rPr>
+          <m:t xml:space="preserve"> </m:t>
+        </m:r>
+        <m:r>
+          <w:rPr>
+            <w:rFonts w:ascii="Cambria Math" w:eastAsiaTheme="minorEastAsia" w:hAnsi="Cambria Math"/>
+            <w:lang w:eastAsia="zh-CN"/>
+          </w:rPr>
+          <m:t>b</m:t>
+        </m:r>
+        <m:r>
+          <w:rPr>
+            <w:rFonts w:ascii="Cambria Math" w:eastAsiaTheme="minorEastAsia" w:hAnsi="Cambria Math"/>
+            <w:lang w:eastAsia="zh-CN"/>
+          </w:rPr>
+          <m:t xml:space="preserve"> </m:t>
+        </m:r>
+      </m:oMath>
+      <w:r>
+        <w:rPr>
+          <w:rFonts w:eastAsiaTheme="minorEastAsia"/>
+          <w:lang w:eastAsia="zh-CN"/>
+        </w:rPr>
+        <w:t>is the bias term, used to control the feature recalibration process</w:t>
+      </w:r>
+      <w:r>
+        <w:rPr>
+          <w:rFonts w:eastAsiaTheme="minorEastAsia" w:hint="eastAsia"/>
+          <w:lang w:eastAsia="zh-CN"/>
+        </w:rPr>
+        <w:t xml:space="preserve">, </w:t>
+      </w:r>
+      <m:oMath>
+        <m:r>
+          <w:rPr>
+            <w:rFonts w:ascii="Cambria Math" w:hAnsi="Cambria Math"/>
+          </w:rPr>
+          <m:t>σ</m:t>
+        </m:r>
+        <m:r>
+          <w:rPr>
+            <w:rFonts w:ascii="Cambria Math" w:hAnsi="Cambria Math"/>
+          </w:rPr>
+          <m:t xml:space="preserve"> </m:t>
+        </m:r>
+      </m:oMath>
+      <w:r>
+        <w:rPr>
+          <w:rFonts w:eastAsiaTheme="minorEastAsia"/>
+          <w:lang w:eastAsia="zh-CN"/>
+        </w:rPr>
+        <w:t>is the activation function, either Sigmoid or Softmax, which generates attention weights that prioritize important features for small object detection</w:t>
+      </w:r>
+      <w:r>
+        <w:rPr>
+          <w:rFonts w:eastAsiaTheme="minorEastAsia" w:hint="eastAsia"/>
+          <w:lang w:eastAsia="zh-CN"/>
+        </w:rPr>
+        <w:t>,</w:t>
+      </w:r>
+      <m:oMath>
+        <m:r>
+          <w:rPr>
+            <w:rFonts w:ascii="Cambria Math" w:eastAsiaTheme="minorEastAsia" w:hAnsi="Cambria Math"/>
+            <w:lang w:eastAsia="zh-CN"/>
+          </w:rPr>
+          <m:t xml:space="preserve"> </m:t>
+        </m:r>
+        <m:sSub>
+          <m:sSubPr>
+            <m:ctrlPr>
+              <w:rPr>
+                <w:rFonts w:ascii="Cambria Math" w:hAnsi="Cambria Math"/>
+              </w:rPr>
+            </m:ctrlPr>
+          </m:sSubPr>
+          <m:e>
+            <m:r>
+              <w:rPr>
+                <w:rFonts w:ascii="Cambria Math" w:hAnsi="Cambria Math"/>
+              </w:rPr>
+              <m:t>F</m:t>
+            </m:r>
+          </m:e>
+          <m:sub>
+            <m:r>
+              <w:rPr>
+                <w:rFonts w:ascii="Cambria Math" w:hAnsi="Cambria Math"/>
+              </w:rPr>
+              <m:t>enh</m:t>
+            </m:r>
+            <m:r>
+              <w:rPr>
+                <w:rFonts w:ascii="Cambria Math" w:eastAsiaTheme="minorEastAsia" w:hAnsi="Cambria Math"/>
+                <w:lang w:eastAsia="zh-CN"/>
+              </w:rPr>
+              <m:t>anced</m:t>
+            </m:r>
+          </m:sub>
+        </m:sSub>
+        <m:r>
+          <w:rPr>
+            <w:rFonts w:ascii="Cambria Math" w:hAnsi="Cambria Math"/>
+          </w:rPr>
+          <m:t xml:space="preserve"> </m:t>
+        </m:r>
+      </m:oMath>
+      <w:r>
+        <w:rPr>
+          <w:rFonts w:eastAsiaTheme="minorEastAsia"/>
+          <w:lang w:eastAsia="zh-CN"/>
+        </w:rPr>
+        <w:t>is the output feature map, which has been enhanced by applying attention weights to the original input feature map.</w:t>
+      </w:r>
+    </w:p>
+    <w:p>
+      <w:pPr>
+        <w:pStyle w:val="MDPI31text"/>
+        <w:jc w:val="left"/>
+        <w:rPr>
+          <w:rFonts w:eastAsiaTheme="minorEastAsia" w:hint="eastAsia"/>
+          <w:lang w:eastAsia="zh-CN"/>
+        </w:rPr>
+      </w:pPr>
+      <w:r>
+        <w:rPr>
+          <w:rFonts w:eastAsiaTheme="minorEastAsia"/>
+          <w:lang w:eastAsia="zh-CN"/>
+        </w:rPr>
+        <w:t>The LAWDS module enhances small object detection by focusing on the most relevant features and suppressing noise. The adaptive recalibration allows the model to better capture fine-grained details, especially in aerial imagery where objects vary significantly in scale and are often partially occluded by other objects. In environments like these, where background clutter and occlusions are prevalent, the module ensures that the network can detect small targets more effectively.</w:t>
+      </w:r>
+    </w:p>
+    <w:p>
+      <w:pPr>
+        <w:pStyle w:val="MDPI31text"/>
+        <w:jc w:val="left"/>
+        <w:rPr>
+          <w:rFonts w:eastAsiaTheme="minorEastAsia" w:hint="eastAsia"/>
+          <w:lang w:eastAsia="zh-CN"/>
+        </w:rPr>
+      </w:pPr>
+      <w:r>
+        <w:rPr>
+          <w:rFonts w:eastAsiaTheme="minorEastAsia"/>
+          <w:lang w:eastAsia="zh-CN"/>
+        </w:rPr>
+        <w:t>What sets LAWDS apart from other feature enhancement modules is its lightweight design, which ensures that it can be deployed efficiently on UAVs without introducing significant computational overhead. This makes LAWDS an ideal solution for real-time UAV applications, where resources are limited and speed is crucial. The module enhances small object detection without compromising performance, ensuring that even small or distant targets can be detected in cluttered environments.</w:t>
+      </w:r>
+    </w:p>
+    <w:p>
+      <w:pPr>
+        <w:pStyle w:val="MDPI31text"/>
+        <w:jc w:val="left"/>
+        <w:rPr>
+          <w:rFonts w:eastAsiaTheme="minorEastAsia" w:hint="eastAsia"/>
+          <w:lang w:eastAsia="zh-CN"/>
+        </w:rPr>
+      </w:pPr>
+      <w:r>
+        <w:rPr>
+          <w:rFonts w:eastAsiaTheme="minorEastAsia"/>
+          <w:lang w:eastAsia="zh-CN"/>
+        </w:rPr>
+        <w:t xml:space="preserve">Additionally, LAWDS is seamlessly integrated into the YOLO11 architecture. By enhancing the output of the </w:t>
+      </w:r>
+      <w:proofErr w:type="spellStart"/>
+      <w:r>
+        <w:rPr>
+          <w:rFonts w:eastAsiaTheme="minorEastAsia"/>
+          <w:lang w:eastAsia="zh-CN"/>
+        </w:rPr>
         <w:t>BiFPN</w:t>
       </w:r>
       <w:proofErr w:type="spellEnd"/>
       <w:r>
-        <w:t xml:space="preserve"> (Bidirectional Feature Pyramid Network)</w:t>
+        <w:rPr>
+          <w:rFonts w:eastAsiaTheme="minorEastAsia"/>
+          <w:lang w:eastAsia="zh-CN"/>
+        </w:rPr>
+        <w:t xml:space="preserve"> and GLSA modules, it refines the model’s ability to focus on critical regions of interest, such as small or occluded objects. The integration of LAWDS thus complements the other modules, enabling the model to achieve superior detection accuracy without the need for additional computational resources. This synergy between LAWDS, </w:t>
+      </w:r>
+      <w:proofErr w:type="spellStart"/>
+      <w:r>
+        <w:rPr>
+          <w:rFonts w:eastAsiaTheme="minorEastAsia"/>
+          <w:lang w:eastAsia="zh-CN"/>
+        </w:rPr>
+        <w:t>BiFPN</w:t>
+      </w:r>
+      <w:proofErr w:type="spellEnd"/>
+      <w:r>
+        <w:rPr>
+          <w:rFonts w:eastAsiaTheme="minorEastAsia"/>
+          <w:lang w:eastAsia="zh-CN"/>
+        </w:rPr>
+        <w:t>, and GLSA results in a more robust detection model for UAV-based applications, where detecting small objects in complex environments is a key challenge.</w:t>
       </w:r>
     </w:p>
     <w:p>
       <w:pPr>
         <w:pStyle w:val="MDPI31text"/>
+        <w:jc w:val="left"/>
         <w:rPr>
           <w:rFonts w:eastAsiaTheme="minorEastAsia" w:hint="eastAsia"/>
           <w:lang w:eastAsia="zh-CN"/>
         </w:rPr>
       </w:pPr>
-    </w:p>
-    <w:p>
-      <w:pPr>
-        <w:pStyle w:val="MDPI21heading1"/>
-      </w:pPr>
-      <w:r>
-        <w:t>3. Results</w:t>
+      <w:r>
+        <w:rPr>
+          <w:rFonts w:eastAsiaTheme="minorEastAsia"/>
+          <w:lang w:eastAsia="zh-CN"/>
+        </w:rPr>
+        <w:t xml:space="preserve">Figure </w:t>
+      </w:r>
+      <w:r>
+        <w:rPr>
+          <w:rFonts w:eastAsiaTheme="minorEastAsia" w:hint="eastAsia"/>
+          <w:lang w:eastAsia="zh-CN"/>
+        </w:rPr>
+        <w:t>4</w:t>
+      </w:r>
+      <w:r>
+        <w:rPr>
+          <w:rFonts w:eastAsiaTheme="minorEastAsia"/>
+          <w:lang w:eastAsia="zh-CN"/>
+        </w:rPr>
+        <w:t xml:space="preserve"> illustrates the architecture of the LAWDS module. This diagram shows the flow of the input feature map through various operations, including pooling, convolution, and adaptive weighting, which culminates in the enhanced feature map used for object detection.</w:t>
       </w:r>
     </w:p>
     <w:p>
       <w:pPr>
         <w:pStyle w:val="MDPI31text"/>
-      </w:pPr>
-      <w:r>
-        <w:t>This section may be divided by subheadings. It should provide a concise and precise description of the experimental results</w:t>
-      </w:r>
-      <w:r>
-        <w:t>, their interpretation, as well as the experimental conclusions that can be drawn.</w:t>
+        <w:jc w:val="left"/>
+        <w:rPr>
+          <w:rFonts w:eastAsiaTheme="minorEastAsia" w:hint="eastAsia"/>
+          <w:lang w:eastAsia="zh-CN"/>
+        </w:rPr>
+      </w:pPr>
+      <w:r>
+        <w:rPr>
+          <w:rFonts w:eastAsiaTheme="minorEastAsia"/>
+          <w:lang w:eastAsia="zh-CN"/>
+        </w:rPr>
+        <w:t>By incorporating LAWDS, the BGL-YOLO11 model significantly improves the detection of small and occluded objects, particularly in challenging UAV-based scenarios. This improvement is crucial for applications such as urban surveillance, infrastructure monitoring, and search-and-rescue operations, where detecting hidden or small objects in complex and cluttered backgrounds is essential.</w:t>
+      </w:r>
+    </w:p>
+    <w:p>
+      <w:pPr>
+        <w:pStyle w:val="MDPI31text"/>
+        <w:jc w:val="left"/>
+        <w:rPr>
+          <w:rFonts w:eastAsiaTheme="minorEastAsia"/>
+          <w:lang w:eastAsia="zh-CN"/>
+        </w:rPr>
+      </w:pPr>
+      <w:r>
+        <w:rPr>
+          <w:rFonts w:eastAsiaTheme="minorEastAsia" w:hint="eastAsia"/>
+          <w:noProof/>
+          <w:snapToGrid/>
+          <w:lang w:eastAsia="zh-CN"/>
+        </w:rPr>
+        <w:drawing>
+          <wp:inline distT="0" distB="0" distL="0" distR="0" wp14:anchorId="793141B1" wp14:editId="560F4B64">
+            <wp:extent cx="4215392" cy="768098"/>
+            <wp:effectExtent l="0" t="0" r="0" b="0"/>
+            <wp:docPr id="1941564902" name="图片 3"/>
+            <wp:cNvGraphicFramePr>
+              <a:graphicFrameLocks xmlns:a="http://schemas.openxmlformats.org/drawingml/2006/main" noChangeAspect="1"/>
+            </wp:cNvGraphicFramePr>
+            <a:graphic xmlns:a="http://schemas.openxmlformats.org/drawingml/2006/main">
+              <a:graphicData uri="http://schemas.openxmlformats.org/drawingml/2006/picture">
+                <pic:pic xmlns:pic="http://schemas.openxmlformats.org/drawingml/2006/picture">
+                  <pic:nvPicPr>
+                    <pic:cNvPr id="1941564902" name="图片 1941564902"/>
+                    <pic:cNvPicPr/>
+                  </pic:nvPicPr>
+                  <pic:blipFill>
+                    <a:blip r:embed="rId10"/>
+                    <a:stretch>
+                      <a:fillRect/>
+                    </a:stretch>
+                  </pic:blipFill>
+                  <pic:spPr>
+                    <a:xfrm>
+                      <a:off x="0" y="0"/>
+                      <a:ext cx="4215392" cy="768098"/>
+                    </a:xfrm>
+                    <a:prstGeom prst="rect">
+                      <a:avLst/>
+                    </a:prstGeom>
+                  </pic:spPr>
+                </pic:pic>
+              </a:graphicData>
+            </a:graphic>
+          </wp:inline>
+        </w:drawing>
+      </w:r>
+    </w:p>
+    <w:p>
+      <w:pPr>
+        <w:pStyle w:val="MDPI51figurecaption"/>
+        <w:rPr>
+          <w:rFonts w:eastAsiaTheme="minorEastAsia" w:hint="eastAsia"/>
+          <w:lang w:eastAsia="zh-CN"/>
+        </w:rPr>
+      </w:pPr>
+      <w:r>
+        <w:rPr>
+          <w:b/>
+        </w:rPr>
+        <w:t xml:space="preserve">Figure </w:t>
+      </w:r>
+      <w:r>
+        <w:rPr>
+          <w:rFonts w:eastAsiaTheme="minorEastAsia" w:hint="eastAsia"/>
+          <w:b/>
+          <w:lang w:eastAsia="zh-CN"/>
+        </w:rPr>
+        <w:t>4</w:t>
+      </w:r>
+      <w:r>
+        <w:rPr>
+          <w:b/>
+        </w:rPr>
+        <w:t xml:space="preserve">. </w:t>
+      </w:r>
+      <w:r>
+        <w:t>Structur</w:t>
+      </w:r>
+      <w:r>
+        <w:rPr>
+          <w:rFonts w:eastAsiaTheme="minorEastAsia" w:hint="eastAsia"/>
+          <w:lang w:eastAsia="zh-CN"/>
+        </w:rPr>
+        <w:t xml:space="preserve">e </w:t>
+      </w:r>
+      <w:r>
+        <w:t xml:space="preserve">of the </w:t>
+      </w:r>
+      <w:r>
+        <w:rPr>
+          <w:rFonts w:eastAsiaTheme="minorEastAsia" w:hint="eastAsia"/>
+          <w:lang w:eastAsia="zh-CN"/>
+        </w:rPr>
+        <w:t>LAWDS</w:t>
+      </w:r>
+      <w:r>
+        <w:t xml:space="preserve"> module.</w:t>
       </w:r>
     </w:p>
     <w:p>
@@ -1846,6 +3568,1318 @@
         <w:pStyle w:val="MDPI22heading2"/>
         <w:spacing w:before="240"/>
         <w:rPr>
+          <w:rFonts w:eastAsiaTheme="minorEastAsia" w:hint="eastAsia"/>
+          <w:lang w:eastAsia="zh-CN"/>
+        </w:rPr>
+      </w:pPr>
+      <w:r>
+        <w:rPr>
+          <w:rFonts w:eastAsiaTheme="minorEastAsia"/>
+          <w:lang w:eastAsia="zh-CN"/>
+        </w:rPr>
+        <w:t>2.</w:t>
+      </w:r>
+      <w:r>
+        <w:rPr>
+          <w:rFonts w:eastAsiaTheme="minorEastAsia" w:hint="eastAsia"/>
+          <w:lang w:eastAsia="zh-CN"/>
+        </w:rPr>
+        <w:t>3</w:t>
+      </w:r>
+      <w:r>
+        <w:rPr>
+          <w:rFonts w:eastAsiaTheme="minorEastAsia"/>
+          <w:lang w:eastAsia="zh-CN"/>
+        </w:rPr>
+        <w:t xml:space="preserve">. </w:t>
+      </w:r>
+      <w:r>
+        <w:rPr>
+          <w:rFonts w:eastAsiaTheme="minorEastAsia" w:hint="eastAsia"/>
+          <w:lang w:eastAsia="zh-CN"/>
+        </w:rPr>
+        <w:t>Dataset Construction</w:t>
+      </w:r>
+    </w:p>
+    <w:p>
+      <w:pPr>
+        <w:pStyle w:val="MDPI31text"/>
+        <w:jc w:val="left"/>
+        <w:rPr>
+          <w:rFonts w:eastAsiaTheme="minorEastAsia" w:hint="eastAsia"/>
+          <w:lang w:eastAsia="zh-CN"/>
+        </w:rPr>
+      </w:pPr>
+      <w:r>
+        <w:rPr>
+          <w:rFonts w:eastAsiaTheme="minorEastAsia"/>
+          <w:lang w:eastAsia="zh-CN"/>
+        </w:rPr>
+        <w:t xml:space="preserve">In this study, we use the </w:t>
+      </w:r>
+      <w:proofErr w:type="spellStart"/>
+      <w:r>
+        <w:rPr>
+          <w:rFonts w:eastAsiaTheme="minorEastAsia"/>
+          <w:lang w:eastAsia="zh-CN"/>
+        </w:rPr>
+        <w:t>VisDrone</w:t>
+      </w:r>
+      <w:proofErr w:type="spellEnd"/>
+      <w:r>
+        <w:rPr>
+          <w:rFonts w:eastAsiaTheme="minorEastAsia"/>
+          <w:lang w:eastAsia="zh-CN"/>
+        </w:rPr>
+        <w:t xml:space="preserve"> dataset, a widely used dataset for UAV-based small object detection tasks. The dataset includes images captured in a variety of urban and rural environments, each presenting challenges such as varying object scales, occlusions, and complex backgrounds. It is specifically designed to train and evaluate models for small object detection, which is critical in UAV-based surveillance, infrastructure monitoring, and other real-world applications.</w:t>
+      </w:r>
+    </w:p>
+    <w:p>
+      <w:pPr>
+        <w:pStyle w:val="MDPI31text"/>
+        <w:jc w:val="left"/>
+        <w:rPr>
+          <w:rFonts w:eastAsiaTheme="minorEastAsia"/>
+          <w:lang w:eastAsia="zh-CN"/>
+        </w:rPr>
+      </w:pPr>
+      <w:r>
+        <w:rPr>
+          <w:rFonts w:eastAsiaTheme="minorEastAsia"/>
+          <w:lang w:eastAsia="zh-CN"/>
+        </w:rPr>
+        <w:t xml:space="preserve">As shown in Table 1, the </w:t>
+      </w:r>
+      <w:proofErr w:type="spellStart"/>
+      <w:r>
+        <w:rPr>
+          <w:rFonts w:eastAsiaTheme="minorEastAsia"/>
+          <w:lang w:eastAsia="zh-CN"/>
+        </w:rPr>
+        <w:t>VisDrone</w:t>
+      </w:r>
+      <w:proofErr w:type="spellEnd"/>
+      <w:r>
+        <w:rPr>
+          <w:rFonts w:eastAsiaTheme="minorEastAsia"/>
+          <w:lang w:eastAsia="zh-CN"/>
+        </w:rPr>
+        <w:t xml:space="preserve"> dataset comprises a total of 10,209 images, with 471,266 annotated instances across different object categories. The dataset is split into </w:t>
+      </w:r>
+      <w:r>
+        <w:rPr>
+          <w:rFonts w:eastAsiaTheme="minorEastAsia"/>
+          <w:lang w:eastAsia="zh-CN"/>
+        </w:rPr>
+        <w:lastRenderedPageBreak/>
+        <w:t>four subsets: the training set (6,471 images), validation set (548 images), test set (challenge, 1,580 images), and test set (development, 1,610 images). The training set is used to train the detection model, while the validation set is used for performance evaluation during development. The challenge test set is used for evaluating the model’s generalization to real-world scenarios, and the development test set is employed for evaluating model performance on more specialized tasks.</w:t>
+      </w:r>
+    </w:p>
+    <w:p>
+      <w:pPr>
+        <w:pStyle w:val="MDPI41tablecaption"/>
+        <w:rPr>
+          <w:rFonts w:eastAsiaTheme="minorEastAsia" w:hint="eastAsia"/>
+          <w:lang w:eastAsia="zh-CN"/>
+        </w:rPr>
+      </w:pPr>
+      <w:r>
+        <w:rPr>
+          <w:b/>
+        </w:rPr>
+        <w:t>Table 1.</w:t>
+      </w:r>
+      <w:r>
+        <w:t xml:space="preserve"> This is a table. Tables should be placed in the main text near to the first time they are cited.</w:t>
+      </w:r>
+    </w:p>
+    <w:tbl>
+      <w:tblPr>
+        <w:tblW w:w="7857" w:type="dxa"/>
+        <w:tblInd w:w="2608" w:type="dxa"/>
+        <w:tblBorders>
+          <w:top w:val="single" w:sz="8" w:space="0" w:color="auto"/>
+          <w:bottom w:val="single" w:sz="8" w:space="0" w:color="auto"/>
+        </w:tblBorders>
+        <w:tblLayout w:type="fixed"/>
+        <w:tblCellMar>
+          <w:left w:w="0" w:type="dxa"/>
+          <w:right w:w="0" w:type="dxa"/>
+        </w:tblCellMar>
+        <w:tblLook w:val="04A0" w:firstRow="1" w:lastRow="0" w:firstColumn="1" w:lastColumn="0" w:noHBand="0" w:noVBand="1"/>
+      </w:tblPr>
+      <w:tblGrid>
+        <w:gridCol w:w="2637"/>
+        <w:gridCol w:w="2552"/>
+        <w:gridCol w:w="2668"/>
+      </w:tblGrid>
+      <w:tr>
+        <w:tc>
+          <w:tcPr>
+            <w:tcW w:w="2637" w:type="dxa"/>
+            <w:tcBorders>
+              <w:top w:val="single" w:sz="8" w:space="0" w:color="auto"/>
+              <w:bottom w:val="single" w:sz="4" w:space="0" w:color="auto"/>
+              <w:right w:val="nil"/>
+            </w:tcBorders>
+            <w:vAlign w:val="center"/>
+          </w:tcPr>
+          <w:p>
+            <w:pPr>
+              <w:pStyle w:val="MDPI42tablebody"/>
+              <w:spacing w:line="240" w:lineRule="auto"/>
+              <w:rPr>
+                <w:b/>
+                <w:snapToGrid/>
+              </w:rPr>
+            </w:pPr>
+            <w:r>
+              <w:rPr>
+                <w:b/>
+                <w:snapToGrid/>
+              </w:rPr>
+              <w:t>Split Type</w:t>
+            </w:r>
+          </w:p>
+        </w:tc>
+        <w:tc>
+          <w:tcPr>
+            <w:tcW w:w="2552" w:type="dxa"/>
+            <w:tcBorders>
+              <w:top w:val="single" w:sz="8" w:space="0" w:color="auto"/>
+              <w:left w:val="nil"/>
+              <w:bottom w:val="single" w:sz="4" w:space="0" w:color="auto"/>
+              <w:right w:val="nil"/>
+            </w:tcBorders>
+            <w:vAlign w:val="center"/>
+          </w:tcPr>
+          <w:p>
+            <w:pPr>
+              <w:pStyle w:val="MDPI42tablebody"/>
+              <w:spacing w:line="240" w:lineRule="auto"/>
+              <w:rPr>
+                <w:b/>
+                <w:snapToGrid/>
+              </w:rPr>
+            </w:pPr>
+            <w:r>
+              <w:rPr>
+                <w:b/>
+                <w:snapToGrid/>
+              </w:rPr>
+              <w:t>Number of Images</w:t>
+            </w:r>
+          </w:p>
+        </w:tc>
+        <w:tc>
+          <w:tcPr>
+            <w:tcW w:w="2668" w:type="dxa"/>
+            <w:tcBorders>
+              <w:top w:val="single" w:sz="8" w:space="0" w:color="auto"/>
+              <w:left w:val="nil"/>
+              <w:bottom w:val="single" w:sz="4" w:space="0" w:color="auto"/>
+            </w:tcBorders>
+            <w:vAlign w:val="center"/>
+          </w:tcPr>
+          <w:p>
+            <w:pPr>
+              <w:pStyle w:val="MDPI42tablebody"/>
+              <w:spacing w:line="240" w:lineRule="auto"/>
+              <w:rPr>
+                <w:b/>
+                <w:snapToGrid/>
+              </w:rPr>
+            </w:pPr>
+            <w:r>
+              <w:rPr>
+                <w:b/>
+                <w:snapToGrid/>
+              </w:rPr>
+              <w:t>Description</w:t>
+            </w:r>
+          </w:p>
+        </w:tc>
+      </w:tr>
+      <w:tr>
+        <w:tc>
+          <w:tcPr>
+            <w:tcW w:w="2637" w:type="dxa"/>
+            <w:tcBorders>
+              <w:right w:val="nil"/>
+            </w:tcBorders>
+            <w:vAlign w:val="center"/>
+          </w:tcPr>
+          <w:p>
+            <w:pPr>
+              <w:pStyle w:val="MDPI42tablebody"/>
+              <w:spacing w:line="240" w:lineRule="auto"/>
+            </w:pPr>
+            <w:r>
+              <w:t>Training Set</w:t>
+            </w:r>
+          </w:p>
+        </w:tc>
+        <w:tc>
+          <w:tcPr>
+            <w:tcW w:w="2552" w:type="dxa"/>
+            <w:tcBorders>
+              <w:left w:val="nil"/>
+              <w:right w:val="nil"/>
+            </w:tcBorders>
+            <w:vAlign w:val="center"/>
+          </w:tcPr>
+          <w:p>
+            <w:pPr>
+              <w:pStyle w:val="MDPI42tablebody"/>
+              <w:spacing w:line="240" w:lineRule="auto"/>
+            </w:pPr>
+            <w:r>
+              <w:t>6,471</w:t>
+            </w:r>
+          </w:p>
+        </w:tc>
+        <w:tc>
+          <w:tcPr>
+            <w:tcW w:w="2668" w:type="dxa"/>
+            <w:tcBorders>
+              <w:left w:val="nil"/>
+            </w:tcBorders>
+            <w:vAlign w:val="center"/>
+          </w:tcPr>
+          <w:p>
+            <w:pPr>
+              <w:pStyle w:val="MDPI42tablebody"/>
+              <w:spacing w:line="240" w:lineRule="auto"/>
+            </w:pPr>
+            <w:r>
+              <w:t>Used for training the detection model.</w:t>
+            </w:r>
+          </w:p>
+        </w:tc>
+      </w:tr>
+      <w:tr>
+        <w:tc>
+          <w:tcPr>
+            <w:tcW w:w="2637" w:type="dxa"/>
+            <w:tcBorders>
+              <w:right w:val="nil"/>
+            </w:tcBorders>
+            <w:vAlign w:val="center"/>
+          </w:tcPr>
+          <w:p>
+            <w:pPr>
+              <w:pStyle w:val="MDPI42tablebody"/>
+              <w:spacing w:line="240" w:lineRule="auto"/>
+            </w:pPr>
+            <w:r>
+              <w:t>Validation Set</w:t>
+            </w:r>
+          </w:p>
+        </w:tc>
+        <w:tc>
+          <w:tcPr>
+            <w:tcW w:w="2552" w:type="dxa"/>
+            <w:tcBorders>
+              <w:left w:val="nil"/>
+              <w:right w:val="nil"/>
+            </w:tcBorders>
+            <w:vAlign w:val="center"/>
+          </w:tcPr>
+          <w:p>
+            <w:pPr>
+              <w:pStyle w:val="MDPI42tablebody"/>
+              <w:spacing w:line="240" w:lineRule="auto"/>
+              <w:rPr>
+                <w:rFonts w:eastAsiaTheme="minorEastAsia" w:hint="eastAsia"/>
+                <w:lang w:eastAsia="zh-CN"/>
+              </w:rPr>
+            </w:pPr>
+            <w:r>
+              <w:t>548</w:t>
+            </w:r>
+          </w:p>
+        </w:tc>
+        <w:tc>
+          <w:tcPr>
+            <w:tcW w:w="2668" w:type="dxa"/>
+            <w:tcBorders>
+              <w:left w:val="nil"/>
+            </w:tcBorders>
+            <w:vAlign w:val="center"/>
+          </w:tcPr>
+          <w:p>
+            <w:pPr>
+              <w:pStyle w:val="MDPI42tablebody"/>
+              <w:spacing w:line="240" w:lineRule="auto"/>
+            </w:pPr>
+            <w:r>
+              <w:t>Used for model performance validation.</w:t>
+            </w:r>
+          </w:p>
+        </w:tc>
+      </w:tr>
+      <w:tr>
+        <w:tc>
+          <w:tcPr>
+            <w:tcW w:w="2637" w:type="dxa"/>
+            <w:tcBorders>
+              <w:right w:val="nil"/>
+            </w:tcBorders>
+            <w:vAlign w:val="center"/>
+          </w:tcPr>
+          <w:p>
+            <w:pPr>
+              <w:pStyle w:val="MDPI42tablebody"/>
+              <w:spacing w:line="240" w:lineRule="auto"/>
+            </w:pPr>
+            <w:r>
+              <w:t>Test Set (Chal-</w:t>
+            </w:r>
+            <w:proofErr w:type="spellStart"/>
+            <w:r>
+              <w:t>lenge</w:t>
+            </w:r>
+            <w:proofErr w:type="spellEnd"/>
+            <w:r>
+              <w:t>)</w:t>
+            </w:r>
+          </w:p>
+        </w:tc>
+        <w:tc>
+          <w:tcPr>
+            <w:tcW w:w="2552" w:type="dxa"/>
+            <w:tcBorders>
+              <w:left w:val="nil"/>
+              <w:right w:val="nil"/>
+            </w:tcBorders>
+            <w:vAlign w:val="center"/>
+          </w:tcPr>
+          <w:p>
+            <w:pPr>
+              <w:pStyle w:val="MDPI42tablebody"/>
+              <w:spacing w:line="240" w:lineRule="auto"/>
+            </w:pPr>
+            <w:r>
+              <w:t>1,580</w:t>
+            </w:r>
+          </w:p>
+        </w:tc>
+        <w:tc>
+          <w:tcPr>
+            <w:tcW w:w="2668" w:type="dxa"/>
+            <w:tcBorders>
+              <w:left w:val="nil"/>
+            </w:tcBorders>
+            <w:vAlign w:val="center"/>
+          </w:tcPr>
+          <w:p>
+            <w:pPr>
+              <w:pStyle w:val="MDPI42tablebody"/>
+              <w:spacing w:line="240" w:lineRule="auto"/>
+            </w:pPr>
+            <w:r>
+              <w:t>Used for challenge-based testing.</w:t>
+            </w:r>
+          </w:p>
+        </w:tc>
+      </w:tr>
+      <w:tr>
+        <w:tc>
+          <w:tcPr>
+            <w:tcW w:w="2637" w:type="dxa"/>
+            <w:tcBorders>
+              <w:right w:val="nil"/>
+            </w:tcBorders>
+            <w:vAlign w:val="center"/>
+          </w:tcPr>
+          <w:p>
+            <w:pPr>
+              <w:pStyle w:val="MDPI42tablebody"/>
+              <w:spacing w:line="240" w:lineRule="auto"/>
+            </w:pPr>
+            <w:r>
+              <w:t>Test Set (Devel-</w:t>
+            </w:r>
+            <w:proofErr w:type="spellStart"/>
+            <w:r>
+              <w:t>opment</w:t>
+            </w:r>
+            <w:proofErr w:type="spellEnd"/>
+            <w:r>
+              <w:t>)</w:t>
+            </w:r>
+          </w:p>
+        </w:tc>
+        <w:tc>
+          <w:tcPr>
+            <w:tcW w:w="2552" w:type="dxa"/>
+            <w:tcBorders>
+              <w:left w:val="nil"/>
+              <w:right w:val="nil"/>
+            </w:tcBorders>
+            <w:vAlign w:val="center"/>
+          </w:tcPr>
+          <w:p>
+            <w:pPr>
+              <w:pStyle w:val="MDPI42tablebody"/>
+              <w:spacing w:line="240" w:lineRule="auto"/>
+            </w:pPr>
+            <w:r>
+              <w:t>1,610</w:t>
+            </w:r>
+          </w:p>
+        </w:tc>
+        <w:tc>
+          <w:tcPr>
+            <w:tcW w:w="2668" w:type="dxa"/>
+            <w:tcBorders>
+              <w:left w:val="nil"/>
+            </w:tcBorders>
+            <w:vAlign w:val="center"/>
+          </w:tcPr>
+          <w:p>
+            <w:pPr>
+              <w:pStyle w:val="MDPI42tablebody"/>
+              <w:spacing w:line="240" w:lineRule="auto"/>
+            </w:pPr>
+            <w:r>
+              <w:t>Used for development-based testing.</w:t>
+            </w:r>
+          </w:p>
+        </w:tc>
+      </w:tr>
+      <w:tr>
+        <w:tc>
+          <w:tcPr>
+            <w:tcW w:w="2637" w:type="dxa"/>
+            <w:tcBorders>
+              <w:bottom w:val="single" w:sz="8" w:space="0" w:color="auto"/>
+              <w:right w:val="nil"/>
+            </w:tcBorders>
+            <w:vAlign w:val="center"/>
+          </w:tcPr>
+          <w:p>
+            <w:pPr>
+              <w:pStyle w:val="MDPI42tablebody"/>
+              <w:spacing w:line="240" w:lineRule="auto"/>
+            </w:pPr>
+            <w:r>
+              <w:t>Total</w:t>
+            </w:r>
+          </w:p>
+        </w:tc>
+        <w:tc>
+          <w:tcPr>
+            <w:tcW w:w="2552" w:type="dxa"/>
+            <w:tcBorders>
+              <w:left w:val="nil"/>
+              <w:bottom w:val="single" w:sz="8" w:space="0" w:color="auto"/>
+              <w:right w:val="nil"/>
+            </w:tcBorders>
+            <w:vAlign w:val="center"/>
+          </w:tcPr>
+          <w:p>
+            <w:pPr>
+              <w:pStyle w:val="MDPI42tablebody"/>
+              <w:spacing w:line="240" w:lineRule="auto"/>
+            </w:pPr>
+            <w:r>
+              <w:t>10,209</w:t>
+            </w:r>
+          </w:p>
+        </w:tc>
+        <w:tc>
+          <w:tcPr>
+            <w:tcW w:w="2668" w:type="dxa"/>
+            <w:tcBorders>
+              <w:left w:val="nil"/>
+              <w:bottom w:val="single" w:sz="8" w:space="0" w:color="auto"/>
+            </w:tcBorders>
+            <w:vAlign w:val="center"/>
+          </w:tcPr>
+          <w:p>
+            <w:pPr>
+              <w:pStyle w:val="MDPI42tablebody"/>
+              <w:spacing w:line="240" w:lineRule="auto"/>
+            </w:pPr>
+            <w:r>
+              <w:t>Total number of images and instances in the dataset.</w:t>
+            </w:r>
+          </w:p>
+        </w:tc>
+      </w:tr>
+    </w:tbl>
+    <w:p>
+      <w:pPr>
+        <w:pStyle w:val="MDPI31text"/>
+        <w:ind w:left="0" w:firstLine="0"/>
+        <w:jc w:val="left"/>
+        <w:rPr>
+          <w:rFonts w:eastAsiaTheme="minorEastAsia" w:hint="eastAsia"/>
+          <w:lang w:eastAsia="zh-CN"/>
+        </w:rPr>
+      </w:pPr>
+    </w:p>
+    <w:p>
+      <w:pPr>
+        <w:pStyle w:val="MDPI31text"/>
+        <w:jc w:val="left"/>
+        <w:rPr>
+          <w:rFonts w:eastAsiaTheme="minorEastAsia"/>
+          <w:lang w:eastAsia="zh-CN"/>
+        </w:rPr>
+      </w:pPr>
+      <w:r>
+        <w:rPr>
+          <w:rFonts w:eastAsiaTheme="minorEastAsia"/>
+          <w:lang w:eastAsia="zh-CN"/>
+        </w:rPr>
+        <w:t xml:space="preserve">The </w:t>
+      </w:r>
+      <w:proofErr w:type="spellStart"/>
+      <w:r>
+        <w:rPr>
+          <w:rFonts w:eastAsiaTheme="minorEastAsia"/>
+          <w:lang w:eastAsia="zh-CN"/>
+        </w:rPr>
+        <w:t>VisDrone</w:t>
+      </w:r>
+      <w:proofErr w:type="spellEnd"/>
+      <w:r>
+        <w:rPr>
+          <w:rFonts w:eastAsiaTheme="minorEastAsia"/>
+          <w:lang w:eastAsia="zh-CN"/>
+        </w:rPr>
+        <w:t xml:space="preserve"> dataset includes a variety of small and occluded objects, with a focus on real-world scenarios like traffic monitoring and urban surveillance. Given the high difficulty of detecting small targets in aerial imagery, the dataset includes both real and synthetic images, ensuring a comprehensive representation of the various defect types and environmental conditions that the model is likely to encounter.</w:t>
+      </w:r>
+    </w:p>
+    <w:tbl>
+      <w:tblPr>
+        <w:tblStyle w:val="a3"/>
+        <w:tblW w:w="0" w:type="auto"/>
+        <w:tblInd w:w="2608" w:type="dxa"/>
+        <w:tblBorders>
+          <w:top w:val="none" w:sz="0" w:space="0" w:color="auto"/>
+          <w:left w:val="none" w:sz="0" w:space="0" w:color="auto"/>
+          <w:bottom w:val="none" w:sz="0" w:space="0" w:color="auto"/>
+          <w:right w:val="none" w:sz="0" w:space="0" w:color="auto"/>
+          <w:insideH w:val="none" w:sz="0" w:space="0" w:color="auto"/>
+          <w:insideV w:val="none" w:sz="0" w:space="0" w:color="auto"/>
+        </w:tblBorders>
+        <w:tblLook w:val="04A0" w:firstRow="1" w:lastRow="0" w:firstColumn="1" w:lastColumn="0" w:noHBand="0" w:noVBand="1"/>
+      </w:tblPr>
+      <w:tblGrid>
+        <w:gridCol w:w="2231"/>
+        <w:gridCol w:w="2231"/>
+        <w:gridCol w:w="2231"/>
+      </w:tblGrid>
+      <w:tr>
+        <w:tc>
+          <w:tcPr>
+            <w:tcW w:w="2231" w:type="dxa"/>
+          </w:tcPr>
+          <w:p>
+            <w:pPr>
+              <w:pStyle w:val="MDPI31text"/>
+              <w:ind w:left="0" w:firstLine="0"/>
+              <w:jc w:val="left"/>
+              <w:rPr>
+                <w:rFonts w:eastAsiaTheme="minorEastAsia" w:hint="eastAsia"/>
+                <w:lang w:eastAsia="zh-CN"/>
+              </w:rPr>
+            </w:pPr>
+            <w:r>
+              <w:rPr>
+                <w:noProof/>
+              </w:rPr>
+              <w:drawing>
+                <wp:inline distT="0" distB="0" distL="0" distR="0" wp14:anchorId="3FB6A382" wp14:editId="7C7E732C">
+                  <wp:extent cx="1279810" cy="720000"/>
+                  <wp:effectExtent l="0" t="0" r="0" b="4445"/>
+                  <wp:docPr id="268578096" name="图片 4"/>
+                  <wp:cNvGraphicFramePr>
+                    <a:graphicFrameLocks xmlns:a="http://schemas.openxmlformats.org/drawingml/2006/main" noChangeAspect="1"/>
+                  </wp:cNvGraphicFramePr>
+                  <a:graphic xmlns:a="http://schemas.openxmlformats.org/drawingml/2006/main">
+                    <a:graphicData uri="http://schemas.openxmlformats.org/drawingml/2006/picture">
+                      <pic:pic xmlns:pic="http://schemas.openxmlformats.org/drawingml/2006/picture">
+                        <pic:nvPicPr>
+                          <pic:cNvPr id="0" name="Picture 2"/>
+                          <pic:cNvPicPr>
+                            <a:picLocks noChangeAspect="1" noChangeArrowheads="1"/>
+                          </pic:cNvPicPr>
+                        </pic:nvPicPr>
+                        <pic:blipFill>
+                          <a:blip r:embed="rId11">
+                            <a:extLst>
+                              <a:ext uri="{28A0092B-C50C-407E-A947-70E740481C1C}">
+                                <a14:useLocalDpi xmlns:a14="http://schemas.microsoft.com/office/drawing/2010/main" val="0"/>
+                              </a:ext>
+                            </a:extLst>
+                          </a:blip>
+                          <a:srcRect/>
+                          <a:stretch>
+                            <a:fillRect/>
+                          </a:stretch>
+                        </pic:blipFill>
+                        <pic:spPr bwMode="auto">
+                          <a:xfrm>
+                            <a:off x="0" y="0"/>
+                            <a:ext cx="1279810" cy="720000"/>
+                          </a:xfrm>
+                          <a:prstGeom prst="rect">
+                            <a:avLst/>
+                          </a:prstGeom>
+                          <a:noFill/>
+                          <a:ln>
+                            <a:noFill/>
+                          </a:ln>
+                        </pic:spPr>
+                      </pic:pic>
+                    </a:graphicData>
+                  </a:graphic>
+                </wp:inline>
+              </w:drawing>
+            </w:r>
+          </w:p>
+        </w:tc>
+        <w:tc>
+          <w:tcPr>
+            <w:tcW w:w="2231" w:type="dxa"/>
+          </w:tcPr>
+          <w:p>
+            <w:pPr>
+              <w:pStyle w:val="MDPI31text"/>
+              <w:ind w:left="0" w:firstLine="0"/>
+              <w:jc w:val="left"/>
+              <w:rPr>
+                <w:rFonts w:eastAsiaTheme="minorEastAsia" w:hint="eastAsia"/>
+                <w:lang w:eastAsia="zh-CN"/>
+              </w:rPr>
+            </w:pPr>
+            <w:r>
+              <w:rPr>
+                <w:noProof/>
+              </w:rPr>
+              <w:drawing>
+                <wp:inline distT="0" distB="0" distL="0" distR="0" wp14:anchorId="01694DC3" wp14:editId="21948BB7">
+                  <wp:extent cx="1279810" cy="720000"/>
+                  <wp:effectExtent l="0" t="0" r="0" b="4445"/>
+                  <wp:docPr id="298449634" name="图片 5"/>
+                  <wp:cNvGraphicFramePr>
+                    <a:graphicFrameLocks xmlns:a="http://schemas.openxmlformats.org/drawingml/2006/main" noChangeAspect="1"/>
+                  </wp:cNvGraphicFramePr>
+                  <a:graphic xmlns:a="http://schemas.openxmlformats.org/drawingml/2006/main">
+                    <a:graphicData uri="http://schemas.openxmlformats.org/drawingml/2006/picture">
+                      <pic:pic xmlns:pic="http://schemas.openxmlformats.org/drawingml/2006/picture">
+                        <pic:nvPicPr>
+                          <pic:cNvPr id="0" name="Picture 4"/>
+                          <pic:cNvPicPr>
+                            <a:picLocks noChangeAspect="1" noChangeArrowheads="1"/>
+                          </pic:cNvPicPr>
+                        </pic:nvPicPr>
+                        <pic:blipFill>
+                          <a:blip r:embed="rId12">
+                            <a:extLst>
+                              <a:ext uri="{28A0092B-C50C-407E-A947-70E740481C1C}">
+                                <a14:useLocalDpi xmlns:a14="http://schemas.microsoft.com/office/drawing/2010/main" val="0"/>
+                              </a:ext>
+                            </a:extLst>
+                          </a:blip>
+                          <a:srcRect/>
+                          <a:stretch>
+                            <a:fillRect/>
+                          </a:stretch>
+                        </pic:blipFill>
+                        <pic:spPr bwMode="auto">
+                          <a:xfrm>
+                            <a:off x="0" y="0"/>
+                            <a:ext cx="1279810" cy="720000"/>
+                          </a:xfrm>
+                          <a:prstGeom prst="rect">
+                            <a:avLst/>
+                          </a:prstGeom>
+                          <a:noFill/>
+                          <a:ln>
+                            <a:noFill/>
+                          </a:ln>
+                        </pic:spPr>
+                      </pic:pic>
+                    </a:graphicData>
+                  </a:graphic>
+                </wp:inline>
+              </w:drawing>
+            </w:r>
+          </w:p>
+        </w:tc>
+        <w:tc>
+          <w:tcPr>
+            <w:tcW w:w="2231" w:type="dxa"/>
+          </w:tcPr>
+          <w:p>
+            <w:pPr>
+              <w:pStyle w:val="MDPI31text"/>
+              <w:ind w:left="0" w:firstLine="0"/>
+              <w:jc w:val="left"/>
+              <w:rPr>
+                <w:rFonts w:eastAsiaTheme="minorEastAsia" w:hint="eastAsia"/>
+                <w:lang w:eastAsia="zh-CN"/>
+              </w:rPr>
+            </w:pPr>
+            <w:r>
+              <w:rPr>
+                <w:noProof/>
+              </w:rPr>
+              <w:drawing>
+                <wp:inline distT="0" distB="0" distL="0" distR="0" wp14:anchorId="01EB1A3A" wp14:editId="787272E2">
+                  <wp:extent cx="1279810" cy="720000"/>
+                  <wp:effectExtent l="0" t="0" r="0" b="4445"/>
+                  <wp:docPr id="1003161735" name="图片 6"/>
+                  <wp:cNvGraphicFramePr>
+                    <a:graphicFrameLocks xmlns:a="http://schemas.openxmlformats.org/drawingml/2006/main" noChangeAspect="1"/>
+                  </wp:cNvGraphicFramePr>
+                  <a:graphic xmlns:a="http://schemas.openxmlformats.org/drawingml/2006/main">
+                    <a:graphicData uri="http://schemas.openxmlformats.org/drawingml/2006/picture">
+                      <pic:pic xmlns:pic="http://schemas.openxmlformats.org/drawingml/2006/picture">
+                        <pic:nvPicPr>
+                          <pic:cNvPr id="0" name="Picture 6"/>
+                          <pic:cNvPicPr>
+                            <a:picLocks noChangeAspect="1" noChangeArrowheads="1"/>
+                          </pic:cNvPicPr>
+                        </pic:nvPicPr>
+                        <pic:blipFill>
+                          <a:blip r:embed="rId13">
+                            <a:extLst>
+                              <a:ext uri="{28A0092B-C50C-407E-A947-70E740481C1C}">
+                                <a14:useLocalDpi xmlns:a14="http://schemas.microsoft.com/office/drawing/2010/main" val="0"/>
+                              </a:ext>
+                            </a:extLst>
+                          </a:blip>
+                          <a:srcRect/>
+                          <a:stretch>
+                            <a:fillRect/>
+                          </a:stretch>
+                        </pic:blipFill>
+                        <pic:spPr bwMode="auto">
+                          <a:xfrm>
+                            <a:off x="0" y="0"/>
+                            <a:ext cx="1279810" cy="720000"/>
+                          </a:xfrm>
+                          <a:prstGeom prst="rect">
+                            <a:avLst/>
+                          </a:prstGeom>
+                          <a:noFill/>
+                          <a:ln>
+                            <a:noFill/>
+                          </a:ln>
+                        </pic:spPr>
+                      </pic:pic>
+                    </a:graphicData>
+                  </a:graphic>
+                </wp:inline>
+              </w:drawing>
+            </w:r>
+          </w:p>
+        </w:tc>
+      </w:tr>
+      <w:tr>
+        <w:tc>
+          <w:tcPr>
+            <w:tcW w:w="2231" w:type="dxa"/>
+          </w:tcPr>
+          <w:p>
+            <w:pPr>
+              <w:pStyle w:val="MDPI31text"/>
+              <w:ind w:left="0" w:firstLine="0"/>
+              <w:jc w:val="left"/>
+              <w:rPr>
+                <w:rFonts w:eastAsiaTheme="minorEastAsia" w:hint="eastAsia"/>
+                <w:lang w:eastAsia="zh-CN"/>
+              </w:rPr>
+            </w:pPr>
+            <w:r>
+              <w:rPr>
+                <w:noProof/>
+              </w:rPr>
+              <w:drawing>
+                <wp:inline distT="0" distB="0" distL="0" distR="0" wp14:anchorId="1BB1DD85" wp14:editId="4E61C218">
+                  <wp:extent cx="1279810" cy="720000"/>
+                  <wp:effectExtent l="0" t="0" r="0" b="4445"/>
+                  <wp:docPr id="1876886038" name="图片 7"/>
+                  <wp:cNvGraphicFramePr>
+                    <a:graphicFrameLocks xmlns:a="http://schemas.openxmlformats.org/drawingml/2006/main" noChangeAspect="1"/>
+                  </wp:cNvGraphicFramePr>
+                  <a:graphic xmlns:a="http://schemas.openxmlformats.org/drawingml/2006/main">
+                    <a:graphicData uri="http://schemas.openxmlformats.org/drawingml/2006/picture">
+                      <pic:pic xmlns:pic="http://schemas.openxmlformats.org/drawingml/2006/picture">
+                        <pic:nvPicPr>
+                          <pic:cNvPr id="0" name="Picture 8"/>
+                          <pic:cNvPicPr>
+                            <a:picLocks noChangeAspect="1" noChangeArrowheads="1"/>
+                          </pic:cNvPicPr>
+                        </pic:nvPicPr>
+                        <pic:blipFill>
+                          <a:blip r:embed="rId14">
+                            <a:extLst>
+                              <a:ext uri="{28A0092B-C50C-407E-A947-70E740481C1C}">
+                                <a14:useLocalDpi xmlns:a14="http://schemas.microsoft.com/office/drawing/2010/main" val="0"/>
+                              </a:ext>
+                            </a:extLst>
+                          </a:blip>
+                          <a:srcRect/>
+                          <a:stretch>
+                            <a:fillRect/>
+                          </a:stretch>
+                        </pic:blipFill>
+                        <pic:spPr bwMode="auto">
+                          <a:xfrm>
+                            <a:off x="0" y="0"/>
+                            <a:ext cx="1279810" cy="720000"/>
+                          </a:xfrm>
+                          <a:prstGeom prst="rect">
+                            <a:avLst/>
+                          </a:prstGeom>
+                          <a:noFill/>
+                          <a:ln>
+                            <a:noFill/>
+                          </a:ln>
+                        </pic:spPr>
+                      </pic:pic>
+                    </a:graphicData>
+                  </a:graphic>
+                </wp:inline>
+              </w:drawing>
+            </w:r>
+          </w:p>
+        </w:tc>
+        <w:tc>
+          <w:tcPr>
+            <w:tcW w:w="2231" w:type="dxa"/>
+          </w:tcPr>
+          <w:p>
+            <w:pPr>
+              <w:pStyle w:val="MDPI31text"/>
+              <w:ind w:left="0" w:firstLine="0"/>
+              <w:jc w:val="left"/>
+              <w:rPr>
+                <w:rFonts w:eastAsiaTheme="minorEastAsia" w:hint="eastAsia"/>
+                <w:lang w:eastAsia="zh-CN"/>
+              </w:rPr>
+            </w:pPr>
+            <w:r>
+              <w:rPr>
+                <w:noProof/>
+              </w:rPr>
+              <w:drawing>
+                <wp:inline distT="0" distB="0" distL="0" distR="0" wp14:anchorId="341DABA7" wp14:editId="6C70F864">
+                  <wp:extent cx="1279810" cy="720000"/>
+                  <wp:effectExtent l="0" t="0" r="0" b="4445"/>
+                  <wp:docPr id="1804914368" name="图片 8"/>
+                  <wp:cNvGraphicFramePr>
+                    <a:graphicFrameLocks xmlns:a="http://schemas.openxmlformats.org/drawingml/2006/main" noChangeAspect="1"/>
+                  </wp:cNvGraphicFramePr>
+                  <a:graphic xmlns:a="http://schemas.openxmlformats.org/drawingml/2006/main">
+                    <a:graphicData uri="http://schemas.openxmlformats.org/drawingml/2006/picture">
+                      <pic:pic xmlns:pic="http://schemas.openxmlformats.org/drawingml/2006/picture">
+                        <pic:nvPicPr>
+                          <pic:cNvPr id="0" name="Picture 10"/>
+                          <pic:cNvPicPr>
+                            <a:picLocks noChangeAspect="1" noChangeArrowheads="1"/>
+                          </pic:cNvPicPr>
+                        </pic:nvPicPr>
+                        <pic:blipFill>
+                          <a:blip r:embed="rId15">
+                            <a:extLst>
+                              <a:ext uri="{28A0092B-C50C-407E-A947-70E740481C1C}">
+                                <a14:useLocalDpi xmlns:a14="http://schemas.microsoft.com/office/drawing/2010/main" val="0"/>
+                              </a:ext>
+                            </a:extLst>
+                          </a:blip>
+                          <a:srcRect/>
+                          <a:stretch>
+                            <a:fillRect/>
+                          </a:stretch>
+                        </pic:blipFill>
+                        <pic:spPr bwMode="auto">
+                          <a:xfrm>
+                            <a:off x="0" y="0"/>
+                            <a:ext cx="1279810" cy="720000"/>
+                          </a:xfrm>
+                          <a:prstGeom prst="rect">
+                            <a:avLst/>
+                          </a:prstGeom>
+                          <a:noFill/>
+                          <a:ln>
+                            <a:noFill/>
+                          </a:ln>
+                        </pic:spPr>
+                      </pic:pic>
+                    </a:graphicData>
+                  </a:graphic>
+                </wp:inline>
+              </w:drawing>
+            </w:r>
+          </w:p>
+        </w:tc>
+        <w:tc>
+          <w:tcPr>
+            <w:tcW w:w="2231" w:type="dxa"/>
+          </w:tcPr>
+          <w:p>
+            <w:pPr>
+              <w:pStyle w:val="MDPI31text"/>
+              <w:ind w:left="0" w:firstLine="0"/>
+              <w:jc w:val="left"/>
+              <w:rPr>
+                <w:rFonts w:eastAsiaTheme="minorEastAsia" w:hint="eastAsia"/>
+                <w:lang w:eastAsia="zh-CN"/>
+              </w:rPr>
+            </w:pPr>
+            <w:r>
+              <w:rPr>
+                <w:noProof/>
+              </w:rPr>
+              <w:drawing>
+                <wp:inline distT="0" distB="0" distL="0" distR="0" wp14:anchorId="5B7B4791" wp14:editId="29E8AB07">
+                  <wp:extent cx="1279810" cy="720000"/>
+                  <wp:effectExtent l="0" t="0" r="0" b="4445"/>
+                  <wp:docPr id="794304763" name="图片 9"/>
+                  <wp:cNvGraphicFramePr>
+                    <a:graphicFrameLocks xmlns:a="http://schemas.openxmlformats.org/drawingml/2006/main" noChangeAspect="1"/>
+                  </wp:cNvGraphicFramePr>
+                  <a:graphic xmlns:a="http://schemas.openxmlformats.org/drawingml/2006/main">
+                    <a:graphicData uri="http://schemas.openxmlformats.org/drawingml/2006/picture">
+                      <pic:pic xmlns:pic="http://schemas.openxmlformats.org/drawingml/2006/picture">
+                        <pic:nvPicPr>
+                          <pic:cNvPr id="0" name="Picture 12"/>
+                          <pic:cNvPicPr>
+                            <a:picLocks noChangeAspect="1" noChangeArrowheads="1"/>
+                          </pic:cNvPicPr>
+                        </pic:nvPicPr>
+                        <pic:blipFill>
+                          <a:blip r:embed="rId16">
+                            <a:extLst>
+                              <a:ext uri="{28A0092B-C50C-407E-A947-70E740481C1C}">
+                                <a14:useLocalDpi xmlns:a14="http://schemas.microsoft.com/office/drawing/2010/main" val="0"/>
+                              </a:ext>
+                            </a:extLst>
+                          </a:blip>
+                          <a:srcRect/>
+                          <a:stretch>
+                            <a:fillRect/>
+                          </a:stretch>
+                        </pic:blipFill>
+                        <pic:spPr bwMode="auto">
+                          <a:xfrm>
+                            <a:off x="0" y="0"/>
+                            <a:ext cx="1279810" cy="720000"/>
+                          </a:xfrm>
+                          <a:prstGeom prst="rect">
+                            <a:avLst/>
+                          </a:prstGeom>
+                          <a:noFill/>
+                          <a:ln>
+                            <a:noFill/>
+                          </a:ln>
+                        </pic:spPr>
+                      </pic:pic>
+                    </a:graphicData>
+                  </a:graphic>
+                </wp:inline>
+              </w:drawing>
+            </w:r>
+          </w:p>
+        </w:tc>
+      </w:tr>
+      <w:tr>
+        <w:tc>
+          <w:tcPr>
+            <w:tcW w:w="2231" w:type="dxa"/>
+          </w:tcPr>
+          <w:p>
+            <w:pPr>
+              <w:pStyle w:val="MDPI31text"/>
+              <w:ind w:left="0" w:firstLine="0"/>
+              <w:jc w:val="left"/>
+              <w:rPr>
+                <w:rFonts w:eastAsiaTheme="minorEastAsia" w:hint="eastAsia"/>
+                <w:lang w:eastAsia="zh-CN"/>
+              </w:rPr>
+            </w:pPr>
+            <w:r>
+              <w:rPr>
+                <w:noProof/>
+              </w:rPr>
+              <w:drawing>
+                <wp:inline distT="0" distB="0" distL="0" distR="0" wp14:anchorId="5B4E1C7A" wp14:editId="779BAFCA">
+                  <wp:extent cx="1279810" cy="720000"/>
+                  <wp:effectExtent l="0" t="0" r="0" b="4445"/>
+                  <wp:docPr id="1219795768" name="图片 10"/>
+                  <wp:cNvGraphicFramePr>
+                    <a:graphicFrameLocks xmlns:a="http://schemas.openxmlformats.org/drawingml/2006/main" noChangeAspect="1"/>
+                  </wp:cNvGraphicFramePr>
+                  <a:graphic xmlns:a="http://schemas.openxmlformats.org/drawingml/2006/main">
+                    <a:graphicData uri="http://schemas.openxmlformats.org/drawingml/2006/picture">
+                      <pic:pic xmlns:pic="http://schemas.openxmlformats.org/drawingml/2006/picture">
+                        <pic:nvPicPr>
+                          <pic:cNvPr id="0" name="Picture 14"/>
+                          <pic:cNvPicPr>
+                            <a:picLocks noChangeAspect="1" noChangeArrowheads="1"/>
+                          </pic:cNvPicPr>
+                        </pic:nvPicPr>
+                        <pic:blipFill>
+                          <a:blip r:embed="rId17">
+                            <a:extLst>
+                              <a:ext uri="{28A0092B-C50C-407E-A947-70E740481C1C}">
+                                <a14:useLocalDpi xmlns:a14="http://schemas.microsoft.com/office/drawing/2010/main" val="0"/>
+                              </a:ext>
+                            </a:extLst>
+                          </a:blip>
+                          <a:srcRect/>
+                          <a:stretch>
+                            <a:fillRect/>
+                          </a:stretch>
+                        </pic:blipFill>
+                        <pic:spPr bwMode="auto">
+                          <a:xfrm>
+                            <a:off x="0" y="0"/>
+                            <a:ext cx="1279810" cy="720000"/>
+                          </a:xfrm>
+                          <a:prstGeom prst="rect">
+                            <a:avLst/>
+                          </a:prstGeom>
+                          <a:noFill/>
+                          <a:ln>
+                            <a:noFill/>
+                          </a:ln>
+                        </pic:spPr>
+                      </pic:pic>
+                    </a:graphicData>
+                  </a:graphic>
+                </wp:inline>
+              </w:drawing>
+            </w:r>
+          </w:p>
+        </w:tc>
+        <w:tc>
+          <w:tcPr>
+            <w:tcW w:w="2231" w:type="dxa"/>
+          </w:tcPr>
+          <w:p>
+            <w:pPr>
+              <w:pStyle w:val="MDPI31text"/>
+              <w:ind w:left="0" w:firstLine="0"/>
+              <w:jc w:val="left"/>
+              <w:rPr>
+                <w:rFonts w:eastAsiaTheme="minorEastAsia" w:hint="eastAsia"/>
+                <w:lang w:eastAsia="zh-CN"/>
+              </w:rPr>
+            </w:pPr>
+            <w:r>
+              <w:rPr>
+                <w:noProof/>
+              </w:rPr>
+              <w:drawing>
+                <wp:inline distT="0" distB="0" distL="0" distR="0" wp14:anchorId="47A200E3" wp14:editId="48C36508">
+                  <wp:extent cx="1279810" cy="720000"/>
+                  <wp:effectExtent l="0" t="0" r="0" b="4445"/>
+                  <wp:docPr id="1953576567" name="图片 11"/>
+                  <wp:cNvGraphicFramePr>
+                    <a:graphicFrameLocks xmlns:a="http://schemas.openxmlformats.org/drawingml/2006/main" noChangeAspect="1"/>
+                  </wp:cNvGraphicFramePr>
+                  <a:graphic xmlns:a="http://schemas.openxmlformats.org/drawingml/2006/main">
+                    <a:graphicData uri="http://schemas.openxmlformats.org/drawingml/2006/picture">
+                      <pic:pic xmlns:pic="http://schemas.openxmlformats.org/drawingml/2006/picture">
+                        <pic:nvPicPr>
+                          <pic:cNvPr id="0" name="Picture 16"/>
+                          <pic:cNvPicPr>
+                            <a:picLocks noChangeAspect="1" noChangeArrowheads="1"/>
+                          </pic:cNvPicPr>
+                        </pic:nvPicPr>
+                        <pic:blipFill>
+                          <a:blip r:embed="rId18">
+                            <a:extLst>
+                              <a:ext uri="{28A0092B-C50C-407E-A947-70E740481C1C}">
+                                <a14:useLocalDpi xmlns:a14="http://schemas.microsoft.com/office/drawing/2010/main" val="0"/>
+                              </a:ext>
+                            </a:extLst>
+                          </a:blip>
+                          <a:srcRect/>
+                          <a:stretch>
+                            <a:fillRect/>
+                          </a:stretch>
+                        </pic:blipFill>
+                        <pic:spPr bwMode="auto">
+                          <a:xfrm>
+                            <a:off x="0" y="0"/>
+                            <a:ext cx="1279810" cy="720000"/>
+                          </a:xfrm>
+                          <a:prstGeom prst="rect">
+                            <a:avLst/>
+                          </a:prstGeom>
+                          <a:noFill/>
+                          <a:ln>
+                            <a:noFill/>
+                          </a:ln>
+                        </pic:spPr>
+                      </pic:pic>
+                    </a:graphicData>
+                  </a:graphic>
+                </wp:inline>
+              </w:drawing>
+            </w:r>
+          </w:p>
+        </w:tc>
+        <w:tc>
+          <w:tcPr>
+            <w:tcW w:w="2231" w:type="dxa"/>
+          </w:tcPr>
+          <w:p>
+            <w:pPr>
+              <w:pStyle w:val="MDPI31text"/>
+              <w:ind w:left="0" w:firstLine="0"/>
+              <w:jc w:val="left"/>
+              <w:rPr>
+                <w:rFonts w:eastAsiaTheme="minorEastAsia" w:hint="eastAsia"/>
+                <w:lang w:eastAsia="zh-CN"/>
+              </w:rPr>
+            </w:pPr>
+            <w:r>
+              <w:rPr>
+                <w:rFonts w:eastAsiaTheme="minorEastAsia"/>
+                <w:noProof/>
+                <w:lang w:eastAsia="zh-CN"/>
+              </w:rPr>
+              <w:drawing>
+                <wp:inline distT="0" distB="0" distL="0" distR="0" wp14:anchorId="48D1F41A" wp14:editId="3F1BB26A">
+                  <wp:extent cx="1279810" cy="720000"/>
+                  <wp:effectExtent l="0" t="0" r="0" b="4445"/>
+                  <wp:docPr id="2035338874" name="图片 12"/>
+                  <wp:cNvGraphicFramePr>
+                    <a:graphicFrameLocks xmlns:a="http://schemas.openxmlformats.org/drawingml/2006/main" noChangeAspect="1"/>
+                  </wp:cNvGraphicFramePr>
+                  <a:graphic xmlns:a="http://schemas.openxmlformats.org/drawingml/2006/main">
+                    <a:graphicData uri="http://schemas.openxmlformats.org/drawingml/2006/picture">
+                      <pic:pic xmlns:pic="http://schemas.openxmlformats.org/drawingml/2006/picture">
+                        <pic:nvPicPr>
+                          <pic:cNvPr id="0" name="Picture 18"/>
+                          <pic:cNvPicPr>
+                            <a:picLocks noChangeAspect="1" noChangeArrowheads="1"/>
+                          </pic:cNvPicPr>
+                        </pic:nvPicPr>
+                        <pic:blipFill>
+                          <a:blip r:embed="rId19">
+                            <a:extLst>
+                              <a:ext uri="{28A0092B-C50C-407E-A947-70E740481C1C}">
+                                <a14:useLocalDpi xmlns:a14="http://schemas.microsoft.com/office/drawing/2010/main" val="0"/>
+                              </a:ext>
+                            </a:extLst>
+                          </a:blip>
+                          <a:srcRect/>
+                          <a:stretch>
+                            <a:fillRect/>
+                          </a:stretch>
+                        </pic:blipFill>
+                        <pic:spPr bwMode="auto">
+                          <a:xfrm>
+                            <a:off x="0" y="0"/>
+                            <a:ext cx="1279810" cy="720000"/>
+                          </a:xfrm>
+                          <a:prstGeom prst="rect">
+                            <a:avLst/>
+                          </a:prstGeom>
+                          <a:noFill/>
+                          <a:ln>
+                            <a:noFill/>
+                          </a:ln>
+                        </pic:spPr>
+                      </pic:pic>
+                    </a:graphicData>
+                  </a:graphic>
+                </wp:inline>
+              </w:drawing>
+            </w:r>
+          </w:p>
+        </w:tc>
+      </w:tr>
+    </w:tbl>
+    <w:p>
+      <w:pPr>
+        <w:pStyle w:val="MDPI51figurecaption"/>
+        <w:rPr>
+          <w:rFonts w:eastAsiaTheme="minorEastAsia" w:hint="eastAsia"/>
+          <w:lang w:eastAsia="zh-CN"/>
+        </w:rPr>
+      </w:pPr>
+      <w:r>
+        <w:rPr>
+          <w:b/>
+        </w:rPr>
+        <w:t xml:space="preserve">Figure </w:t>
+      </w:r>
+      <w:r>
+        <w:rPr>
+          <w:rFonts w:eastAsiaTheme="minorEastAsia" w:hint="eastAsia"/>
+          <w:b/>
+          <w:lang w:eastAsia="zh-CN"/>
+        </w:rPr>
+        <w:t>5</w:t>
+      </w:r>
+      <w:r>
+        <w:rPr>
+          <w:b/>
+        </w:rPr>
+        <w:t xml:space="preserve">. </w:t>
+      </w:r>
+      <w:r>
+        <w:t xml:space="preserve">Example from the </w:t>
+      </w:r>
+      <w:proofErr w:type="spellStart"/>
+      <w:r>
+        <w:t>VisDrone</w:t>
+      </w:r>
+      <w:proofErr w:type="spellEnd"/>
+      <w:r>
+        <w:t xml:space="preserve"> dataset showing the challenges of small object detection in UAV-based applications.</w:t>
+      </w:r>
+    </w:p>
+    <w:p>
+      <w:pPr>
+        <w:pStyle w:val="MDPI31text"/>
+        <w:jc w:val="left"/>
+        <w:rPr>
+          <w:rFonts w:eastAsiaTheme="minorEastAsia" w:hint="eastAsia"/>
+          <w:lang w:eastAsia="zh-CN"/>
+        </w:rPr>
+      </w:pPr>
+    </w:p>
+    <w:p>
+      <w:pPr>
+        <w:pStyle w:val="MDPI21heading1"/>
+      </w:pPr>
+      <w:r>
+        <w:t xml:space="preserve">3. </w:t>
+      </w:r>
+      <w:r>
+        <w:t>Experimental Verification</w:t>
+      </w:r>
+    </w:p>
+    <w:p>
+      <w:pPr>
+        <w:pStyle w:val="MDPI31text"/>
+      </w:pPr>
+      <w:r>
+        <w:t>This section may be divided by subheadings. It should provide a concise and precise description of the experimental results</w:t>
+      </w:r>
+      <w:r>
+        <w:t>, their interpretation, as well as the experimental conclusions that can be drawn.</w:t>
+      </w:r>
+    </w:p>
+    <w:p>
+      <w:pPr>
+        <w:pStyle w:val="MDPI22heading2"/>
+        <w:spacing w:before="240"/>
+        <w:rPr>
           <w:noProof w:val="0"/>
         </w:rPr>
       </w:pPr>
@@ -1878,16 +4912,12 @@
         <w:spacing w:before="60"/>
       </w:pPr>
       <w:r>
+        <w:lastRenderedPageBreak/>
         <w:t>F</w:t>
       </w:r>
       <w:r>
-        <w:t xml:space="preserve">irst </w:t>
-      </w:r>
-      <w:proofErr w:type="gramStart"/>
-      <w:r>
-        <w:t>bullet;</w:t>
-      </w:r>
-      <w:proofErr w:type="gramEnd"/>
+        <w:t>irst bullet;</w:t>
+      </w:r>
     </w:p>
     <w:p>
       <w:pPr>
@@ -1897,13 +4927,8 @@
         <w:t>S</w:t>
       </w:r>
       <w:r>
-        <w:t xml:space="preserve">econd </w:t>
-      </w:r>
-      <w:proofErr w:type="gramStart"/>
-      <w:r>
-        <w:t>bullet;</w:t>
-      </w:r>
-      <w:proofErr w:type="gramEnd"/>
+        <w:t>econd bullet;</w:t>
+      </w:r>
     </w:p>
     <w:p>
       <w:pPr>
@@ -1922,7 +4947,6 @@
         <w:pStyle w:val="MDPI35textbeforelist"/>
       </w:pPr>
       <w:r>
-        <w:lastRenderedPageBreak/>
         <w:t>Numbered lists can be added as follows:</w:t>
       </w:r>
     </w:p>
@@ -1939,13 +4963,8 @@
         <w:t>F</w:t>
       </w:r>
       <w:r>
-        <w:t xml:space="preserve">irst </w:t>
-      </w:r>
-      <w:proofErr w:type="gramStart"/>
-      <w:r>
-        <w:t>item;</w:t>
-      </w:r>
-      <w:proofErr w:type="gramEnd"/>
+        <w:t>irst item;</w:t>
+      </w:r>
     </w:p>
     <w:p>
       <w:pPr>
@@ -1955,13 +4974,8 @@
         <w:t>S</w:t>
       </w:r>
       <w:r>
-        <w:t xml:space="preserve">econd </w:t>
-      </w:r>
-      <w:proofErr w:type="gramStart"/>
-      <w:r>
-        <w:t>item;</w:t>
-      </w:r>
-      <w:proofErr w:type="gramEnd"/>
+        <w:t>econd item;</w:t>
+      </w:r>
     </w:p>
     <w:p>
       <w:pPr>
@@ -2040,7 +5054,7 @@
                     <pic:cNvPicPr/>
                   </pic:nvPicPr>
                   <pic:blipFill>
-                    <a:blip r:embed="rId8"/>
+                    <a:blip r:embed="rId20"/>
                     <a:stretch>
                       <a:fillRect/>
                     </a:stretch>
@@ -2346,8 +5360,8 @@
               <w:pStyle w:val="MDPI52figure"/>
               <w:spacing w:before="0"/>
             </w:pPr>
-            <w:bookmarkStart w:id="0" w:name="page3"/>
-            <w:bookmarkEnd w:id="0"/>
+            <w:bookmarkStart w:id="1" w:name="page3"/>
+            <w:bookmarkEnd w:id="1"/>
             <w:r>
               <w:rPr>
                 <w:noProof/>
@@ -2370,7 +5384,7 @@
                           </pic:cNvPicPr>
                         </pic:nvPicPr>
                         <pic:blipFill>
-                          <a:blip r:embed="rId9">
+                          <a:blip r:embed="rId21">
                             <a:extLst>
                               <a:ext uri="{28A0092B-C50C-407E-A947-70E740481C1C}">
                                 <a14:useLocalDpi xmlns:a14="http://schemas.microsoft.com/office/drawing/2010/main" val="0"/>
@@ -2436,7 +5450,7 @@
                           </pic:cNvPicPr>
                         </pic:nvPicPr>
                         <pic:blipFill>
-                          <a:blip r:embed="rId9">
+                          <a:blip r:embed="rId21">
                             <a:extLst>
                               <a:ext uri="{28A0092B-C50C-407E-A947-70E740481C1C}">
                                 <a14:useLocalDpi xmlns:a14="http://schemas.microsoft.com/office/drawing/2010/main" val="0"/>
@@ -2625,6 +5639,7 @@
                 <w:b/>
                 <w:bCs/>
               </w:rPr>
+              <w:lastRenderedPageBreak/>
               <w:t>Title 1</w:t>
             </w:r>
           </w:p>
@@ -3648,13 +6663,8 @@
       <w:pPr>
         <w:pStyle w:val="MDPI32textnoindent"/>
       </w:pPr>
-      <w:proofErr w:type="gramStart"/>
-      <w:r>
-        <w:t>the</w:t>
-      </w:r>
-      <w:proofErr w:type="gramEnd"/>
-      <w:r>
-        <w:t xml:space="preserve"> text following an equation need not be a new paragraph. Please punctuate equations as regular text.</w:t>
+      <w:r>
+        <w:t>the text following an equation need not be a new paragraph. Please punctuate equations as regular text.</w:t>
       </w:r>
     </w:p>
     <w:p>
@@ -3727,13 +6737,8 @@
       <w:pPr>
         <w:pStyle w:val="MDPI32textnoindent"/>
       </w:pPr>
-      <w:proofErr w:type="gramStart"/>
-      <w:r>
-        <w:t>the</w:t>
-      </w:r>
-      <w:proofErr w:type="gramEnd"/>
-      <w:r>
-        <w:t xml:space="preserve"> text following an equation need not be a new paragraph. Please punctuate equations as regular text.</w:t>
+      <w:r>
+        <w:t>the text following an equation need not be a new paragraph. Please punctuate equations as regular text.</w:t>
       </w:r>
     </w:p>
     <w:p>
@@ -3789,15 +6794,7 @@
         <w:pStyle w:val="MDPI31text"/>
       </w:pPr>
       <w:r>
-        <w:t xml:space="preserve">The text continues here. </w:t>
-      </w:r>
-      <w:proofErr w:type="gramStart"/>
-      <w:r>
-        <w:t>Proofs</w:t>
-      </w:r>
-      <w:proofErr w:type="gramEnd"/>
-      <w:r>
-        <w:t xml:space="preserve"> must be formatted as follows:</w:t>
+        <w:t>The text continues here. Proofs must be formatted as follows:</w:t>
       </w:r>
     </w:p>
     <w:p>
@@ -3892,6 +6889,7 @@
         <w:pStyle w:val="MDPI31text"/>
       </w:pPr>
       <w:r>
+        <w:lastRenderedPageBreak/>
         <w:t xml:space="preserve">This section is </w:t>
       </w:r>
       <w:r>
@@ -3910,7 +6908,6 @@
         <w:rPr>
           <w:b/>
         </w:rPr>
-        <w:lastRenderedPageBreak/>
         <w:t>Supplementary Materials:</w:t>
       </w:r>
       <w:r>
@@ -3926,13 +6923,8 @@
         <w:t>https://www.mdpi.com/article/doi/s1</w:t>
       </w:r>
       <w:r>
-        <w:t xml:space="preserve">, Figure S1: title; Table S1: </w:t>
-      </w:r>
-      <w:proofErr w:type="gramStart"/>
-      <w:r>
-        <w:t>title; Video S1: title.</w:t>
-      </w:r>
-      <w:proofErr w:type="gramEnd"/>
+        <w:t>, Figure S1: title; Table S1: title; Video S1: title.</w:t>
+      </w:r>
     </w:p>
     <w:p>
       <w:pPr>
@@ -3953,7 +6945,7 @@
       <w:r>
         <w:t xml:space="preserve">Please turn to the </w:t>
       </w:r>
-      <w:hyperlink r:id="rId10" w:history="1">
+      <w:hyperlink r:id="rId22" w:history="1">
         <w:r>
           <w:rPr>
             <w:rStyle w:val="ab"/>
@@ -4002,15 +6994,10 @@
         <w:t>Data Availability Statement:</w:t>
       </w:r>
       <w:r>
-        <w:t xml:space="preserve"> We encourage all authors of articles published in MDPI journals to share their research data. In this section, please provide details regarding where data supporting reported results can be found, including links to publicly archived datasets analyzed or generated during the study. Where no new data </w:t>
-      </w:r>
-      <w:proofErr w:type="gramStart"/>
-      <w:r>
-        <w:t>were</w:t>
-      </w:r>
-      <w:proofErr w:type="gramEnd"/>
-      <w:r>
-        <w:t xml:space="preserve"> created, or where data is unavailable due to privacy or ethical restrictions, a statement is still required. Suggested Data Availability Statements are available in section “MDPI Research Data Policies” at https://www.mdpi.com/ethics.</w:t>
+        <w:t xml:space="preserve"> </w:t>
+      </w:r>
+      <w:r>
+        <w:t>The dataset and code are unavailable due to contractual and legal restrictions. These resources were obtained under specific agreements that prohibit their dissemination, and therefore we cannot provide access to either the dataset or the source code.</w:t>
       </w:r>
     </w:p>
     <w:p>
@@ -4030,15 +7017,7 @@
         <w:t xml:space="preserve">In this section, you can acknowledge </w:t>
       </w:r>
       <w:r>
-        <w:t xml:space="preserve">any support given which is not covered by the </w:t>
-      </w:r>
-      <w:proofErr w:type="gramStart"/>
-      <w:r>
-        <w:t>author</w:t>
-      </w:r>
-      <w:proofErr w:type="gramEnd"/>
-      <w:r>
-        <w:t xml:space="preserve"> contribution or funding sections. This may include administrative and technical support, or donations in kind (e.g., materials used for experiments).</w:t>
+        <w:t>any support given which is not covered by the author contribution or funding sections. This may include administrative and technical support, or donations in kind (e.g., materials used for experiments).</w:t>
       </w:r>
       <w:r>
         <w:t xml:space="preserve"> Where GenAI has been used for purposes such as generating text, data, or graphics, or for study design, data collection, analysis, or interpretation of data, please add “During the preparation of this manuscript/study, the author(s) used [tool name, version information] for the purposes of [description of use]. The authors have reviewed and edited the output and take full responsibility for the content of this publication.”</w:t>
@@ -4083,7 +7062,7 @@
           <w:szCs w:val="24"/>
         </w:rPr>
       </w:pPr>
-      <w:bookmarkStart w:id="1" w:name="_Hlk181004646"/>
+      <w:bookmarkStart w:id="2" w:name="_Hlk181004646"/>
       <w:r>
         <w:rPr>
           <w:szCs w:val="24"/>
@@ -4144,17 +7123,23 @@
               <w:spacing w:line="240" w:lineRule="auto"/>
               <w:jc w:val="left"/>
               <w:rPr>
+                <w:rFonts w:eastAsiaTheme="minorEastAsia" w:hint="eastAsia"/>
                 <w:sz w:val="18"/>
                 <w:szCs w:val="18"/>
-              </w:rPr>
-            </w:pPr>
-            <w:r>
-              <w:rPr>
+                <w:lang w:eastAsia="zh-CN"/>
+              </w:rPr>
+            </w:pPr>
+            <w:proofErr w:type="spellStart"/>
+            <w:r>
+              <w:rPr>
+                <w:rFonts w:eastAsiaTheme="minorEastAsia" w:hint="eastAsia"/>
                 <w:sz w:val="18"/>
                 <w:szCs w:val="18"/>
-              </w:rPr>
-              <w:t>MDPI</w:t>
-            </w:r>
+                <w:lang w:eastAsia="zh-CN"/>
+              </w:rPr>
+              <w:t>BiFPN</w:t>
+            </w:r>
+            <w:proofErr w:type="spellEnd"/>
           </w:p>
         </w:tc>
         <w:tc>
@@ -4194,16 +7179,20 @@
               <w:spacing w:line="240" w:lineRule="auto"/>
               <w:jc w:val="left"/>
               <w:rPr>
+                <w:rFonts w:eastAsiaTheme="minorEastAsia" w:hint="eastAsia"/>
                 <w:sz w:val="18"/>
                 <w:szCs w:val="18"/>
-              </w:rPr>
-            </w:pPr>
-            <w:r>
-              <w:rPr>
+                <w:lang w:eastAsia="zh-CN"/>
+              </w:rPr>
+            </w:pPr>
+            <w:r>
+              <w:rPr>
+                <w:rFonts w:eastAsiaTheme="minorEastAsia" w:hint="eastAsia"/>
                 <w:sz w:val="18"/>
                 <w:szCs w:val="18"/>
-              </w:rPr>
-              <w:t>DOAJ</w:t>
+                <w:lang w:eastAsia="zh-CN"/>
+              </w:rPr>
+              <w:t>GLSA</w:t>
             </w:r>
           </w:p>
         </w:tc>
@@ -4244,16 +7233,20 @@
               <w:spacing w:line="240" w:lineRule="auto"/>
               <w:jc w:val="left"/>
               <w:rPr>
+                <w:rFonts w:eastAsiaTheme="minorEastAsia" w:hint="eastAsia"/>
                 <w:sz w:val="18"/>
                 <w:szCs w:val="18"/>
-              </w:rPr>
-            </w:pPr>
-            <w:r>
-              <w:rPr>
+                <w:lang w:eastAsia="zh-CN"/>
+              </w:rPr>
+            </w:pPr>
+            <w:r>
+              <w:rPr>
+                <w:rFonts w:eastAsiaTheme="minorEastAsia" w:hint="eastAsia"/>
                 <w:sz w:val="18"/>
                 <w:szCs w:val="18"/>
-              </w:rPr>
-              <w:t>TLA</w:t>
+                <w:lang w:eastAsia="zh-CN"/>
+              </w:rPr>
+              <w:t>GSA</w:t>
             </w:r>
           </w:p>
         </w:tc>
@@ -4277,17 +7270,8 @@
                 <w:sz w:val="18"/>
                 <w:szCs w:val="18"/>
               </w:rPr>
-              <w:t xml:space="preserve">Three letter </w:t>
-            </w:r>
-            <w:proofErr w:type="gramStart"/>
-            <w:r>
-              <w:rPr>
-                <w:sz w:val="18"/>
-                <w:szCs w:val="18"/>
-              </w:rPr>
-              <w:t>acronym</w:t>
-            </w:r>
-            <w:proofErr w:type="gramEnd"/>
+              <w:t>Three letter acronym</w:t>
+            </w:r>
           </w:p>
         </w:tc>
       </w:tr>
@@ -4303,16 +7287,20 @@
               <w:spacing w:line="240" w:lineRule="auto"/>
               <w:jc w:val="left"/>
               <w:rPr>
+                <w:rFonts w:eastAsiaTheme="minorEastAsia" w:hint="eastAsia"/>
                 <w:sz w:val="18"/>
                 <w:szCs w:val="18"/>
-              </w:rPr>
-            </w:pPr>
-            <w:r>
-              <w:rPr>
+                <w:lang w:eastAsia="zh-CN"/>
+              </w:rPr>
+            </w:pPr>
+            <w:r>
+              <w:rPr>
+                <w:rFonts w:eastAsiaTheme="minorEastAsia" w:hint="eastAsia"/>
                 <w:sz w:val="18"/>
                 <w:szCs w:val="18"/>
-              </w:rPr>
-              <w:t>LD</w:t>
+                <w:lang w:eastAsia="zh-CN"/>
+              </w:rPr>
+              <w:t>LSA</w:t>
             </w:r>
           </w:p>
         </w:tc>
@@ -4327,8 +7315,10 @@
               <w:spacing w:line="240" w:lineRule="auto"/>
               <w:jc w:val="left"/>
               <w:rPr>
+                <w:rFonts w:eastAsiaTheme="minorEastAsia" w:hint="eastAsia"/>
                 <w:sz w:val="18"/>
                 <w:szCs w:val="18"/>
+                <w:lang w:eastAsia="zh-CN"/>
               </w:rPr>
             </w:pPr>
             <w:r>
@@ -4341,6 +7331,387 @@
           </w:p>
         </w:tc>
       </w:tr>
+      <w:tr>
+        <w:tc>
+          <w:tcPr>
+            <w:tcW w:w="936" w:type="dxa"/>
+            <w:vAlign w:val="center"/>
+          </w:tcPr>
+          <w:p>
+            <w:pPr>
+              <w:pStyle w:val="MDPI42tablebody"/>
+              <w:spacing w:line="240" w:lineRule="auto"/>
+              <w:jc w:val="left"/>
+              <w:rPr>
+                <w:rFonts w:eastAsiaTheme="minorEastAsia" w:hint="eastAsia"/>
+                <w:sz w:val="18"/>
+                <w:szCs w:val="18"/>
+                <w:lang w:eastAsia="zh-CN"/>
+              </w:rPr>
+            </w:pPr>
+            <w:r>
+              <w:rPr>
+                <w:rFonts w:eastAsiaTheme="minorEastAsia" w:hint="eastAsia"/>
+                <w:sz w:val="18"/>
+                <w:szCs w:val="18"/>
+                <w:lang w:eastAsia="zh-CN"/>
+              </w:rPr>
+              <w:t>LAWDS</w:t>
+            </w:r>
+          </w:p>
+        </w:tc>
+        <w:tc>
+          <w:tcPr>
+            <w:tcW w:w="6921" w:type="dxa"/>
+            <w:vAlign w:val="center"/>
+          </w:tcPr>
+          <w:p>
+            <w:pPr>
+              <w:pStyle w:val="MDPI42tablebody"/>
+              <w:spacing w:line="240" w:lineRule="auto"/>
+              <w:jc w:val="left"/>
+              <w:rPr>
+                <w:sz w:val="18"/>
+                <w:szCs w:val="18"/>
+              </w:rPr>
+            </w:pPr>
+          </w:p>
+        </w:tc>
+      </w:tr>
+      <w:tr>
+        <w:tc>
+          <w:tcPr>
+            <w:tcW w:w="936" w:type="dxa"/>
+            <w:vAlign w:val="center"/>
+          </w:tcPr>
+          <w:p>
+            <w:pPr>
+              <w:pStyle w:val="MDPI42tablebody"/>
+              <w:spacing w:line="240" w:lineRule="auto"/>
+              <w:jc w:val="left"/>
+              <w:rPr>
+                <w:rFonts w:eastAsiaTheme="minorEastAsia" w:hint="eastAsia"/>
+                <w:sz w:val="18"/>
+                <w:szCs w:val="18"/>
+                <w:lang w:eastAsia="zh-CN"/>
+              </w:rPr>
+            </w:pPr>
+            <w:proofErr w:type="spellStart"/>
+            <w:r>
+              <w:rPr>
+                <w:rFonts w:eastAsiaTheme="minorEastAsia" w:hint="eastAsia"/>
+                <w:sz w:val="18"/>
+                <w:szCs w:val="18"/>
+                <w:lang w:eastAsia="zh-CN"/>
+              </w:rPr>
+              <w:t>SENet</w:t>
+            </w:r>
+            <w:proofErr w:type="spellEnd"/>
+          </w:p>
+        </w:tc>
+        <w:tc>
+          <w:tcPr>
+            <w:tcW w:w="6921" w:type="dxa"/>
+            <w:vAlign w:val="center"/>
+          </w:tcPr>
+          <w:p>
+            <w:pPr>
+              <w:pStyle w:val="MDPI42tablebody"/>
+              <w:spacing w:line="240" w:lineRule="auto"/>
+              <w:jc w:val="left"/>
+              <w:rPr>
+                <w:sz w:val="18"/>
+                <w:szCs w:val="18"/>
+              </w:rPr>
+            </w:pPr>
+          </w:p>
+        </w:tc>
+      </w:tr>
+      <w:tr>
+        <w:tc>
+          <w:tcPr>
+            <w:tcW w:w="936" w:type="dxa"/>
+            <w:vAlign w:val="center"/>
+          </w:tcPr>
+          <w:p>
+            <w:pPr>
+              <w:pStyle w:val="MDPI42tablebody"/>
+              <w:spacing w:line="240" w:lineRule="auto"/>
+              <w:jc w:val="left"/>
+              <w:rPr>
+                <w:rFonts w:eastAsiaTheme="minorEastAsia" w:hint="eastAsia"/>
+                <w:sz w:val="18"/>
+                <w:szCs w:val="18"/>
+                <w:lang w:eastAsia="zh-CN"/>
+              </w:rPr>
+            </w:pPr>
+            <w:r>
+              <w:rPr>
+                <w:rFonts w:eastAsiaTheme="minorEastAsia" w:hint="eastAsia"/>
+                <w:sz w:val="18"/>
+                <w:szCs w:val="18"/>
+                <w:lang w:eastAsia="zh-CN"/>
+              </w:rPr>
+              <w:t>CBAM</w:t>
+            </w:r>
+          </w:p>
+        </w:tc>
+        <w:tc>
+          <w:tcPr>
+            <w:tcW w:w="6921" w:type="dxa"/>
+            <w:vAlign w:val="center"/>
+          </w:tcPr>
+          <w:p>
+            <w:pPr>
+              <w:pStyle w:val="MDPI42tablebody"/>
+              <w:spacing w:line="240" w:lineRule="auto"/>
+              <w:jc w:val="left"/>
+              <w:rPr>
+                <w:sz w:val="18"/>
+                <w:szCs w:val="18"/>
+              </w:rPr>
+            </w:pPr>
+          </w:p>
+        </w:tc>
+      </w:tr>
+      <w:tr>
+        <w:tc>
+          <w:tcPr>
+            <w:tcW w:w="936" w:type="dxa"/>
+            <w:vAlign w:val="center"/>
+          </w:tcPr>
+          <w:p>
+            <w:pPr>
+              <w:pStyle w:val="MDPI42tablebody"/>
+              <w:spacing w:line="240" w:lineRule="auto"/>
+              <w:jc w:val="left"/>
+              <w:rPr>
+                <w:rFonts w:eastAsiaTheme="minorEastAsia" w:hint="eastAsia"/>
+                <w:sz w:val="18"/>
+                <w:szCs w:val="18"/>
+                <w:lang w:eastAsia="zh-CN"/>
+              </w:rPr>
+            </w:pPr>
+            <w:r>
+              <w:rPr>
+                <w:rFonts w:eastAsiaTheme="minorEastAsia" w:hint="eastAsia"/>
+                <w:sz w:val="18"/>
+                <w:szCs w:val="18"/>
+                <w:lang w:eastAsia="zh-CN"/>
+              </w:rPr>
+              <w:t>AP</w:t>
+            </w:r>
+          </w:p>
+        </w:tc>
+        <w:tc>
+          <w:tcPr>
+            <w:tcW w:w="6921" w:type="dxa"/>
+            <w:vAlign w:val="center"/>
+          </w:tcPr>
+          <w:p>
+            <w:pPr>
+              <w:pStyle w:val="MDPI42tablebody"/>
+              <w:spacing w:line="240" w:lineRule="auto"/>
+              <w:jc w:val="left"/>
+              <w:rPr>
+                <w:sz w:val="18"/>
+                <w:szCs w:val="18"/>
+              </w:rPr>
+            </w:pPr>
+          </w:p>
+        </w:tc>
+      </w:tr>
+      <w:tr>
+        <w:tc>
+          <w:tcPr>
+            <w:tcW w:w="936" w:type="dxa"/>
+            <w:vAlign w:val="center"/>
+          </w:tcPr>
+          <w:p>
+            <w:pPr>
+              <w:pStyle w:val="MDPI42tablebody"/>
+              <w:spacing w:line="240" w:lineRule="auto"/>
+              <w:jc w:val="left"/>
+              <w:rPr>
+                <w:rFonts w:eastAsiaTheme="minorEastAsia" w:hint="eastAsia"/>
+                <w:sz w:val="18"/>
+                <w:szCs w:val="18"/>
+                <w:lang w:eastAsia="zh-CN"/>
+              </w:rPr>
+            </w:pPr>
+            <w:proofErr w:type="spellStart"/>
+            <w:r>
+              <w:rPr>
+                <w:rFonts w:eastAsiaTheme="minorEastAsia" w:hint="eastAsia"/>
+                <w:sz w:val="18"/>
+                <w:szCs w:val="18"/>
+                <w:lang w:eastAsia="zh-CN"/>
+              </w:rPr>
+              <w:t>mAP</w:t>
+            </w:r>
+            <w:proofErr w:type="spellEnd"/>
+          </w:p>
+        </w:tc>
+        <w:tc>
+          <w:tcPr>
+            <w:tcW w:w="6921" w:type="dxa"/>
+            <w:vAlign w:val="center"/>
+          </w:tcPr>
+          <w:p>
+            <w:pPr>
+              <w:pStyle w:val="MDPI42tablebody"/>
+              <w:spacing w:line="240" w:lineRule="auto"/>
+              <w:jc w:val="left"/>
+              <w:rPr>
+                <w:sz w:val="18"/>
+                <w:szCs w:val="18"/>
+              </w:rPr>
+            </w:pPr>
+          </w:p>
+        </w:tc>
+      </w:tr>
+      <w:tr>
+        <w:tc>
+          <w:tcPr>
+            <w:tcW w:w="936" w:type="dxa"/>
+            <w:vAlign w:val="center"/>
+          </w:tcPr>
+          <w:p>
+            <w:pPr>
+              <w:pStyle w:val="MDPI42tablebody"/>
+              <w:spacing w:line="240" w:lineRule="auto"/>
+              <w:jc w:val="left"/>
+              <w:rPr>
+                <w:rFonts w:eastAsiaTheme="minorEastAsia" w:hint="eastAsia"/>
+                <w:sz w:val="18"/>
+                <w:szCs w:val="18"/>
+                <w:lang w:eastAsia="zh-CN"/>
+              </w:rPr>
+            </w:pPr>
+            <w:r>
+              <w:rPr>
+                <w:rFonts w:eastAsiaTheme="minorEastAsia" w:hint="eastAsia"/>
+                <w:sz w:val="18"/>
+                <w:szCs w:val="18"/>
+                <w:lang w:eastAsia="zh-CN"/>
+              </w:rPr>
+              <w:t>PAN</w:t>
+            </w:r>
+          </w:p>
+        </w:tc>
+        <w:tc>
+          <w:tcPr>
+            <w:tcW w:w="6921" w:type="dxa"/>
+            <w:vAlign w:val="center"/>
+          </w:tcPr>
+          <w:p>
+            <w:pPr>
+              <w:pStyle w:val="MDPI42tablebody"/>
+              <w:spacing w:line="240" w:lineRule="auto"/>
+              <w:jc w:val="left"/>
+              <w:rPr>
+                <w:sz w:val="18"/>
+                <w:szCs w:val="18"/>
+              </w:rPr>
+            </w:pPr>
+          </w:p>
+        </w:tc>
+      </w:tr>
+      <w:tr>
+        <w:tc>
+          <w:tcPr>
+            <w:tcW w:w="936" w:type="dxa"/>
+            <w:vAlign w:val="center"/>
+          </w:tcPr>
+          <w:p>
+            <w:pPr>
+              <w:pStyle w:val="MDPI42tablebody"/>
+              <w:spacing w:line="240" w:lineRule="auto"/>
+              <w:jc w:val="left"/>
+              <w:rPr>
+                <w:rFonts w:eastAsiaTheme="minorEastAsia" w:hint="eastAsia"/>
+                <w:sz w:val="18"/>
+                <w:szCs w:val="18"/>
+                <w:lang w:eastAsia="zh-CN"/>
+              </w:rPr>
+            </w:pPr>
+            <w:r>
+              <w:rPr>
+                <w:rFonts w:eastAsiaTheme="minorEastAsia" w:hint="eastAsia"/>
+                <w:sz w:val="18"/>
+                <w:szCs w:val="18"/>
+                <w:lang w:eastAsia="zh-CN"/>
+              </w:rPr>
+              <w:t>FPN</w:t>
+            </w:r>
+          </w:p>
+        </w:tc>
+        <w:tc>
+          <w:tcPr>
+            <w:tcW w:w="6921" w:type="dxa"/>
+            <w:vAlign w:val="center"/>
+          </w:tcPr>
+          <w:p>
+            <w:pPr>
+              <w:pStyle w:val="MDPI42tablebody"/>
+              <w:spacing w:line="240" w:lineRule="auto"/>
+              <w:jc w:val="left"/>
+              <w:rPr>
+                <w:sz w:val="18"/>
+                <w:szCs w:val="18"/>
+              </w:rPr>
+            </w:pPr>
+          </w:p>
+        </w:tc>
+      </w:tr>
+      <w:tr>
+        <w:tc>
+          <w:tcPr>
+            <w:tcW w:w="936" w:type="dxa"/>
+            <w:vAlign w:val="center"/>
+          </w:tcPr>
+          <w:p>
+            <w:pPr>
+              <w:pStyle w:val="MDPI42tablebody"/>
+              <w:spacing w:line="240" w:lineRule="auto"/>
+              <w:jc w:val="left"/>
+              <w:rPr>
+                <w:rFonts w:eastAsiaTheme="minorEastAsia" w:hint="eastAsia"/>
+                <w:sz w:val="18"/>
+                <w:szCs w:val="18"/>
+                <w:lang w:eastAsia="zh-CN"/>
+              </w:rPr>
+            </w:pPr>
+            <w:r>
+              <w:rPr>
+                <w:rFonts w:eastAsiaTheme="minorEastAsia" w:hint="eastAsia"/>
+                <w:sz w:val="18"/>
+                <w:szCs w:val="18"/>
+                <w:lang w:eastAsia="zh-CN"/>
+              </w:rPr>
+              <w:lastRenderedPageBreak/>
+              <w:t>UAV</w:t>
+            </w:r>
+          </w:p>
+        </w:tc>
+        <w:tc>
+          <w:tcPr>
+            <w:tcW w:w="6921" w:type="dxa"/>
+            <w:vAlign w:val="center"/>
+          </w:tcPr>
+          <w:p>
+            <w:pPr>
+              <w:pStyle w:val="MDPI42tablebody"/>
+              <w:spacing w:line="240" w:lineRule="auto"/>
+              <w:jc w:val="left"/>
+              <w:rPr>
+                <w:sz w:val="18"/>
+                <w:szCs w:val="18"/>
+              </w:rPr>
+            </w:pPr>
+          </w:p>
+        </w:tc>
+      </w:tr>
     </w:tbl>
     <w:p>
       <w:pPr>
@@ -4377,11 +7748,7 @@
         <w:spacing w:line="280" w:lineRule="exact"/>
       </w:pPr>
       <w:r>
-        <w:t xml:space="preserve">The appendix is an optional section that can contain details and data supplemental to the main text—for example, explanations of experimental details that would disrupt the flow of the main text but nonetheless remain crucial to understanding and </w:t>
-      </w:r>
-      <w:r>
-        <w:lastRenderedPageBreak/>
-        <w:t>reproducing the research shown; figures of replicates for experiments of which representative data is shown in the main text can be added here if brief, or as Supplementary data. Mathematical proofs of results not central to the paper can be added as an appendix.</w:t>
+        <w:t>The appendix is an optional section that can contain details and data supplemental to the main text—for example, explanations of experimental details that would disrupt the flow of the main text but nonetheless remain crucial to understanding and reproducing the research shown; figures of replicates for experiments of which representative data is shown in the main text can be added here if brief, or as Supplementary data. Mathematical proofs of results not central to the paper can be added as an appendix.</w:t>
       </w:r>
     </w:p>
     <w:p>
@@ -4598,7 +7965,7 @@
           </w:p>
         </w:tc>
       </w:tr>
-      <w:bookmarkEnd w:id="1"/>
+      <w:bookmarkEnd w:id="2"/>
     </w:tbl>
     <w:p>
       <w:pPr>
@@ -4692,13 +8059,8 @@
       <w:r>
         <w:t xml:space="preserve"> are permitted </w:t>
       </w:r>
-      <w:proofErr w:type="gramStart"/>
-      <w:r>
-        <w:t>provided that</w:t>
-      </w:r>
-      <w:proofErr w:type="gramEnd"/>
-      <w:r>
-        <w:t xml:space="preserve"> they also appear in the reference list here. </w:t>
+      <w:r>
+        <w:t xml:space="preserve">provided that they also appear in the reference list here. </w:t>
       </w:r>
     </w:p>
     <w:p>
@@ -4721,13 +8083,8 @@
         <w:ind w:left="425"/>
       </w:pPr>
       <w:r>
-        <w:t xml:space="preserve">In the text, reference numbers should be placed in square brackets </w:t>
-      </w:r>
-      <w:proofErr w:type="gramStart"/>
-      <w:r>
-        <w:t>[ ]</w:t>
-      </w:r>
-      <w:proofErr w:type="gramEnd"/>
+        <w:t>In the text, reference numbers should be placed in square brackets [ ]</w:t>
+      </w:r>
       <w:r>
         <w:t xml:space="preserve"> and placed before the punctuation; for example </w:t>
       </w:r>
@@ -4933,11 +8290,11 @@
       </w:r>
     </w:p>
     <w:sectPr>
-      <w:headerReference w:type="even" r:id="rId11"/>
-      <w:headerReference w:type="default" r:id="rId12"/>
-      <w:footerReference w:type="default" r:id="rId13"/>
-      <w:headerReference w:type="first" r:id="rId14"/>
-      <w:footerReference w:type="first" r:id="rId15"/>
+      <w:headerReference w:type="even" r:id="rId23"/>
+      <w:headerReference w:type="default" r:id="rId24"/>
+      <w:footerReference w:type="default" r:id="rId25"/>
+      <w:headerReference w:type="first" r:id="rId26"/>
+      <w:footerReference w:type="first" r:id="rId27"/>
       <w:type w:val="continuous"/>
       <w:pgSz w:w="11906" w:h="16838" w:code="9"/>
       <w:pgMar w:top="1417" w:right="720" w:bottom="907" w:left="720" w:header="720" w:footer="612" w:gutter="0"/>
@@ -6893,7 +10250,7 @@
     <w:lsdException w:name="Table Web 2" w:semiHidden="1" w:unhideWhenUsed="1"/>
     <w:lsdException w:name="Table Web 3" w:semiHidden="1" w:unhideWhenUsed="1"/>
     <w:lsdException w:name="Balloon Text" w:semiHidden="1" w:unhideWhenUsed="1"/>
-    <w:lsdException w:name="Table Grid" w:uiPriority="59"/>
+    <w:lsdException w:name="Table Grid" w:uiPriority="39"/>
     <w:lsdException w:name="Table Theme" w:semiHidden="1" w:unhideWhenUsed="1"/>
     <w:lsdException w:name="Placeholder Text" w:semiHidden="1"/>
     <w:lsdException w:name="No Spacing" w:uiPriority="1" w:qFormat="1"/>
@@ -7372,7 +10729,7 @@
   <w:style w:type="table" w:styleId="a3">
     <w:name w:val="Table Grid"/>
     <w:basedOn w:val="a1"/>
-    <w:uiPriority w:val="59"/>
+    <w:uiPriority w:val="39"/>
     <w:rsid w:val="00130D6E"/>
     <w:pPr>
       <w:spacing w:line="260" w:lineRule="atLeast"/>

--- a/paper/Optimized Multi-Scale Feature Fusion with BGL-YOLO11 for Aerial Object Detection.docx
+++ b/paper/Optimized Multi-Scale Feature Fusion with BGL-YOLO11 for Aerial Object Detection.docx
@@ -36,6 +36,7 @@
       <w:r>
         <w:t xml:space="preserve"> </w:t>
       </w:r>
+      <w:proofErr w:type="gramStart"/>
       <w:r>
         <w:rPr>
           <w:vertAlign w:val="superscript"/>
@@ -50,6 +51,7 @@
         </w:rPr>
         <w:t>,*</w:t>
       </w:r>
+      <w:proofErr w:type="gramEnd"/>
       <w:r>
         <w:t xml:space="preserve">, </w:t>
       </w:r>
@@ -266,10 +268,12 @@
         <w:t xml:space="preserve">School of Information </w:t>
       </w:r>
       <w:proofErr w:type="spellStart"/>
+      <w:proofErr w:type="gramStart"/>
       <w:r>
         <w:t>Engineering,Shaoguan</w:t>
       </w:r>
       <w:proofErr w:type="spellEnd"/>
+      <w:proofErr w:type="gramEnd"/>
       <w:r>
         <w:t xml:space="preserve"> University, </w:t>
       </w:r>
@@ -279,7 +283,15 @@
       </w:r>
       <w:proofErr w:type="spellEnd"/>
       <w:r>
-        <w:t xml:space="preserve"> 512005,China; semhaq@163.com</w:t>
+        <w:t xml:space="preserve"> </w:t>
+      </w:r>
+      <w:proofErr w:type="gramStart"/>
+      <w:r>
+        <w:t>512005,China</w:t>
+      </w:r>
+      <w:proofErr w:type="gramEnd"/>
+      <w:r>
+        <w:t>; semhaq@163.com</w:t>
       </w:r>
     </w:p>
     <w:p>
@@ -299,12 +311,22 @@
         <w:t xml:space="preserve">School of Computer Science, Hunan University of Technology and </w:t>
       </w:r>
       <w:proofErr w:type="spellStart"/>
+      <w:proofErr w:type="gramStart"/>
       <w:r>
         <w:t>Business,Changsha</w:t>
       </w:r>
       <w:proofErr w:type="spellEnd"/>
-      <w:r>
-        <w:t xml:space="preserve"> 410205,China; semhaqx@gmail.com</w:t>
+      <w:proofErr w:type="gramEnd"/>
+      <w:r>
+        <w:t xml:space="preserve"> </w:t>
+      </w:r>
+      <w:proofErr w:type="gramStart"/>
+      <w:r>
+        <w:t>410205,China</w:t>
+      </w:r>
+      <w:proofErr w:type="gramEnd"/>
+      <w:r>
+        <w:t>; semhaqx@gmail.com</w:t>
       </w:r>
     </w:p>
     <w:p>
@@ -325,6 +347,7 @@
         <w:tab/>
         <w:t xml:space="preserve">Correspondence: </w:t>
       </w:r>
+      <w:proofErr w:type="gramStart"/>
       <w:r>
         <w:rPr>
           <w:rFonts w:eastAsiaTheme="minorEastAsia"/>
@@ -332,6 +355,7 @@
         </w:rPr>
         <w:t>semhaq@163.com;</w:t>
       </w:r>
+      <w:proofErr w:type="gramEnd"/>
     </w:p>
     <w:p>
       <w:pPr>
@@ -370,7 +394,15 @@
       </w:r>
       <w:proofErr w:type="spellEnd"/>
       <w:r>
-        <w:t xml:space="preserve">), Global-Local Spatial Attention Module (GLSA), and Lightweight Adaptive Weight </w:t>
+        <w:t xml:space="preserve">), Global-Local </w:t>
+      </w:r>
+      <w:proofErr w:type="gramStart"/>
+      <w:r>
+        <w:t>Spatial Attention</w:t>
+      </w:r>
+      <w:proofErr w:type="gramEnd"/>
+      <w:r>
+        <w:t xml:space="preserve"> Module (GLSA), and Lightweight Adaptive Weight </w:t>
       </w:r>
       <w:proofErr w:type="spellStart"/>
       <w:r>
@@ -480,7 +512,23 @@
           <w:rFonts w:eastAsiaTheme="minorEastAsia"/>
           <w:lang w:eastAsia="zh-CN"/>
         </w:rPr>
-        <w:t>With the rapid development of deep learning and computer vision technologies, object detection has become a crucial task in numerous real-world applications, ranging from autonomous driving and surveillance to aerial monitoring via Unmanned Aerial Vehicles (UAVs). YOLO (You Only Look Once) models, due to their remarkable ability to balance speed and accuracy, have become the de facto standard for real-time object detection. In particular, YOLO models have gained widespread adoption across various domains, including intelligent transportation systems, security surveillance, and even aerial imaging for environmental monitoring. However, despite the success of YOLO in these domains, significant challenges remain when applying traditional YOLO models to specialized tasks, such as UAV-based detection.</w:t>
+        <w:t xml:space="preserve">With the rapid development of deep learning and computer vision technologies, object detection has become a crucial task in numerous real-world applications, ranging from autonomous driving and surveillance to aerial monitoring via Unmanned Aerial Vehicles (UAVs). YOLO (You Only Look Once) models, due to their remarkable ability to balance speed and accuracy, have become the de facto standard for real-time object detection. </w:t>
+      </w:r>
+      <w:proofErr w:type="gramStart"/>
+      <w:r>
+        <w:rPr>
+          <w:rFonts w:eastAsiaTheme="minorEastAsia"/>
+          <w:lang w:eastAsia="zh-CN"/>
+        </w:rPr>
+        <w:t>In particular, YOLO</w:t>
+      </w:r>
+      <w:proofErr w:type="gramEnd"/>
+      <w:r>
+        <w:rPr>
+          <w:rFonts w:eastAsiaTheme="minorEastAsia"/>
+          <w:lang w:eastAsia="zh-CN"/>
+        </w:rPr>
+        <w:t xml:space="preserve"> models have gained widespread adoption across various domains, including intelligent transportation systems, security surveillance, and even aerial imaging for environmental monitoring. However, despite the success of YOLO in these domains, significant challenges remain when applying traditional YOLO models to specialized tasks, such as UAV-based detection.</w:t>
       </w:r>
     </w:p>
     <w:p>
@@ -616,7 +664,23 @@
           <w:rFonts w:eastAsiaTheme="minorEastAsia"/>
           <w:lang w:eastAsia="zh-CN"/>
         </w:rPr>
-        <w:t>Along with multi-scale fusion, attention mechanisms have become an integral part of modern object detection architectures. Attention modules, such as Squeeze-and-Excitation Networks (</w:t>
+        <w:t xml:space="preserve">Along with multi-scale fusion, attention mechanisms have become an integral part of modern object detection </w:t>
+      </w:r>
+      <w:proofErr w:type="gramStart"/>
+      <w:r>
+        <w:rPr>
+          <w:rFonts w:eastAsiaTheme="minorEastAsia"/>
+          <w:lang w:eastAsia="zh-CN"/>
+        </w:rPr>
+        <w:t>architectures</w:t>
+      </w:r>
+      <w:proofErr w:type="gramEnd"/>
+      <w:r>
+        <w:rPr>
+          <w:rFonts w:eastAsiaTheme="minorEastAsia"/>
+          <w:lang w:eastAsia="zh-CN"/>
+        </w:rPr>
+        <w:t>. Attention modules, such as Squeeze-and-Excitation Networks (</w:t>
       </w:r>
       <w:proofErr w:type="spellStart"/>
       <w:r>
@@ -1615,7 +1679,15 @@
       </w:r>
       <w:proofErr w:type="spellEnd"/>
       <w:r>
-        <w:t xml:space="preserve"> brings several advantages to the YOLO11 architecture:</w:t>
+        <w:t xml:space="preserve"> brings several advantages to </w:t>
+      </w:r>
+      <w:proofErr w:type="gramStart"/>
+      <w:r>
+        <w:t>the YOLO11</w:t>
+      </w:r>
+      <w:proofErr w:type="gramEnd"/>
+      <w:r>
+        <w:t xml:space="preserve"> architecture:</w:t>
       </w:r>
     </w:p>
     <w:p>
@@ -1636,7 +1708,15 @@
         <w:pStyle w:val="MDPI37itemize"/>
       </w:pPr>
       <w:r>
-        <w:t>Feature Prioritization: The learnable weights help the network prioritize more important features, leading to better detection accuracy, especially for small and occluded objects.</w:t>
+        <w:t>Feature Prioritization</w:t>
+      </w:r>
+      <w:proofErr w:type="gramStart"/>
+      <w:r>
+        <w:t>: The learnable</w:t>
+      </w:r>
+      <w:proofErr w:type="gramEnd"/>
+      <w:r>
+        <w:t xml:space="preserve"> weights help the network prioritize more important features, leading to better detection accuracy, especially for small and occluded objects.</w:t>
       </w:r>
     </w:p>
     <w:p>
@@ -1854,12 +1934,21 @@
           <w:lang w:eastAsia="zh-CN"/>
         </w:rPr>
       </w:pPr>
-      <w:r>
-        <w:rPr>
-          <w:rFonts w:eastAsiaTheme="minorEastAsia"/>
-          <w:lang w:eastAsia="zh-CN"/>
-        </w:rPr>
-        <w:t xml:space="preserve">The global context modeling in GLSA helps the network capture long-range dependencies and understand the broader scene. In UAV-based detection tasks, aerial imagery often includes large portions of background, which can significantly vary in terms of texture, color, and structure. By incorporating global context, GLSA provides the model with a better understanding of the entire image, enhancing its ability to distinguish between foreground objects and background clutter. This is particularly important in aerial views where background context plays a crucial role in correctly interpreting the spatial </w:t>
+      <w:proofErr w:type="gramStart"/>
+      <w:r>
+        <w:rPr>
+          <w:rFonts w:eastAsiaTheme="minorEastAsia"/>
+          <w:lang w:eastAsia="zh-CN"/>
+        </w:rPr>
+        <w:t>The global</w:t>
+      </w:r>
+      <w:proofErr w:type="gramEnd"/>
+      <w:r>
+        <w:rPr>
+          <w:rFonts w:eastAsiaTheme="minorEastAsia"/>
+          <w:lang w:eastAsia="zh-CN"/>
+        </w:rPr>
+        <w:t xml:space="preserve"> context modeling in GLSA helps the network capture long-range dependencies and understand the broader scene. In UAV-based detection tasks, aerial imagery often includes large portions of background, which can significantly vary in terms of texture, color, and structure. By incorporating global context, GLSA provides the model with a better understanding of the entire image, enhancing its ability to distinguish between foreground objects and background clutter. This is particularly important in aerial views where background context plays a crucial role in correctly interpreting the spatial </w:t>
       </w:r>
       <w:r>
         <w:rPr>
@@ -1883,7 +1972,23 @@
           <w:rFonts w:eastAsiaTheme="minorEastAsia"/>
           <w:lang w:eastAsia="zh-CN"/>
         </w:rPr>
-        <w:t>On the other hand, the local spatial attention mechanism within GLSA enhances the model’s ability to focus on specific regions in the image where small or occluded objects are located. In the presence of large variations in background or when objects are partially obstructed, traditional attention mechanisms may fail to capture fine-grained details. The local spatial attention, however, allows the model to zoom in on smaller, more intricate details, improving detection accuracy in highly complex environments. For example, in UAV surveillance of urban areas, objects such as pedestrians, vehicles, or infrastructure can often be hidden behind buildings or trees, and these occlusions can significantly reduce detection accuracy. The local spatial attention mechanism helps mitigate this challenge by giving more focus to the relevant regions that contain the target objects, even when they are occluded or small in scale.</w:t>
+        <w:t xml:space="preserve">On the other hand, the local spatial attention mechanism within GLSA enhances the model’s ability to focus on specific regions in the image where small or occluded objects are located. In the presence of large variations in background or when objects are partially obstructed, traditional attention mechanisms may fail to capture fine-grained details. The local spatial attention, however, allows the model to zoom in on smaller, more intricate details, improving detection accuracy in highly complex environments. For example, in UAV surveillance of urban areas, objects such as pedestrians, vehicles, or infrastructure can often be hidden behind buildings or trees, and these occlusions can significantly reduce detection accuracy. The local spatial attention mechanism helps mitigate this challenge by giving more focus to the relevant regions that contain the target objects, even when they are occluded or small </w:t>
+      </w:r>
+      <w:proofErr w:type="gramStart"/>
+      <w:r>
+        <w:rPr>
+          <w:rFonts w:eastAsiaTheme="minorEastAsia"/>
+          <w:lang w:eastAsia="zh-CN"/>
+        </w:rPr>
+        <w:t>in scale</w:t>
+      </w:r>
+      <w:proofErr w:type="gramEnd"/>
+      <w:r>
+        <w:rPr>
+          <w:rFonts w:eastAsiaTheme="minorEastAsia"/>
+          <w:lang w:eastAsia="zh-CN"/>
+        </w:rPr>
+        <w:t>.</w:t>
       </w:r>
     </w:p>
     <w:p>
@@ -1899,7 +2004,23 @@
           <w:rFonts w:eastAsiaTheme="minorEastAsia"/>
           <w:lang w:eastAsia="zh-CN"/>
         </w:rPr>
-        <w:t>By combining these two attention strategies, GLSA boosts the sensitivity of the model to small, occluded, or distant objects, ensuring that fine-grained details are captured. The dual focus on both global and local features allows GLSA to maintain robust performance even in environments where traditional models might struggle. The global context helps the model understand the overall scene, while the local spatial attention hones in on the crucial details that are typically harder to detect. This combination makes GLSA highly effective in handling the challenges posed by UAV-based object detection tasks, where both global context and precise localization of small objects are essential for accurate detection.</w:t>
+        <w:t xml:space="preserve">By combining these two attention strategies, GLSA boosts the sensitivity of the model to small, occluded, or distant objects, ensuring that fine-grained details are captured. The dual focus on both global and local features allows GLSA to maintain robust performance even in environments where traditional models might struggle. The global context helps the model understand the overall scene, while the local spatial attention </w:t>
+      </w:r>
+      <w:proofErr w:type="gramStart"/>
+      <w:r>
+        <w:rPr>
+          <w:rFonts w:eastAsiaTheme="minorEastAsia"/>
+          <w:lang w:eastAsia="zh-CN"/>
+        </w:rPr>
+        <w:t>hones in</w:t>
+      </w:r>
+      <w:proofErr w:type="gramEnd"/>
+      <w:r>
+        <w:rPr>
+          <w:rFonts w:eastAsiaTheme="minorEastAsia"/>
+          <w:lang w:eastAsia="zh-CN"/>
+        </w:rPr>
+        <w:t xml:space="preserve"> on the crucial details that are typically harder to detect. This combination makes GLSA highly effective in handling the challenges posed by UAV-based object detection tasks, where both global context and precise localization of small objects are essential for accurate detection.</w:t>
       </w:r>
     </w:p>
     <w:p>
@@ -1915,7 +2036,23 @@
           <w:rFonts w:eastAsiaTheme="minorEastAsia"/>
           <w:lang w:eastAsia="zh-CN"/>
         </w:rPr>
-        <w:t>The integration of GLSA into the YOLO11 architecture allows the model to benefit from enhanced feature maps, which provide richer representations of the image content. This improvement in feature representation enhances the model's ability to detect small and occluded objects with higher accuracy, particularly in complex environments such as urban surveillance or infrastructure monitoring. In these applications, detecting small, hidden, or occluded objects is critical, and GLSA’s ability to prioritize important features while suppressing irrelevant noise leads to better detection results. This enhanced performance translates into more reliable and efficient detection systems for UAVs, enabling real-time applications where object detection must be both fast and accurate.</w:t>
+        <w:t xml:space="preserve">The integration of GLSA into the YOLO11 architecture allows the model to benefit from enhanced feature maps, which provide richer representations of the image content. This improvement in feature representation enhances the model's ability to detect small and occluded objects with higher accuracy, particularly in complex environments such as urban surveillance or infrastructure monitoring. In these applications, detecting small, hidden, or </w:t>
+      </w:r>
+      <w:proofErr w:type="gramStart"/>
+      <w:r>
+        <w:rPr>
+          <w:rFonts w:eastAsiaTheme="minorEastAsia"/>
+          <w:lang w:eastAsia="zh-CN"/>
+        </w:rPr>
+        <w:t>occluded</w:t>
+      </w:r>
+      <w:proofErr w:type="gramEnd"/>
+      <w:r>
+        <w:rPr>
+          <w:rFonts w:eastAsiaTheme="minorEastAsia"/>
+          <w:lang w:eastAsia="zh-CN"/>
+        </w:rPr>
+        <w:t xml:space="preserve"> objects is critical, and GLSA’s ability to prioritize important features while suppressing irrelevant noise leads to better detection results. This enhanced performance translates into more reliable and efficient detection systems for UAVs, enabling real-time applications where object detection must be both fast and accurate.</w:t>
       </w:r>
     </w:p>
     <w:p>
@@ -1947,7 +2084,23 @@
           <w:rFonts w:eastAsiaTheme="minorEastAsia"/>
           <w:lang w:eastAsia="zh-CN"/>
         </w:rPr>
-        <w:t>The proposed GLSA module significantly enhances YOLO11’s ability to focus on key regions of interest, improving its overall detection performance in real-world scenarios. Its ability to jointly model global context and local spatial features allows it to handle complex, cluttered environments with high efficiency, ultimately making it a powerful tool for UAV applications. Whether it’s detecting small objects in urban surveillance or monitoring infrastructure in remote areas, GLSA provides the necessary improvements to ensure robust and reliable detection performance.</w:t>
+        <w:t xml:space="preserve">The proposed GLSA module significantly enhances YOLO11’s ability to focus on key regions of interest, improving its overall detection performance in real-world scenarios. Its ability to jointly model global context and local spatial features </w:t>
+      </w:r>
+      <w:proofErr w:type="gramStart"/>
+      <w:r>
+        <w:rPr>
+          <w:rFonts w:eastAsiaTheme="minorEastAsia"/>
+          <w:lang w:eastAsia="zh-CN"/>
+        </w:rPr>
+        <w:t>allows</w:t>
+      </w:r>
+      <w:proofErr w:type="gramEnd"/>
+      <w:r>
+        <w:rPr>
+          <w:rFonts w:eastAsiaTheme="minorEastAsia"/>
+          <w:lang w:eastAsia="zh-CN"/>
+        </w:rPr>
+        <w:t xml:space="preserve"> it to handle complex, cluttered environments with high efficiency, ultimately making it a powerful tool for UAV applications. Whether it’s detecting small objects in urban surveillance or monitoring infrastructure in remote areas, GLSA provides the necessary improvements to ensure robust and reliable detection performance.</w:t>
       </w:r>
     </w:p>
     <w:p>
@@ -2639,9 +2792,9 @@
           <w:lang w:eastAsia="zh-CN"/>
         </w:rPr>
         <w:drawing>
-          <wp:inline distT="0" distB="0" distL="0" distR="0" wp14:anchorId="196B8B20" wp14:editId="178D1AED">
-            <wp:extent cx="2768600" cy="3596119"/>
-            <wp:effectExtent l="0" t="0" r="0" b="4445"/>
+          <wp:inline distT="0" distB="0" distL="0" distR="0" wp14:anchorId="196B8B20" wp14:editId="012E5A86">
+            <wp:extent cx="3013929" cy="3914775"/>
+            <wp:effectExtent l="0" t="0" r="0" b="0"/>
             <wp:docPr id="1508050221" name="图片 2"/>
             <wp:cNvGraphicFramePr>
               <a:graphicFrameLocks xmlns:a="http://schemas.openxmlformats.org/drawingml/2006/main" noChangeAspect="1"/>
@@ -2671,7 +2824,7 @@
                   <pic:spPr bwMode="auto">
                     <a:xfrm>
                       <a:off x="0" y="0"/>
-                      <a:ext cx="2771641" cy="3600069"/>
+                      <a:ext cx="3028162" cy="3933262"/>
                     </a:xfrm>
                     <a:prstGeom prst="rect">
                       <a:avLst/>
@@ -3020,6 +3173,7 @@
           <w:rFonts w:eastAsiaTheme="minorEastAsia" w:hint="eastAsia"/>
           <w:lang w:eastAsia="zh-CN"/>
         </w:rPr>
+        <w:lastRenderedPageBreak/>
         <w:t>Where</w:t>
       </w:r>
       <m:oMath>
@@ -3158,15 +3312,7 @@
           <w:rFonts w:eastAsiaTheme="minorEastAsia"/>
           <w:lang w:eastAsia="zh-CN"/>
         </w:rPr>
-        <w:t xml:space="preserve">are the height and width of the feature map, </w:t>
-      </w:r>
-      <w:r>
-        <w:rPr>
-          <w:rFonts w:eastAsiaTheme="minorEastAsia"/>
-          <w:lang w:eastAsia="zh-CN"/>
-        </w:rPr>
-        <w:lastRenderedPageBreak/>
-        <w:t>respectively</w:t>
+        <w:t>are the height and width of the feature map, respectively</w:t>
       </w:r>
       <w:r>
         <w:rPr>
@@ -3375,7 +3521,23 @@
           <w:rFonts w:eastAsiaTheme="minorEastAsia"/>
           <w:lang w:eastAsia="zh-CN"/>
         </w:rPr>
-        <w:t xml:space="preserve">Additionally, LAWDS is seamlessly integrated into the YOLO11 architecture. By enhancing the output of the </w:t>
+        <w:t xml:space="preserve">Additionally, LAWDS is seamlessly integrated into </w:t>
+      </w:r>
+      <w:proofErr w:type="gramStart"/>
+      <w:r>
+        <w:rPr>
+          <w:rFonts w:eastAsiaTheme="minorEastAsia"/>
+          <w:lang w:eastAsia="zh-CN"/>
+        </w:rPr>
+        <w:t>the YOLO11</w:t>
+      </w:r>
+      <w:proofErr w:type="gramEnd"/>
+      <w:r>
+        <w:rPr>
+          <w:rFonts w:eastAsiaTheme="minorEastAsia"/>
+          <w:lang w:eastAsia="zh-CN"/>
+        </w:rPr>
+        <w:t xml:space="preserve"> architecture. By enhancing the output of the </w:t>
       </w:r>
       <w:proofErr w:type="spellStart"/>
       <w:r>
@@ -3475,9 +3637,9 @@
           <w:lang w:eastAsia="zh-CN"/>
         </w:rPr>
         <w:drawing>
-          <wp:inline distT="0" distB="0" distL="0" distR="0" wp14:anchorId="793141B1" wp14:editId="560F4B64">
-            <wp:extent cx="4215392" cy="768098"/>
-            <wp:effectExtent l="0" t="0" r="0" b="0"/>
+          <wp:inline distT="0" distB="0" distL="0" distR="0" wp14:anchorId="793141B1" wp14:editId="31108FB0">
+            <wp:extent cx="4495076" cy="819060"/>
+            <wp:effectExtent l="0" t="0" r="1270" b="0"/>
             <wp:docPr id="1941564902" name="图片 3"/>
             <wp:cNvGraphicFramePr>
               <a:graphicFrameLocks xmlns:a="http://schemas.openxmlformats.org/drawingml/2006/main" noChangeAspect="1"/>
@@ -3498,7 +3660,7 @@
                   <pic:spPr>
                     <a:xfrm>
                       <a:off x="0" y="0"/>
-                      <a:ext cx="4215392" cy="768098"/>
+                      <a:ext cx="4540383" cy="827315"/>
                     </a:xfrm>
                     <a:prstGeom prst="rect">
                       <a:avLst/>
@@ -3648,6 +3810,7 @@
           <w:rFonts w:eastAsiaTheme="minorEastAsia"/>
           <w:lang w:eastAsia="zh-CN"/>
         </w:rPr>
+        <w:lastRenderedPageBreak/>
         <w:t xml:space="preserve">As shown in Table 1, the </w:t>
       </w:r>
       <w:proofErr w:type="spellStart"/>
@@ -3664,15 +3827,7 @@
           <w:rFonts w:eastAsiaTheme="minorEastAsia"/>
           <w:lang w:eastAsia="zh-CN"/>
         </w:rPr>
-        <w:t xml:space="preserve"> dataset comprises a total of 10,209 images, with 471,266 annotated instances across different object categories. The dataset is split into </w:t>
-      </w:r>
-      <w:r>
-        <w:rPr>
-          <w:rFonts w:eastAsiaTheme="minorEastAsia"/>
-          <w:lang w:eastAsia="zh-CN"/>
-        </w:rPr>
-        <w:lastRenderedPageBreak/>
-        <w:t>four subsets: the training set (6,471 images), validation set (548 images), test set (challenge, 1,580 images), and test set (development, 1,610 images). The training set is used to train the detection model, while the validation set is used for performance evaluation during development. The challenge test set is used for evaluating the model’s generalization to real-world scenarios, and the development test set is employed for evaluating model performance on more specialized tasks.</w:t>
+        <w:t xml:space="preserve"> dataset comprises a total of 10,209 images, with 471,266 annotated instances across different object categories. The dataset is split into four subsets: the training set (6,471 images), validation set (548 images), test set (challenge, 1,580 images), and test set (development, 1,610 images). The training set is used to train the detection model, while the validation set is used for performance evaluation during development. The challenge test set is used for evaluating the model’s generalization to real-world scenarios, and the development test set is employed for evaluating model performance on more specialized tasks.</w:t>
       </w:r>
     </w:p>
     <w:p>
@@ -4845,34 +5000,17 @@
     </w:p>
     <w:p>
       <w:pPr>
-        <w:pStyle w:val="MDPI31text"/>
-        <w:jc w:val="left"/>
-        <w:rPr>
-          <w:rFonts w:eastAsiaTheme="minorEastAsia" w:hint="eastAsia"/>
-          <w:lang w:eastAsia="zh-CN"/>
-        </w:rPr>
-      </w:pPr>
-    </w:p>
-    <w:p>
-      <w:pPr>
         <w:pStyle w:val="MDPI21heading1"/>
+        <w:rPr>
+          <w:rFonts w:eastAsiaTheme="minorEastAsia"/>
+          <w:lang w:eastAsia="zh-CN"/>
+        </w:rPr>
       </w:pPr>
       <w:r>
         <w:t xml:space="preserve">3. </w:t>
       </w:r>
       <w:r>
         <w:t>Experimental Verification</w:t>
-      </w:r>
-    </w:p>
-    <w:p>
-      <w:pPr>
-        <w:pStyle w:val="MDPI31text"/>
-      </w:pPr>
-      <w:r>
-        <w:t>This section may be divided by subheadings. It should provide a concise and precise description of the experimental results</w:t>
-      </w:r>
-      <w:r>
-        <w:t>, their interpretation, as well as the experimental conclusions that can be drawn.</w:t>
       </w:r>
     </w:p>
     <w:p>
@@ -4880,6 +5018,2406 @@
         <w:pStyle w:val="MDPI22heading2"/>
         <w:spacing w:before="240"/>
         <w:rPr>
+          <w:rFonts w:hint="eastAsia"/>
+          <w:noProof w:val="0"/>
+        </w:rPr>
+      </w:pPr>
+      <w:r>
+        <w:rPr>
+          <w:rFonts w:hint="eastAsia"/>
+          <w:noProof w:val="0"/>
+        </w:rPr>
+        <w:t xml:space="preserve">3.1. </w:t>
+      </w:r>
+      <w:r>
+        <w:rPr>
+          <w:noProof w:val="0"/>
+        </w:rPr>
+        <w:t>Experimental Software and Hardware Configuration</w:t>
+      </w:r>
+    </w:p>
+    <w:p>
+      <w:pPr>
+        <w:pStyle w:val="MDPI31text"/>
+        <w:rPr>
+          <w:rFonts w:eastAsiaTheme="minorEastAsia" w:hint="eastAsia"/>
+          <w:lang w:eastAsia="zh-CN"/>
+        </w:rPr>
+      </w:pPr>
+      <w:r>
+        <w:rPr>
+          <w:rFonts w:eastAsiaTheme="minorEastAsia"/>
+          <w:lang w:eastAsia="zh-CN"/>
+        </w:rPr>
+        <w:t xml:space="preserve">The computational architecture proposed in this study leverages the </w:t>
+      </w:r>
+      <w:proofErr w:type="spellStart"/>
+      <w:r>
+        <w:rPr>
+          <w:rFonts w:eastAsiaTheme="minorEastAsia"/>
+          <w:lang w:eastAsia="zh-CN"/>
+        </w:rPr>
+        <w:t>PyTorch</w:t>
+      </w:r>
+      <w:proofErr w:type="spellEnd"/>
+      <w:r>
+        <w:rPr>
+          <w:rFonts w:eastAsiaTheme="minorEastAsia"/>
+          <w:lang w:eastAsia="zh-CN"/>
+        </w:rPr>
+        <w:t xml:space="preserve"> neural</w:t>
+      </w:r>
+      <w:r>
+        <w:rPr>
+          <w:rFonts w:eastAsiaTheme="minorEastAsia" w:hint="eastAsia"/>
+          <w:lang w:eastAsia="zh-CN"/>
+        </w:rPr>
+        <w:t xml:space="preserve"> </w:t>
+      </w:r>
+      <w:r>
+        <w:rPr>
+          <w:rFonts w:eastAsiaTheme="minorEastAsia"/>
+          <w:lang w:eastAsia="zh-CN"/>
+        </w:rPr>
+        <w:t>network development ecosystem.</w:t>
+      </w:r>
+      <w:r>
+        <w:rPr>
+          <w:rFonts w:eastAsiaTheme="minorEastAsia" w:hint="eastAsia"/>
+          <w:lang w:eastAsia="zh-CN"/>
+        </w:rPr>
+        <w:t xml:space="preserve"> </w:t>
+      </w:r>
+      <w:r>
+        <w:rPr>
+          <w:rFonts w:eastAsiaTheme="minorEastAsia"/>
+          <w:lang w:eastAsia="zh-CN"/>
+        </w:rPr>
+        <w:t>The hardware and software used in the experiment were as follows: Windows 10</w:t>
+      </w:r>
+      <w:r>
+        <w:rPr>
+          <w:rFonts w:eastAsiaTheme="minorEastAsia" w:hint="eastAsia"/>
+          <w:lang w:eastAsia="zh-CN"/>
+        </w:rPr>
+        <w:t xml:space="preserve"> </w:t>
+      </w:r>
+      <w:r>
+        <w:rPr>
+          <w:rFonts w:eastAsiaTheme="minorEastAsia"/>
+          <w:lang w:eastAsia="zh-CN"/>
+        </w:rPr>
+        <w:t xml:space="preserve">operating system; </w:t>
+      </w:r>
+      <w:r>
+        <w:rPr>
+          <w:rFonts w:eastAsiaTheme="minorEastAsia" w:hint="eastAsia"/>
+          <w:lang w:eastAsia="zh-CN"/>
+        </w:rPr>
+        <w:t>Intel(R) Xeon(R) Gold 6130</w:t>
+      </w:r>
+      <w:r>
+        <w:rPr>
+          <w:rFonts w:eastAsiaTheme="minorEastAsia"/>
+          <w:lang w:eastAsia="zh-CN"/>
+        </w:rPr>
+        <w:t xml:space="preserve"> </w:t>
+      </w:r>
+      <w:proofErr w:type="gramStart"/>
+      <w:r>
+        <w:rPr>
+          <w:rFonts w:eastAsiaTheme="minorEastAsia"/>
+          <w:lang w:eastAsia="zh-CN"/>
+        </w:rPr>
+        <w:t>CPU</w:t>
+      </w:r>
+      <w:r>
+        <w:rPr>
+          <w:rFonts w:eastAsiaTheme="minorEastAsia" w:hint="eastAsia"/>
+          <w:lang w:eastAsia="zh-CN"/>
+        </w:rPr>
+        <w:t xml:space="preserve"> @</w:t>
+      </w:r>
+      <w:proofErr w:type="gramEnd"/>
+      <w:r>
+        <w:rPr>
+          <w:rFonts w:eastAsiaTheme="minorEastAsia" w:hint="eastAsia"/>
+          <w:lang w:eastAsia="zh-CN"/>
+        </w:rPr>
+        <w:t xml:space="preserve"> 2.10GHz</w:t>
+      </w:r>
+      <w:r>
+        <w:rPr>
+          <w:rFonts w:eastAsiaTheme="minorEastAsia"/>
+          <w:lang w:eastAsia="zh-CN"/>
+        </w:rPr>
+        <w:t xml:space="preserve">; </w:t>
+      </w:r>
+      <w:r>
+        <w:rPr>
+          <w:rFonts w:eastAsiaTheme="minorEastAsia" w:hint="eastAsia"/>
+          <w:lang w:eastAsia="zh-CN"/>
+        </w:rPr>
+        <w:t>NVIDIA</w:t>
+      </w:r>
+      <w:r>
+        <w:rPr>
+          <w:rFonts w:eastAsiaTheme="minorEastAsia" w:hint="eastAsia"/>
+          <w:lang w:eastAsia="zh-CN"/>
+        </w:rPr>
+        <w:t xml:space="preserve"> </w:t>
+      </w:r>
+      <w:r>
+        <w:rPr>
+          <w:rFonts w:eastAsiaTheme="minorEastAsia"/>
+          <w:lang w:eastAsia="zh-CN"/>
+        </w:rPr>
+        <w:t xml:space="preserve">RTX </w:t>
+      </w:r>
+      <w:r>
+        <w:rPr>
+          <w:rFonts w:eastAsiaTheme="minorEastAsia" w:hint="eastAsia"/>
+          <w:lang w:eastAsia="zh-CN"/>
+        </w:rPr>
+        <w:t>3090</w:t>
+      </w:r>
+      <w:r>
+        <w:rPr>
+          <w:rFonts w:eastAsiaTheme="minorEastAsia"/>
+          <w:lang w:eastAsia="zh-CN"/>
+        </w:rPr>
+        <w:t xml:space="preserve"> </w:t>
+      </w:r>
+      <w:r>
+        <w:rPr>
+          <w:rFonts w:eastAsiaTheme="minorEastAsia" w:hint="eastAsia"/>
+          <w:lang w:eastAsia="zh-CN"/>
+        </w:rPr>
+        <w:t>24</w:t>
+      </w:r>
+      <w:r>
+        <w:rPr>
+          <w:rFonts w:eastAsiaTheme="minorEastAsia"/>
+          <w:lang w:eastAsia="zh-CN"/>
+        </w:rPr>
+        <w:t xml:space="preserve"> G</w:t>
+      </w:r>
+      <w:r>
+        <w:rPr>
+          <w:rFonts w:eastAsiaTheme="minorEastAsia" w:hint="eastAsia"/>
+          <w:lang w:eastAsia="zh-CN"/>
+        </w:rPr>
+        <w:t xml:space="preserve"> </w:t>
+      </w:r>
+      <w:r>
+        <w:rPr>
+          <w:rFonts w:eastAsiaTheme="minorEastAsia"/>
+          <w:lang w:eastAsia="zh-CN"/>
+        </w:rPr>
+        <w:t xml:space="preserve">GPU; </w:t>
+      </w:r>
+      <w:proofErr w:type="spellStart"/>
+      <w:r>
+        <w:rPr>
+          <w:rFonts w:eastAsiaTheme="minorEastAsia"/>
+          <w:lang w:eastAsia="zh-CN"/>
+        </w:rPr>
+        <w:t>PyTorch</w:t>
+      </w:r>
+      <w:proofErr w:type="spellEnd"/>
+      <w:r>
+        <w:rPr>
+          <w:rFonts w:eastAsiaTheme="minorEastAsia"/>
+          <w:lang w:eastAsia="zh-CN"/>
+        </w:rPr>
+        <w:t xml:space="preserve"> version 2.</w:t>
+      </w:r>
+      <w:r>
+        <w:rPr>
+          <w:rFonts w:eastAsiaTheme="minorEastAsia" w:hint="eastAsia"/>
+          <w:lang w:eastAsia="zh-CN"/>
+        </w:rPr>
+        <w:t>8</w:t>
+      </w:r>
+      <w:r>
+        <w:rPr>
+          <w:rFonts w:eastAsiaTheme="minorEastAsia"/>
+          <w:lang w:eastAsia="zh-CN"/>
+        </w:rPr>
+        <w:t>.</w:t>
+      </w:r>
+      <w:r>
+        <w:rPr>
+          <w:rFonts w:eastAsiaTheme="minorEastAsia" w:hint="eastAsia"/>
+          <w:lang w:eastAsia="zh-CN"/>
+        </w:rPr>
+        <w:t>0+cu126</w:t>
+      </w:r>
+      <w:r>
+        <w:rPr>
+          <w:rFonts w:eastAsiaTheme="minorEastAsia"/>
+          <w:lang w:eastAsia="zh-CN"/>
+        </w:rPr>
+        <w:t>; CUDA version 1</w:t>
+      </w:r>
+      <w:r>
+        <w:rPr>
+          <w:rFonts w:eastAsiaTheme="minorEastAsia" w:hint="eastAsia"/>
+          <w:lang w:eastAsia="zh-CN"/>
+        </w:rPr>
+        <w:t>2</w:t>
+      </w:r>
+      <w:r>
+        <w:rPr>
+          <w:rFonts w:eastAsiaTheme="minorEastAsia"/>
+          <w:lang w:eastAsia="zh-CN"/>
+        </w:rPr>
+        <w:t>.</w:t>
+      </w:r>
+      <w:r>
+        <w:rPr>
+          <w:rFonts w:eastAsiaTheme="minorEastAsia" w:hint="eastAsia"/>
+          <w:lang w:eastAsia="zh-CN"/>
+        </w:rPr>
+        <w:t>6</w:t>
+      </w:r>
+      <w:r>
+        <w:rPr>
+          <w:rFonts w:eastAsiaTheme="minorEastAsia" w:hint="eastAsia"/>
+          <w:lang w:eastAsia="zh-CN"/>
+        </w:rPr>
+        <w:t>.</w:t>
+      </w:r>
+    </w:p>
+    <w:p>
+      <w:pPr>
+        <w:pStyle w:val="MDPI22heading2"/>
+        <w:spacing w:before="240"/>
+        <w:rPr>
+          <w:rFonts w:hint="eastAsia"/>
+          <w:noProof w:val="0"/>
+        </w:rPr>
+      </w:pPr>
+      <w:r>
+        <w:rPr>
+          <w:rFonts w:hint="eastAsia"/>
+          <w:noProof w:val="0"/>
+        </w:rPr>
+        <w:lastRenderedPageBreak/>
+        <w:t>3.</w:t>
+      </w:r>
+      <w:r>
+        <w:rPr>
+          <w:rFonts w:eastAsiaTheme="minorEastAsia" w:hint="eastAsia"/>
+          <w:noProof w:val="0"/>
+          <w:lang w:eastAsia="zh-CN"/>
+        </w:rPr>
+        <w:t>2</w:t>
+      </w:r>
+      <w:r>
+        <w:rPr>
+          <w:rFonts w:hint="eastAsia"/>
+          <w:noProof w:val="0"/>
+        </w:rPr>
+        <w:t xml:space="preserve">. </w:t>
+      </w:r>
+      <w:r>
+        <w:rPr>
+          <w:noProof w:val="0"/>
+        </w:rPr>
+        <w:t>Assessment of Indicators</w:t>
+      </w:r>
+    </w:p>
+    <w:p>
+      <w:pPr>
+        <w:pStyle w:val="MDPI31text"/>
+        <w:rPr>
+          <w:rFonts w:eastAsiaTheme="minorEastAsia"/>
+          <w:lang w:eastAsia="zh-CN"/>
+        </w:rPr>
+      </w:pPr>
+      <w:r>
+        <w:rPr>
+          <w:rFonts w:eastAsiaTheme="minorEastAsia"/>
+          <w:lang w:eastAsia="zh-CN"/>
+        </w:rPr>
+        <w:t>To comprehensively evaluate the performance of the BGL-YOLO11 model, we utilize several key metrics that measure both the detection capabilities and computational efficiency of the model. The primary evaluation indicators for this study include precision, recall, mean average precision (</w:t>
+      </w:r>
+      <w:proofErr w:type="spellStart"/>
+      <w:r>
+        <w:rPr>
+          <w:rFonts w:eastAsiaTheme="minorEastAsia"/>
+          <w:lang w:eastAsia="zh-CN"/>
+        </w:rPr>
+        <w:t>mAP</w:t>
+      </w:r>
+      <w:proofErr w:type="spellEnd"/>
+      <w:r>
+        <w:rPr>
+          <w:rFonts w:eastAsiaTheme="minorEastAsia"/>
+          <w:lang w:eastAsia="zh-CN"/>
+        </w:rPr>
+        <w:t xml:space="preserve">), F1-score, and AUC-ROC. These metrics collectively assess the model’s ability to detect objects accurately, while also evaluating </w:t>
+      </w:r>
+      <w:proofErr w:type="gramStart"/>
+      <w:r>
+        <w:rPr>
+          <w:rFonts w:eastAsiaTheme="minorEastAsia"/>
+          <w:lang w:eastAsia="zh-CN"/>
+        </w:rPr>
+        <w:t>its</w:t>
+      </w:r>
+      <w:proofErr w:type="gramEnd"/>
+      <w:r>
+        <w:rPr>
+          <w:rFonts w:eastAsiaTheme="minorEastAsia"/>
+          <w:lang w:eastAsia="zh-CN"/>
+        </w:rPr>
+        <w:t xml:space="preserve"> efficiency and generalization in real-world settings.</w:t>
+      </w:r>
+    </w:p>
+    <w:p>
+      <w:pPr>
+        <w:pStyle w:val="MDPI31text"/>
+        <w:rPr>
+          <w:rFonts w:eastAsiaTheme="minorEastAsia"/>
+          <w:lang w:eastAsia="zh-CN"/>
+        </w:rPr>
+      </w:pPr>
+      <m:oMath>
+        <m:r>
+          <w:rPr>
+            <w:rFonts w:ascii="Cambria Math" w:hAnsi="Cambria Math"/>
+          </w:rPr>
+          <m:t>Prec</m:t>
+        </m:r>
+        <m:r>
+          <w:rPr>
+            <w:rFonts w:ascii="Cambria Math" w:eastAsiaTheme="minorEastAsia" w:hAnsi="Cambria Math"/>
+            <w:lang w:eastAsia="zh-CN"/>
+          </w:rPr>
+          <m:t>ision</m:t>
+        </m:r>
+      </m:oMath>
+      <w:r>
+        <w:rPr>
+          <w:rFonts w:eastAsiaTheme="minorEastAsia"/>
+          <w:lang w:eastAsia="zh-CN"/>
+        </w:rPr>
+        <w:t xml:space="preserve"> is one of the most important metrics used to evaluate the accuracy of object detection models. It quantifies the ratio of true positive detections to the total number of positive predictions made by the model. High precision indicates that most of the predicted positives by the model are indeed correct. Precision is mathematically defined as:</w:t>
+      </w:r>
+    </w:p>
+    <w:tbl>
+      <w:tblPr>
+        <w:tblW w:w="7859" w:type="dxa"/>
+        <w:tblInd w:w="2608" w:type="dxa"/>
+        <w:tblCellMar>
+          <w:left w:w="0" w:type="dxa"/>
+          <w:right w:w="0" w:type="dxa"/>
+        </w:tblCellMar>
+        <w:tblLook w:val="04A0" w:firstRow="1" w:lastRow="0" w:firstColumn="1" w:lastColumn="0" w:noHBand="0" w:noVBand="1"/>
+      </w:tblPr>
+      <w:tblGrid>
+        <w:gridCol w:w="7428"/>
+        <w:gridCol w:w="431"/>
+      </w:tblGrid>
+      <w:tr>
+        <w:trPr>
+          <w:trHeight w:val="330"/>
+        </w:trPr>
+        <w:tc>
+          <w:tcPr>
+            <w:tcW w:w="7428" w:type="dxa"/>
+            <w:vAlign w:val="center"/>
+          </w:tcPr>
+          <w:p>
+            <w:pPr>
+              <w:pStyle w:val="MDPI31text"/>
+              <w:wordWrap w:val="0"/>
+              <w:ind w:left="0" w:firstLine="0"/>
+              <w:jc w:val="right"/>
+              <w:rPr>
+                <w:rFonts w:eastAsiaTheme="minorEastAsia" w:hint="eastAsia"/>
+                <w:i/>
+                <w:lang w:eastAsia="zh-CN"/>
+              </w:rPr>
+            </w:pPr>
+            <m:oMathPara>
+              <m:oMath>
+                <m:r>
+                  <w:rPr>
+                    <w:rFonts w:ascii="Cambria Math" w:hAnsi="Cambria Math"/>
+                  </w:rPr>
+                  <m:t>Prec</m:t>
+                </m:r>
+                <m:r>
+                  <w:rPr>
+                    <w:rFonts w:ascii="Cambria Math" w:eastAsiaTheme="minorEastAsia" w:hAnsi="Cambria Math"/>
+                    <w:lang w:eastAsia="zh-CN"/>
+                  </w:rPr>
+                  <m:t>ision=</m:t>
+                </m:r>
+                <m:f>
+                  <m:fPr>
+                    <m:ctrlPr>
+                      <w:rPr>
+                        <w:rFonts w:ascii="Cambria Math" w:eastAsiaTheme="minorEastAsia" w:hAnsi="Cambria Math"/>
+                        <w:i/>
+                        <w:lang w:eastAsia="zh-CN"/>
+                      </w:rPr>
+                    </m:ctrlPr>
+                  </m:fPr>
+                  <m:num>
+                    <m:r>
+                      <w:rPr>
+                        <w:rFonts w:ascii="Cambria Math" w:eastAsiaTheme="minorEastAsia" w:hAnsi="Cambria Math"/>
+                        <w:lang w:eastAsia="zh-CN"/>
+                      </w:rPr>
+                      <m:t>TP</m:t>
+                    </m:r>
+                  </m:num>
+                  <m:den>
+                    <m:r>
+                      <w:rPr>
+                        <w:rFonts w:ascii="Cambria Math" w:eastAsiaTheme="minorEastAsia" w:hAnsi="Cambria Math"/>
+                        <w:lang w:eastAsia="zh-CN"/>
+                      </w:rPr>
+                      <m:t>TP+FP</m:t>
+                    </m:r>
+                  </m:den>
+                </m:f>
+              </m:oMath>
+            </m:oMathPara>
+          </w:p>
+        </w:tc>
+        <w:tc>
+          <w:tcPr>
+            <w:tcW w:w="431" w:type="dxa"/>
+            <w:vAlign w:val="center"/>
+          </w:tcPr>
+          <w:p>
+            <w:pPr>
+              <w:pStyle w:val="MDPI3aequationnumber"/>
+            </w:pPr>
+            <w:r>
+              <w:t>(</w:t>
+            </w:r>
+            <w:r>
+              <w:rPr>
+                <w:rFonts w:eastAsiaTheme="minorEastAsia" w:hint="eastAsia"/>
+                <w:lang w:eastAsia="zh-CN"/>
+              </w:rPr>
+              <w:t>4)</w:t>
+            </w:r>
+          </w:p>
+        </w:tc>
+      </w:tr>
+    </w:tbl>
+    <w:p>
+      <w:pPr>
+        <w:pStyle w:val="MDPI31text"/>
+        <w:rPr>
+          <w:rFonts w:eastAsiaTheme="minorEastAsia"/>
+          <w:lang w:eastAsia="zh-CN"/>
+        </w:rPr>
+      </w:pPr>
+      <w:r>
+        <w:rPr>
+          <w:rFonts w:eastAsiaTheme="minorEastAsia"/>
+          <w:lang w:eastAsia="zh-CN"/>
+        </w:rPr>
+        <w:t>where</w:t>
+      </w:r>
+      <m:oMath>
+        <m:r>
+          <w:rPr>
+            <w:rFonts w:ascii="Cambria Math" w:eastAsiaTheme="minorEastAsia" w:hAnsi="Cambria Math"/>
+            <w:lang w:eastAsia="zh-CN"/>
+          </w:rPr>
+          <m:t xml:space="preserve"> </m:t>
+        </m:r>
+        <m:r>
+          <w:rPr>
+            <w:rFonts w:ascii="Cambria Math" w:eastAsiaTheme="minorEastAsia" w:hAnsi="Cambria Math"/>
+            <w:lang w:eastAsia="zh-CN"/>
+          </w:rPr>
+          <m:t>TP</m:t>
+        </m:r>
+        <m:r>
+          <w:rPr>
+            <w:rFonts w:ascii="Cambria Math" w:eastAsiaTheme="minorEastAsia" w:hAnsi="Cambria Math"/>
+            <w:lang w:eastAsia="zh-CN"/>
+          </w:rPr>
+          <m:t xml:space="preserve"> </m:t>
+        </m:r>
+      </m:oMath>
+      <w:r>
+        <w:rPr>
+          <w:rFonts w:eastAsiaTheme="minorEastAsia"/>
+          <w:lang w:eastAsia="zh-CN"/>
+        </w:rPr>
+        <w:t>refers to the number of true positives, and</w:t>
+      </w:r>
+      <m:oMath>
+        <m:r>
+          <w:rPr>
+            <w:rFonts w:ascii="Cambria Math" w:eastAsiaTheme="minorEastAsia" w:hAnsi="Cambria Math"/>
+            <w:lang w:eastAsia="zh-CN"/>
+          </w:rPr>
+          <m:t xml:space="preserve"> </m:t>
+        </m:r>
+        <m:r>
+          <w:rPr>
+            <w:rFonts w:ascii="Cambria Math" w:eastAsiaTheme="minorEastAsia" w:hAnsi="Cambria Math"/>
+            <w:lang w:eastAsia="zh-CN"/>
+          </w:rPr>
+          <m:t>FP</m:t>
+        </m:r>
+        <m:r>
+          <w:rPr>
+            <w:rFonts w:ascii="Cambria Math" w:eastAsiaTheme="minorEastAsia" w:hAnsi="Cambria Math"/>
+            <w:lang w:eastAsia="zh-CN"/>
+          </w:rPr>
+          <m:t xml:space="preserve"> </m:t>
+        </m:r>
+      </m:oMath>
+      <w:r>
+        <w:rPr>
+          <w:rFonts w:eastAsiaTheme="minorEastAsia"/>
+          <w:lang w:eastAsia="zh-CN"/>
+        </w:rPr>
+        <w:t>denotes the number of false positives.</w:t>
+      </w:r>
+    </w:p>
+    <w:p>
+      <w:pPr>
+        <w:pStyle w:val="MDPI31text"/>
+        <w:rPr>
+          <w:rFonts w:eastAsiaTheme="minorEastAsia"/>
+          <w:lang w:eastAsia="zh-CN"/>
+        </w:rPr>
+      </w:pPr>
+      <m:oMath>
+        <m:r>
+          <w:rPr>
+            <w:rFonts w:ascii="Cambria Math" w:eastAsiaTheme="minorEastAsia" w:hAnsi="Cambria Math"/>
+            <w:lang w:eastAsia="zh-CN"/>
+          </w:rPr>
+          <m:t>Recall</m:t>
+        </m:r>
+      </m:oMath>
+      <w:r>
+        <w:rPr>
+          <w:rFonts w:eastAsiaTheme="minorEastAsia"/>
+          <w:lang w:eastAsia="zh-CN"/>
+        </w:rPr>
+        <w:t xml:space="preserve"> measures the proportion of actual positive samples correctly identified by the model. It reflects the model's sensitivity to detect the true positive instances and is essential when the goal is to minimize false negatives. </w:t>
+      </w:r>
+      <m:oMath>
+        <m:r>
+          <w:rPr>
+            <w:rFonts w:ascii="Cambria Math" w:eastAsiaTheme="minorEastAsia" w:hAnsi="Cambria Math"/>
+            <w:lang w:eastAsia="zh-CN"/>
+          </w:rPr>
+          <m:t>Recall</m:t>
+        </m:r>
+      </m:oMath>
+      <w:r>
+        <w:rPr>
+          <w:rFonts w:eastAsiaTheme="minorEastAsia"/>
+          <w:lang w:eastAsia="zh-CN"/>
+        </w:rPr>
+        <w:t xml:space="preserve"> is given by:</w:t>
+      </w:r>
+    </w:p>
+    <w:tbl>
+      <w:tblPr>
+        <w:tblW w:w="7859" w:type="dxa"/>
+        <w:tblInd w:w="2608" w:type="dxa"/>
+        <w:tblCellMar>
+          <w:left w:w="0" w:type="dxa"/>
+          <w:right w:w="0" w:type="dxa"/>
+        </w:tblCellMar>
+        <w:tblLook w:val="04A0" w:firstRow="1" w:lastRow="0" w:firstColumn="1" w:lastColumn="0" w:noHBand="0" w:noVBand="1"/>
+      </w:tblPr>
+      <w:tblGrid>
+        <w:gridCol w:w="7428"/>
+        <w:gridCol w:w="431"/>
+      </w:tblGrid>
+      <w:tr>
+        <w:trPr>
+          <w:trHeight w:val="330"/>
+        </w:trPr>
+        <w:tc>
+          <w:tcPr>
+            <w:tcW w:w="7428" w:type="dxa"/>
+            <w:vAlign w:val="center"/>
+          </w:tcPr>
+          <w:p>
+            <w:pPr>
+              <w:pStyle w:val="MDPI31text"/>
+              <w:wordWrap w:val="0"/>
+              <w:ind w:left="0" w:firstLine="0"/>
+              <w:jc w:val="right"/>
+              <w:rPr>
+                <w:rFonts w:eastAsiaTheme="minorEastAsia" w:hint="eastAsia"/>
+                <w:i/>
+                <w:lang w:eastAsia="zh-CN"/>
+              </w:rPr>
+            </w:pPr>
+            <m:oMathPara>
+              <m:oMath>
+                <m:r>
+                  <w:rPr>
+                    <w:rFonts w:ascii="Cambria Math" w:eastAsiaTheme="minorEastAsia" w:hAnsi="Cambria Math"/>
+                    <w:lang w:eastAsia="zh-CN"/>
+                  </w:rPr>
+                  <m:t>Recall</m:t>
+                </m:r>
+                <m:r>
+                  <w:rPr>
+                    <w:rFonts w:ascii="Cambria Math" w:eastAsiaTheme="minorEastAsia" w:hAnsi="Cambria Math"/>
+                    <w:lang w:eastAsia="zh-CN"/>
+                  </w:rPr>
+                  <m:t>=</m:t>
+                </m:r>
+                <m:f>
+                  <m:fPr>
+                    <m:ctrlPr>
+                      <w:rPr>
+                        <w:rFonts w:ascii="Cambria Math" w:eastAsiaTheme="minorEastAsia" w:hAnsi="Cambria Math"/>
+                        <w:i/>
+                        <w:lang w:eastAsia="zh-CN"/>
+                      </w:rPr>
+                    </m:ctrlPr>
+                  </m:fPr>
+                  <m:num>
+                    <m:r>
+                      <w:rPr>
+                        <w:rFonts w:ascii="Cambria Math" w:eastAsiaTheme="minorEastAsia" w:hAnsi="Cambria Math"/>
+                        <w:lang w:eastAsia="zh-CN"/>
+                      </w:rPr>
+                      <m:t>TP</m:t>
+                    </m:r>
+                  </m:num>
+                  <m:den>
+                    <m:r>
+                      <w:rPr>
+                        <w:rFonts w:ascii="Cambria Math" w:eastAsiaTheme="minorEastAsia" w:hAnsi="Cambria Math"/>
+                        <w:lang w:eastAsia="zh-CN"/>
+                      </w:rPr>
+                      <m:t>TP+F</m:t>
+                    </m:r>
+                    <m:r>
+                      <w:rPr>
+                        <w:rFonts w:ascii="Cambria Math" w:eastAsiaTheme="minorEastAsia" w:hAnsi="Cambria Math"/>
+                        <w:lang w:eastAsia="zh-CN"/>
+                      </w:rPr>
+                      <m:t>N</m:t>
+                    </m:r>
+                  </m:den>
+                </m:f>
+              </m:oMath>
+            </m:oMathPara>
+          </w:p>
+        </w:tc>
+        <w:tc>
+          <w:tcPr>
+            <w:tcW w:w="431" w:type="dxa"/>
+            <w:vAlign w:val="center"/>
+          </w:tcPr>
+          <w:p>
+            <w:pPr>
+              <w:pStyle w:val="MDPI3aequationnumber"/>
+            </w:pPr>
+            <w:r>
+              <w:t>(</w:t>
+            </w:r>
+            <w:r>
+              <w:rPr>
+                <w:rFonts w:eastAsiaTheme="minorEastAsia" w:hint="eastAsia"/>
+                <w:lang w:eastAsia="zh-CN"/>
+              </w:rPr>
+              <w:t>5</w:t>
+            </w:r>
+            <w:r>
+              <w:rPr>
+                <w:rFonts w:eastAsiaTheme="minorEastAsia" w:hint="eastAsia"/>
+                <w:lang w:eastAsia="zh-CN"/>
+              </w:rPr>
+              <w:t>)</w:t>
+            </w:r>
+          </w:p>
+        </w:tc>
+      </w:tr>
+    </w:tbl>
+    <w:p>
+      <w:pPr>
+        <w:pStyle w:val="MDPI31text"/>
+        <w:rPr>
+          <w:rFonts w:eastAsiaTheme="minorEastAsia"/>
+          <w:lang w:eastAsia="zh-CN"/>
+        </w:rPr>
+      </w:pPr>
+      <w:r>
+        <w:rPr>
+          <w:rFonts w:eastAsiaTheme="minorEastAsia"/>
+          <w:lang w:eastAsia="zh-CN"/>
+        </w:rPr>
+        <w:t>where</w:t>
+      </w:r>
+      <m:oMath>
+        <m:r>
+          <w:rPr>
+            <w:rFonts w:ascii="Cambria Math" w:eastAsiaTheme="minorEastAsia" w:hAnsi="Cambria Math"/>
+            <w:lang w:eastAsia="zh-CN"/>
+          </w:rPr>
+          <m:t xml:space="preserve"> </m:t>
+        </m:r>
+        <m:r>
+          <w:rPr>
+            <w:rFonts w:ascii="Cambria Math" w:eastAsiaTheme="minorEastAsia" w:hAnsi="Cambria Math"/>
+            <w:lang w:eastAsia="zh-CN"/>
+          </w:rPr>
+          <m:t>FN</m:t>
+        </m:r>
+        <m:r>
+          <w:rPr>
+            <w:rFonts w:ascii="Cambria Math" w:eastAsiaTheme="minorEastAsia" w:hAnsi="Cambria Math"/>
+            <w:lang w:eastAsia="zh-CN"/>
+          </w:rPr>
+          <m:t xml:space="preserve"> </m:t>
+        </m:r>
+      </m:oMath>
+      <w:r>
+        <w:rPr>
+          <w:rFonts w:eastAsiaTheme="minorEastAsia"/>
+          <w:lang w:eastAsia="zh-CN"/>
+        </w:rPr>
+        <w:t xml:space="preserve">is the number of false </w:t>
+      </w:r>
+      <w:proofErr w:type="gramStart"/>
+      <w:r>
+        <w:rPr>
+          <w:rFonts w:eastAsiaTheme="minorEastAsia"/>
+          <w:lang w:eastAsia="zh-CN"/>
+        </w:rPr>
+        <w:t>negatives,</w:t>
+      </w:r>
+      <w:proofErr w:type="gramEnd"/>
+      <w:r>
+        <w:rPr>
+          <w:rFonts w:eastAsiaTheme="minorEastAsia"/>
+          <w:lang w:eastAsia="zh-CN"/>
+        </w:rPr>
+        <w:t xml:space="preserve"> representing the missed positive detections.</w:t>
+      </w:r>
+    </w:p>
+    <w:p>
+      <w:pPr>
+        <w:pStyle w:val="MDPI31text"/>
+        <w:rPr>
+          <w:rFonts w:eastAsiaTheme="minorEastAsia"/>
+          <w:lang w:eastAsia="zh-CN"/>
+        </w:rPr>
+      </w:pPr>
+      <w:r>
+        <w:rPr>
+          <w:rFonts w:eastAsiaTheme="minorEastAsia"/>
+          <w:lang w:eastAsia="zh-CN"/>
+        </w:rPr>
+        <w:t>Mean average precision (</w:t>
+      </w:r>
+      <w:proofErr w:type="spellStart"/>
+      <w:r>
+        <w:rPr>
+          <w:rFonts w:eastAsiaTheme="minorEastAsia"/>
+          <w:lang w:eastAsia="zh-CN"/>
+        </w:rPr>
+        <w:t>mAP</w:t>
+      </w:r>
+      <w:proofErr w:type="spellEnd"/>
+      <w:r>
+        <w:rPr>
+          <w:rFonts w:eastAsiaTheme="minorEastAsia"/>
+          <w:lang w:eastAsia="zh-CN"/>
+        </w:rPr>
+        <w:t xml:space="preserve">) is a composite metric that synthesizes the precision at various recall levels. It is particularly useful for evaluating the performance of models in tasks with multi-class detection. The calculation of </w:t>
+      </w:r>
+      <w:proofErr w:type="spellStart"/>
+      <w:r>
+        <w:rPr>
+          <w:rFonts w:eastAsiaTheme="minorEastAsia"/>
+          <w:lang w:eastAsia="zh-CN"/>
+        </w:rPr>
+        <w:t>mAP</w:t>
+      </w:r>
+      <w:proofErr w:type="spellEnd"/>
+      <w:r>
+        <w:rPr>
+          <w:rFonts w:eastAsiaTheme="minorEastAsia"/>
+          <w:lang w:eastAsia="zh-CN"/>
+        </w:rPr>
+        <w:t xml:space="preserve"> involves integrating the precision-recall curve for each class and averaging the results across all classes. The formula for </w:t>
+      </w:r>
+      <w:proofErr w:type="spellStart"/>
+      <w:r>
+        <w:rPr>
+          <w:rFonts w:eastAsiaTheme="minorEastAsia"/>
+          <w:lang w:eastAsia="zh-CN"/>
+        </w:rPr>
+        <w:t>mAP</w:t>
+      </w:r>
+      <w:proofErr w:type="spellEnd"/>
+      <w:r>
+        <w:rPr>
+          <w:rFonts w:eastAsiaTheme="minorEastAsia"/>
+          <w:lang w:eastAsia="zh-CN"/>
+        </w:rPr>
+        <w:t xml:space="preserve"> is expressed as:</w:t>
+      </w:r>
+    </w:p>
+    <w:tbl>
+      <w:tblPr>
+        <w:tblW w:w="7859" w:type="dxa"/>
+        <w:tblInd w:w="2608" w:type="dxa"/>
+        <w:tblCellMar>
+          <w:left w:w="0" w:type="dxa"/>
+          <w:right w:w="0" w:type="dxa"/>
+        </w:tblCellMar>
+        <w:tblLook w:val="04A0" w:firstRow="1" w:lastRow="0" w:firstColumn="1" w:lastColumn="0" w:noHBand="0" w:noVBand="1"/>
+      </w:tblPr>
+      <w:tblGrid>
+        <w:gridCol w:w="7428"/>
+        <w:gridCol w:w="431"/>
+      </w:tblGrid>
+      <w:tr>
+        <w:trPr>
+          <w:trHeight w:val="330"/>
+        </w:trPr>
+        <w:tc>
+          <w:tcPr>
+            <w:tcW w:w="7428" w:type="dxa"/>
+            <w:vAlign w:val="center"/>
+          </w:tcPr>
+          <w:p>
+            <w:pPr>
+              <w:pStyle w:val="MDPI31text"/>
+              <w:wordWrap w:val="0"/>
+              <w:ind w:left="0" w:firstLine="0"/>
+              <w:jc w:val="right"/>
+              <w:rPr>
+                <w:rFonts w:eastAsiaTheme="minorEastAsia" w:hint="eastAsia"/>
+                <w:i/>
+                <w:lang w:eastAsia="zh-CN"/>
+              </w:rPr>
+            </w:pPr>
+            <m:oMathPara>
+              <m:oMath>
+                <m:r>
+                  <w:rPr>
+                    <w:rFonts w:ascii="Cambria Math" w:eastAsiaTheme="minorEastAsia" w:hAnsi="Cambria Math"/>
+                    <w:lang w:eastAsia="zh-CN"/>
+                  </w:rPr>
+                  <m:t>mAP</m:t>
+                </m:r>
+                <m:r>
+                  <w:rPr>
+                    <w:rFonts w:ascii="Cambria Math" w:eastAsiaTheme="minorEastAsia" w:hAnsi="Cambria Math"/>
+                    <w:lang w:eastAsia="zh-CN"/>
+                  </w:rPr>
+                  <m:t>=</m:t>
+                </m:r>
+                <m:f>
+                  <m:fPr>
+                    <m:ctrlPr>
+                      <w:rPr>
+                        <w:rFonts w:ascii="Cambria Math" w:eastAsiaTheme="minorEastAsia" w:hAnsi="Cambria Math"/>
+                        <w:i/>
+                        <w:lang w:eastAsia="zh-CN"/>
+                      </w:rPr>
+                    </m:ctrlPr>
+                  </m:fPr>
+                  <m:num>
+                    <m:r>
+                      <w:rPr>
+                        <w:rFonts w:ascii="Cambria Math" w:eastAsiaTheme="minorEastAsia" w:hAnsi="Cambria Math"/>
+                        <w:lang w:eastAsia="zh-CN"/>
+                      </w:rPr>
+                      <m:t>1</m:t>
+                    </m:r>
+                  </m:num>
+                  <m:den>
+                    <m:r>
+                      <w:rPr>
+                        <w:rFonts w:ascii="Cambria Math" w:eastAsiaTheme="minorEastAsia" w:hAnsi="Cambria Math"/>
+                        <w:lang w:eastAsia="zh-CN"/>
+                      </w:rPr>
+                      <m:t>N</m:t>
+                    </m:r>
+                  </m:den>
+                </m:f>
+                <m:nary>
+                  <m:naryPr>
+                    <m:chr m:val="∑"/>
+                    <m:limLoc m:val="undOvr"/>
+                    <m:ctrlPr>
+                      <w:rPr>
+                        <w:rFonts w:ascii="Cambria Math" w:eastAsiaTheme="minorEastAsia" w:hAnsi="Cambria Math"/>
+                        <w:i/>
+                        <w:lang w:eastAsia="zh-CN"/>
+                      </w:rPr>
+                    </m:ctrlPr>
+                  </m:naryPr>
+                  <m:sub>
+                    <m:r>
+                      <w:rPr>
+                        <w:rFonts w:ascii="Cambria Math" w:eastAsiaTheme="minorEastAsia" w:hAnsi="Cambria Math"/>
+                        <w:lang w:eastAsia="zh-CN"/>
+                      </w:rPr>
+                      <m:t>i=1</m:t>
+                    </m:r>
+                  </m:sub>
+                  <m:sup>
+                    <m:r>
+                      <w:rPr>
+                        <w:rFonts w:ascii="Cambria Math" w:eastAsiaTheme="minorEastAsia" w:hAnsi="Cambria Math"/>
+                        <w:lang w:eastAsia="zh-CN"/>
+                      </w:rPr>
+                      <m:t>n</m:t>
+                    </m:r>
+                  </m:sup>
+                  <m:e>
+                    <m:sSub>
+                      <m:sSubPr>
+                        <m:ctrlPr>
+                          <w:rPr>
+                            <w:rFonts w:ascii="Cambria Math" w:eastAsiaTheme="minorEastAsia" w:hAnsi="Cambria Math"/>
+                            <w:i/>
+                            <w:lang w:eastAsia="zh-CN"/>
+                          </w:rPr>
+                        </m:ctrlPr>
+                      </m:sSubPr>
+                      <m:e>
+                        <m:r>
+                          <w:rPr>
+                            <w:rFonts w:ascii="Cambria Math" w:eastAsiaTheme="minorEastAsia" w:hAnsi="Cambria Math"/>
+                            <w:lang w:eastAsia="zh-CN"/>
+                          </w:rPr>
+                          <m:t>AP</m:t>
+                        </m:r>
+                      </m:e>
+                      <m:sub>
+                        <m:r>
+                          <w:rPr>
+                            <w:rFonts w:ascii="Cambria Math" w:eastAsiaTheme="minorEastAsia" w:hAnsi="Cambria Math"/>
+                            <w:lang w:eastAsia="zh-CN"/>
+                          </w:rPr>
+                          <m:t>i</m:t>
+                        </m:r>
+                      </m:sub>
+                    </m:sSub>
+                  </m:e>
+                </m:nary>
+              </m:oMath>
+            </m:oMathPara>
+          </w:p>
+        </w:tc>
+        <w:tc>
+          <w:tcPr>
+            <w:tcW w:w="431" w:type="dxa"/>
+            <w:vAlign w:val="center"/>
+          </w:tcPr>
+          <w:p>
+            <w:pPr>
+              <w:pStyle w:val="MDPI3aequationnumber"/>
+            </w:pPr>
+            <w:r>
+              <w:t>(</w:t>
+            </w:r>
+            <w:r>
+              <w:rPr>
+                <w:rFonts w:eastAsiaTheme="minorEastAsia" w:hint="eastAsia"/>
+                <w:lang w:eastAsia="zh-CN"/>
+              </w:rPr>
+              <w:t>6</w:t>
+            </w:r>
+            <w:r>
+              <w:rPr>
+                <w:rFonts w:eastAsiaTheme="minorEastAsia" w:hint="eastAsia"/>
+                <w:lang w:eastAsia="zh-CN"/>
+              </w:rPr>
+              <w:t>)</w:t>
+            </w:r>
+          </w:p>
+        </w:tc>
+      </w:tr>
+    </w:tbl>
+    <w:p>
+      <w:pPr>
+        <w:pStyle w:val="MDPI31text"/>
+        <w:rPr>
+          <w:rFonts w:eastAsiaTheme="minorEastAsia"/>
+          <w:lang w:eastAsia="zh-CN"/>
+        </w:rPr>
+      </w:pPr>
+      <w:r>
+        <w:rPr>
+          <w:rFonts w:eastAsiaTheme="minorEastAsia"/>
+          <w:lang w:eastAsia="zh-CN"/>
+        </w:rPr>
+        <w:t>where</w:t>
+      </w:r>
+      <m:oMath>
+        <m:r>
+          <w:rPr>
+            <w:rFonts w:ascii="Cambria Math" w:eastAsiaTheme="minorEastAsia" w:hAnsi="Cambria Math"/>
+            <w:lang w:eastAsia="zh-CN"/>
+          </w:rPr>
+          <m:t xml:space="preserve"> </m:t>
+        </m:r>
+        <m:sSub>
+          <m:sSubPr>
+            <m:ctrlPr>
+              <w:rPr>
+                <w:rFonts w:ascii="Cambria Math" w:eastAsiaTheme="minorEastAsia" w:hAnsi="Cambria Math"/>
+                <w:i/>
+                <w:lang w:eastAsia="zh-CN"/>
+              </w:rPr>
+            </m:ctrlPr>
+          </m:sSubPr>
+          <m:e>
+            <m:r>
+              <w:rPr>
+                <w:rFonts w:ascii="Cambria Math" w:eastAsiaTheme="minorEastAsia" w:hAnsi="Cambria Math"/>
+                <w:lang w:eastAsia="zh-CN"/>
+              </w:rPr>
+              <m:t>AP</m:t>
+            </m:r>
+          </m:e>
+          <m:sub>
+            <m:r>
+              <w:rPr>
+                <w:rFonts w:ascii="Cambria Math" w:eastAsiaTheme="minorEastAsia" w:hAnsi="Cambria Math"/>
+                <w:lang w:eastAsia="zh-CN"/>
+              </w:rPr>
+              <m:t>i</m:t>
+            </m:r>
+          </m:sub>
+        </m:sSub>
+        <m:r>
+          <w:rPr>
+            <w:rFonts w:ascii="Cambria Math" w:eastAsiaTheme="minorEastAsia" w:hAnsi="Cambria Math"/>
+            <w:lang w:eastAsia="zh-CN"/>
+          </w:rPr>
+          <m:t xml:space="preserve"> </m:t>
+        </m:r>
+      </m:oMath>
+      <w:r>
+        <w:rPr>
+          <w:rFonts w:eastAsiaTheme="minorEastAsia"/>
+          <w:lang w:eastAsia="zh-CN"/>
+        </w:rPr>
+        <w:t>is the average precision of the</w:t>
+      </w:r>
+      <m:oMath>
+        <m:r>
+          <w:rPr>
+            <w:rFonts w:ascii="Cambria Math" w:eastAsiaTheme="minorEastAsia" w:hAnsi="Cambria Math"/>
+            <w:lang w:eastAsia="zh-CN"/>
+          </w:rPr>
+          <m:t xml:space="preserve"> </m:t>
+        </m:r>
+        <m:r>
+          <w:rPr>
+            <w:rFonts w:ascii="Cambria Math" w:eastAsiaTheme="minorEastAsia" w:hAnsi="Cambria Math"/>
+            <w:lang w:eastAsia="zh-CN"/>
+          </w:rPr>
+          <m:t>i</m:t>
+        </m:r>
+      </m:oMath>
+      <w:r>
+        <w:rPr>
+          <w:rFonts w:eastAsiaTheme="minorEastAsia"/>
+          <w:lang w:eastAsia="zh-CN"/>
+        </w:rPr>
+        <w:t>-th class, and</w:t>
+      </w:r>
+      <m:oMath>
+        <m:r>
+          <w:rPr>
+            <w:rFonts w:ascii="Cambria Math" w:eastAsiaTheme="minorEastAsia" w:hAnsi="Cambria Math"/>
+            <w:lang w:eastAsia="zh-CN"/>
+          </w:rPr>
+          <m:t xml:space="preserve"> </m:t>
+        </m:r>
+        <m:r>
+          <w:rPr>
+            <w:rFonts w:ascii="Cambria Math" w:eastAsiaTheme="minorEastAsia" w:hAnsi="Cambria Math"/>
+            <w:lang w:eastAsia="zh-CN"/>
+          </w:rPr>
+          <m:t>N</m:t>
+        </m:r>
+        <m:r>
+          <w:rPr>
+            <w:rFonts w:ascii="Cambria Math" w:eastAsiaTheme="minorEastAsia" w:hAnsi="Cambria Math"/>
+            <w:lang w:eastAsia="zh-CN"/>
+          </w:rPr>
+          <m:t xml:space="preserve"> </m:t>
+        </m:r>
+      </m:oMath>
+      <w:r>
+        <w:rPr>
+          <w:rFonts w:eastAsiaTheme="minorEastAsia"/>
+          <w:lang w:eastAsia="zh-CN"/>
+        </w:rPr>
+        <w:t>is the total number of classes in the dataset.</w:t>
+      </w:r>
+    </w:p>
+    <w:p>
+      <w:pPr>
+        <w:pStyle w:val="MDPI31text"/>
+        <w:rPr>
+          <w:rFonts w:eastAsiaTheme="minorEastAsia"/>
+          <w:lang w:eastAsia="zh-CN"/>
+        </w:rPr>
+      </w:pPr>
+      <w:r>
+        <w:rPr>
+          <w:rFonts w:eastAsiaTheme="minorEastAsia"/>
+          <w:lang w:eastAsia="zh-CN"/>
+        </w:rPr>
+        <w:t xml:space="preserve">The F1-score is the harmonic </w:t>
+      </w:r>
+      <w:proofErr w:type="gramStart"/>
+      <w:r>
+        <w:rPr>
+          <w:rFonts w:eastAsiaTheme="minorEastAsia"/>
+          <w:lang w:eastAsia="zh-CN"/>
+        </w:rPr>
+        <w:t>mean</w:t>
+      </w:r>
+      <w:proofErr w:type="gramEnd"/>
+      <w:r>
+        <w:rPr>
+          <w:rFonts w:eastAsiaTheme="minorEastAsia"/>
+          <w:lang w:eastAsia="zh-CN"/>
+        </w:rPr>
+        <w:t xml:space="preserve"> of precision and recall, providing a balanced measure between the two metrics. It is especially useful when there is an imbalance between precision and recall. The F1-score is calculated as:</w:t>
+      </w:r>
+    </w:p>
+    <w:tbl>
+      <w:tblPr>
+        <w:tblW w:w="7859" w:type="dxa"/>
+        <w:tblInd w:w="2608" w:type="dxa"/>
+        <w:tblCellMar>
+          <w:left w:w="0" w:type="dxa"/>
+          <w:right w:w="0" w:type="dxa"/>
+        </w:tblCellMar>
+        <w:tblLook w:val="04A0" w:firstRow="1" w:lastRow="0" w:firstColumn="1" w:lastColumn="0" w:noHBand="0" w:noVBand="1"/>
+      </w:tblPr>
+      <w:tblGrid>
+        <w:gridCol w:w="7428"/>
+        <w:gridCol w:w="431"/>
+      </w:tblGrid>
+      <w:tr>
+        <w:trPr>
+          <w:trHeight w:val="330"/>
+        </w:trPr>
+        <w:tc>
+          <w:tcPr>
+            <w:tcW w:w="7428" w:type="dxa"/>
+            <w:vAlign w:val="center"/>
+          </w:tcPr>
+          <w:p>
+            <w:pPr>
+              <w:pStyle w:val="MDPI31text"/>
+              <w:wordWrap w:val="0"/>
+              <w:ind w:left="0" w:firstLine="0"/>
+              <w:jc w:val="right"/>
+              <w:rPr>
+                <w:rFonts w:eastAsiaTheme="minorEastAsia" w:hint="eastAsia"/>
+                <w:i/>
+                <w:lang w:eastAsia="zh-CN"/>
+              </w:rPr>
+            </w:pPr>
+            <m:oMathPara>
+              <m:oMath>
+                <m:r>
+                  <w:rPr>
+                    <w:rFonts w:ascii="Cambria Math" w:eastAsiaTheme="minorEastAsia" w:hAnsi="Cambria Math"/>
+                    <w:lang w:eastAsia="zh-CN"/>
+                  </w:rPr>
+                  <m:t>F1</m:t>
+                </m:r>
+                <m:r>
+                  <w:rPr>
+                    <w:rFonts w:ascii="Cambria Math" w:eastAsiaTheme="minorEastAsia" w:hAnsi="Cambria Math"/>
+                    <w:lang w:eastAsia="zh-CN"/>
+                  </w:rPr>
+                  <m:t>=</m:t>
+                </m:r>
+                <m:r>
+                  <w:rPr>
+                    <w:rFonts w:ascii="Cambria Math" w:eastAsiaTheme="minorEastAsia" w:hAnsi="Cambria Math"/>
+                    <w:lang w:eastAsia="zh-CN"/>
+                  </w:rPr>
+                  <m:t>2×</m:t>
+                </m:r>
+                <m:f>
+                  <m:fPr>
+                    <m:ctrlPr>
+                      <w:rPr>
+                        <w:rFonts w:ascii="Cambria Math" w:eastAsiaTheme="minorEastAsia" w:hAnsi="Cambria Math"/>
+                        <w:i/>
+                        <w:lang w:eastAsia="zh-CN"/>
+                      </w:rPr>
+                    </m:ctrlPr>
+                  </m:fPr>
+                  <m:num>
+                    <m:r>
+                      <w:rPr>
+                        <w:rFonts w:ascii="Cambria Math" w:eastAsiaTheme="minorEastAsia" w:hAnsi="Cambria Math"/>
+                        <w:lang w:eastAsia="zh-CN"/>
+                      </w:rPr>
+                      <m:t>Precision×Recall</m:t>
+                    </m:r>
+                  </m:num>
+                  <m:den>
+                    <m:r>
+                      <w:rPr>
+                        <w:rFonts w:ascii="Cambria Math" w:eastAsiaTheme="minorEastAsia" w:hAnsi="Cambria Math"/>
+                        <w:lang w:eastAsia="zh-CN"/>
+                      </w:rPr>
+                      <m:t>Precision+Recall</m:t>
+                    </m:r>
+                  </m:den>
+                </m:f>
+              </m:oMath>
+            </m:oMathPara>
+          </w:p>
+        </w:tc>
+        <w:tc>
+          <w:tcPr>
+            <w:tcW w:w="431" w:type="dxa"/>
+            <w:vAlign w:val="center"/>
+          </w:tcPr>
+          <w:p>
+            <w:pPr>
+              <w:pStyle w:val="MDPI3aequationnumber"/>
+            </w:pPr>
+            <w:r>
+              <w:t>(</w:t>
+            </w:r>
+            <w:r>
+              <w:rPr>
+                <w:rFonts w:eastAsiaTheme="minorEastAsia" w:hint="eastAsia"/>
+                <w:lang w:eastAsia="zh-CN"/>
+              </w:rPr>
+              <w:t>7</w:t>
+            </w:r>
+            <w:r>
+              <w:rPr>
+                <w:rFonts w:eastAsiaTheme="minorEastAsia" w:hint="eastAsia"/>
+                <w:lang w:eastAsia="zh-CN"/>
+              </w:rPr>
+              <w:t>)</w:t>
+            </w:r>
+          </w:p>
+        </w:tc>
+      </w:tr>
+    </w:tbl>
+    <w:p>
+      <w:pPr>
+        <w:pStyle w:val="MDPI31text"/>
+        <w:rPr>
+          <w:rFonts w:eastAsiaTheme="minorEastAsia"/>
+          <w:lang w:eastAsia="zh-CN"/>
+        </w:rPr>
+      </w:pPr>
+      <w:r>
+        <w:rPr>
+          <w:rFonts w:eastAsiaTheme="minorEastAsia"/>
+          <w:lang w:eastAsia="zh-CN"/>
+        </w:rPr>
+        <w:t>A higher F1-score reflects a better trade-off between precision and recall, which is crucial when both false positives and false negatives have significant consequences.</w:t>
+      </w:r>
+    </w:p>
+    <w:p>
+      <w:pPr>
+        <w:pStyle w:val="MDPI31text"/>
+        <w:rPr>
+          <w:rFonts w:eastAsiaTheme="minorEastAsia"/>
+          <w:lang w:eastAsia="zh-CN"/>
+        </w:rPr>
+      </w:pPr>
+      <w:r>
+        <w:rPr>
+          <w:rFonts w:eastAsiaTheme="minorEastAsia"/>
+          <w:lang w:eastAsia="zh-CN"/>
+        </w:rPr>
+        <w:t>AUC-ROC evaluates the overall performance of a detection model across various classification thresholds. The ROC curve plots the true positive rate (TPR) against the false positive rate (FPR) at different thresholds, and the AUC (Area Under the Curve) measures the area under this curve. A higher AUC indicates that the model is better at distinguishing between positive and negative samples. The AUC is calculated as:</w:t>
+      </w:r>
+    </w:p>
+    <w:tbl>
+      <w:tblPr>
+        <w:tblW w:w="7859" w:type="dxa"/>
+        <w:tblInd w:w="2608" w:type="dxa"/>
+        <w:tblCellMar>
+          <w:left w:w="0" w:type="dxa"/>
+          <w:right w:w="0" w:type="dxa"/>
+        </w:tblCellMar>
+        <w:tblLook w:val="04A0" w:firstRow="1" w:lastRow="0" w:firstColumn="1" w:lastColumn="0" w:noHBand="0" w:noVBand="1"/>
+      </w:tblPr>
+      <w:tblGrid>
+        <w:gridCol w:w="7428"/>
+        <w:gridCol w:w="431"/>
+      </w:tblGrid>
+      <w:tr>
+        <w:trPr>
+          <w:trHeight w:val="330"/>
+        </w:trPr>
+        <w:tc>
+          <w:tcPr>
+            <w:tcW w:w="7428" w:type="dxa"/>
+            <w:vAlign w:val="center"/>
+          </w:tcPr>
+          <w:p>
+            <w:pPr>
+              <w:pStyle w:val="MDPI31text"/>
+              <w:wordWrap w:val="0"/>
+              <w:ind w:left="0" w:firstLine="0"/>
+              <w:jc w:val="right"/>
+              <w:rPr>
+                <w:rFonts w:eastAsiaTheme="minorEastAsia" w:hint="eastAsia"/>
+                <w:i/>
+                <w:lang w:eastAsia="zh-CN"/>
+              </w:rPr>
+            </w:pPr>
+            <m:oMathPara>
+              <m:oMath>
+                <m:r>
+                  <w:rPr>
+                    <w:rFonts w:ascii="Cambria Math" w:eastAsiaTheme="minorEastAsia" w:hAnsi="Cambria Math"/>
+                    <w:lang w:eastAsia="zh-CN"/>
+                  </w:rPr>
+                  <m:t>AUC</m:t>
+                </m:r>
+                <m:r>
+                  <w:rPr>
+                    <w:rFonts w:ascii="Cambria Math" w:eastAsiaTheme="minorEastAsia" w:hAnsi="Cambria Math"/>
+                    <w:lang w:eastAsia="zh-CN"/>
+                  </w:rPr>
+                  <m:t>=</m:t>
+                </m:r>
+                <m:nary>
+                  <m:naryPr>
+                    <m:limLoc m:val="subSup"/>
+                    <m:ctrlPr>
+                      <w:rPr>
+                        <w:rFonts w:ascii="Cambria Math" w:eastAsiaTheme="minorEastAsia" w:hAnsi="Cambria Math"/>
+                        <w:i/>
+                        <w:lang w:eastAsia="zh-CN"/>
+                      </w:rPr>
+                    </m:ctrlPr>
+                  </m:naryPr>
+                  <m:sub>
+                    <m:r>
+                      <w:rPr>
+                        <w:rFonts w:ascii="Cambria Math" w:eastAsiaTheme="minorEastAsia" w:hAnsi="Cambria Math"/>
+                        <w:lang w:eastAsia="zh-CN"/>
+                      </w:rPr>
+                      <m:t>0</m:t>
+                    </m:r>
+                  </m:sub>
+                  <m:sup>
+                    <m:r>
+                      <w:rPr>
+                        <w:rFonts w:ascii="Cambria Math" w:eastAsiaTheme="minorEastAsia" w:hAnsi="Cambria Math"/>
+                        <w:lang w:eastAsia="zh-CN"/>
+                      </w:rPr>
+                      <m:t>1</m:t>
+                    </m:r>
+                  </m:sup>
+                  <m:e>
+                    <m:r>
+                      <w:rPr>
+                        <w:rFonts w:ascii="Cambria Math" w:eastAsiaTheme="minorEastAsia" w:hAnsi="Cambria Math"/>
+                        <w:lang w:eastAsia="zh-CN"/>
+                      </w:rPr>
+                      <m:t>TPR</m:t>
+                    </m:r>
+                  </m:e>
+                </m:nary>
+                <m:r>
+                  <w:rPr>
+                    <w:rFonts w:ascii="Cambria Math" w:eastAsiaTheme="minorEastAsia" w:hAnsi="Cambria Math"/>
+                    <w:lang w:eastAsia="zh-CN"/>
+                  </w:rPr>
+                  <m:t>(</m:t>
+                </m:r>
+                <m:sSup>
+                  <m:sSupPr>
+                    <m:ctrlPr>
+                      <w:rPr>
+                        <w:rFonts w:ascii="Cambria Math" w:eastAsiaTheme="minorEastAsia" w:hAnsi="Cambria Math"/>
+                        <w:i/>
+                        <w:lang w:eastAsia="zh-CN"/>
+                      </w:rPr>
+                    </m:ctrlPr>
+                  </m:sSupPr>
+                  <m:e>
+                    <m:r>
+                      <w:rPr>
+                        <w:rFonts w:ascii="Cambria Math" w:eastAsiaTheme="minorEastAsia" w:hAnsi="Cambria Math"/>
+                        <w:lang w:eastAsia="zh-CN"/>
+                      </w:rPr>
+                      <m:t>FPR</m:t>
+                    </m:r>
+                  </m:e>
+                  <m:sup>
+                    <m:r>
+                      <w:rPr>
+                        <w:rFonts w:ascii="Cambria Math" w:eastAsiaTheme="minorEastAsia" w:hAnsi="Cambria Math"/>
+                        <w:lang w:eastAsia="zh-CN"/>
+                      </w:rPr>
+                      <m:t>-1</m:t>
+                    </m:r>
+                  </m:sup>
+                </m:sSup>
+                <m:r>
+                  <w:rPr>
+                    <w:rFonts w:ascii="Cambria Math" w:eastAsiaTheme="minorEastAsia" w:hAnsi="Cambria Math"/>
+                    <w:lang w:eastAsia="zh-CN"/>
+                  </w:rPr>
+                  <m:t>(x))</m:t>
+                </m:r>
+                <m:box>
+                  <m:boxPr>
+                    <m:diff m:val="1"/>
+                    <m:ctrlPr>
+                      <w:rPr>
+                        <w:rFonts w:ascii="Cambria Math" w:eastAsiaTheme="minorEastAsia" w:hAnsi="Cambria Math"/>
+                        <w:i/>
+                        <w:lang w:eastAsia="zh-CN"/>
+                      </w:rPr>
+                    </m:ctrlPr>
+                  </m:boxPr>
+                  <m:e>
+                    <m:r>
+                      <w:rPr>
+                        <w:rFonts w:ascii="Cambria Math" w:hAnsi="Cambria Math"/>
+                      </w:rPr>
+                      <m:t>dx</m:t>
+                    </m:r>
+                  </m:e>
+                </m:box>
+              </m:oMath>
+            </m:oMathPara>
+          </w:p>
+        </w:tc>
+        <w:tc>
+          <w:tcPr>
+            <w:tcW w:w="431" w:type="dxa"/>
+            <w:vAlign w:val="center"/>
+          </w:tcPr>
+          <w:p>
+            <w:pPr>
+              <w:pStyle w:val="MDPI3aequationnumber"/>
+            </w:pPr>
+            <w:r>
+              <w:t>(</w:t>
+            </w:r>
+            <w:r>
+              <w:rPr>
+                <w:rFonts w:eastAsiaTheme="minorEastAsia" w:hint="eastAsia"/>
+                <w:lang w:eastAsia="zh-CN"/>
+              </w:rPr>
+              <w:t>8</w:t>
+            </w:r>
+            <w:r>
+              <w:rPr>
+                <w:rFonts w:eastAsiaTheme="minorEastAsia" w:hint="eastAsia"/>
+                <w:lang w:eastAsia="zh-CN"/>
+              </w:rPr>
+              <w:t>)</w:t>
+            </w:r>
+          </w:p>
+        </w:tc>
+      </w:tr>
+    </w:tbl>
+    <w:p>
+      <w:pPr>
+        <w:pStyle w:val="MDPI31text"/>
+        <w:rPr>
+          <w:rFonts w:eastAsiaTheme="minorEastAsia"/>
+          <w:lang w:eastAsia="zh-CN"/>
+        </w:rPr>
+      </w:pPr>
+      <w:r>
+        <w:rPr>
+          <w:rFonts w:eastAsiaTheme="minorEastAsia"/>
+          <w:lang w:eastAsia="zh-CN"/>
+        </w:rPr>
+        <w:t>where TPR is the true positive rate and FPR is the false positive rate.</w:t>
+      </w:r>
+    </w:p>
+    <w:p>
+      <w:pPr>
+        <w:pStyle w:val="MDPI31text"/>
+        <w:rPr>
+          <w:rFonts w:eastAsiaTheme="minorEastAsia"/>
+          <w:lang w:eastAsia="zh-CN"/>
+        </w:rPr>
+      </w:pPr>
+      <w:r>
+        <w:rPr>
+          <w:rFonts w:eastAsiaTheme="minorEastAsia"/>
+          <w:lang w:eastAsia="zh-CN"/>
+        </w:rPr>
+        <w:t xml:space="preserve">These evaluation metrics provide a holistic view of model performance across multiple dimensions. Precision and recall individually reflect the model's ability to minimize false positives and false negatives, while </w:t>
+      </w:r>
+      <w:proofErr w:type="spellStart"/>
+      <w:r>
+        <w:rPr>
+          <w:rFonts w:eastAsiaTheme="minorEastAsia"/>
+          <w:lang w:eastAsia="zh-CN"/>
+        </w:rPr>
+        <w:t>mAP</w:t>
+      </w:r>
+      <w:proofErr w:type="spellEnd"/>
+      <w:r>
+        <w:rPr>
+          <w:rFonts w:eastAsiaTheme="minorEastAsia"/>
+          <w:lang w:eastAsia="zh-CN"/>
+        </w:rPr>
+        <w:t xml:space="preserve"> and F1-score help evaluate its accuracy and robustness in multi-class scenarios. AUC-ROC, on the other hand, gives insight into the </w:t>
+      </w:r>
+      <w:r>
+        <w:rPr>
+          <w:rFonts w:eastAsiaTheme="minorEastAsia"/>
+          <w:lang w:eastAsia="zh-CN"/>
+        </w:rPr>
+        <w:lastRenderedPageBreak/>
+        <w:t>model's generalization ability across different classification thresholds. Collectively, these indicators help assess the trade-offs between detection performance, computational complexity, and real-world application requirements.</w:t>
+      </w:r>
+    </w:p>
+    <w:p>
+      <w:pPr>
+        <w:pStyle w:val="MDPI22heading2"/>
+        <w:numPr>
+          <w:ilvl w:val="1"/>
+          <w:numId w:val="21"/>
+        </w:numPr>
+        <w:spacing w:before="240"/>
+        <w:rPr>
+          <w:rFonts w:eastAsiaTheme="minorEastAsia"/>
+          <w:noProof w:val="0"/>
+          <w:lang w:eastAsia="zh-CN"/>
+        </w:rPr>
+      </w:pPr>
+      <w:r>
+        <w:rPr>
+          <w:noProof w:val="0"/>
+        </w:rPr>
+        <w:t xml:space="preserve">Training and Prediction of </w:t>
+      </w:r>
+      <w:r>
+        <w:rPr>
+          <w:rFonts w:hint="eastAsia"/>
+          <w:noProof w:val="0"/>
+        </w:rPr>
+        <w:t>BGL-</w:t>
+      </w:r>
+      <w:r>
+        <w:rPr>
+          <w:noProof w:val="0"/>
+        </w:rPr>
+        <w:t>YOLO11</w:t>
+      </w:r>
+    </w:p>
+    <w:p>
+      <w:pPr>
+        <w:pStyle w:val="MDPI31text"/>
+        <w:rPr>
+          <w:rFonts w:eastAsiaTheme="minorEastAsia"/>
+          <w:lang w:eastAsia="zh-CN"/>
+        </w:rPr>
+      </w:pPr>
+    </w:p>
+    <w:p>
+      <w:pPr>
+        <w:pStyle w:val="MDPI31text"/>
+        <w:rPr>
+          <w:rFonts w:eastAsiaTheme="minorEastAsia"/>
+          <w:lang w:eastAsia="zh-CN"/>
+        </w:rPr>
+      </w:pPr>
+    </w:p>
+    <w:p>
+      <w:pPr>
+        <w:pStyle w:val="MDPI31text"/>
+        <w:rPr>
+          <w:rFonts w:eastAsiaTheme="minorEastAsia"/>
+          <w:lang w:eastAsia="zh-CN"/>
+        </w:rPr>
+      </w:pPr>
+    </w:p>
+    <w:tbl>
+      <w:tblPr>
+        <w:tblW w:w="7857" w:type="dxa"/>
+        <w:tblInd w:w="2608" w:type="dxa"/>
+        <w:tblBorders>
+          <w:top w:val="single" w:sz="8" w:space="0" w:color="auto"/>
+          <w:bottom w:val="single" w:sz="8" w:space="0" w:color="auto"/>
+        </w:tblBorders>
+        <w:tblLayout w:type="fixed"/>
+        <w:tblCellMar>
+          <w:left w:w="0" w:type="dxa"/>
+          <w:right w:w="0" w:type="dxa"/>
+        </w:tblCellMar>
+        <w:tblLook w:val="04A0" w:firstRow="1" w:lastRow="0" w:firstColumn="1" w:lastColumn="0" w:noHBand="0" w:noVBand="1"/>
+      </w:tblPr>
+      <w:tblGrid>
+        <w:gridCol w:w="1645"/>
+        <w:gridCol w:w="709"/>
+        <w:gridCol w:w="5503"/>
+      </w:tblGrid>
+      <w:tr>
+        <w:tc>
+          <w:tcPr>
+            <w:tcW w:w="1645" w:type="dxa"/>
+            <w:tcBorders>
+              <w:top w:val="single" w:sz="8" w:space="0" w:color="auto"/>
+              <w:bottom w:val="single" w:sz="4" w:space="0" w:color="auto"/>
+              <w:right w:val="nil"/>
+            </w:tcBorders>
+            <w:vAlign w:val="center"/>
+          </w:tcPr>
+          <w:p>
+            <w:pPr>
+              <w:pStyle w:val="MDPI42tablebody"/>
+              <w:spacing w:line="240" w:lineRule="auto"/>
+              <w:rPr>
+                <w:b/>
+                <w:snapToGrid/>
+              </w:rPr>
+            </w:pPr>
+            <w:r>
+              <w:rPr>
+                <w:b/>
+                <w:snapToGrid/>
+              </w:rPr>
+              <w:t>Hyperparameter</w:t>
+            </w:r>
+          </w:p>
+        </w:tc>
+        <w:tc>
+          <w:tcPr>
+            <w:tcW w:w="709" w:type="dxa"/>
+            <w:tcBorders>
+              <w:top w:val="single" w:sz="8" w:space="0" w:color="auto"/>
+              <w:left w:val="nil"/>
+              <w:bottom w:val="single" w:sz="4" w:space="0" w:color="auto"/>
+              <w:right w:val="nil"/>
+            </w:tcBorders>
+            <w:vAlign w:val="center"/>
+          </w:tcPr>
+          <w:p>
+            <w:pPr>
+              <w:pStyle w:val="MDPI42tablebody"/>
+              <w:spacing w:line="240" w:lineRule="auto"/>
+              <w:rPr>
+                <w:b/>
+                <w:snapToGrid/>
+              </w:rPr>
+            </w:pPr>
+            <w:r>
+              <w:rPr>
+                <w:b/>
+                <w:snapToGrid/>
+              </w:rPr>
+              <w:t>Value</w:t>
+            </w:r>
+          </w:p>
+        </w:tc>
+        <w:tc>
+          <w:tcPr>
+            <w:tcW w:w="5503" w:type="dxa"/>
+            <w:tcBorders>
+              <w:top w:val="single" w:sz="8" w:space="0" w:color="auto"/>
+              <w:left w:val="nil"/>
+              <w:bottom w:val="single" w:sz="4" w:space="0" w:color="auto"/>
+            </w:tcBorders>
+            <w:vAlign w:val="center"/>
+          </w:tcPr>
+          <w:p>
+            <w:pPr>
+              <w:pStyle w:val="MDPI42tablebody"/>
+              <w:spacing w:line="240" w:lineRule="auto"/>
+              <w:rPr>
+                <w:b/>
+                <w:snapToGrid/>
+              </w:rPr>
+            </w:pPr>
+            <w:r>
+              <w:rPr>
+                <w:b/>
+                <w:snapToGrid/>
+              </w:rPr>
+              <w:t>Description</w:t>
+            </w:r>
+          </w:p>
+        </w:tc>
+      </w:tr>
+      <w:tr>
+        <w:tc>
+          <w:tcPr>
+            <w:tcW w:w="1645" w:type="dxa"/>
+            <w:tcBorders>
+              <w:right w:val="nil"/>
+            </w:tcBorders>
+            <w:vAlign w:val="center"/>
+          </w:tcPr>
+          <w:p>
+            <w:pPr>
+              <w:pStyle w:val="MDPI42tablebody"/>
+              <w:spacing w:line="240" w:lineRule="auto"/>
+            </w:pPr>
+            <w:r>
+              <w:t>Batch Size</w:t>
+            </w:r>
+          </w:p>
+        </w:tc>
+        <w:tc>
+          <w:tcPr>
+            <w:tcW w:w="709" w:type="dxa"/>
+            <w:tcBorders>
+              <w:left w:val="nil"/>
+              <w:right w:val="nil"/>
+            </w:tcBorders>
+            <w:vAlign w:val="center"/>
+          </w:tcPr>
+          <w:p>
+            <w:pPr>
+              <w:pStyle w:val="MDPI42tablebody"/>
+              <w:spacing w:line="240" w:lineRule="auto"/>
+            </w:pPr>
+            <w:r>
+              <w:t>32</w:t>
+            </w:r>
+          </w:p>
+        </w:tc>
+        <w:tc>
+          <w:tcPr>
+            <w:tcW w:w="5503" w:type="dxa"/>
+            <w:tcBorders>
+              <w:left w:val="nil"/>
+            </w:tcBorders>
+            <w:vAlign w:val="center"/>
+          </w:tcPr>
+          <w:p>
+            <w:pPr>
+              <w:pStyle w:val="MDPI42tablebody"/>
+              <w:spacing w:line="240" w:lineRule="auto"/>
+            </w:pPr>
+            <w:r>
+              <w:t>The number of images processed in one iteration.</w:t>
+            </w:r>
+          </w:p>
+        </w:tc>
+      </w:tr>
+      <w:tr>
+        <w:tc>
+          <w:tcPr>
+            <w:tcW w:w="1645" w:type="dxa"/>
+            <w:tcBorders>
+              <w:right w:val="nil"/>
+            </w:tcBorders>
+            <w:vAlign w:val="center"/>
+          </w:tcPr>
+          <w:p>
+            <w:pPr>
+              <w:pStyle w:val="MDPI42tablebody"/>
+              <w:spacing w:line="240" w:lineRule="auto"/>
+            </w:pPr>
+            <w:r>
+              <w:t>Image Size</w:t>
+            </w:r>
+          </w:p>
+        </w:tc>
+        <w:tc>
+          <w:tcPr>
+            <w:tcW w:w="709" w:type="dxa"/>
+            <w:tcBorders>
+              <w:left w:val="nil"/>
+              <w:right w:val="nil"/>
+            </w:tcBorders>
+            <w:vAlign w:val="center"/>
+          </w:tcPr>
+          <w:p>
+            <w:pPr>
+              <w:pStyle w:val="MDPI42tablebody"/>
+              <w:spacing w:line="240" w:lineRule="auto"/>
+            </w:pPr>
+            <w:r>
+              <w:t>640</w:t>
+            </w:r>
+          </w:p>
+        </w:tc>
+        <w:tc>
+          <w:tcPr>
+            <w:tcW w:w="5503" w:type="dxa"/>
+            <w:tcBorders>
+              <w:left w:val="nil"/>
+            </w:tcBorders>
+            <w:vAlign w:val="center"/>
+          </w:tcPr>
+          <w:p>
+            <w:pPr>
+              <w:pStyle w:val="MDPI42tablebody"/>
+              <w:spacing w:line="240" w:lineRule="auto"/>
+            </w:pPr>
+            <w:r>
+              <w:t>The input size of images fed into the network.</w:t>
+            </w:r>
+          </w:p>
+        </w:tc>
+      </w:tr>
+      <w:tr>
+        <w:tc>
+          <w:tcPr>
+            <w:tcW w:w="1645" w:type="dxa"/>
+            <w:tcBorders>
+              <w:right w:val="nil"/>
+            </w:tcBorders>
+            <w:vAlign w:val="center"/>
+          </w:tcPr>
+          <w:p>
+            <w:pPr>
+              <w:pStyle w:val="MDPI42tablebody"/>
+              <w:spacing w:line="240" w:lineRule="auto"/>
+            </w:pPr>
+            <w:r>
+              <w:t>Epochs</w:t>
+            </w:r>
+          </w:p>
+        </w:tc>
+        <w:tc>
+          <w:tcPr>
+            <w:tcW w:w="709" w:type="dxa"/>
+            <w:tcBorders>
+              <w:left w:val="nil"/>
+              <w:right w:val="nil"/>
+            </w:tcBorders>
+            <w:vAlign w:val="center"/>
+          </w:tcPr>
+          <w:p>
+            <w:pPr>
+              <w:pStyle w:val="MDPI42tablebody"/>
+              <w:spacing w:line="240" w:lineRule="auto"/>
+            </w:pPr>
+            <w:r>
+              <w:t>150</w:t>
+            </w:r>
+          </w:p>
+        </w:tc>
+        <w:tc>
+          <w:tcPr>
+            <w:tcW w:w="5503" w:type="dxa"/>
+            <w:tcBorders>
+              <w:left w:val="nil"/>
+            </w:tcBorders>
+            <w:vAlign w:val="center"/>
+          </w:tcPr>
+          <w:p>
+            <w:pPr>
+              <w:pStyle w:val="MDPI42tablebody"/>
+              <w:spacing w:line="240" w:lineRule="auto"/>
+            </w:pPr>
+            <w:r>
+              <w:t>The number of full passes through the dataset.</w:t>
+            </w:r>
+          </w:p>
+        </w:tc>
+      </w:tr>
+      <w:tr>
+        <w:tc>
+          <w:tcPr>
+            <w:tcW w:w="1645" w:type="dxa"/>
+            <w:tcBorders>
+              <w:right w:val="nil"/>
+            </w:tcBorders>
+            <w:vAlign w:val="center"/>
+          </w:tcPr>
+          <w:p>
+            <w:pPr>
+              <w:pStyle w:val="MDPI42tablebody"/>
+              <w:spacing w:line="240" w:lineRule="auto"/>
+            </w:pPr>
+            <w:r>
+              <w:t>Optimizer</w:t>
+            </w:r>
+          </w:p>
+        </w:tc>
+        <w:tc>
+          <w:tcPr>
+            <w:tcW w:w="709" w:type="dxa"/>
+            <w:tcBorders>
+              <w:left w:val="nil"/>
+              <w:right w:val="nil"/>
+            </w:tcBorders>
+            <w:vAlign w:val="center"/>
+          </w:tcPr>
+          <w:p>
+            <w:pPr>
+              <w:pStyle w:val="MDPI42tablebody"/>
+              <w:spacing w:line="240" w:lineRule="auto"/>
+            </w:pPr>
+            <w:r>
+              <w:t>SGD</w:t>
+            </w:r>
+          </w:p>
+        </w:tc>
+        <w:tc>
+          <w:tcPr>
+            <w:tcW w:w="5503" w:type="dxa"/>
+            <w:tcBorders>
+              <w:left w:val="nil"/>
+            </w:tcBorders>
+            <w:vAlign w:val="center"/>
+          </w:tcPr>
+          <w:p>
+            <w:pPr>
+              <w:pStyle w:val="MDPI42tablebody"/>
+              <w:spacing w:line="240" w:lineRule="auto"/>
+            </w:pPr>
+            <w:r>
+              <w:t xml:space="preserve">The optimizer </w:t>
+            </w:r>
+            <w:proofErr w:type="gramStart"/>
+            <w:r>
+              <w:t>used</w:t>
+            </w:r>
+            <w:proofErr w:type="gramEnd"/>
+            <w:r>
+              <w:t xml:space="preserve"> for training, specifically Stochastic Gradient Descent.</w:t>
+            </w:r>
+          </w:p>
+        </w:tc>
+      </w:tr>
+      <w:tr>
+        <w:tc>
+          <w:tcPr>
+            <w:tcW w:w="1645" w:type="dxa"/>
+            <w:tcBorders>
+              <w:right w:val="nil"/>
+            </w:tcBorders>
+            <w:vAlign w:val="center"/>
+          </w:tcPr>
+          <w:p>
+            <w:pPr>
+              <w:pStyle w:val="MDPI42tablebody"/>
+              <w:spacing w:line="240" w:lineRule="auto"/>
+            </w:pPr>
+            <w:r>
+              <w:t>Learning Rate</w:t>
+            </w:r>
+          </w:p>
+        </w:tc>
+        <w:tc>
+          <w:tcPr>
+            <w:tcW w:w="709" w:type="dxa"/>
+            <w:tcBorders>
+              <w:left w:val="nil"/>
+              <w:right w:val="nil"/>
+            </w:tcBorders>
+            <w:vAlign w:val="center"/>
+          </w:tcPr>
+          <w:p>
+            <w:pPr>
+              <w:pStyle w:val="MDPI42tablebody"/>
+              <w:spacing w:line="240" w:lineRule="auto"/>
+            </w:pPr>
+            <w:r>
+              <w:t>0.01</w:t>
+            </w:r>
+          </w:p>
+        </w:tc>
+        <w:tc>
+          <w:tcPr>
+            <w:tcW w:w="5503" w:type="dxa"/>
+            <w:tcBorders>
+              <w:left w:val="nil"/>
+            </w:tcBorders>
+            <w:vAlign w:val="center"/>
+          </w:tcPr>
+          <w:p>
+            <w:pPr>
+              <w:pStyle w:val="MDPI42tablebody"/>
+              <w:spacing w:line="240" w:lineRule="auto"/>
+            </w:pPr>
+            <w:r>
+              <w:t>The rate at which the model’s weights are updated during training.</w:t>
+            </w:r>
+          </w:p>
+        </w:tc>
+      </w:tr>
+      <w:tr>
+        <w:tc>
+          <w:tcPr>
+            <w:tcW w:w="1645" w:type="dxa"/>
+            <w:tcBorders>
+              <w:right w:val="nil"/>
+            </w:tcBorders>
+            <w:vAlign w:val="center"/>
+          </w:tcPr>
+          <w:p>
+            <w:pPr>
+              <w:pStyle w:val="MDPI42tablebody"/>
+              <w:spacing w:line="240" w:lineRule="auto"/>
+            </w:pPr>
+            <w:r>
+              <w:t>Momentum</w:t>
+            </w:r>
+          </w:p>
+        </w:tc>
+        <w:tc>
+          <w:tcPr>
+            <w:tcW w:w="709" w:type="dxa"/>
+            <w:tcBorders>
+              <w:left w:val="nil"/>
+              <w:right w:val="nil"/>
+            </w:tcBorders>
+            <w:vAlign w:val="center"/>
+          </w:tcPr>
+          <w:p>
+            <w:pPr>
+              <w:pStyle w:val="MDPI42tablebody"/>
+              <w:spacing w:line="240" w:lineRule="auto"/>
+            </w:pPr>
+            <w:r>
+              <w:t>0.937</w:t>
+            </w:r>
+          </w:p>
+        </w:tc>
+        <w:tc>
+          <w:tcPr>
+            <w:tcW w:w="5503" w:type="dxa"/>
+            <w:tcBorders>
+              <w:left w:val="nil"/>
+            </w:tcBorders>
+            <w:vAlign w:val="center"/>
+          </w:tcPr>
+          <w:p>
+            <w:pPr>
+              <w:pStyle w:val="MDPI42tablebody"/>
+              <w:spacing w:line="240" w:lineRule="auto"/>
+            </w:pPr>
+            <w:r>
+              <w:t>Momentum used in the optimizer to accelerate convergence.</w:t>
+            </w:r>
+          </w:p>
+        </w:tc>
+      </w:tr>
+      <w:tr>
+        <w:tc>
+          <w:tcPr>
+            <w:tcW w:w="1645" w:type="dxa"/>
+            <w:tcBorders>
+              <w:right w:val="nil"/>
+            </w:tcBorders>
+            <w:vAlign w:val="center"/>
+          </w:tcPr>
+          <w:p>
+            <w:pPr>
+              <w:pStyle w:val="MDPI42tablebody"/>
+              <w:spacing w:line="240" w:lineRule="auto"/>
+            </w:pPr>
+            <w:r>
+              <w:t>Weight Decay</w:t>
+            </w:r>
+          </w:p>
+        </w:tc>
+        <w:tc>
+          <w:tcPr>
+            <w:tcW w:w="709" w:type="dxa"/>
+            <w:tcBorders>
+              <w:left w:val="nil"/>
+              <w:right w:val="nil"/>
+            </w:tcBorders>
+            <w:vAlign w:val="center"/>
+          </w:tcPr>
+          <w:p>
+            <w:pPr>
+              <w:pStyle w:val="MDPI42tablebody"/>
+              <w:spacing w:line="240" w:lineRule="auto"/>
+            </w:pPr>
+            <w:r>
+              <w:t>0.0005</w:t>
+            </w:r>
+          </w:p>
+        </w:tc>
+        <w:tc>
+          <w:tcPr>
+            <w:tcW w:w="5503" w:type="dxa"/>
+            <w:tcBorders>
+              <w:left w:val="nil"/>
+            </w:tcBorders>
+            <w:vAlign w:val="center"/>
+          </w:tcPr>
+          <w:p>
+            <w:pPr>
+              <w:pStyle w:val="MDPI42tablebody"/>
+              <w:spacing w:line="240" w:lineRule="auto"/>
+            </w:pPr>
+            <w:r>
+              <w:t>Regularization to prevent overfitting by penalizing large weights.</w:t>
+            </w:r>
+          </w:p>
+        </w:tc>
+      </w:tr>
+      <w:tr>
+        <w:tc>
+          <w:tcPr>
+            <w:tcW w:w="1645" w:type="dxa"/>
+            <w:tcBorders>
+              <w:right w:val="nil"/>
+            </w:tcBorders>
+            <w:vAlign w:val="center"/>
+          </w:tcPr>
+          <w:p>
+            <w:pPr>
+              <w:pStyle w:val="MDPI42tablebody"/>
+              <w:spacing w:line="240" w:lineRule="auto"/>
+            </w:pPr>
+            <w:r>
+              <w:t>Warmup Epochs</w:t>
+            </w:r>
+          </w:p>
+        </w:tc>
+        <w:tc>
+          <w:tcPr>
+            <w:tcW w:w="709" w:type="dxa"/>
+            <w:tcBorders>
+              <w:left w:val="nil"/>
+              <w:right w:val="nil"/>
+            </w:tcBorders>
+            <w:vAlign w:val="center"/>
+          </w:tcPr>
+          <w:p>
+            <w:pPr>
+              <w:pStyle w:val="MDPI42tablebody"/>
+              <w:spacing w:line="240" w:lineRule="auto"/>
+            </w:pPr>
+            <w:r>
+              <w:t>3</w:t>
+            </w:r>
+          </w:p>
+        </w:tc>
+        <w:tc>
+          <w:tcPr>
+            <w:tcW w:w="5503" w:type="dxa"/>
+            <w:tcBorders>
+              <w:left w:val="nil"/>
+            </w:tcBorders>
+            <w:vAlign w:val="center"/>
+          </w:tcPr>
+          <w:p>
+            <w:pPr>
+              <w:pStyle w:val="MDPI42tablebody"/>
+              <w:spacing w:line="240" w:lineRule="auto"/>
+            </w:pPr>
+            <w:r>
+              <w:t>Number of epochs during which the learning rate increases gradually.</w:t>
+            </w:r>
+          </w:p>
+        </w:tc>
+      </w:tr>
+      <w:tr>
+        <w:tc>
+          <w:tcPr>
+            <w:tcW w:w="1645" w:type="dxa"/>
+            <w:tcBorders>
+              <w:right w:val="nil"/>
+            </w:tcBorders>
+            <w:vAlign w:val="center"/>
+          </w:tcPr>
+          <w:p>
+            <w:pPr>
+              <w:pStyle w:val="MDPI42tablebody"/>
+              <w:spacing w:line="240" w:lineRule="auto"/>
+              <w:rPr>
+                <w:rFonts w:eastAsiaTheme="minorEastAsia" w:hint="eastAsia"/>
+                <w:lang w:eastAsia="zh-CN"/>
+              </w:rPr>
+            </w:pPr>
+            <w:r>
+              <w:rPr>
+                <w:rFonts w:eastAsiaTheme="minorEastAsia"/>
+                <w:lang w:eastAsia="zh-CN"/>
+              </w:rPr>
+              <w:t>Conf. Threshold</w:t>
+            </w:r>
+          </w:p>
+        </w:tc>
+        <w:tc>
+          <w:tcPr>
+            <w:tcW w:w="709" w:type="dxa"/>
+            <w:tcBorders>
+              <w:left w:val="nil"/>
+              <w:right w:val="nil"/>
+            </w:tcBorders>
+            <w:vAlign w:val="center"/>
+          </w:tcPr>
+          <w:p>
+            <w:pPr>
+              <w:pStyle w:val="MDPI42tablebody"/>
+              <w:spacing w:line="240" w:lineRule="auto"/>
+            </w:pPr>
+            <w:r>
+              <w:t>0.5</w:t>
+            </w:r>
+          </w:p>
+        </w:tc>
+        <w:tc>
+          <w:tcPr>
+            <w:tcW w:w="5503" w:type="dxa"/>
+            <w:tcBorders>
+              <w:left w:val="nil"/>
+            </w:tcBorders>
+            <w:vAlign w:val="center"/>
+          </w:tcPr>
+          <w:p>
+            <w:pPr>
+              <w:pStyle w:val="MDPI42tablebody"/>
+              <w:spacing w:line="240" w:lineRule="auto"/>
+            </w:pPr>
+            <w:r>
+              <w:t>Confidence threshold for considering predictions valid.</w:t>
+            </w:r>
+          </w:p>
+        </w:tc>
+      </w:tr>
+      <w:tr>
+        <w:tc>
+          <w:tcPr>
+            <w:tcW w:w="1645" w:type="dxa"/>
+            <w:tcBorders>
+              <w:bottom w:val="single" w:sz="8" w:space="0" w:color="auto"/>
+              <w:right w:val="nil"/>
+            </w:tcBorders>
+            <w:vAlign w:val="center"/>
+          </w:tcPr>
+          <w:p>
+            <w:pPr>
+              <w:pStyle w:val="MDPI42tablebody"/>
+              <w:spacing w:line="240" w:lineRule="auto"/>
+              <w:rPr>
+                <w:rFonts w:eastAsiaTheme="minorEastAsia" w:hint="eastAsia"/>
+                <w:lang w:eastAsia="zh-CN"/>
+              </w:rPr>
+            </w:pPr>
+            <w:r>
+              <w:rPr>
+                <w:rFonts w:eastAsiaTheme="minorEastAsia"/>
+                <w:lang w:eastAsia="zh-CN"/>
+              </w:rPr>
+              <w:t>IOU Threshold</w:t>
+            </w:r>
+          </w:p>
+        </w:tc>
+        <w:tc>
+          <w:tcPr>
+            <w:tcW w:w="709" w:type="dxa"/>
+            <w:tcBorders>
+              <w:left w:val="nil"/>
+              <w:bottom w:val="single" w:sz="8" w:space="0" w:color="auto"/>
+              <w:right w:val="nil"/>
+            </w:tcBorders>
+            <w:vAlign w:val="center"/>
+          </w:tcPr>
+          <w:p>
+            <w:pPr>
+              <w:pStyle w:val="MDPI42tablebody"/>
+              <w:spacing w:line="240" w:lineRule="auto"/>
+            </w:pPr>
+            <w:r>
+              <w:t>0.7</w:t>
+            </w:r>
+          </w:p>
+        </w:tc>
+        <w:tc>
+          <w:tcPr>
+            <w:tcW w:w="5503" w:type="dxa"/>
+            <w:tcBorders>
+              <w:left w:val="nil"/>
+              <w:bottom w:val="single" w:sz="8" w:space="0" w:color="auto"/>
+            </w:tcBorders>
+            <w:vAlign w:val="center"/>
+          </w:tcPr>
+          <w:p>
+            <w:pPr>
+              <w:pStyle w:val="MDPI42tablebody"/>
+              <w:spacing w:line="240" w:lineRule="auto"/>
+            </w:pPr>
+            <w:r>
+              <w:t>Threshold for non-maximum suppression (NMS).</w:t>
+            </w:r>
+          </w:p>
+        </w:tc>
+      </w:tr>
+    </w:tbl>
+    <w:p>
+      <w:pPr>
+        <w:pStyle w:val="MDPI31text"/>
+        <w:rPr>
+          <w:rFonts w:eastAsiaTheme="minorEastAsia"/>
+          <w:lang w:eastAsia="zh-CN"/>
+        </w:rPr>
+      </w:pPr>
+    </w:p>
+    <w:p>
+      <w:pPr>
+        <w:pStyle w:val="MDPI31text"/>
+        <w:rPr>
+          <w:rFonts w:eastAsiaTheme="minorEastAsia"/>
+          <w:lang w:eastAsia="zh-CN"/>
+        </w:rPr>
+      </w:pPr>
+    </w:p>
+    <w:p>
+      <w:pPr>
+        <w:pStyle w:val="MDPI31text"/>
+        <w:rPr>
+          <w:rFonts w:eastAsiaTheme="minorEastAsia"/>
+          <w:lang w:eastAsia="zh-CN"/>
+        </w:rPr>
+      </w:pPr>
+    </w:p>
+    <w:p>
+      <w:pPr>
+        <w:pStyle w:val="MDPI31text"/>
+        <w:rPr>
+          <w:rFonts w:eastAsiaTheme="minorEastAsia"/>
+          <w:lang w:eastAsia="zh-CN"/>
+        </w:rPr>
+      </w:pPr>
+    </w:p>
+    <w:p>
+      <w:pPr>
+        <w:pStyle w:val="MDPI31text"/>
+        <w:rPr>
+          <w:rFonts w:eastAsiaTheme="minorEastAsia" w:hint="eastAsia"/>
+          <w:lang w:eastAsia="zh-CN"/>
+        </w:rPr>
+      </w:pPr>
+    </w:p>
+    <w:p>
+      <w:pPr>
+        <w:pStyle w:val="MDPI22heading2"/>
+        <w:spacing w:before="240"/>
+        <w:rPr>
           <w:noProof w:val="0"/>
         </w:rPr>
       </w:pPr>
@@ -4912,12 +7450,16 @@
         <w:spacing w:before="60"/>
       </w:pPr>
       <w:r>
-        <w:lastRenderedPageBreak/>
         <w:t>F</w:t>
       </w:r>
       <w:r>
-        <w:t>irst bullet;</w:t>
-      </w:r>
+        <w:t xml:space="preserve">irst </w:t>
+      </w:r>
+      <w:proofErr w:type="gramStart"/>
+      <w:r>
+        <w:t>bullet;</w:t>
+      </w:r>
+      <w:proofErr w:type="gramEnd"/>
     </w:p>
     <w:p>
       <w:pPr>
@@ -4927,8 +7469,13 @@
         <w:t>S</w:t>
       </w:r>
       <w:r>
-        <w:t>econd bullet;</w:t>
-      </w:r>
+        <w:t xml:space="preserve">econd </w:t>
+      </w:r>
+      <w:proofErr w:type="gramStart"/>
+      <w:r>
+        <w:t>bullet;</w:t>
+      </w:r>
+      <w:proofErr w:type="gramEnd"/>
     </w:p>
     <w:p>
       <w:pPr>
@@ -4963,8 +7510,13 @@
         <w:t>F</w:t>
       </w:r>
       <w:r>
-        <w:t>irst item;</w:t>
-      </w:r>
+        <w:t xml:space="preserve">irst </w:t>
+      </w:r>
+      <w:proofErr w:type="gramStart"/>
+      <w:r>
+        <w:t>item;</w:t>
+      </w:r>
+      <w:proofErr w:type="gramEnd"/>
     </w:p>
     <w:p>
       <w:pPr>
@@ -4974,8 +7526,13 @@
         <w:t>S</w:t>
       </w:r>
       <w:r>
-        <w:t>econd item;</w:t>
-      </w:r>
+        <w:t xml:space="preserve">econd </w:t>
+      </w:r>
+      <w:proofErr w:type="gramStart"/>
+      <w:r>
+        <w:t>item;</w:t>
+      </w:r>
+      <w:proofErr w:type="gramEnd"/>
     </w:p>
     <w:p>
       <w:pPr>
@@ -5038,6 +7595,7 @@
           <w:noProof/>
           <w:snapToGrid/>
         </w:rPr>
+        <w:lastRenderedPageBreak/>
         <w:drawing>
           <wp:inline distT="0" distB="0" distL="0" distR="0" wp14:anchorId="71692FE3" wp14:editId="6B5F1DE2">
             <wp:extent cx="2098800" cy="1378800"/>
@@ -5639,7 +8197,6 @@
                 <w:b/>
                 <w:bCs/>
               </w:rPr>
-              <w:lastRenderedPageBreak/>
               <w:t>Title 1</w:t>
             </w:r>
           </w:p>
@@ -6601,6 +9158,7 @@
         <w:rPr>
           <w:noProof w:val="0"/>
         </w:rPr>
+        <w:lastRenderedPageBreak/>
         <w:t>3.3. Formatting of Mathematical Components</w:t>
       </w:r>
     </w:p>
@@ -6663,8 +9221,13 @@
       <w:pPr>
         <w:pStyle w:val="MDPI32textnoindent"/>
       </w:pPr>
-      <w:r>
-        <w:t>the text following an equation need not be a new paragraph. Please punctuate equations as regular text.</w:t>
+      <w:proofErr w:type="gramStart"/>
+      <w:r>
+        <w:t>the</w:t>
+      </w:r>
+      <w:proofErr w:type="gramEnd"/>
+      <w:r>
+        <w:t xml:space="preserve"> text following an equation need not be a new paragraph. Please punctuate equations as regular text.</w:t>
       </w:r>
     </w:p>
     <w:p>
@@ -6737,8 +9300,13 @@
       <w:pPr>
         <w:pStyle w:val="MDPI32textnoindent"/>
       </w:pPr>
-      <w:r>
-        <w:t>the text following an equation need not be a new paragraph. Please punctuate equations as regular text.</w:t>
+      <w:proofErr w:type="gramStart"/>
+      <w:r>
+        <w:t>the</w:t>
+      </w:r>
+      <w:proofErr w:type="gramEnd"/>
+      <w:r>
+        <w:t xml:space="preserve"> text following an equation need not be a new paragraph. Please punctuate equations as regular text.</w:t>
       </w:r>
     </w:p>
     <w:p>
@@ -6794,7 +9362,15 @@
         <w:pStyle w:val="MDPI31text"/>
       </w:pPr>
       <w:r>
-        <w:t>The text continues here. Proofs must be formatted as follows:</w:t>
+        <w:t xml:space="preserve">The text continues here. </w:t>
+      </w:r>
+      <w:proofErr w:type="gramStart"/>
+      <w:r>
+        <w:t>Proofs</w:t>
+      </w:r>
+      <w:proofErr w:type="gramEnd"/>
+      <w:r>
+        <w:t xml:space="preserve"> must be formatted as follows:</w:t>
       </w:r>
     </w:p>
     <w:p>
@@ -6889,7 +9465,6 @@
         <w:pStyle w:val="MDPI31text"/>
       </w:pPr>
       <w:r>
-        <w:lastRenderedPageBreak/>
         <w:t xml:space="preserve">This section is </w:t>
       </w:r>
       <w:r>
@@ -6923,8 +9498,13 @@
         <w:t>https://www.mdpi.com/article/doi/s1</w:t>
       </w:r>
       <w:r>
-        <w:t>, Figure S1: title; Table S1: title; Video S1: title.</w:t>
-      </w:r>
+        <w:t xml:space="preserve">, Figure S1: title; Table S1: </w:t>
+      </w:r>
+      <w:proofErr w:type="gramStart"/>
+      <w:r>
+        <w:t>title; Video S1: title.</w:t>
+      </w:r>
+      <w:proofErr w:type="gramEnd"/>
     </w:p>
     <w:p>
       <w:pPr>
@@ -6968,6 +9548,7 @@
         <w:rPr>
           <w:b/>
         </w:rPr>
+        <w:lastRenderedPageBreak/>
         <w:t>Funding:</w:t>
       </w:r>
       <w:r>
@@ -7017,7 +9598,15 @@
         <w:t xml:space="preserve">In this section, you can acknowledge </w:t>
       </w:r>
       <w:r>
-        <w:t>any support given which is not covered by the author contribution or funding sections. This may include administrative and technical support, or donations in kind (e.g., materials used for experiments).</w:t>
+        <w:t xml:space="preserve">any support given which is not covered by the </w:t>
+      </w:r>
+      <w:proofErr w:type="gramStart"/>
+      <w:r>
+        <w:t>author</w:t>
+      </w:r>
+      <w:proofErr w:type="gramEnd"/>
+      <w:r>
+        <w:t xml:space="preserve"> contribution or funding sections. This may include administrative and technical support, or donations in kind (e.g., materials used for experiments).</w:t>
       </w:r>
       <w:r>
         <w:t xml:space="preserve"> Where GenAI has been used for purposes such as generating text, data, or graphics, or for study design, data collection, analysis, or interpretation of data, please add “During the preparation of this manuscript/study, the author(s) used [tool name, version information] for the purposes of [description of use]. The authors have reviewed and edited the output and take full responsibility for the content of this publication.”</w:t>
@@ -7270,8 +9859,17 @@
                 <w:sz w:val="18"/>
                 <w:szCs w:val="18"/>
               </w:rPr>
-              <w:t>Three letter acronym</w:t>
-            </w:r>
+              <w:t xml:space="preserve">Three letter </w:t>
+            </w:r>
+            <w:proofErr w:type="gramStart"/>
+            <w:r>
+              <w:rPr>
+                <w:sz w:val="18"/>
+                <w:szCs w:val="18"/>
+              </w:rPr>
+              <w:t>acronym</w:t>
+            </w:r>
+            <w:proofErr w:type="gramEnd"/>
           </w:p>
         </w:tc>
       </w:tr>
@@ -7689,7 +10287,6 @@
                 <w:szCs w:val="18"/>
                 <w:lang w:eastAsia="zh-CN"/>
               </w:rPr>
-              <w:lastRenderedPageBreak/>
               <w:t>UAV</w:t>
             </w:r>
           </w:p>
@@ -7879,6 +10476,7 @@
               <w:spacing w:line="240" w:lineRule="auto"/>
             </w:pPr>
             <w:r>
+              <w:lastRenderedPageBreak/>
               <w:t>entry 1</w:t>
             </w:r>
           </w:p>
@@ -8059,8 +10657,13 @@
       <w:r>
         <w:t xml:space="preserve"> are permitted </w:t>
       </w:r>
-      <w:r>
-        <w:t xml:space="preserve">provided that they also appear in the reference list here. </w:t>
+      <w:proofErr w:type="gramStart"/>
+      <w:r>
+        <w:t>provided that</w:t>
+      </w:r>
+      <w:proofErr w:type="gramEnd"/>
+      <w:r>
+        <w:t xml:space="preserve"> they also appear in the reference list here. </w:t>
       </w:r>
     </w:p>
     <w:p>
@@ -8083,8 +10686,13 @@
         <w:ind w:left="425"/>
       </w:pPr>
       <w:r>
-        <w:t>In the text, reference numbers should be placed in square brackets [ ]</w:t>
-      </w:r>
+        <w:t xml:space="preserve">In the text, reference numbers should be placed in square brackets </w:t>
+      </w:r>
+      <w:proofErr w:type="gramStart"/>
+      <w:r>
+        <w:t>[ ]</w:t>
+      </w:r>
+      <w:proofErr w:type="gramEnd"/>
       <w:r>
         <w:t xml:space="preserve"> and placed before the punctuation; for example </w:t>
       </w:r>
@@ -8913,9 +11521,9 @@
   </w:abstractNum>
   <w:abstractNum w:abstractNumId="1" w15:restartNumberingAfterBreak="0">
     <w:nsid w:val="18B468F5"/>
-    <w:multiLevelType w:val="hybridMultilevel"/>
-    <w:tmpl w:val="E25CA1B6"/>
-    <w:lvl w:ilvl="0" w:tplc="0FFE0458">
+    <w:multiLevelType w:val="multilevel"/>
+    <w:tmpl w:val="9AECB90A"/>
+    <w:lvl w:ilvl="0">
       <w:start w:val="1"/>
       <w:numFmt w:val="decimal"/>
       <w:lvlRestart w:val="0"/>
@@ -8932,77 +11540,109 @@
         <w:vertAlign w:val="baseline"/>
       </w:rPr>
     </w:lvl>
-    <w:lvl w:ilvl="1" w:tplc="04090019" w:tentative="1">
-      <w:start w:val="1"/>
-      <w:numFmt w:val="lowerLetter"/>
-      <w:lvlText w:val="%2."/>
+    <w:lvl w:ilvl="1">
+      <w:start w:val="3"/>
+      <w:numFmt w:val="decimal"/>
+      <w:isLgl/>
+      <w:lvlText w:val="%1.%2."/>
       <w:lvlJc w:val="left"/>
       <w:pPr>
-        <w:ind w:left="1440" w:hanging="360"/>
-      </w:pPr>
+        <w:ind w:left="2968" w:hanging="360"/>
+      </w:pPr>
+      <w:rPr>
+        <w:rFonts w:eastAsia="Times New Roman" w:hint="default"/>
+      </w:rPr>
     </w:lvl>
-    <w:lvl w:ilvl="2" w:tplc="0409001B" w:tentative="1">
-      <w:start w:val="1"/>
-      <w:numFmt w:val="lowerRoman"/>
-      <w:lvlText w:val="%3."/>
-      <w:lvlJc w:val="right"/>
-      <w:pPr>
-        <w:ind w:left="2160" w:hanging="180"/>
-      </w:pPr>
-    </w:lvl>
-    <w:lvl w:ilvl="3" w:tplc="0409000F" w:tentative="1">
+    <w:lvl w:ilvl="2">
       <w:start w:val="1"/>
       <w:numFmt w:val="decimal"/>
-      <w:lvlText w:val="%4."/>
+      <w:isLgl/>
+      <w:lvlText w:val="%1.%2.%3."/>
       <w:lvlJc w:val="left"/>
       <w:pPr>
-        <w:ind w:left="2880" w:hanging="360"/>
-      </w:pPr>
+        <w:ind w:left="3328" w:hanging="720"/>
+      </w:pPr>
+      <w:rPr>
+        <w:rFonts w:eastAsia="Times New Roman" w:hint="default"/>
+      </w:rPr>
     </w:lvl>
-    <w:lvl w:ilvl="4" w:tplc="04090019" w:tentative="1">
-      <w:start w:val="1"/>
-      <w:numFmt w:val="lowerLetter"/>
-      <w:lvlText w:val="%5."/>
-      <w:lvlJc w:val="left"/>
-      <w:pPr>
-        <w:ind w:left="3600" w:hanging="360"/>
-      </w:pPr>
-    </w:lvl>
-    <w:lvl w:ilvl="5" w:tplc="0409001B" w:tentative="1">
-      <w:start w:val="1"/>
-      <w:numFmt w:val="lowerRoman"/>
-      <w:lvlText w:val="%6."/>
-      <w:lvlJc w:val="right"/>
-      <w:pPr>
-        <w:ind w:left="4320" w:hanging="180"/>
-      </w:pPr>
-    </w:lvl>
-    <w:lvl w:ilvl="6" w:tplc="0409000F" w:tentative="1">
+    <w:lvl w:ilvl="3">
       <w:start w:val="1"/>
       <w:numFmt w:val="decimal"/>
-      <w:lvlText w:val="%7."/>
+      <w:isLgl/>
+      <w:lvlText w:val="%1.%2.%3.%4."/>
       <w:lvlJc w:val="left"/>
       <w:pPr>
-        <w:ind w:left="5040" w:hanging="360"/>
-      </w:pPr>
+        <w:ind w:left="3328" w:hanging="720"/>
+      </w:pPr>
+      <w:rPr>
+        <w:rFonts w:eastAsia="Times New Roman" w:hint="default"/>
+      </w:rPr>
     </w:lvl>
-    <w:lvl w:ilvl="7" w:tplc="04090019" w:tentative="1">
+    <w:lvl w:ilvl="4">
       <w:start w:val="1"/>
-      <w:numFmt w:val="lowerLetter"/>
-      <w:lvlText w:val="%8."/>
+      <w:numFmt w:val="decimal"/>
+      <w:isLgl/>
+      <w:lvlText w:val="%1.%2.%3.%4.%5."/>
       <w:lvlJc w:val="left"/>
       <w:pPr>
-        <w:ind w:left="5760" w:hanging="360"/>
-      </w:pPr>
+        <w:ind w:left="3688" w:hanging="1080"/>
+      </w:pPr>
+      <w:rPr>
+        <w:rFonts w:eastAsia="Times New Roman" w:hint="default"/>
+      </w:rPr>
     </w:lvl>
-    <w:lvl w:ilvl="8" w:tplc="0409001B" w:tentative="1">
+    <w:lvl w:ilvl="5">
       <w:start w:val="1"/>
-      <w:numFmt w:val="lowerRoman"/>
-      <w:lvlText w:val="%9."/>
-      <w:lvlJc w:val="right"/>
-      <w:pPr>
-        <w:ind w:left="6480" w:hanging="180"/>
-      </w:pPr>
+      <w:numFmt w:val="decimal"/>
+      <w:isLgl/>
+      <w:lvlText w:val="%1.%2.%3.%4.%5.%6."/>
+      <w:lvlJc w:val="left"/>
+      <w:pPr>
+        <w:ind w:left="3688" w:hanging="1080"/>
+      </w:pPr>
+      <w:rPr>
+        <w:rFonts w:eastAsia="Times New Roman" w:hint="default"/>
+      </w:rPr>
+    </w:lvl>
+    <w:lvl w:ilvl="6">
+      <w:start w:val="1"/>
+      <w:numFmt w:val="decimal"/>
+      <w:isLgl/>
+      <w:lvlText w:val="%1.%2.%3.%4.%5.%6.%7."/>
+      <w:lvlJc w:val="left"/>
+      <w:pPr>
+        <w:ind w:left="3688" w:hanging="1080"/>
+      </w:pPr>
+      <w:rPr>
+        <w:rFonts w:eastAsia="Times New Roman" w:hint="default"/>
+      </w:rPr>
+    </w:lvl>
+    <w:lvl w:ilvl="7">
+      <w:start w:val="1"/>
+      <w:numFmt w:val="decimal"/>
+      <w:isLgl/>
+      <w:lvlText w:val="%1.%2.%3.%4.%5.%6.%7.%8."/>
+      <w:lvlJc w:val="left"/>
+      <w:pPr>
+        <w:ind w:left="4048" w:hanging="1440"/>
+      </w:pPr>
+      <w:rPr>
+        <w:rFonts w:eastAsia="Times New Roman" w:hint="default"/>
+      </w:rPr>
+    </w:lvl>
+    <w:lvl w:ilvl="8">
+      <w:start w:val="1"/>
+      <w:numFmt w:val="decimal"/>
+      <w:isLgl/>
+      <w:lvlText w:val="%1.%2.%3.%4.%5.%6.%7.%8.%9."/>
+      <w:lvlJc w:val="left"/>
+      <w:pPr>
+        <w:ind w:left="4048" w:hanging="1440"/>
+      </w:pPr>
+      <w:rPr>
+        <w:rFonts w:eastAsia="Times New Roman" w:hint="default"/>
+      </w:rPr>
     </w:lvl>
   </w:abstractNum>
   <w:abstractNum w:abstractNumId="2" w15:restartNumberingAfterBreak="0">
